--- a/CS109xb_introduction_to_neural_networks_and_Deep_Learning_with_Python/apuntes-redes-neuronales.docx
+++ b/CS109xb_introduction_to_neural_networks_and_Deep_Learning_with_Python/apuntes-redes-neuronales.docx
@@ -36731,6 +36731,6101 @@
           <w:color w:val="595959"/>
         </w:rPr>
         <w:t>En conclusión, el descenso de gradiente estocástico y la configuración de mini-lotes representan la columna vertebral de la optimización moderna en aprendizaje profundo, logrando un equilibrio idóneo entre aceleración del cálculo, eficiencia de memoria y capacidad de escape de mínimos subóptimos.</w:t>
+      </w:r>
+    </w:p>
+    <w:p/>
+    <w:p/>
+    <w:p/>
+    <w:p/>
+    <w:p/>
+    <w:p/>
+    <w:p/>
+    <w:p/>
+    <w:p/>
+    <w:p/>
+    <w:p/>
+    <w:p/>
+    <w:p>
+      <w:pPr>
+        <w:spacing w:after="40"/>
+      </w:pPr>
+      <w:r>
+        <w:rPr>
+          <w:rFonts w:ascii="Arial" w:hAnsi="Arial"/>
+          <w:b/>
+          <w:color w:val="1F4E78"/>
+          <w:sz w:val="44"/>
+        </w:rPr>
+        <w:lastRenderedPageBreak/>
+        <w:t>Apuntes de Clase: Introducción a la Retropropagación</w:t>
+      </w:r>
+    </w:p>
+    <w:p>
+      <w:pPr>
+        <w:spacing w:after="360"/>
+      </w:pPr>
+      <w:r>
+        <w:rPr>
+          <w:rFonts w:ascii="Arial" w:hAnsi="Arial"/>
+          <w:i/>
+          <w:color w:val="2E75B6"/>
+          <w:sz w:val="26"/>
+        </w:rPr>
+        <w:t>El motor del entrenamiento de redes neuronales, diferenciación automática y grafos computacionales</w:t>
+      </w:r>
+    </w:p>
+    <w:p>
+      <w:pPr>
+        <w:pBdr>
+          <w:bottom w:val="single" w:sz="12" w:space="1" w:color="1F4E78"/>
+        </w:pBdr>
+        <w:spacing w:after="240"/>
+      </w:pPr>
+    </w:p>
+    <w:p>
+      <w:pPr>
+        <w:pStyle w:val="Ttulo1"/>
+        <w:spacing w:before="240" w:after="120"/>
+      </w:pPr>
+      <w:r>
+        <w:rPr>
+          <w:rFonts w:ascii="Arial" w:hAnsi="Arial"/>
+          <w:color w:val="1F4E78"/>
+          <w:sz w:val="32"/>
+        </w:rPr>
+        <w:t>1. El Motor del Aprendizaje Profundo: Motivación de la Retropropagación</w:t>
+      </w:r>
+    </w:p>
+    <w:p>
+      <w:r>
+        <w:rPr>
+          <w:color w:val="262626"/>
+        </w:rPr>
+        <w:t xml:space="preserve">La </w:t>
+      </w:r>
+      <w:r>
+        <w:rPr>
+          <w:b/>
+          <w:color w:val="1F4E78"/>
+        </w:rPr>
+        <w:t>retropropagación (backpropagation)</w:t>
+      </w:r>
+      <w:r>
+        <w:t xml:space="preserve"> constituye el algoritmo fundamental y el motor impulsador del entrenamiento en redes neuronales modernas. Su propósito central es permitir que el modelo aprenda y optimice su comportamiento ajustando de forma continua sus parámetros internos (pesos y sesgos) en respuesta a las desviaciones o errores cometidos en las predicciones.</w:t>
+      </w:r>
+    </w:p>
+    <w:p>
+      <w:r>
+        <w:t xml:space="preserve">En la teoría de optimización mediante descenso del gradiente, la retropropagación resuelve la primera y más crucial consideración técnica: la </w:t>
+      </w:r>
+      <w:r>
+        <w:rPr>
+          <w:b/>
+        </w:rPr>
+        <w:t>necesidad estricta de calcular derivadas</w:t>
+      </w:r>
+      <w:r>
+        <w:t>. Mientras que las otras tres consideraciones abarcan la elección de la tasa de aprendizaje (eta), la prevención de estancamiento en mínimos locales y el cálculo eficiente de pérdidas a gran escala mediante lotes, la retropropagación proporciona la arquitectura matemática para obtener los gradientes con respecto a cada parámetro del sistema.</w:t>
+      </w:r>
+    </w:p>
+    <w:tbl>
+      <w:tblPr>
+        <w:tblW w:w="0" w:type="auto"/>
+        <w:jc w:val="center"/>
+        <w:tblLayout w:type="fixed"/>
+        <w:tblLook w:val="04A0" w:firstRow="1" w:lastRow="0" w:firstColumn="1" w:lastColumn="0" w:noHBand="0" w:noVBand="1"/>
+      </w:tblPr>
+      <w:tblGrid>
+        <w:gridCol w:w="9360"/>
+      </w:tblGrid>
+      <w:tr>
+        <w:trPr>
+          <w:jc w:val="center"/>
+        </w:trPr>
+        <w:tc>
+          <w:tcPr>
+            <w:tcW w:w="9360" w:type="dxa"/>
+            <w:tcBorders>
+              <w:left w:val="single" w:sz="24" w:space="0" w:color="1F4E78"/>
+            </w:tcBorders>
+            <w:shd w:val="clear" w:color="auto" w:fill="F2F4F7"/>
+            <w:tcMar>
+              <w:top w:w="140" w:type="dxa"/>
+              <w:left w:w="200" w:type="dxa"/>
+              <w:bottom w:w="140" w:type="dxa"/>
+              <w:right w:w="200" w:type="dxa"/>
+            </w:tcMar>
+          </w:tcPr>
+          <w:p>
+            <w:pPr>
+              <w:spacing w:after="40"/>
+            </w:pPr>
+            <w:r>
+              <w:rPr>
+                <w:b/>
+                <w:color w:val="1F4E78"/>
+              </w:rPr>
+              <w:t>La Necesidad de un Formalismo Sistemático</w:t>
+            </w:r>
+            <w:r>
+              <w:rPr>
+                <w:b/>
+                <w:color w:val="1F4E78"/>
+              </w:rPr>
+              <w:br/>
+            </w:r>
+            <w:r>
+              <w:t>Aunque herramientas como Wolfram Alpha, ChatGPT o Gemini pueden derivar funciones analíticas en principio, la práctica del aprendizaje profundo exige un formalismo estructurado y automatizable. No es viable copiar y pegar ecuaciones manualmente durante el entrenamiento de una red con millones de parámetros; se requiere un marco sistemático capaz de propagar gradientes a través de múltiples capas y nodos.</w:t>
+            </w:r>
+          </w:p>
+        </w:tc>
+      </w:tr>
+    </w:tbl>
+    <w:p>
+      <w:pPr>
+        <w:pStyle w:val="Ttulo1"/>
+        <w:spacing w:before="320" w:after="120"/>
+      </w:pPr>
+      <w:r>
+        <w:rPr>
+          <w:rFonts w:ascii="Arial" w:hAnsi="Arial"/>
+          <w:color w:val="1F4E78"/>
+          <w:sz w:val="32"/>
+        </w:rPr>
+        <w:t>2. Formalismo Matemático y la Regla de la Cadena</w:t>
+      </w:r>
+    </w:p>
+    <w:p>
+      <w:r>
+        <w:t xml:space="preserve">Para construir un cálculo sistemático de gradientes, la retropropagación se apoya rigurosamente en la </w:t>
+      </w:r>
+      <w:r>
+        <w:rPr>
+          <w:b/>
+        </w:rPr>
+        <w:t>Regla de la Cadena</w:t>
+      </w:r>
+      <w:r>
+        <w:t>. Esta regla matemática permite descomponer la derivada de una función compuesta compleja en un producto de derivadas parciales locales correspondientes a cada paso de transformación en la red.</w:t>
+      </w:r>
+    </w:p>
+    <w:p>
+      <w:r>
+        <w:t>El flujo funcional opera en dos pasadas diferenciadas:</w:t>
+      </w:r>
+    </w:p>
+    <w:p>
+      <w:pPr>
+        <w:pStyle w:val="Listaconvietas"/>
+        <w:spacing w:after="120"/>
+      </w:pPr>
+      <w:r>
+        <w:rPr>
+          <w:b/>
+        </w:rPr>
+        <w:t xml:space="preserve">Paso hacia Adelante (Forward Pass): </w:t>
+      </w:r>
+      <w:r>
+        <w:t>Las entradas avanzan a través de las capas ocultas y las funciones de activación para calcular las predicciones del modelo y evaluar la pérdida global.</w:t>
+      </w:r>
+    </w:p>
+    <w:p>
+      <w:pPr>
+        <w:pStyle w:val="Listaconvietas"/>
+        <w:spacing w:after="120"/>
+      </w:pPr>
+      <w:r>
+        <w:rPr>
+          <w:b/>
+        </w:rPr>
+        <w:lastRenderedPageBreak/>
+        <w:t xml:space="preserve">Paso hacia Atrás (Backward Pass): </w:t>
+      </w:r>
+      <w:r>
+        <w:t>La señal de error de la pérdida se propaga en dirección inversa, aplicando la regla de la cadena nodo por nodo para actualizar cada peso según su contribución al error total.</w:t>
+      </w:r>
+    </w:p>
+    <w:p>
+      <w:pPr>
+        <w:pStyle w:val="Ttulo1"/>
+        <w:spacing w:before="320" w:after="120"/>
+      </w:pPr>
+      <w:r>
+        <w:rPr>
+          <w:rFonts w:ascii="Arial" w:hAnsi="Arial"/>
+          <w:color w:val="1F4E78"/>
+          <w:sz w:val="32"/>
+        </w:rPr>
+        <w:t>3. Estructura y Temario de la Lección de Retropropagación</w:t>
+      </w:r>
+    </w:p>
+    <w:p>
+      <w:r>
+        <w:t>La lección sobre retropropagación organiza sus contenidos en tres grandes bloques conceptuales que guían desde las bases matemáticas hasta la ejecución en entornos de computación modernos:</w:t>
+      </w:r>
+    </w:p>
+    <w:p>
+      <w:pPr>
+        <w:pStyle w:val="Listaconvietas"/>
+        <w:spacing w:after="120"/>
+      </w:pPr>
+      <w:r>
+        <w:rPr>
+          <w:b/>
+        </w:rPr>
+        <w:t xml:space="preserve">Fundamentos y Ejemplos de Gradientes: </w:t>
+      </w:r>
+      <w:r>
+        <w:t>Revisión de consideraciones del descenso de gradiente, repaso de la regla de la cadena, regresión logística, formulación matemática, motivación del algoritmo, el problema de generalización y el análisis paso a paso del Error Cuadrático Medio (MSE), demostrando por qué el cálculo manual se vuelve tedioso en modelos complejos.</w:t>
+      </w:r>
+    </w:p>
+    <w:p>
+      <w:pPr>
+        <w:pStyle w:val="Listaconvietas"/>
+        <w:spacing w:after="120"/>
+      </w:pPr>
+      <w:r>
+        <w:rPr>
+          <w:b/>
+        </w:rPr>
+        <w:t xml:space="preserve">Diferenciación Automática y Grafos Computacionales: </w:t>
+      </w:r>
+      <w:r>
+        <w:t>Definición de los bloques de construcción de la diferenciación automática y la representación del modelo mediante grafos computacionales. Se detalla cómo los marcos de trabajo (frameworks) modernos ejecutan las operaciones sobre estos grafos paso a paso.</w:t>
+      </w:r>
+    </w:p>
+    <w:p>
+      <w:pPr>
+        <w:pStyle w:val="Listaconvietas"/>
+        <w:spacing w:after="120"/>
+      </w:pPr>
+      <w:r>
+        <w:rPr>
+          <w:b/>
+        </w:rPr>
+        <w:t xml:space="preserve">Modos de Diferenciación y Flujo de Trabajo: </w:t>
+      </w:r>
+      <w:r>
+        <w:t>Análisis del Modo Directo (Forward Mode) y Modo Inverso (Reverse Mode), criterios de selección según la dimensión de entradas y salidas, e integración en el flujo de trabajo típico de construcción, entrenamiento y despliegue de redes neuronales.</w:t>
+      </w:r>
+    </w:p>
+    <w:p>
+      <w:pPr>
+        <w:pStyle w:val="Ttulo1"/>
+        <w:spacing w:before="320" w:after="120"/>
+      </w:pPr>
+      <w:r>
+        <w:rPr>
+          <w:rFonts w:ascii="Arial" w:hAnsi="Arial"/>
+          <w:color w:val="1F4E78"/>
+          <w:sz w:val="32"/>
+        </w:rPr>
+        <w:t>4. Síntesis de Componentes del Temario de Retropropagación</w:t>
+      </w:r>
+    </w:p>
+    <w:p>
+      <w:r>
+        <w:t>La siguiente tabla resume los temas principales cubiertos en la lección, su objetivo metodológico y su relevancia dentro del ciclo de desarrollo de modelos de aprendizaje profundo:</w:t>
+      </w:r>
+    </w:p>
+    <w:tbl>
+      <w:tblPr>
+        <w:tblW w:w="0" w:type="auto"/>
+        <w:jc w:val="center"/>
+        <w:tblLayout w:type="fixed"/>
+        <w:tblLook w:val="04A0" w:firstRow="1" w:lastRow="0" w:firstColumn="1" w:lastColumn="0" w:noHBand="0" w:noVBand="1"/>
+      </w:tblPr>
+      <w:tblGrid>
+        <w:gridCol w:w="2592"/>
+        <w:gridCol w:w="3312"/>
+        <w:gridCol w:w="3456"/>
+      </w:tblGrid>
+      <w:tr>
+        <w:trPr>
+          <w:jc w:val="center"/>
+        </w:trPr>
+        <w:tc>
+          <w:tcPr>
+            <w:tcW w:w="2592" w:type="dxa"/>
+            <w:shd w:val="clear" w:color="auto" w:fill="1F4E78"/>
+            <w:tcMar>
+              <w:top w:w="100" w:type="dxa"/>
+              <w:left w:w="120" w:type="dxa"/>
+              <w:bottom w:w="100" w:type="dxa"/>
+              <w:right w:w="120" w:type="dxa"/>
+            </w:tcMar>
+          </w:tcPr>
+          <w:p>
+            <w:pPr>
+              <w:spacing w:after="0"/>
+            </w:pPr>
+            <w:r>
+              <w:rPr>
+                <w:rFonts w:ascii="Arial" w:hAnsi="Arial"/>
+                <w:b/>
+                <w:color w:val="FFFFFF"/>
+                <w:sz w:val="20"/>
+              </w:rPr>
+              <w:t>Módulo / Tema</w:t>
+            </w:r>
+          </w:p>
+        </w:tc>
+        <w:tc>
+          <w:tcPr>
+            <w:tcW w:w="3312" w:type="dxa"/>
+            <w:shd w:val="clear" w:color="auto" w:fill="1F4E78"/>
+            <w:tcMar>
+              <w:top w:w="100" w:type="dxa"/>
+              <w:left w:w="120" w:type="dxa"/>
+              <w:bottom w:w="100" w:type="dxa"/>
+              <w:right w:w="120" w:type="dxa"/>
+            </w:tcMar>
+          </w:tcPr>
+          <w:p>
+            <w:pPr>
+              <w:spacing w:after="0"/>
+            </w:pPr>
+            <w:r>
+              <w:rPr>
+                <w:rFonts w:ascii="Arial" w:hAnsi="Arial"/>
+                <w:b/>
+                <w:color w:val="FFFFFF"/>
+                <w:sz w:val="20"/>
+              </w:rPr>
+              <w:t>Objetivo Metodológico</w:t>
+            </w:r>
+          </w:p>
+        </w:tc>
+        <w:tc>
+          <w:tcPr>
+            <w:tcW w:w="3456" w:type="dxa"/>
+            <w:shd w:val="clear" w:color="auto" w:fill="1F4E78"/>
+            <w:tcMar>
+              <w:top w:w="100" w:type="dxa"/>
+              <w:left w:w="120" w:type="dxa"/>
+              <w:bottom w:w="100" w:type="dxa"/>
+              <w:right w:w="120" w:type="dxa"/>
+            </w:tcMar>
+          </w:tcPr>
+          <w:p>
+            <w:pPr>
+              <w:spacing w:after="0"/>
+            </w:pPr>
+            <w:r>
+              <w:rPr>
+                <w:rFonts w:ascii="Arial" w:hAnsi="Arial"/>
+                <w:b/>
+                <w:color w:val="FFFFFF"/>
+                <w:sz w:val="20"/>
+              </w:rPr>
+              <w:t>Aportación al Entrenamiento</w:t>
+            </w:r>
+          </w:p>
+        </w:tc>
+      </w:tr>
+      <w:tr>
+        <w:trPr>
+          <w:jc w:val="center"/>
+        </w:trPr>
+        <w:tc>
+          <w:tcPr>
+            <w:tcW w:w="2592" w:type="dxa"/>
+            <w:tcBorders>
+              <w:bottom w:val="single" w:sz="4" w:space="0" w:color="D3D3D3"/>
+            </w:tcBorders>
+            <w:shd w:val="clear" w:color="auto" w:fill="FFFFFF"/>
+            <w:tcMar>
+              <w:top w:w="80" w:type="dxa"/>
+              <w:left w:w="100" w:type="dxa"/>
+              <w:bottom w:w="80" w:type="dxa"/>
+              <w:right w:w="100" w:type="dxa"/>
+            </w:tcMar>
+          </w:tcPr>
+          <w:p>
+            <w:pPr>
+              <w:spacing w:after="0"/>
+            </w:pPr>
+            <w:r>
+              <w:rPr>
+                <w:rFonts w:ascii="Arial" w:hAnsi="Arial"/>
+                <w:b/>
+                <w:color w:val="1F4E78"/>
+                <w:sz w:val="19"/>
+              </w:rPr>
+              <w:t>Fundamentos y Regla de la Cadena</w:t>
+            </w:r>
+          </w:p>
+        </w:tc>
+        <w:tc>
+          <w:tcPr>
+            <w:tcW w:w="3312" w:type="dxa"/>
+            <w:tcBorders>
+              <w:bottom w:val="single" w:sz="4" w:space="0" w:color="D3D3D3"/>
+            </w:tcBorders>
+            <w:shd w:val="clear" w:color="auto" w:fill="FFFFFF"/>
+            <w:tcMar>
+              <w:top w:w="80" w:type="dxa"/>
+              <w:left w:w="100" w:type="dxa"/>
+              <w:bottom w:w="80" w:type="dxa"/>
+              <w:right w:w="100" w:type="dxa"/>
+            </w:tcMar>
+          </w:tcPr>
+          <w:p>
+            <w:pPr>
+              <w:spacing w:after="0"/>
+            </w:pPr>
+            <w:r>
+              <w:rPr>
+                <w:rFonts w:ascii="Arial" w:hAnsi="Arial"/>
+                <w:color w:val="262626"/>
+                <w:sz w:val="19"/>
+              </w:rPr>
+              <w:t>Establecer la regla de la cadena y la regresión logística como base formal.</w:t>
+            </w:r>
+          </w:p>
+        </w:tc>
+        <w:tc>
+          <w:tcPr>
+            <w:tcW w:w="3456" w:type="dxa"/>
+            <w:tcBorders>
+              <w:bottom w:val="single" w:sz="4" w:space="0" w:color="D3D3D3"/>
+            </w:tcBorders>
+            <w:shd w:val="clear" w:color="auto" w:fill="FFFFFF"/>
+            <w:tcMar>
+              <w:top w:w="80" w:type="dxa"/>
+              <w:left w:w="100" w:type="dxa"/>
+              <w:bottom w:w="80" w:type="dxa"/>
+              <w:right w:w="100" w:type="dxa"/>
+            </w:tcMar>
+          </w:tcPr>
+          <w:p>
+            <w:pPr>
+              <w:spacing w:after="0"/>
+            </w:pPr>
+            <w:r>
+              <w:rPr>
+                <w:rFonts w:ascii="Arial" w:hAnsi="Arial"/>
+                <w:color w:val="262626"/>
+                <w:sz w:val="19"/>
+              </w:rPr>
+              <w:t>Permite calcular derivadas parciales compuestas de manera analítica y sistemática.</w:t>
+            </w:r>
+          </w:p>
+        </w:tc>
+      </w:tr>
+      <w:tr>
+        <w:trPr>
+          <w:jc w:val="center"/>
+        </w:trPr>
+        <w:tc>
+          <w:tcPr>
+            <w:tcW w:w="2592" w:type="dxa"/>
+            <w:tcBorders>
+              <w:bottom w:val="single" w:sz="4" w:space="0" w:color="D3D3D3"/>
+            </w:tcBorders>
+            <w:shd w:val="clear" w:color="auto" w:fill="F9FAFC"/>
+            <w:tcMar>
+              <w:top w:w="80" w:type="dxa"/>
+              <w:left w:w="100" w:type="dxa"/>
+              <w:bottom w:w="80" w:type="dxa"/>
+              <w:right w:w="100" w:type="dxa"/>
+            </w:tcMar>
+          </w:tcPr>
+          <w:p>
+            <w:pPr>
+              <w:spacing w:after="0"/>
+            </w:pPr>
+            <w:r>
+              <w:rPr>
+                <w:rFonts w:ascii="Arial" w:hAnsi="Arial"/>
+                <w:b/>
+                <w:color w:val="1F4E78"/>
+                <w:sz w:val="19"/>
+              </w:rPr>
+              <w:t>Ejemplo Práctico de MSE</w:t>
+            </w:r>
+          </w:p>
+        </w:tc>
+        <w:tc>
+          <w:tcPr>
+            <w:tcW w:w="3312" w:type="dxa"/>
+            <w:tcBorders>
+              <w:bottom w:val="single" w:sz="4" w:space="0" w:color="D3D3D3"/>
+            </w:tcBorders>
+            <w:shd w:val="clear" w:color="auto" w:fill="F9FAFC"/>
+            <w:tcMar>
+              <w:top w:w="80" w:type="dxa"/>
+              <w:left w:w="100" w:type="dxa"/>
+              <w:bottom w:w="80" w:type="dxa"/>
+              <w:right w:w="100" w:type="dxa"/>
+            </w:tcMar>
+          </w:tcPr>
+          <w:p>
+            <w:pPr>
+              <w:spacing w:after="0"/>
+            </w:pPr>
+            <w:r>
+              <w:rPr>
+                <w:rFonts w:ascii="Arial" w:hAnsi="Arial"/>
+                <w:color w:val="262626"/>
+                <w:sz w:val="19"/>
+              </w:rPr>
+              <w:t>Descomponer el cálculo paso a paso en el Error Cuadrático Medio.</w:t>
+            </w:r>
+          </w:p>
+        </w:tc>
+        <w:tc>
+          <w:tcPr>
+            <w:tcW w:w="3456" w:type="dxa"/>
+            <w:tcBorders>
+              <w:bottom w:val="single" w:sz="4" w:space="0" w:color="D3D3D3"/>
+            </w:tcBorders>
+            <w:shd w:val="clear" w:color="auto" w:fill="F9FAFC"/>
+            <w:tcMar>
+              <w:top w:w="80" w:type="dxa"/>
+              <w:left w:w="100" w:type="dxa"/>
+              <w:bottom w:w="80" w:type="dxa"/>
+              <w:right w:w="100" w:type="dxa"/>
+            </w:tcMar>
+          </w:tcPr>
+          <w:p>
+            <w:pPr>
+              <w:spacing w:after="0"/>
+            </w:pPr>
+            <w:r>
+              <w:rPr>
+                <w:rFonts w:ascii="Arial" w:hAnsi="Arial"/>
+                <w:color w:val="262626"/>
+                <w:sz w:val="19"/>
+              </w:rPr>
+              <w:t>Muestra la complejidad manual y justifica la necesidad de la diferenciación automática.</w:t>
+            </w:r>
+          </w:p>
+        </w:tc>
+      </w:tr>
+      <w:tr>
+        <w:trPr>
+          <w:jc w:val="center"/>
+        </w:trPr>
+        <w:tc>
+          <w:tcPr>
+            <w:tcW w:w="2592" w:type="dxa"/>
+            <w:tcBorders>
+              <w:bottom w:val="single" w:sz="4" w:space="0" w:color="D3D3D3"/>
+            </w:tcBorders>
+            <w:shd w:val="clear" w:color="auto" w:fill="FFFFFF"/>
+            <w:tcMar>
+              <w:top w:w="80" w:type="dxa"/>
+              <w:left w:w="100" w:type="dxa"/>
+              <w:bottom w:w="80" w:type="dxa"/>
+              <w:right w:w="100" w:type="dxa"/>
+            </w:tcMar>
+          </w:tcPr>
+          <w:p>
+            <w:pPr>
+              <w:spacing w:after="0"/>
+            </w:pPr>
+            <w:r>
+              <w:rPr>
+                <w:rFonts w:ascii="Arial" w:hAnsi="Arial"/>
+                <w:b/>
+                <w:color w:val="1F4E78"/>
+                <w:sz w:val="19"/>
+              </w:rPr>
+              <w:t>Grafos Computacionales</w:t>
+            </w:r>
+          </w:p>
+        </w:tc>
+        <w:tc>
+          <w:tcPr>
+            <w:tcW w:w="3312" w:type="dxa"/>
+            <w:tcBorders>
+              <w:bottom w:val="single" w:sz="4" w:space="0" w:color="D3D3D3"/>
+            </w:tcBorders>
+            <w:shd w:val="clear" w:color="auto" w:fill="FFFFFF"/>
+            <w:tcMar>
+              <w:top w:w="80" w:type="dxa"/>
+              <w:left w:w="100" w:type="dxa"/>
+              <w:bottom w:w="80" w:type="dxa"/>
+              <w:right w:w="100" w:type="dxa"/>
+            </w:tcMar>
+          </w:tcPr>
+          <w:p>
+            <w:pPr>
+              <w:spacing w:after="0"/>
+            </w:pPr>
+            <w:r>
+              <w:rPr>
+                <w:rFonts w:ascii="Arial" w:hAnsi="Arial"/>
+                <w:color w:val="262626"/>
+                <w:sz w:val="19"/>
+              </w:rPr>
+              <w:t>Representar las operaciones matemáticas como nodos y bordes dirigidos.</w:t>
+            </w:r>
+          </w:p>
+        </w:tc>
+        <w:tc>
+          <w:tcPr>
+            <w:tcW w:w="3456" w:type="dxa"/>
+            <w:tcBorders>
+              <w:bottom w:val="single" w:sz="4" w:space="0" w:color="D3D3D3"/>
+            </w:tcBorders>
+            <w:shd w:val="clear" w:color="auto" w:fill="FFFFFF"/>
+            <w:tcMar>
+              <w:top w:w="80" w:type="dxa"/>
+              <w:left w:w="100" w:type="dxa"/>
+              <w:bottom w:w="80" w:type="dxa"/>
+              <w:right w:w="100" w:type="dxa"/>
+            </w:tcMar>
+          </w:tcPr>
+          <w:p>
+            <w:pPr>
+              <w:spacing w:after="0"/>
+            </w:pPr>
+            <w:r>
+              <w:rPr>
+                <w:rFonts w:ascii="Arial" w:hAnsi="Arial"/>
+                <w:color w:val="262626"/>
+                <w:sz w:val="19"/>
+              </w:rPr>
+              <w:t>Base gráfica utilizada por los marcos de trabajo para rastrear y computar gradientes.</w:t>
+            </w:r>
+          </w:p>
+        </w:tc>
+      </w:tr>
+      <w:tr>
+        <w:trPr>
+          <w:jc w:val="center"/>
+        </w:trPr>
+        <w:tc>
+          <w:tcPr>
+            <w:tcW w:w="2592" w:type="dxa"/>
+            <w:tcBorders>
+              <w:bottom w:val="single" w:sz="4" w:space="0" w:color="D3D3D3"/>
+            </w:tcBorders>
+            <w:shd w:val="clear" w:color="auto" w:fill="F9FAFC"/>
+            <w:tcMar>
+              <w:top w:w="80" w:type="dxa"/>
+              <w:left w:w="100" w:type="dxa"/>
+              <w:bottom w:w="80" w:type="dxa"/>
+              <w:right w:w="100" w:type="dxa"/>
+            </w:tcMar>
+          </w:tcPr>
+          <w:p>
+            <w:pPr>
+              <w:spacing w:after="0"/>
+            </w:pPr>
+            <w:r>
+              <w:rPr>
+                <w:rFonts w:ascii="Arial" w:hAnsi="Arial"/>
+                <w:b/>
+                <w:color w:val="1F4E78"/>
+                <w:sz w:val="19"/>
+              </w:rPr>
+              <w:t>Modo Directo vs. Inverso</w:t>
+            </w:r>
+          </w:p>
+        </w:tc>
+        <w:tc>
+          <w:tcPr>
+            <w:tcW w:w="3312" w:type="dxa"/>
+            <w:tcBorders>
+              <w:bottom w:val="single" w:sz="4" w:space="0" w:color="D3D3D3"/>
+            </w:tcBorders>
+            <w:shd w:val="clear" w:color="auto" w:fill="F9FAFC"/>
+            <w:tcMar>
+              <w:top w:w="80" w:type="dxa"/>
+              <w:left w:w="100" w:type="dxa"/>
+              <w:bottom w:w="80" w:type="dxa"/>
+              <w:right w:w="100" w:type="dxa"/>
+            </w:tcMar>
+          </w:tcPr>
+          <w:p>
+            <w:pPr>
+              <w:spacing w:after="0"/>
+            </w:pPr>
+            <w:r>
+              <w:rPr>
+                <w:rFonts w:ascii="Arial" w:hAnsi="Arial"/>
+                <w:color w:val="262626"/>
+                <w:sz w:val="19"/>
+              </w:rPr>
+              <w:t>Comparar las estrategias de propagación de derivadas (Forward vs. Reverse).</w:t>
+            </w:r>
+          </w:p>
+        </w:tc>
+        <w:tc>
+          <w:tcPr>
+            <w:tcW w:w="3456" w:type="dxa"/>
+            <w:tcBorders>
+              <w:bottom w:val="single" w:sz="4" w:space="0" w:color="D3D3D3"/>
+            </w:tcBorders>
+            <w:shd w:val="clear" w:color="auto" w:fill="F9FAFC"/>
+            <w:tcMar>
+              <w:top w:w="80" w:type="dxa"/>
+              <w:left w:w="100" w:type="dxa"/>
+              <w:bottom w:w="80" w:type="dxa"/>
+              <w:right w:w="100" w:type="dxa"/>
+            </w:tcMar>
+          </w:tcPr>
+          <w:p>
+            <w:pPr>
+              <w:spacing w:after="0"/>
+            </w:pPr>
+            <w:r>
+              <w:rPr>
+                <w:rFonts w:ascii="Arial" w:hAnsi="Arial"/>
+                <w:color w:val="262626"/>
+                <w:sz w:val="19"/>
+              </w:rPr>
+              <w:t>Determina la eficiencia computacional; el modo inverso es óptimo para muchas entradas y una salida.</w:t>
+            </w:r>
+          </w:p>
+        </w:tc>
+      </w:tr>
+      <w:tr>
+        <w:trPr>
+          <w:jc w:val="center"/>
+        </w:trPr>
+        <w:tc>
+          <w:tcPr>
+            <w:tcW w:w="2592" w:type="dxa"/>
+            <w:tcBorders>
+              <w:bottom w:val="single" w:sz="4" w:space="0" w:color="D3D3D3"/>
+            </w:tcBorders>
+            <w:shd w:val="clear" w:color="auto" w:fill="FFFFFF"/>
+            <w:tcMar>
+              <w:top w:w="80" w:type="dxa"/>
+              <w:left w:w="100" w:type="dxa"/>
+              <w:bottom w:w="80" w:type="dxa"/>
+              <w:right w:w="100" w:type="dxa"/>
+            </w:tcMar>
+          </w:tcPr>
+          <w:p>
+            <w:pPr>
+              <w:spacing w:after="0"/>
+            </w:pPr>
+            <w:r>
+              <w:rPr>
+                <w:rFonts w:ascii="Arial" w:hAnsi="Arial"/>
+                <w:b/>
+                <w:color w:val="1F4E78"/>
+                <w:sz w:val="19"/>
+              </w:rPr>
+              <w:lastRenderedPageBreak/>
+              <w:t>Flujo de Trabajo Típico</w:t>
+            </w:r>
+          </w:p>
+        </w:tc>
+        <w:tc>
+          <w:tcPr>
+            <w:tcW w:w="3312" w:type="dxa"/>
+            <w:tcBorders>
+              <w:bottom w:val="single" w:sz="4" w:space="0" w:color="D3D3D3"/>
+            </w:tcBorders>
+            <w:shd w:val="clear" w:color="auto" w:fill="FFFFFF"/>
+            <w:tcMar>
+              <w:top w:w="80" w:type="dxa"/>
+              <w:left w:w="100" w:type="dxa"/>
+              <w:bottom w:w="80" w:type="dxa"/>
+              <w:right w:w="100" w:type="dxa"/>
+            </w:tcMar>
+          </w:tcPr>
+          <w:p>
+            <w:pPr>
+              <w:spacing w:after="0"/>
+            </w:pPr>
+            <w:r>
+              <w:rPr>
+                <w:rFonts w:ascii="Arial" w:hAnsi="Arial"/>
+                <w:color w:val="262626"/>
+                <w:sz w:val="19"/>
+              </w:rPr>
+              <w:t>Integrar la retropropagación en el ciclo de construir, entrenar y evaluar.</w:t>
+            </w:r>
+          </w:p>
+        </w:tc>
+        <w:tc>
+          <w:tcPr>
+            <w:tcW w:w="3456" w:type="dxa"/>
+            <w:tcBorders>
+              <w:bottom w:val="single" w:sz="4" w:space="0" w:color="D3D3D3"/>
+            </w:tcBorders>
+            <w:shd w:val="clear" w:color="auto" w:fill="FFFFFF"/>
+            <w:tcMar>
+              <w:top w:w="80" w:type="dxa"/>
+              <w:left w:w="100" w:type="dxa"/>
+              <w:bottom w:w="80" w:type="dxa"/>
+              <w:right w:w="100" w:type="dxa"/>
+            </w:tcMar>
+          </w:tcPr>
+          <w:p>
+            <w:pPr>
+              <w:spacing w:after="0"/>
+            </w:pPr>
+            <w:r>
+              <w:rPr>
+                <w:rFonts w:ascii="Arial" w:hAnsi="Arial"/>
+                <w:color w:val="262626"/>
+                <w:sz w:val="19"/>
+              </w:rPr>
+              <w:t>Garantiza la convergencia y optimización efectiva de redes neuronales simples y profundas.</w:t>
+            </w:r>
+          </w:p>
+        </w:tc>
+      </w:tr>
+    </w:tbl>
+    <w:p>
+      <w:pPr>
+        <w:spacing w:after="240"/>
+      </w:pPr>
+    </w:p>
+    <w:p/>
+    <w:p/>
+    <w:p/>
+    <w:p/>
+    <w:p/>
+    <w:p/>
+    <w:p/>
+    <w:p/>
+    <w:p/>
+    <w:p/>
+    <w:p/>
+    <w:p/>
+    <w:p/>
+    <w:p/>
+    <w:p/>
+    <w:p/>
+    <w:p/>
+    <w:p/>
+    <w:p/>
+    <w:p/>
+    <w:p/>
+    <w:p/>
+    <w:p/>
+    <w:p>
+      <w:pPr>
+        <w:spacing w:after="40"/>
+      </w:pPr>
+      <w:r>
+        <w:rPr>
+          <w:rFonts w:ascii="Calibri Light" w:hAnsi="Calibri Light"/>
+          <w:b/>
+          <w:color w:val="1F4E78"/>
+          <w:sz w:val="48"/>
+        </w:rPr>
+        <w:lastRenderedPageBreak/>
+        <w:t>Consideraciones del Descenso de Gradiente y Cálculo Sistemático de Derivadas</w:t>
+      </w:r>
+    </w:p>
+    <w:p>
+      <w:pPr>
+        <w:spacing w:after="360"/>
+      </w:pPr>
+      <w:r>
+        <w:rPr>
+          <w:rFonts w:ascii="Calibri" w:hAnsi="Calibri"/>
+          <w:i/>
+          <w:color w:val="595959"/>
+          <w:sz w:val="24"/>
+        </w:rPr>
+        <w:t>Apuntes Teóricos y Prácticos sobre Optimización y Retropropagación en Redes Neuronales</w:t>
+      </w:r>
+    </w:p>
+    <w:p>
+      <w:pPr>
+        <w:pBdr>
+          <w:bottom w:val="single" w:sz="12" w:space="1" w:color="1F4E78"/>
+        </w:pBdr>
+        <w:spacing w:after="240"/>
+      </w:pPr>
+    </w:p>
+    <w:p>
+      <w:pPr>
+        <w:pStyle w:val="Ttulo2"/>
+      </w:pPr>
+      <w:r>
+        <w:t>Índice del Documento</w:t>
+      </w:r>
+    </w:p>
+    <w:p>
+      <w:pPr>
+        <w:spacing w:after="360"/>
+      </w:pPr>
+      <w:r>
+        <w:fldChar w:fldCharType="begin"/>
+      </w:r>
+      <w:r>
+        <w:instrText>TOC \o "1-3" \h \z \u</w:instrText>
+      </w:r>
+      <w:r>
+        <w:fldChar w:fldCharType="end"/>
+      </w:r>
+    </w:p>
+    <w:p>
+      <w:pPr>
+        <w:pStyle w:val="Ttulo1"/>
+      </w:pPr>
+      <w:r>
+        <w:t>1. Las Cuatro Consideraciones Clave del Descenso de Gradiente</w:t>
+      </w:r>
+    </w:p>
+    <w:p>
+      <w:r>
+        <w:t xml:space="preserve">El algoritmo de descenso de gradiente es el pilar fundamental para la optimización de parámetros en modelos de aprendizaje automático y aprendizaje profundo. Sin embargo, su aplicación efectiva en problemas del mundo real está condicionada por </w:t>
+      </w:r>
+      <w:r>
+        <w:rPr>
+          <w:b/>
+        </w:rPr>
+        <w:t xml:space="preserve">cuatro consideraciones clave </w:t>
+      </w:r>
+      <w:r>
+        <w:t>que determinan tanto su viabilidad matemática como su eficiencia computacional:</w:t>
+      </w:r>
+    </w:p>
+    <w:p>
+      <w:pPr>
+        <w:pStyle w:val="Listaconvietas"/>
+        <w:spacing w:after="120"/>
+      </w:pPr>
+      <w:r>
+        <w:rPr>
+          <w:b/>
+          <w:color w:val="1F4E78"/>
+        </w:rPr>
+        <w:t xml:space="preserve">1. Cálculo de Derivadas: </w:t>
+      </w:r>
+      <w:r>
+        <w:t>Es el requisito matemático básico e indispensable. El descenso de gradiente necesita calcular la derivada parcial de la función de pérdida con respecto a cada parámetro del modelo para determinar la dirección exacta en la que el error aumenta o disminuye.</w:t>
+      </w:r>
+    </w:p>
+    <w:p>
+      <w:pPr>
+        <w:pStyle w:val="Listaconvietas"/>
+        <w:spacing w:after="120"/>
+      </w:pPr>
+      <w:r>
+        <w:rPr>
+          <w:b/>
+          <w:color w:val="1F4E78"/>
+        </w:rPr>
+        <w:t xml:space="preserve">2. Tasa de Aprendizaje adecuada (η): </w:t>
+      </w:r>
+      <w:r>
+        <w:t>Representa la magnitud del paso que se da en cada actualización de parámetros. Elegir un valor apropiado previene tanto un avance excesivamente lento como oscilaciones inestables o divergencia.</w:t>
+      </w:r>
+    </w:p>
+    <w:p>
+      <w:pPr>
+        <w:pStyle w:val="Listaconvietas"/>
+        <w:spacing w:after="120"/>
+      </w:pPr>
+      <w:r>
+        <w:rPr>
+          <w:b/>
+          <w:color w:val="1F4E78"/>
+        </w:rPr>
+        <w:t xml:space="preserve">3. Evitación de Mínimos Locales: </w:t>
+      </w:r>
+      <w:r>
+        <w:t>En paisajes de pérdida complejos y no convexos, el algoritmo debe ser capaz de lidiar con regiones planas, puntos de silla y mínimos locales para no quedar estancado en soluciones subóptimas.</w:t>
+      </w:r>
+    </w:p>
+    <w:p>
+      <w:pPr>
+        <w:pStyle w:val="Listaconvietas"/>
+        <w:spacing w:after="120"/>
+      </w:pPr>
+      <w:r>
+        <w:rPr>
+          <w:b/>
+          <w:color w:val="1F4E78"/>
+        </w:rPr>
+        <w:t xml:space="preserve">4. Evaluación de la Función de Pérdida Completa: </w:t>
+      </w:r>
+      <w:r>
+        <w:t>La pérdida global del modelo se calcula mediante la suma acumulada de los errores individuales producidos en cada punto de datos. Cuando el dataset comprende cientos de miles o millones de ejemplos, el cálculo directo de esta suma se vuelve un desafío de alto costo computacional.</w:t>
+      </w:r>
+    </w:p>
+    <w:tbl>
+      <w:tblPr>
+        <w:tblW w:w="0" w:type="auto"/>
+        <w:jc w:val="center"/>
+        <w:tblLayout w:type="fixed"/>
+        <w:tblLook w:val="04A0" w:firstRow="1" w:lastRow="0" w:firstColumn="1" w:lastColumn="0" w:noHBand="0" w:noVBand="1"/>
+      </w:tblPr>
+      <w:tblGrid>
+        <w:gridCol w:w="9360"/>
+      </w:tblGrid>
+      <w:tr>
+        <w:trPr>
+          <w:jc w:val="center"/>
+        </w:trPr>
+        <w:tc>
+          <w:tcPr>
+            <w:tcW w:w="9360" w:type="dxa"/>
+            <w:tcBorders>
+              <w:left w:val="single" w:sz="24" w:space="0" w:color="1F4E78"/>
+            </w:tcBorders>
+            <w:shd w:val="clear" w:color="auto" w:fill="F2F2F2"/>
+            <w:tcMar>
+              <w:top w:w="140" w:type="dxa"/>
+              <w:left w:w="200" w:type="dxa"/>
+              <w:bottom w:w="140" w:type="dxa"/>
+              <w:right w:w="200" w:type="dxa"/>
+            </w:tcMar>
+          </w:tcPr>
+          <w:p>
+            <w:pPr>
+              <w:spacing w:after="0"/>
+            </w:pPr>
+            <w:r>
+              <w:rPr>
+                <w:b/>
+                <w:color w:val="1F4E78"/>
+              </w:rPr>
+              <w:t xml:space="preserve">Impacto de la Escala del Dataset: </w:t>
+            </w:r>
+            <w:r>
+              <w:t>Sumar las pérdidas individuales sobre cientos de miles de ejemplos en cada paso de optimización exige un costo computacional masivo. Este factor impulsa la necesidad de métodos más eficientes como el descenso de gradiente estocástico (SGD) y el entrenamiento por mini-lotes.</w:t>
+            </w:r>
+          </w:p>
+        </w:tc>
+      </w:tr>
+    </w:tbl>
+    <w:p/>
+    <w:p>
+      <w:pPr>
+        <w:pStyle w:val="Ttulo1"/>
+      </w:pPr>
+      <w:r>
+        <w:lastRenderedPageBreak/>
+        <w:t>2. Profundización en el Cálculo de Derivadas y Retropropagación</w:t>
+      </w:r>
+    </w:p>
+    <w:p>
+      <w:r>
+        <w:t xml:space="preserve">Una vez comprendido el panorama general de la optimización, el foco principal se centra en examinar detalladamente el primer requisito: </w:t>
+      </w:r>
+      <w:r>
+        <w:rPr>
+          <w:b/>
+        </w:rPr>
+        <w:t>cómo se calculan exactamente las derivadas en el contexto de la retropropagación (backpropagation)</w:t>
+      </w:r>
+      <w:r>
+        <w:t>. Este proceso analiza cómo los gradientes fluyen desde la salida de la red hacia atrás a través de las distintas capas de neuronas.</w:t>
+      </w:r>
+    </w:p>
+    <w:p>
+      <w:pPr>
+        <w:pStyle w:val="Ttulo2"/>
+      </w:pPr>
+      <w:r>
+        <w:t>Herramientas Simbólicas vs. Práctica en Aprendizaje Automático</w:t>
+      </w:r>
+    </w:p>
+    <w:p>
+      <w:r>
+        <w:t>Ante la pregunta de si es posible calcular la derivada de cualquier función de pérdida, la respuesta teórica es afirmativa. Siempre que la función sea continuamente diferenciable, herramientas de matemáticas simbólicas (como Wolfram Alpha) o modelos de lenguaje de gran escala (como ChatGPT o Gemini) pueden obtener las expresiones analíticas correspondientes.</w:t>
+      </w:r>
+    </w:p>
+    <w:p>
+      <w:r>
+        <w:t>Sin embargo, la obtención simbólica puntual o el cálculo manual no constituye la verdadera solución en la práctica del aprendizaje automático. Las razones principales incluyen:</w:t>
+      </w:r>
+    </w:p>
+    <w:p>
+      <w:pPr>
+        <w:pStyle w:val="Listaconvietas"/>
+        <w:spacing w:after="120"/>
+      </w:pPr>
+      <w:r>
+        <w:rPr>
+          <w:b/>
+        </w:rPr>
+        <w:t xml:space="preserve">Inviabilidad de procesos manuales: </w:t>
+      </w:r>
+      <w:r>
+        <w:t>Depender de herramientas externas o copiar y pegar ecuaciones manualmente para cada arquitectura o función de pérdida invalida el flujo de trabajo continuo de entrenamiento.</w:t>
+      </w:r>
+    </w:p>
+    <w:p>
+      <w:pPr>
+        <w:pStyle w:val="Listaconvietas"/>
+        <w:spacing w:after="120"/>
+      </w:pPr>
+      <w:r>
+        <w:rPr>
+          <w:b/>
+        </w:rPr>
+        <w:t xml:space="preserve">Crecimiento de la complejidad estructural: </w:t>
+      </w:r>
+      <w:r>
+        <w:t>A medida que las redes neuronales añaden múltiples capas ocultas, cientos de nodos y conexiones complejas, la expresión algebraica directa se vuelve intratable y propensa a errores.</w:t>
+      </w:r>
+    </w:p>
+    <w:p>
+      <w:pPr>
+        <w:pStyle w:val="Ttulo2"/>
+      </w:pPr>
+      <w:r>
+        <w:t>La Regla de la Cadena como Formalismo Estructurado</w:t>
+      </w:r>
+    </w:p>
+    <w:p>
+      <w:r>
+        <w:t xml:space="preserve">Para superar la complejidad computacional, el aprendizaje profundo adopta un </w:t>
+      </w:r>
+      <w:r>
+        <w:rPr>
+          <w:b/>
+        </w:rPr>
+        <w:t xml:space="preserve">formalismo claro, consistente y sistemático </w:t>
+      </w:r>
+      <w:r>
+        <w:t xml:space="preserve">basado en la </w:t>
+      </w:r>
+      <w:r>
+        <w:rPr>
+          <w:b/>
+        </w:rPr>
+        <w:t>regla de la cadena</w:t>
+      </w:r>
+      <w:r>
+        <w:t>. Este marco permite descomponer la derivada global de la pérdida en una secuencia ordenada de derivadas locales que se multiplican iterativamente durante la pasada hacia atrás (</w:t>
+      </w:r>
+      <w:r>
+        <w:rPr>
+          <w:i/>
+        </w:rPr>
+        <w:t>backward pass</w:t>
+      </w:r>
+      <w:r>
+        <w:t>).</w:t>
+      </w:r>
+    </w:p>
+    <w:p>
+      <w:pPr>
+        <w:pStyle w:val="Ttulo1"/>
+      </w:pPr>
+      <w:r>
+        <w:t>3. Matriz Sintética de Consideraciones y Soluciones de Optimización</w:t>
+      </w:r>
+    </w:p>
+    <w:p>
+      <w:r>
+        <w:t>La siguiente tabla sintetiza la relación entre los retos del descenso de gradiente y los marcos matemáticos aplicados en las redes neuronales modernas:</w:t>
+      </w:r>
+    </w:p>
+    <w:tbl>
+      <w:tblPr>
+        <w:tblW w:w="0" w:type="auto"/>
+        <w:jc w:val="center"/>
+        <w:tblLayout w:type="fixed"/>
+        <w:tblLook w:val="04A0" w:firstRow="1" w:lastRow="0" w:firstColumn="1" w:lastColumn="0" w:noHBand="0" w:noVBand="1"/>
+      </w:tblPr>
+      <w:tblGrid>
+        <w:gridCol w:w="2592"/>
+        <w:gridCol w:w="3312"/>
+        <w:gridCol w:w="3456"/>
+      </w:tblGrid>
+      <w:tr>
+        <w:trPr>
+          <w:jc w:val="center"/>
+        </w:trPr>
+        <w:tc>
+          <w:tcPr>
+            <w:tcW w:w="2592" w:type="dxa"/>
+            <w:shd w:val="clear" w:color="auto" w:fill="1F4E78"/>
+            <w:tcMar>
+              <w:top w:w="120" w:type="dxa"/>
+              <w:left w:w="150" w:type="dxa"/>
+              <w:bottom w:w="120" w:type="dxa"/>
+              <w:right w:w="150" w:type="dxa"/>
+            </w:tcMar>
+          </w:tcPr>
+          <w:p>
+            <w:r>
+              <w:rPr>
+                <w:b/>
+                <w:color w:val="FFFFFF"/>
+                <w:sz w:val="20"/>
+              </w:rPr>
+              <w:t>Consideración de Optimización</w:t>
+            </w:r>
+          </w:p>
+        </w:tc>
+        <w:tc>
+          <w:tcPr>
+            <w:tcW w:w="3312" w:type="dxa"/>
+            <w:shd w:val="clear" w:color="auto" w:fill="1F4E78"/>
+            <w:tcMar>
+              <w:top w:w="120" w:type="dxa"/>
+              <w:left w:w="150" w:type="dxa"/>
+              <w:bottom w:w="120" w:type="dxa"/>
+              <w:right w:w="150" w:type="dxa"/>
+            </w:tcMar>
+          </w:tcPr>
+          <w:p>
+            <w:r>
+              <w:rPr>
+                <w:b/>
+                <w:color w:val="FFFFFF"/>
+                <w:sz w:val="20"/>
+              </w:rPr>
+              <w:t>Desafío Técnico</w:t>
+            </w:r>
+          </w:p>
+        </w:tc>
+        <w:tc>
+          <w:tcPr>
+            <w:tcW w:w="3456" w:type="dxa"/>
+            <w:shd w:val="clear" w:color="auto" w:fill="1F4E78"/>
+            <w:tcMar>
+              <w:top w:w="120" w:type="dxa"/>
+              <w:left w:w="150" w:type="dxa"/>
+              <w:bottom w:w="120" w:type="dxa"/>
+              <w:right w:w="150" w:type="dxa"/>
+            </w:tcMar>
+          </w:tcPr>
+          <w:p>
+            <w:r>
+              <w:rPr>
+                <w:b/>
+                <w:color w:val="FFFFFF"/>
+                <w:sz w:val="20"/>
+              </w:rPr>
+              <w:t>Solución / Formalismo Aplicado</w:t>
+            </w:r>
+          </w:p>
+        </w:tc>
+      </w:tr>
+      <w:tr>
+        <w:trPr>
+          <w:jc w:val="center"/>
+        </w:trPr>
+        <w:tc>
+          <w:tcPr>
+            <w:tcW w:w="2592" w:type="dxa"/>
+            <w:shd w:val="clear" w:color="auto" w:fill="F9FBFD"/>
+            <w:tcMar>
+              <w:top w:w="100" w:type="dxa"/>
+              <w:left w:w="150" w:type="dxa"/>
+              <w:bottom w:w="100" w:type="dxa"/>
+              <w:right w:w="150" w:type="dxa"/>
+            </w:tcMar>
+          </w:tcPr>
+          <w:p>
+            <w:r>
+              <w:rPr>
+                <w:b/>
+                <w:sz w:val="19"/>
+              </w:rPr>
+              <w:t>Cálculo de Derivadas</w:t>
+            </w:r>
+          </w:p>
+        </w:tc>
+        <w:tc>
+          <w:tcPr>
+            <w:tcW w:w="3312" w:type="dxa"/>
+            <w:shd w:val="clear" w:color="auto" w:fill="F9FBFD"/>
+            <w:tcMar>
+              <w:top w:w="100" w:type="dxa"/>
+              <w:left w:w="150" w:type="dxa"/>
+              <w:bottom w:w="100" w:type="dxa"/>
+              <w:right w:w="150" w:type="dxa"/>
+            </w:tcMar>
+          </w:tcPr>
+          <w:p>
+            <w:r>
+              <w:rPr>
+                <w:sz w:val="19"/>
+              </w:rPr>
+              <w:t>Obtener gradientes precisos para miles o millones de parámetros de forma automatizable.</w:t>
+            </w:r>
+          </w:p>
+        </w:tc>
+        <w:tc>
+          <w:tcPr>
+            <w:tcW w:w="3456" w:type="dxa"/>
+            <w:shd w:val="clear" w:color="auto" w:fill="F9FBFD"/>
+            <w:tcMar>
+              <w:top w:w="100" w:type="dxa"/>
+              <w:left w:w="150" w:type="dxa"/>
+              <w:bottom w:w="100" w:type="dxa"/>
+              <w:right w:w="150" w:type="dxa"/>
+            </w:tcMar>
+          </w:tcPr>
+          <w:p>
+            <w:r>
+              <w:rPr>
+                <w:sz w:val="19"/>
+              </w:rPr>
+              <w:t>Regla de la Cadena y Diferenciación Automática (Retropropagación).</w:t>
+            </w:r>
+          </w:p>
+        </w:tc>
+      </w:tr>
+      <w:tr>
+        <w:trPr>
+          <w:jc w:val="center"/>
+        </w:trPr>
+        <w:tc>
+          <w:tcPr>
+            <w:tcW w:w="2592" w:type="dxa"/>
+            <w:shd w:val="clear" w:color="auto" w:fill="FFFFFF"/>
+            <w:tcMar>
+              <w:top w:w="100" w:type="dxa"/>
+              <w:left w:w="150" w:type="dxa"/>
+              <w:bottom w:w="100" w:type="dxa"/>
+              <w:right w:w="150" w:type="dxa"/>
+            </w:tcMar>
+          </w:tcPr>
+          <w:p>
+            <w:r>
+              <w:rPr>
+                <w:b/>
+                <w:sz w:val="19"/>
+              </w:rPr>
+              <w:t>Tasa de Aprendizaje (η)</w:t>
+            </w:r>
+          </w:p>
+        </w:tc>
+        <w:tc>
+          <w:tcPr>
+            <w:tcW w:w="3312" w:type="dxa"/>
+            <w:shd w:val="clear" w:color="auto" w:fill="FFFFFF"/>
+            <w:tcMar>
+              <w:top w:w="100" w:type="dxa"/>
+              <w:left w:w="150" w:type="dxa"/>
+              <w:bottom w:w="100" w:type="dxa"/>
+              <w:right w:w="150" w:type="dxa"/>
+            </w:tcMar>
+          </w:tcPr>
+          <w:p>
+            <w:r>
+              <w:rPr>
+                <w:sz w:val="19"/>
+              </w:rPr>
+              <w:t>Evitar la convergencia lenta (pasos muy pequeños) y la divergencia (pasos muy grandes).</w:t>
+            </w:r>
+          </w:p>
+        </w:tc>
+        <w:tc>
+          <w:tcPr>
+            <w:tcW w:w="3456" w:type="dxa"/>
+            <w:shd w:val="clear" w:color="auto" w:fill="FFFFFF"/>
+            <w:tcMar>
+              <w:top w:w="100" w:type="dxa"/>
+              <w:left w:w="150" w:type="dxa"/>
+              <w:bottom w:w="100" w:type="dxa"/>
+              <w:right w:w="150" w:type="dxa"/>
+            </w:tcMar>
+          </w:tcPr>
+          <w:p>
+            <w:r>
+              <w:rPr>
+                <w:sz w:val="19"/>
+              </w:rPr>
+              <w:t>Uso de gráficos de traza y programadores adaptativos de tasa de aprendizaje.</w:t>
+            </w:r>
+          </w:p>
+        </w:tc>
+      </w:tr>
+      <w:tr>
+        <w:trPr>
+          <w:jc w:val="center"/>
+        </w:trPr>
+        <w:tc>
+          <w:tcPr>
+            <w:tcW w:w="2592" w:type="dxa"/>
+            <w:shd w:val="clear" w:color="auto" w:fill="F9FBFD"/>
+            <w:tcMar>
+              <w:top w:w="100" w:type="dxa"/>
+              <w:left w:w="150" w:type="dxa"/>
+              <w:bottom w:w="100" w:type="dxa"/>
+              <w:right w:w="150" w:type="dxa"/>
+            </w:tcMar>
+          </w:tcPr>
+          <w:p>
+            <w:r>
+              <w:rPr>
+                <w:b/>
+                <w:sz w:val="19"/>
+              </w:rPr>
+              <w:lastRenderedPageBreak/>
+              <w:t>Mínimos Locales</w:t>
+            </w:r>
+          </w:p>
+        </w:tc>
+        <w:tc>
+          <w:tcPr>
+            <w:tcW w:w="3312" w:type="dxa"/>
+            <w:shd w:val="clear" w:color="auto" w:fill="F9FBFD"/>
+            <w:tcMar>
+              <w:top w:w="100" w:type="dxa"/>
+              <w:left w:w="150" w:type="dxa"/>
+              <w:bottom w:w="100" w:type="dxa"/>
+              <w:right w:w="150" w:type="dxa"/>
+            </w:tcMar>
+          </w:tcPr>
+          <w:p>
+            <w:r>
+              <w:rPr>
+                <w:sz w:val="19"/>
+              </w:rPr>
+              <w:t>Evitar el estancamiento en regiones subóptimas o puntos de silla en superficies no convexas.</w:t>
+            </w:r>
+          </w:p>
+        </w:tc>
+        <w:tc>
+          <w:tcPr>
+            <w:tcW w:w="3456" w:type="dxa"/>
+            <w:shd w:val="clear" w:color="auto" w:fill="F9FBFD"/>
+            <w:tcMar>
+              <w:top w:w="100" w:type="dxa"/>
+              <w:left w:w="150" w:type="dxa"/>
+              <w:bottom w:w="100" w:type="dxa"/>
+              <w:right w:w="150" w:type="dxa"/>
+            </w:tcMar>
+          </w:tcPr>
+          <w:p>
+            <w:r>
+              <w:rPr>
+                <w:sz w:val="19"/>
+              </w:rPr>
+              <w:t>Descenso de gradiente estocástico (SGD) e inyección de ruido por mini-lotes.</w:t>
+            </w:r>
+          </w:p>
+        </w:tc>
+      </w:tr>
+      <w:tr>
+        <w:trPr>
+          <w:jc w:val="center"/>
+        </w:trPr>
+        <w:tc>
+          <w:tcPr>
+            <w:tcW w:w="2592" w:type="dxa"/>
+            <w:shd w:val="clear" w:color="auto" w:fill="FFFFFF"/>
+            <w:tcMar>
+              <w:top w:w="100" w:type="dxa"/>
+              <w:left w:w="150" w:type="dxa"/>
+              <w:bottom w:w="100" w:type="dxa"/>
+              <w:right w:w="150" w:type="dxa"/>
+            </w:tcMar>
+          </w:tcPr>
+          <w:p>
+            <w:r>
+              <w:rPr>
+                <w:b/>
+                <w:sz w:val="19"/>
+              </w:rPr>
+              <w:t>Evaluación de Pérdida Completa</w:t>
+            </w:r>
+          </w:p>
+        </w:tc>
+        <w:tc>
+          <w:tcPr>
+            <w:tcW w:w="3312" w:type="dxa"/>
+            <w:shd w:val="clear" w:color="auto" w:fill="FFFFFF"/>
+            <w:tcMar>
+              <w:top w:w="100" w:type="dxa"/>
+              <w:left w:w="150" w:type="dxa"/>
+              <w:bottom w:w="100" w:type="dxa"/>
+              <w:right w:w="150" w:type="dxa"/>
+            </w:tcMar>
+          </w:tcPr>
+          <w:p>
+            <w:r>
+              <w:rPr>
+                <w:sz w:val="19"/>
+              </w:rPr>
+              <w:t>Procesar cientos de miles de datos en cada iteración es sumamente costoso.</w:t>
+            </w:r>
+          </w:p>
+        </w:tc>
+        <w:tc>
+          <w:tcPr>
+            <w:tcW w:w="3456" w:type="dxa"/>
+            <w:shd w:val="clear" w:color="auto" w:fill="FFFFFF"/>
+            <w:tcMar>
+              <w:top w:w="100" w:type="dxa"/>
+              <w:left w:w="150" w:type="dxa"/>
+              <w:bottom w:w="100" w:type="dxa"/>
+              <w:right w:w="150" w:type="dxa"/>
+            </w:tcMar>
+          </w:tcPr>
+          <w:p>
+            <w:r>
+              <w:rPr>
+                <w:sz w:val="19"/>
+              </w:rPr>
+              <w:t>Partición de datos en mini-lotes para aproximar la pérdida eficientemente.</w:t>
+            </w:r>
+          </w:p>
+        </w:tc>
+      </w:tr>
+    </w:tbl>
+    <w:p>
+      <w:pPr>
+        <w:spacing w:after="240"/>
+      </w:pPr>
+    </w:p>
+    <w:tbl>
+      <w:tblPr>
+        <w:tblW w:w="0" w:type="auto"/>
+        <w:jc w:val="center"/>
+        <w:tblLayout w:type="fixed"/>
+        <w:tblLook w:val="04A0" w:firstRow="1" w:lastRow="0" w:firstColumn="1" w:lastColumn="0" w:noHBand="0" w:noVBand="1"/>
+      </w:tblPr>
+      <w:tblGrid>
+        <w:gridCol w:w="9360"/>
+      </w:tblGrid>
+      <w:tr>
+        <w:trPr>
+          <w:jc w:val="center"/>
+        </w:trPr>
+        <w:tc>
+          <w:tcPr>
+            <w:tcW w:w="9360" w:type="dxa"/>
+            <w:shd w:val="clear" w:color="auto" w:fill="EBF1F5"/>
+            <w:tcMar>
+              <w:top w:w="140" w:type="dxa"/>
+              <w:left w:w="200" w:type="dxa"/>
+              <w:bottom w:w="140" w:type="dxa"/>
+              <w:right w:w="200" w:type="dxa"/>
+            </w:tcMar>
+          </w:tcPr>
+          <w:p>
+            <w:pPr>
+              <w:spacing w:after="0"/>
+            </w:pPr>
+            <w:r>
+              <w:rPr>
+                <w:b/>
+                <w:color w:val="1F4E78"/>
+              </w:rPr>
+              <w:t xml:space="preserve">Conclusión Fundamental: </w:t>
+            </w:r>
+            <w:r>
+              <w:t>El descenso de gradiente requiere no solo la capacidad teórica de derivar una función de pérdida, sino una estructura metódica y automatizada. La regla de la cadena proporciona ese marco sistemático para llevar a cabo la retropropagación de gradientes de forma eficiente en arquitecturas profundas.</w:t>
+            </w:r>
+          </w:p>
+        </w:tc>
+      </w:tr>
+    </w:tbl>
+    <w:p/>
+    <w:p/>
+    <w:p/>
+    <w:p/>
+    <w:p/>
+    <w:p/>
+    <w:p/>
+    <w:p/>
+    <w:p/>
+    <w:p/>
+    <w:p/>
+    <w:p/>
+    <w:p/>
+    <w:p/>
+    <w:p/>
+    <w:p/>
+    <w:p/>
+    <w:p>
+      <w:pPr>
+        <w:spacing w:after="80"/>
+      </w:pPr>
+      <w:r>
+        <w:rPr>
+          <w:rFonts w:ascii="Calibri" w:hAnsi="Calibri"/>
+          <w:b/>
+          <w:color w:val="1F4E78"/>
+          <w:sz w:val="44"/>
+        </w:rPr>
+        <w:lastRenderedPageBreak/>
+        <w:t>Regresión Logística como Fundamento de la Retropropagación</w:t>
+      </w:r>
+    </w:p>
+    <w:p>
+      <w:pPr>
+        <w:spacing w:after="360"/>
+      </w:pPr>
+      <w:r>
+        <w:rPr>
+          <w:rFonts w:ascii="Calibri" w:hAnsi="Calibri"/>
+          <w:color w:val="595959"/>
+          <w:sz w:val="24"/>
+        </w:rPr>
+        <w:t>Análisis metódico del paseo hacia adelante, la función de pérdida por entropía cruzada binaria y la derivación del gradiente mediante la regla de la cadena</w:t>
+      </w:r>
+    </w:p>
+    <w:p>
+      <w:pPr>
+        <w:pBdr>
+          <w:bottom w:val="single" w:sz="12" w:space="1" w:color="1F4E78"/>
+        </w:pBdr>
+        <w:spacing w:after="240"/>
+      </w:pPr>
+    </w:p>
+    <w:p>
+      <w:pPr>
+        <w:pStyle w:val="Ttulo1"/>
+        <w:spacing w:before="240" w:after="120"/>
+      </w:pPr>
+      <w:r>
+        <w:rPr>
+          <w:rFonts w:ascii="Calibri" w:hAnsi="Calibri"/>
+          <w:color w:val="1F4E78"/>
+          <w:sz w:val="30"/>
+        </w:rPr>
+        <w:t>1. La Regresión Logística como Modelo Simplificado de Redes Neuronales</w:t>
+      </w:r>
+    </w:p>
+    <w:p>
+      <w:r>
+        <w:rPr>
+          <w:color w:val="262626"/>
+        </w:rPr>
+        <w:t>La regresión logística constituye la unidad de construcción fundamental para comprender el funcionamiento interno de las redes neuronales profundas. A pesar de su estructura lineal subyacente combinada con un mapeo no lineal simple, integra todos los componentes conceptuales y matemáticos del algoritmo de retropropagación (</w:t>
+      </w:r>
+      <w:r>
+        <w:rPr>
+          <w:i/>
+        </w:rPr>
+        <w:t>backpropagation</w:t>
+      </w:r>
+      <w:r>
+        <w:rPr>
+          <w:color w:val="262626"/>
+        </w:rPr>
+        <w:t>): la transformación afín lineal, la función de activación probabilística, la cuantificación del error mediante una función de pérdida diferenciable y el cálculo en cadena de gradientes para la actualización de parámetros.</w:t>
+      </w:r>
+    </w:p>
+    <w:p>
+      <w:r>
+        <w:rPr>
+          <w:color w:val="262626"/>
+        </w:rPr>
+        <w:t>En una red neuronal multicapa, cada neurona individual en las capas ocultas y de salida ejecuta operaciones análogas a las de un modelo de regresión logística. Por lo tanto, dominar la propagación de errores y el cálculo de gradientes en este modelo univariado y bivariado proporciona la intuición exacta necesaria para extender el formalismo a arquitecturas compuestas con múltiples capas ocultas y miles de parámetros.</w:t>
+      </w:r>
+    </w:p>
+    <w:tbl>
+      <w:tblPr>
+        <w:tblW w:w="0" w:type="auto"/>
+        <w:jc w:val="center"/>
+        <w:tblLayout w:type="fixed"/>
+        <w:tblLook w:val="04A0" w:firstRow="1" w:lastRow="0" w:firstColumn="1" w:lastColumn="0" w:noHBand="0" w:noVBand="1"/>
+      </w:tblPr>
+      <w:tblGrid>
+        <w:gridCol w:w="9360"/>
+      </w:tblGrid>
+      <w:tr>
+        <w:trPr>
+          <w:jc w:val="center"/>
+        </w:trPr>
+        <w:tc>
+          <w:tcPr>
+            <w:tcW w:w="9360" w:type="dxa"/>
+            <w:tcBorders>
+              <w:left w:val="single" w:sz="24" w:space="0" w:color="1F4E78"/>
+            </w:tcBorders>
+            <w:shd w:val="clear" w:color="auto" w:fill="F0F4F8"/>
+            <w:tcMar>
+              <w:top w:w="140" w:type="dxa"/>
+              <w:left w:w="200" w:type="dxa"/>
+              <w:bottom w:w="140" w:type="dxa"/>
+              <w:right w:w="200" w:type="dxa"/>
+            </w:tcMar>
+          </w:tcPr>
+          <w:p>
+            <w:pPr>
+              <w:spacing w:before="40" w:after="80"/>
+            </w:pPr>
+            <w:r>
+              <w:rPr>
+                <w:rFonts w:ascii="Calibri" w:hAnsi="Calibri"/>
+                <w:b/>
+                <w:color w:val="1F4E78"/>
+                <w:sz w:val="21"/>
+              </w:rPr>
+              <w:t xml:space="preserve">💡 Principio de Escalabilidad: </w:t>
+            </w:r>
+            <w:r>
+              <w:rPr>
+                <w:rFonts w:ascii="Calibri" w:hAnsi="Calibri"/>
+                <w:color w:val="262626"/>
+                <w:sz w:val="20"/>
+              </w:rPr>
+              <w:t>El flujo de procesamiento en regresión logística (Entrada → Transformación Afín → Activación Sigmoide → Pérdida BCE) refleja fielmente el ciclo de cómputo de cualquier capa en una red neuronal profunda.</w:t>
+            </w:r>
+          </w:p>
+        </w:tc>
+      </w:tr>
+    </w:tbl>
+    <w:p/>
+    <w:p>
+      <w:pPr>
+        <w:pStyle w:val="Ttulo1"/>
+        <w:spacing w:before="280" w:after="120"/>
+      </w:pPr>
+      <w:r>
+        <w:rPr>
+          <w:rFonts w:ascii="Calibri" w:hAnsi="Calibri"/>
+          <w:color w:val="1F4E78"/>
+          <w:sz w:val="30"/>
+        </w:rPr>
+        <w:t>2. Flujo de Cómputo del Pase Adelante (Forward Pass)</w:t>
+      </w:r>
+    </w:p>
+    <w:p>
+      <w:r>
+        <w:rPr>
+          <w:color w:val="262626"/>
+        </w:rPr>
+        <w:t>El pase hacia adelante (</w:t>
+      </w:r>
+      <w:r>
+        <w:rPr>
+          <w:i/>
+        </w:rPr>
+        <w:t>forward pass</w:t>
+      </w:r>
+      <w:r>
+        <w:rPr>
+          <w:color w:val="262626"/>
+        </w:rPr>
+        <w:t>) transforma la variable de entrada en una predicción probabilística e interactúa secuencialmente a través de tres etapas bien definidas: la transformación afín, la activación sigmoide y la evaluación de la pérdida.</w:t>
+      </w:r>
+    </w:p>
+    <w:p>
+      <w:pPr>
+        <w:pStyle w:val="Ttulo2"/>
+        <w:spacing w:after="80"/>
+      </w:pPr>
+      <w:r>
+        <w:rPr>
+          <w:rFonts w:ascii="Calibri" w:hAnsi="Calibri"/>
+          <w:color w:val="1F4E78"/>
+        </w:rPr>
+        <w:t>2.1 Transformación Afín y Activación Sigmoide</w:t>
+      </w:r>
+    </w:p>
+    <w:p>
+      <w:r>
+        <w:rPr>
+          <w:color w:val="262626"/>
+        </w:rPr>
+        <w:t xml:space="preserve">Dada una observación de entrada </w:t>
+      </w:r>
+      <w:r>
+        <w:rPr>
+          <w:b/>
+        </w:rPr>
+        <w:t>X</w:t>
+      </w:r>
+      <w:r>
+        <w:rPr>
+          <w:color w:val="262626"/>
+        </w:rPr>
+        <w:t xml:space="preserve">, el modelo combina linealmente la entrada mediante la pendiente </w:t>
+      </w:r>
+      <w:r>
+        <w:rPr>
+          <w:b/>
+        </w:rPr>
+        <w:t>β₁</w:t>
+      </w:r>
+      <w:r>
+        <w:rPr>
+          <w:color w:val="262626"/>
+        </w:rPr>
+        <w:t xml:space="preserve"> y el sesgo o la ordenada al origen </w:t>
+      </w:r>
+      <w:r>
+        <w:rPr>
+          <w:b/>
+        </w:rPr>
+        <w:t>β₀</w:t>
+      </w:r>
+      <w:r>
+        <w:rPr>
+          <w:color w:val="262626"/>
+        </w:rPr>
+        <w:t xml:space="preserve"> para producir el valor score no acotado o </w:t>
+      </w:r>
+      <w:r>
+        <w:rPr>
+          <w:i/>
+        </w:rPr>
+        <w:t>logit</w:t>
+      </w:r>
+      <w:r>
+        <w:rPr>
+          <w:color w:val="262626"/>
+        </w:rPr>
+        <w:t xml:space="preserve"> denotado por </w:t>
+      </w:r>
+      <w:r>
+        <w:rPr>
+          <w:b/>
+        </w:rPr>
+        <w:t>h</w:t>
+      </w:r>
+      <w:r>
+        <w:t>:</w:t>
+      </w:r>
+    </w:p>
+    <w:p>
+      <w:pPr>
+        <w:spacing w:before="80"/>
+        <w:jc w:val="center"/>
+      </w:pPr>
+      <w:r>
+        <w:rPr>
+          <w:b/>
+          <w:color w:val="1F4E78"/>
+          <w:sz w:val="24"/>
+        </w:rPr>
+        <w:t>h = β₀ + β₁ X</w:t>
+      </w:r>
+    </w:p>
+    <w:p>
+      <w:r>
+        <w:rPr>
+          <w:color w:val="262626"/>
+        </w:rPr>
+        <w:lastRenderedPageBreak/>
+        <w:t xml:space="preserve">Posteriormente, la puntuación bruta </w:t>
+      </w:r>
+      <w:r>
+        <w:rPr>
+          <w:b/>
+        </w:rPr>
+        <w:t>h</w:t>
+      </w:r>
+      <w:r>
+        <w:rPr>
+          <w:color w:val="262626"/>
+        </w:rPr>
+        <w:t xml:space="preserve"> se comprime en el rango acotado (0, 1) aplicando la función de activación sigmoide </w:t>
+      </w:r>
+      <w:r>
+        <w:rPr>
+          <w:b/>
+        </w:rPr>
+        <w:t>σ(h)</w:t>
+      </w:r>
+      <w:r>
+        <w:rPr>
+          <w:color w:val="262626"/>
+        </w:rPr>
+        <w:t xml:space="preserve">, obteniendo la probabilidad predicha </w:t>
+      </w:r>
+      <w:r>
+        <w:rPr>
+          <w:b/>
+        </w:rPr>
+        <w:t>p</w:t>
+      </w:r>
+      <w:r>
+        <w:t xml:space="preserve"> de que la etiqueta pertenezca a la clase positiva (y = 1):</w:t>
+      </w:r>
+    </w:p>
+    <w:p>
+      <w:pPr>
+        <w:spacing w:before="80"/>
+        <w:jc w:val="center"/>
+      </w:pPr>
+      <w:r>
+        <w:rPr>
+          <w:b/>
+          <w:color w:val="1F4E78"/>
+          <w:sz w:val="24"/>
+        </w:rPr>
+        <w:t>p = σ(h) = 1 / (1 + e⁻ʰ)</w:t>
+      </w:r>
+    </w:p>
+    <w:p>
+      <w:pPr>
+        <w:pStyle w:val="Ttulo2"/>
+        <w:spacing w:after="80"/>
+      </w:pPr>
+      <w:r>
+        <w:rPr>
+          <w:rFonts w:ascii="Calibri" w:hAnsi="Calibri"/>
+          <w:color w:val="1F4E78"/>
+        </w:rPr>
+        <w:t>2.2 Función de Pérdida por Entropía Cruzada Binaria (BCE)</w:t>
+      </w:r>
+    </w:p>
+    <w:p>
+      <w:r>
+        <w:rPr>
+          <w:color w:val="262626"/>
+        </w:rPr>
+        <w:t xml:space="preserve">Para medir la discrepancia entre la probabilidad predicha </w:t>
+      </w:r>
+      <w:r>
+        <w:rPr>
+          <w:b/>
+        </w:rPr>
+        <w:t>p</w:t>
+      </w:r>
+      <w:r>
+        <w:rPr>
+          <w:color w:val="262626"/>
+        </w:rPr>
+        <w:t xml:space="preserve"> y la etiqueta verdadera </w:t>
+      </w:r>
+      <w:r>
+        <w:rPr>
+          <w:b/>
+        </w:rPr>
+        <w:t>y ∈ {0, 1}</w:t>
+      </w:r>
+      <w:r>
+        <w:rPr>
+          <w:color w:val="262626"/>
+        </w:rPr>
+        <w:t>, se emplea la función de pérdida de Entropía Cruzada Binaria (</w:t>
+      </w:r>
+      <w:r>
+        <w:rPr>
+          <w:i/>
+        </w:rPr>
+        <w:t>Binary Cross-Entropy Loss</w:t>
+      </w:r>
+      <w:r>
+        <w:rPr>
+          <w:color w:val="262626"/>
+        </w:rPr>
+        <w:t xml:space="preserve">). La pérdida individual </w:t>
+      </w:r>
+      <w:r>
+        <w:rPr>
+          <w:b/>
+        </w:rPr>
+        <w:t>L_i</w:t>
+      </w:r>
+      <w:r>
+        <w:rPr>
+          <w:color w:val="262626"/>
+        </w:rPr>
+        <w:t xml:space="preserve"> para una muestra </w:t>
+      </w:r>
+      <w:r>
+        <w:rPr>
+          <w:i/>
+        </w:rPr>
+        <w:t>i</w:t>
+      </w:r>
+      <w:r>
+        <w:t xml:space="preserve"> se define como:</w:t>
+      </w:r>
+    </w:p>
+    <w:p>
+      <w:pPr>
+        <w:spacing w:before="80"/>
+        <w:jc w:val="center"/>
+      </w:pPr>
+      <w:r>
+        <w:rPr>
+          <w:b/>
+          <w:color w:val="1F4E78"/>
+          <w:sz w:val="24"/>
+        </w:rPr>
+        <w:t>L_i = - y_i log(p_i) - (1 - y_i) log(1 - p_i)</w:t>
+      </w:r>
+    </w:p>
+    <w:p>
+      <w:r>
+        <w:rPr>
+          <w:color w:val="262626"/>
+        </w:rPr>
+        <w:t xml:space="preserve">La pérdida global del conjunto de datos </w:t>
+      </w:r>
+      <w:r>
+        <w:rPr>
+          <w:b/>
+        </w:rPr>
+        <w:t>L(β₀, β₁)</w:t>
+      </w:r>
+      <w:r>
+        <w:rPr>
+          <w:color w:val="262626"/>
+        </w:rPr>
+        <w:t xml:space="preserve"> se obtiene sumando las pérdidas individuales a través de los </w:t>
+      </w:r>
+      <w:r>
+        <w:rPr>
+          <w:i/>
+        </w:rPr>
+        <w:t>N</w:t>
+      </w:r>
+      <w:r>
+        <w:t xml:space="preserve"> puntos de datos:</w:t>
+      </w:r>
+    </w:p>
+    <w:p>
+      <w:pPr>
+        <w:spacing w:before="80"/>
+        <w:jc w:val="center"/>
+      </w:pPr>
+      <w:r>
+        <w:rPr>
+          <w:b/>
+          <w:color w:val="1F4E78"/>
+          <w:sz w:val="24"/>
+        </w:rPr>
+        <w:t>L(β₀, β₁) = ∑ᵢ₌₁ᴺ L_i</w:t>
+      </w:r>
+    </w:p>
+    <w:p>
+      <w:r>
+        <w:rPr>
+          <w:color w:val="262626"/>
+        </w:rPr>
+        <w:t xml:space="preserve">La formulación logarítmica penaliza severamente al modelo cuando realiza predicciones incorrectas con alta confianza. Por ejemplo, si </w:t>
+      </w:r>
+      <w:r>
+        <w:rPr>
+          <w:b/>
+        </w:rPr>
+        <w:t>y_i = 1</w:t>
+      </w:r>
+      <w:r>
+        <w:rPr>
+          <w:color w:val="262626"/>
+        </w:rPr>
+        <w:t xml:space="preserve"> pero </w:t>
+      </w:r>
+      <w:r>
+        <w:rPr>
+          <w:b/>
+        </w:rPr>
+        <w:t>p_i → 0</w:t>
+      </w:r>
+      <w:r>
+        <w:rPr>
+          <w:color w:val="262626"/>
+        </w:rPr>
+        <w:t xml:space="preserve">, el término </w:t>
+      </w:r>
+      <w:r>
+        <w:rPr>
+          <w:b/>
+        </w:rPr>
+        <w:t>-log(p_i)</w:t>
+      </w:r>
+      <w:r>
+        <w:rPr>
+          <w:color w:val="262626"/>
+        </w:rPr>
+        <w:t xml:space="preserve"> tiende a infinito, obligando al algoritmo de optimización a corregir drásticamente los parámetros.</w:t>
+      </w:r>
+    </w:p>
+    <w:p>
+      <w:pPr>
+        <w:pStyle w:val="Ttulo1"/>
+        <w:spacing w:before="280" w:after="120"/>
+      </w:pPr>
+      <w:r>
+        <w:rPr>
+          <w:rFonts w:ascii="Calibri" w:hAnsi="Calibri"/>
+          <w:color w:val="1F4E78"/>
+          <w:sz w:val="30"/>
+        </w:rPr>
+        <w:t>3. Derivación de Gradientes mediante la Regla de la Cadena (Pase Atrás)</w:t>
+      </w:r>
+    </w:p>
+    <w:p>
+      <w:r>
+        <w:rPr>
+          <w:color w:val="262626"/>
+        </w:rPr>
+        <w:t>El objetivo del pase hacia atrás (</w:t>
+      </w:r>
+      <w:r>
+        <w:rPr>
+          <w:i/>
+        </w:rPr>
+        <w:t>backward pass</w:t>
+      </w:r>
+      <w:r>
+        <w:rPr>
+          <w:color w:val="262626"/>
+        </w:rPr>
+        <w:t xml:space="preserve">) es calcular las derivadas parciales del costo </w:t>
+      </w:r>
+      <w:r>
+        <w:rPr>
+          <w:b/>
+        </w:rPr>
+        <w:t>L_i</w:t>
+      </w:r>
+      <w:r>
+        <w:rPr>
+          <w:color w:val="262626"/>
+        </w:rPr>
+        <w:t xml:space="preserve"> respecto a los parámetros </w:t>
+      </w:r>
+      <w:r>
+        <w:rPr>
+          <w:b/>
+        </w:rPr>
+        <w:t>β₀</w:t>
+      </w:r>
+      <w:r>
+        <w:rPr>
+          <w:color w:val="262626"/>
+        </w:rPr>
+        <w:t xml:space="preserve"> y </w:t>
+      </w:r>
+      <w:r>
+        <w:rPr>
+          <w:b/>
+        </w:rPr>
+        <w:t>β₁</w:t>
+      </w:r>
+      <w:r>
+        <w:rPr>
+          <w:color w:val="262626"/>
+        </w:rPr>
+        <w:t>. Para lograrlo de forma estructurada, aplicamos la regla de la cadena desglosando la computación en tres eslabones diferenciables.</w:t>
+      </w:r>
+    </w:p>
+    <w:p>
+      <w:pPr>
+        <w:pStyle w:val="Ttulo2"/>
+        <w:spacing w:after="80"/>
+      </w:pPr>
+      <w:r>
+        <w:rPr>
+          <w:rFonts w:ascii="Calibri" w:hAnsi="Calibri"/>
+          <w:color w:val="1F4E78"/>
+        </w:rPr>
+        <w:t>Paso 1: Derivada de la Pérdida respecto a la Probabilidad Predicha (∂L_i / ∂p_i)</w:t>
+      </w:r>
+    </w:p>
+    <w:p>
+      <w:r>
+        <w:rPr>
+          <w:color w:val="262626"/>
+        </w:rPr>
+        <w:t xml:space="preserve">Diferenciando la función de entropía cruzada binaria </w:t>
+      </w:r>
+      <w:r>
+        <w:rPr>
+          <w:b/>
+        </w:rPr>
+        <w:t>L_i = -y_i log(p_i) - (1 - y_i) log(1 - p_i)</w:t>
+      </w:r>
+      <w:r>
+        <w:rPr>
+          <w:color w:val="262626"/>
+        </w:rPr>
+        <w:t xml:space="preserve"> con respecto a la probabilidad </w:t>
+      </w:r>
+      <w:r>
+        <w:rPr>
+          <w:b/>
+        </w:rPr>
+        <w:t>p_i</w:t>
+      </w:r>
+      <w:r>
+        <w:t>:</w:t>
+      </w:r>
+    </w:p>
+    <w:p>
+      <w:pPr>
+        <w:spacing w:before="80"/>
+        <w:jc w:val="center"/>
+      </w:pPr>
+      <w:r>
+        <w:rPr>
+          <w:b/>
+          <w:color w:val="1F4E78"/>
+          <w:sz w:val="23"/>
+        </w:rPr>
+        <w:t>∂L_i / ∂p_i = - (y_i / p_i) + (1 - y_i) / (1 - p_i) = (p_i - y_i) / [p_i (1 - p_i)]</w:t>
+      </w:r>
+    </w:p>
+    <w:p>
+      <w:pPr>
+        <w:pStyle w:val="Ttulo2"/>
+        <w:spacing w:after="80"/>
+      </w:pPr>
+      <w:r>
+        <w:rPr>
+          <w:rFonts w:ascii="Calibri" w:hAnsi="Calibri"/>
+          <w:color w:val="1F4E78"/>
+        </w:rPr>
+        <w:t>Paso 2: Derivada de la Activación Sigmoide respecto a la Puntuación Afín (∂p_i / ∂h_i)</w:t>
+      </w:r>
+    </w:p>
+    <w:p>
+      <w:r>
+        <w:rPr>
+          <w:color w:val="262626"/>
+        </w:rPr>
+        <w:t xml:space="preserve">La derivada de la función sigmoide </w:t>
+      </w:r>
+      <w:r>
+        <w:rPr>
+          <w:b/>
+        </w:rPr>
+        <w:t>p_i = σ(h_i)</w:t>
+      </w:r>
+      <w:r>
+        <w:rPr>
+          <w:color w:val="262626"/>
+        </w:rPr>
+        <w:t xml:space="preserve"> posee la propiedad analítica conveniente de expresarse en términos de su propia salida:</w:t>
+      </w:r>
+    </w:p>
+    <w:p>
+      <w:pPr>
+        <w:spacing w:before="80"/>
+        <w:jc w:val="center"/>
+      </w:pPr>
+      <w:r>
+        <w:rPr>
+          <w:b/>
+          <w:color w:val="1F4E78"/>
+          <w:sz w:val="23"/>
+        </w:rPr>
+        <w:t>∂p_i / ∂h_i = σ(h_i)(1 - σ(h_i)) = p_i (1 - p_i)</w:t>
+      </w:r>
+    </w:p>
+    <w:p>
+      <w:r>
+        <w:rPr>
+          <w:color w:val="262626"/>
+        </w:rPr>
+        <w:t xml:space="preserve">Al combinar el Paso 1 y el Paso 2 mediante la regla de la cadena, observamos una simplificación algebraica crucial: el término del denominador </w:t>
+      </w:r>
+      <w:r>
+        <w:rPr>
+          <w:b/>
+        </w:rPr>
+        <w:t>p_i(1 - p_i)</w:t>
+      </w:r>
+      <w:r>
+        <w:rPr>
+          <w:color w:val="262626"/>
+        </w:rPr>
+        <w:t xml:space="preserve"> se cancela de forma exacta:</w:t>
+      </w:r>
+    </w:p>
+    <w:p>
+      <w:pPr>
+        <w:spacing w:before="80"/>
+        <w:jc w:val="center"/>
+      </w:pPr>
+      <w:r>
+        <w:rPr>
+          <w:b/>
+          <w:color w:val="1F4E78"/>
+          <w:sz w:val="23"/>
+        </w:rPr>
+        <w:t>∂L_i / ∂h_i = (∂L_i / ∂p_i) · (∂p_i / ∂h_i) = [ (p_i - y_i) / (p_i (1 - p_i)) ] · [ p_i (1 - p_i) ] = p_i - y_i</w:t>
+      </w:r>
+    </w:p>
+    <w:tbl>
+      <w:tblPr>
+        <w:tblW w:w="0" w:type="auto"/>
+        <w:jc w:val="center"/>
+        <w:tblLayout w:type="fixed"/>
+        <w:tblLook w:val="04A0" w:firstRow="1" w:lastRow="0" w:firstColumn="1" w:lastColumn="0" w:noHBand="0" w:noVBand="1"/>
+      </w:tblPr>
+      <w:tblGrid>
+        <w:gridCol w:w="9360"/>
+      </w:tblGrid>
+      <w:tr>
+        <w:trPr>
+          <w:jc w:val="center"/>
+        </w:trPr>
+        <w:tc>
+          <w:tcPr>
+            <w:tcW w:w="9360" w:type="dxa"/>
+            <w:tcBorders>
+              <w:left w:val="single" w:sz="24" w:space="0" w:color="1F4E78"/>
+            </w:tcBorders>
+            <w:shd w:val="clear" w:color="auto" w:fill="F0F4F8"/>
+            <w:tcMar>
+              <w:top w:w="140" w:type="dxa"/>
+              <w:left w:w="200" w:type="dxa"/>
+              <w:bottom w:w="140" w:type="dxa"/>
+              <w:right w:w="200" w:type="dxa"/>
+            </w:tcMar>
+          </w:tcPr>
+          <w:p>
+            <w:pPr>
+              <w:spacing w:before="40" w:after="80"/>
+            </w:pPr>
+            <w:r>
+              <w:rPr>
+                <w:rFonts w:ascii="Calibri" w:hAnsi="Calibri"/>
+                <w:b/>
+                <w:color w:val="1F4E78"/>
+                <w:sz w:val="21"/>
+              </w:rPr>
+              <w:lastRenderedPageBreak/>
+              <w:t xml:space="preserve">💡 Simplificación Matemática Fundamental: </w:t>
+            </w:r>
+            <w:r>
+              <w:rPr>
+                <w:rFonts w:ascii="Calibri" w:hAnsi="Calibri"/>
+                <w:color w:val="262626"/>
+                <w:sz w:val="20"/>
+              </w:rPr>
+              <w:t>La derivada parcial de la pérdida de entropía cruzada respecto a la puntuación bruta h_i es simplemente el error de predicción lineal (p_i - y_i). Esta elegante cancelación evita problemas de inestabilidad numérica durante el entrenamiento.</w:t>
+            </w:r>
+          </w:p>
+        </w:tc>
+      </w:tr>
+    </w:tbl>
+    <w:p/>
+    <w:p>
+      <w:pPr>
+        <w:pStyle w:val="Ttulo2"/>
+        <w:spacing w:after="80"/>
+      </w:pPr>
+      <w:r>
+        <w:rPr>
+          <w:rFonts w:ascii="Calibri" w:hAnsi="Calibri"/>
+          <w:color w:val="1F4E78"/>
+        </w:rPr>
+        <w:t>Paso 3: Derivadas del Bloque Afín respecto a los Parámetros (∂h_i / ∂β₀ y ∂h_i / ∂β₁)</w:t>
+      </w:r>
+    </w:p>
+    <w:p>
+      <w:r>
+        <w:rPr>
+          <w:color w:val="262626"/>
+        </w:rPr>
+        <w:t xml:space="preserve">Dado que </w:t>
+      </w:r>
+      <w:r>
+        <w:rPr>
+          <w:b/>
+        </w:rPr>
+        <w:t>h_i = β₀ + β₁ X_i</w:t>
+      </w:r>
+      <w:r>
+        <w:rPr>
+          <w:color w:val="262626"/>
+        </w:rPr>
+        <w:t>, las derivadas locales respecto a los coeficientes de la recta son inmediatas:</w:t>
+      </w:r>
+    </w:p>
+    <w:p>
+      <w:pPr>
+        <w:spacing w:before="80"/>
+        <w:jc w:val="center"/>
+      </w:pPr>
+      <w:r>
+        <w:rPr>
+          <w:b/>
+          <w:color w:val="1F4E78"/>
+          <w:sz w:val="23"/>
+        </w:rPr>
+        <w:t>∂h_i / ∂β₀ = 1,      ∂h_i / ∂β₁ = X_i</w:t>
+      </w:r>
+    </w:p>
+    <w:p>
+      <w:pPr>
+        <w:pStyle w:val="Ttulo2"/>
+        <w:spacing w:after="80"/>
+      </w:pPr>
+      <w:r>
+        <w:rPr>
+          <w:rFonts w:ascii="Calibri" w:hAnsi="Calibri"/>
+          <w:color w:val="1F4E78"/>
+        </w:rPr>
+        <w:t>Paso 4: Gradiente Final para la Regla de Actualización de Pesos</w:t>
+      </w:r>
+    </w:p>
+    <w:p>
+      <w:r>
+        <w:rPr>
+          <w:color w:val="262626"/>
+        </w:rPr>
+        <w:t>Multiplicando los componentes a través de la cadena de derivadas completa (</w:t>
+      </w:r>
+      <w:r>
+        <w:rPr>
+          <w:i/>
+        </w:rPr>
+        <w:t>∂L_i / ∂β = (∂L_i / ∂p_i) · (∂p_i / ∂h_i) · (∂h_i / ∂β)</w:t>
+      </w:r>
+      <w:r>
+        <w:rPr>
+          <w:color w:val="262626"/>
+        </w:rPr>
+        <w:t>), obtenemos las derivadas del error de una muestra individual:</w:t>
+      </w:r>
+    </w:p>
+    <w:p>
+      <w:pPr>
+        <w:spacing w:before="80"/>
+        <w:jc w:val="center"/>
+      </w:pPr>
+      <w:r>
+        <w:rPr>
+          <w:b/>
+          <w:color w:val="1F4E78"/>
+          <w:sz w:val="23"/>
+        </w:rPr>
+        <w:t>∂L_i / ∂β₀ = p_i - y_i</w:t>
+      </w:r>
+      <w:r>
+        <w:rPr>
+          <w:b/>
+          <w:color w:val="1F4E78"/>
+          <w:sz w:val="23"/>
+        </w:rPr>
+        <w:br/>
+        <w:t>∂L_i / ∂β₁ = (p_i - y_i) X_i</w:t>
+      </w:r>
+    </w:p>
+    <w:p>
+      <w:r>
+        <w:rPr>
+          <w:color w:val="262626"/>
+        </w:rPr>
+        <w:t xml:space="preserve">Sumando sobre el total de </w:t>
+      </w:r>
+      <w:r>
+        <w:rPr>
+          <w:i/>
+        </w:rPr>
+        <w:t>N</w:t>
+      </w:r>
+      <w:r>
+        <w:rPr>
+          <w:color w:val="262626"/>
+        </w:rPr>
+        <w:t xml:space="preserve"> muestras del conjunto de datos, obtenemos las componentes del gradiente total utilizado en el algoritmo de descenso del gradiente con tasa de aprendizaje </w:t>
+      </w:r>
+      <w:r>
+        <w:rPr>
+          <w:b/>
+        </w:rPr>
+        <w:t>η</w:t>
+      </w:r>
+      <w:r>
+        <w:t>:</w:t>
+      </w:r>
+    </w:p>
+    <w:p>
+      <w:pPr>
+        <w:spacing w:before="80" w:after="160"/>
+        <w:jc w:val="center"/>
+      </w:pPr>
+      <w:r>
+        <w:rPr>
+          <w:b/>
+          <w:color w:val="1F4E78"/>
+          <w:sz w:val="23"/>
+        </w:rPr>
+        <w:t>β₀⁽ⁿᵉʷ⁾ = β₀⁽ᵒˡᵈ⁾ - η ∑ᵢ₌₁ᴺ (p_i - y_i)</w:t>
+      </w:r>
+      <w:r>
+        <w:rPr>
+          <w:b/>
+          <w:color w:val="1F4E78"/>
+          <w:sz w:val="23"/>
+        </w:rPr>
+        <w:br/>
+        <w:t>β₁⁽ⁿᵉʷ⁾ = β₁⁽ᵒˡᵈ⁾ - η ∑ᵢ₌₁ᴺ (p_i - y_i) X_i</w:t>
+      </w:r>
+    </w:p>
+    <w:p>
+      <w:pPr>
+        <w:pStyle w:val="Ttulo1"/>
+        <w:spacing w:before="280" w:after="120"/>
+      </w:pPr>
+      <w:r>
+        <w:rPr>
+          <w:rFonts w:ascii="Calibri" w:hAnsi="Calibri"/>
+          <w:color w:val="1F4E78"/>
+          <w:sz w:val="30"/>
+        </w:rPr>
+        <w:t>4. Matriz Resumen de la Cadena de Retropropagación</w:t>
+      </w:r>
+    </w:p>
+    <w:p>
+      <w:r>
+        <w:rPr>
+          <w:color w:val="262626"/>
+        </w:rPr>
+        <w:t>La siguiente tabla sintetiza la estructura modular de la regresión logística, detallando las ecuaciones operativas de cada bloque funcional y su respectivo aporte al gradiente global.</w:t>
+      </w:r>
+    </w:p>
+    <w:tbl>
+      <w:tblPr>
+        <w:tblW w:w="0" w:type="auto"/>
+        <w:jc w:val="center"/>
+        <w:tblLayout w:type="fixed"/>
+        <w:tblLook w:val="04A0" w:firstRow="1" w:lastRow="0" w:firstColumn="1" w:lastColumn="0" w:noHBand="0" w:noVBand="1"/>
+      </w:tblPr>
+      <w:tblGrid>
+        <w:gridCol w:w="2160"/>
+        <w:gridCol w:w="2592"/>
+        <w:gridCol w:w="2592"/>
+        <w:gridCol w:w="2016"/>
+      </w:tblGrid>
+      <w:tr>
+        <w:trPr>
+          <w:jc w:val="center"/>
+        </w:trPr>
+        <w:tc>
+          <w:tcPr>
+            <w:tcW w:w="2160" w:type="dxa"/>
+            <w:shd w:val="clear" w:color="auto" w:fill="1F4E78"/>
+            <w:tcMar>
+              <w:top w:w="100" w:type="dxa"/>
+              <w:left w:w="120" w:type="dxa"/>
+              <w:bottom w:w="100" w:type="dxa"/>
+              <w:right w:w="120" w:type="dxa"/>
+            </w:tcMar>
+          </w:tcPr>
+          <w:p>
+            <w:pPr>
+              <w:spacing w:before="60" w:after="60" w:line="252" w:lineRule="auto"/>
+            </w:pPr>
+            <w:r>
+              <w:rPr>
+                <w:rFonts w:ascii="Calibri" w:hAnsi="Calibri"/>
+                <w:b/>
+                <w:color w:val="FFFFFF"/>
+                <w:sz w:val="20"/>
+              </w:rPr>
+              <w:t>Bloque Funcional</w:t>
+            </w:r>
+          </w:p>
+        </w:tc>
+        <w:tc>
+          <w:tcPr>
+            <w:tcW w:w="2592" w:type="dxa"/>
+            <w:shd w:val="clear" w:color="auto" w:fill="1F4E78"/>
+            <w:tcMar>
+              <w:top w:w="100" w:type="dxa"/>
+              <w:left w:w="120" w:type="dxa"/>
+              <w:bottom w:w="100" w:type="dxa"/>
+              <w:right w:w="120" w:type="dxa"/>
+            </w:tcMar>
+          </w:tcPr>
+          <w:p>
+            <w:pPr>
+              <w:spacing w:before="60" w:after="60" w:line="252" w:lineRule="auto"/>
+            </w:pPr>
+            <w:r>
+              <w:rPr>
+                <w:rFonts w:ascii="Calibri" w:hAnsi="Calibri"/>
+                <w:b/>
+                <w:color w:val="FFFFFF"/>
+                <w:sz w:val="20"/>
+              </w:rPr>
+              <w:t>Expresión Operativa</w:t>
+            </w:r>
+          </w:p>
+        </w:tc>
+        <w:tc>
+          <w:tcPr>
+            <w:tcW w:w="2592" w:type="dxa"/>
+            <w:shd w:val="clear" w:color="auto" w:fill="1F4E78"/>
+            <w:tcMar>
+              <w:top w:w="100" w:type="dxa"/>
+              <w:left w:w="120" w:type="dxa"/>
+              <w:bottom w:w="100" w:type="dxa"/>
+              <w:right w:w="120" w:type="dxa"/>
+            </w:tcMar>
+          </w:tcPr>
+          <w:p>
+            <w:pPr>
+              <w:spacing w:before="60" w:after="60" w:line="252" w:lineRule="auto"/>
+            </w:pPr>
+            <w:r>
+              <w:rPr>
+                <w:rFonts w:ascii="Calibri" w:hAnsi="Calibri"/>
+                <w:b/>
+                <w:color w:val="FFFFFF"/>
+                <w:sz w:val="20"/>
+              </w:rPr>
+              <w:t>Derivada Local (Pase Atrás)</w:t>
+            </w:r>
+          </w:p>
+        </w:tc>
+        <w:tc>
+          <w:tcPr>
+            <w:tcW w:w="2016" w:type="dxa"/>
+            <w:shd w:val="clear" w:color="auto" w:fill="1F4E78"/>
+            <w:tcMar>
+              <w:top w:w="100" w:type="dxa"/>
+              <w:left w:w="120" w:type="dxa"/>
+              <w:bottom w:w="100" w:type="dxa"/>
+              <w:right w:w="120" w:type="dxa"/>
+            </w:tcMar>
+          </w:tcPr>
+          <w:p>
+            <w:pPr>
+              <w:spacing w:before="60" w:after="60" w:line="252" w:lineRule="auto"/>
+            </w:pPr>
+            <w:r>
+              <w:rPr>
+                <w:rFonts w:ascii="Calibri" w:hAnsi="Calibri"/>
+                <w:b/>
+                <w:color w:val="FFFFFF"/>
+                <w:sz w:val="20"/>
+              </w:rPr>
+              <w:t>Impacto en la Actualización</w:t>
+            </w:r>
+          </w:p>
+        </w:tc>
+      </w:tr>
+      <w:tr>
+        <w:trPr>
+          <w:jc w:val="center"/>
+        </w:trPr>
+        <w:tc>
+          <w:tcPr>
+            <w:tcW w:w="2160" w:type="dxa"/>
+            <w:shd w:val="clear" w:color="auto" w:fill="F9FAFB"/>
+            <w:tcMar>
+              <w:top w:w="80" w:type="dxa"/>
+              <w:left w:w="100" w:type="dxa"/>
+              <w:bottom w:w="80" w:type="dxa"/>
+              <w:right w:w="100" w:type="dxa"/>
+            </w:tcMar>
+          </w:tcPr>
+          <w:p>
+            <w:pPr>
+              <w:spacing w:before="60" w:after="60" w:line="252" w:lineRule="auto"/>
+            </w:pPr>
+            <w:r>
+              <w:rPr>
+                <w:rFonts w:ascii="Calibri" w:hAnsi="Calibri"/>
+                <w:color w:val="262626"/>
+                <w:sz w:val="19"/>
+              </w:rPr>
+              <w:t>1. Transformación Afín</w:t>
+            </w:r>
+          </w:p>
+        </w:tc>
+        <w:tc>
+          <w:tcPr>
+            <w:tcW w:w="2592" w:type="dxa"/>
+            <w:shd w:val="clear" w:color="auto" w:fill="F9FAFB"/>
+            <w:tcMar>
+              <w:top w:w="80" w:type="dxa"/>
+              <w:left w:w="100" w:type="dxa"/>
+              <w:bottom w:w="80" w:type="dxa"/>
+              <w:right w:w="100" w:type="dxa"/>
+            </w:tcMar>
+          </w:tcPr>
+          <w:p>
+            <w:pPr>
+              <w:spacing w:before="60" w:after="60" w:line="252" w:lineRule="auto"/>
+            </w:pPr>
+            <w:r>
+              <w:rPr>
+                <w:rFonts w:ascii="Calibri" w:hAnsi="Calibri"/>
+                <w:color w:val="262626"/>
+                <w:sz w:val="19"/>
+              </w:rPr>
+              <w:t>h = β₀ + β₁ X</w:t>
+            </w:r>
+          </w:p>
+        </w:tc>
+        <w:tc>
+          <w:tcPr>
+            <w:tcW w:w="2592" w:type="dxa"/>
+            <w:shd w:val="clear" w:color="auto" w:fill="F9FAFB"/>
+            <w:tcMar>
+              <w:top w:w="80" w:type="dxa"/>
+              <w:left w:w="100" w:type="dxa"/>
+              <w:bottom w:w="80" w:type="dxa"/>
+              <w:right w:w="100" w:type="dxa"/>
+            </w:tcMar>
+          </w:tcPr>
+          <w:p>
+            <w:pPr>
+              <w:spacing w:before="60" w:after="60" w:line="252" w:lineRule="auto"/>
+            </w:pPr>
+            <w:r>
+              <w:rPr>
+                <w:rFonts w:ascii="Calibri" w:hAnsi="Calibri"/>
+                <w:color w:val="262626"/>
+                <w:sz w:val="19"/>
+              </w:rPr>
+              <w:t>∂h / ∂β₀ = 1</w:t>
+            </w:r>
+            <w:r>
+              <w:rPr>
+                <w:rFonts w:ascii="Calibri" w:hAnsi="Calibri"/>
+                <w:color w:val="262626"/>
+                <w:sz w:val="19"/>
+              </w:rPr>
+              <w:br/>
+              <w:t>∂h / ∂β₁ = X</w:t>
+            </w:r>
+          </w:p>
+        </w:tc>
+        <w:tc>
+          <w:tcPr>
+            <w:tcW w:w="2016" w:type="dxa"/>
+            <w:shd w:val="clear" w:color="auto" w:fill="F9FAFB"/>
+            <w:tcMar>
+              <w:top w:w="80" w:type="dxa"/>
+              <w:left w:w="100" w:type="dxa"/>
+              <w:bottom w:w="80" w:type="dxa"/>
+              <w:right w:w="100" w:type="dxa"/>
+            </w:tcMar>
+          </w:tcPr>
+          <w:p>
+            <w:pPr>
+              <w:spacing w:before="60" w:after="60" w:line="252" w:lineRule="auto"/>
+            </w:pPr>
+            <w:r>
+              <w:rPr>
+                <w:rFonts w:ascii="Calibri" w:hAnsi="Calibri"/>
+                <w:color w:val="262626"/>
+                <w:sz w:val="19"/>
+              </w:rPr>
+              <w:t>Aporta la magnitud de la entrada X_i al gradiente de la pendiente β₁.</w:t>
+            </w:r>
+          </w:p>
+        </w:tc>
+      </w:tr>
+      <w:tr>
+        <w:trPr>
+          <w:jc w:val="center"/>
+        </w:trPr>
+        <w:tc>
+          <w:tcPr>
+            <w:tcW w:w="2160" w:type="dxa"/>
+            <w:shd w:val="clear" w:color="auto" w:fill="FFFFFF"/>
+            <w:tcMar>
+              <w:top w:w="80" w:type="dxa"/>
+              <w:left w:w="100" w:type="dxa"/>
+              <w:bottom w:w="80" w:type="dxa"/>
+              <w:right w:w="100" w:type="dxa"/>
+            </w:tcMar>
+          </w:tcPr>
+          <w:p>
+            <w:pPr>
+              <w:spacing w:before="60" w:after="60" w:line="252" w:lineRule="auto"/>
+            </w:pPr>
+            <w:r>
+              <w:rPr>
+                <w:rFonts w:ascii="Calibri" w:hAnsi="Calibri"/>
+                <w:color w:val="262626"/>
+                <w:sz w:val="19"/>
+              </w:rPr>
+              <w:t>2. Activación Sigmoide</w:t>
+            </w:r>
+          </w:p>
+        </w:tc>
+        <w:tc>
+          <w:tcPr>
+            <w:tcW w:w="2592" w:type="dxa"/>
+            <w:shd w:val="clear" w:color="auto" w:fill="FFFFFF"/>
+            <w:tcMar>
+              <w:top w:w="80" w:type="dxa"/>
+              <w:left w:w="100" w:type="dxa"/>
+              <w:bottom w:w="80" w:type="dxa"/>
+              <w:right w:w="100" w:type="dxa"/>
+            </w:tcMar>
+          </w:tcPr>
+          <w:p>
+            <w:pPr>
+              <w:spacing w:before="60" w:after="60" w:line="252" w:lineRule="auto"/>
+            </w:pPr>
+            <w:r>
+              <w:rPr>
+                <w:rFonts w:ascii="Calibri" w:hAnsi="Calibri"/>
+                <w:color w:val="262626"/>
+                <w:sz w:val="19"/>
+              </w:rPr>
+              <w:t>p = 1 / (1 + e⁻ʰ)</w:t>
+            </w:r>
+          </w:p>
+        </w:tc>
+        <w:tc>
+          <w:tcPr>
+            <w:tcW w:w="2592" w:type="dxa"/>
+            <w:shd w:val="clear" w:color="auto" w:fill="FFFFFF"/>
+            <w:tcMar>
+              <w:top w:w="80" w:type="dxa"/>
+              <w:left w:w="100" w:type="dxa"/>
+              <w:bottom w:w="80" w:type="dxa"/>
+              <w:right w:w="100" w:type="dxa"/>
+            </w:tcMar>
+          </w:tcPr>
+          <w:p>
+            <w:pPr>
+              <w:spacing w:before="60" w:after="60" w:line="252" w:lineRule="auto"/>
+            </w:pPr>
+            <w:r>
+              <w:rPr>
+                <w:rFonts w:ascii="Calibri" w:hAnsi="Calibri"/>
+                <w:color w:val="262626"/>
+                <w:sz w:val="19"/>
+              </w:rPr>
+              <w:t>∂p / ∂h = p(1 - p)</w:t>
+            </w:r>
+          </w:p>
+        </w:tc>
+        <w:tc>
+          <w:tcPr>
+            <w:tcW w:w="2016" w:type="dxa"/>
+            <w:shd w:val="clear" w:color="auto" w:fill="FFFFFF"/>
+            <w:tcMar>
+              <w:top w:w="80" w:type="dxa"/>
+              <w:left w:w="100" w:type="dxa"/>
+              <w:bottom w:w="80" w:type="dxa"/>
+              <w:right w:w="100" w:type="dxa"/>
+            </w:tcMar>
+          </w:tcPr>
+          <w:p>
+            <w:pPr>
+              <w:spacing w:before="60" w:after="60" w:line="252" w:lineRule="auto"/>
+            </w:pPr>
+            <w:r>
+              <w:rPr>
+                <w:rFonts w:ascii="Calibri" w:hAnsi="Calibri"/>
+                <w:color w:val="262626"/>
+                <w:sz w:val="19"/>
+              </w:rPr>
+              <w:t>Comprime el score en probabilidad y modula la tasa de cambio.</w:t>
+            </w:r>
+          </w:p>
+        </w:tc>
+      </w:tr>
+      <w:tr>
+        <w:trPr>
+          <w:jc w:val="center"/>
+        </w:trPr>
+        <w:tc>
+          <w:tcPr>
+            <w:tcW w:w="2160" w:type="dxa"/>
+            <w:shd w:val="clear" w:color="auto" w:fill="F9FAFB"/>
+            <w:tcMar>
+              <w:top w:w="80" w:type="dxa"/>
+              <w:left w:w="100" w:type="dxa"/>
+              <w:bottom w:w="80" w:type="dxa"/>
+              <w:right w:w="100" w:type="dxa"/>
+            </w:tcMar>
+          </w:tcPr>
+          <w:p>
+            <w:pPr>
+              <w:spacing w:before="60" w:after="60" w:line="252" w:lineRule="auto"/>
+            </w:pPr>
+            <w:r>
+              <w:rPr>
+                <w:rFonts w:ascii="Calibri" w:hAnsi="Calibri"/>
+                <w:color w:val="262626"/>
+                <w:sz w:val="19"/>
+              </w:rPr>
+              <w:t>3. Pérdida BCE</w:t>
+            </w:r>
+          </w:p>
+        </w:tc>
+        <w:tc>
+          <w:tcPr>
+            <w:tcW w:w="2592" w:type="dxa"/>
+            <w:shd w:val="clear" w:color="auto" w:fill="F9FAFB"/>
+            <w:tcMar>
+              <w:top w:w="80" w:type="dxa"/>
+              <w:left w:w="100" w:type="dxa"/>
+              <w:bottom w:w="80" w:type="dxa"/>
+              <w:right w:w="100" w:type="dxa"/>
+            </w:tcMar>
+          </w:tcPr>
+          <w:p>
+            <w:pPr>
+              <w:spacing w:before="60" w:after="60" w:line="252" w:lineRule="auto"/>
+            </w:pPr>
+            <w:r>
+              <w:rPr>
+                <w:rFonts w:ascii="Calibri" w:hAnsi="Calibri"/>
+                <w:color w:val="262626"/>
+                <w:sz w:val="19"/>
+              </w:rPr>
+              <w:t>L_i = -y log(p) - (1-y)log(1-p)</w:t>
+            </w:r>
+          </w:p>
+        </w:tc>
+        <w:tc>
+          <w:tcPr>
+            <w:tcW w:w="2592" w:type="dxa"/>
+            <w:shd w:val="clear" w:color="auto" w:fill="F9FAFB"/>
+            <w:tcMar>
+              <w:top w:w="80" w:type="dxa"/>
+              <w:left w:w="100" w:type="dxa"/>
+              <w:bottom w:w="80" w:type="dxa"/>
+              <w:right w:w="100" w:type="dxa"/>
+            </w:tcMar>
+          </w:tcPr>
+          <w:p>
+            <w:pPr>
+              <w:spacing w:before="60" w:after="60" w:line="252" w:lineRule="auto"/>
+            </w:pPr>
+            <w:r>
+              <w:rPr>
+                <w:rFonts w:ascii="Calibri" w:hAnsi="Calibri"/>
+                <w:color w:val="262626"/>
+                <w:sz w:val="19"/>
+              </w:rPr>
+              <w:t>∂L_i / ∂p = (p - y) / [p(1 - p)]</w:t>
+            </w:r>
+          </w:p>
+        </w:tc>
+        <w:tc>
+          <w:tcPr>
+            <w:tcW w:w="2016" w:type="dxa"/>
+            <w:shd w:val="clear" w:color="auto" w:fill="F9FAFB"/>
+            <w:tcMar>
+              <w:top w:w="80" w:type="dxa"/>
+              <w:left w:w="100" w:type="dxa"/>
+              <w:bottom w:w="80" w:type="dxa"/>
+              <w:right w:w="100" w:type="dxa"/>
+            </w:tcMar>
+          </w:tcPr>
+          <w:p>
+            <w:pPr>
+              <w:spacing w:before="60" w:after="60" w:line="252" w:lineRule="auto"/>
+            </w:pPr>
+            <w:r>
+              <w:rPr>
+                <w:rFonts w:ascii="Calibri" w:hAnsi="Calibri"/>
+                <w:color w:val="262626"/>
+                <w:sz w:val="19"/>
+              </w:rPr>
+              <w:t xml:space="preserve">Mide el error probabilístico y penaliza desvíos </w:t>
+            </w:r>
+            <w:r>
+              <w:rPr>
+                <w:rFonts w:ascii="Calibri" w:hAnsi="Calibri"/>
+                <w:color w:val="262626"/>
+                <w:sz w:val="19"/>
+              </w:rPr>
+              <w:lastRenderedPageBreak/>
+              <w:t>severos.</w:t>
+            </w:r>
+          </w:p>
+        </w:tc>
+      </w:tr>
+      <w:tr>
+        <w:trPr>
+          <w:jc w:val="center"/>
+        </w:trPr>
+        <w:tc>
+          <w:tcPr>
+            <w:tcW w:w="2160" w:type="dxa"/>
+            <w:shd w:val="clear" w:color="auto" w:fill="FFFFFF"/>
+            <w:tcMar>
+              <w:top w:w="80" w:type="dxa"/>
+              <w:left w:w="100" w:type="dxa"/>
+              <w:bottom w:w="80" w:type="dxa"/>
+              <w:right w:w="100" w:type="dxa"/>
+            </w:tcMar>
+          </w:tcPr>
+          <w:p>
+            <w:pPr>
+              <w:spacing w:before="60" w:after="60" w:line="252" w:lineRule="auto"/>
+            </w:pPr>
+            <w:r>
+              <w:rPr>
+                <w:rFonts w:ascii="Calibri" w:hAnsi="Calibri"/>
+                <w:color w:val="262626"/>
+                <w:sz w:val="19"/>
+              </w:rPr>
+              <w:lastRenderedPageBreak/>
+              <w:t>Acoplamiento Cadena</w:t>
+            </w:r>
+          </w:p>
+        </w:tc>
+        <w:tc>
+          <w:tcPr>
+            <w:tcW w:w="2592" w:type="dxa"/>
+            <w:shd w:val="clear" w:color="auto" w:fill="FFFFFF"/>
+            <w:tcMar>
+              <w:top w:w="80" w:type="dxa"/>
+              <w:left w:w="100" w:type="dxa"/>
+              <w:bottom w:w="80" w:type="dxa"/>
+              <w:right w:w="100" w:type="dxa"/>
+            </w:tcMar>
+          </w:tcPr>
+          <w:p>
+            <w:pPr>
+              <w:spacing w:before="60" w:after="60" w:line="252" w:lineRule="auto"/>
+            </w:pPr>
+            <w:r>
+              <w:rPr>
+                <w:rFonts w:ascii="Calibri" w:hAnsi="Calibri"/>
+                <w:color w:val="262626"/>
+                <w:sz w:val="19"/>
+              </w:rPr>
+              <w:t>∂L_i / ∂h = (∂L_i/∂p)·(∂p/∂h)</w:t>
+            </w:r>
+          </w:p>
+        </w:tc>
+        <w:tc>
+          <w:tcPr>
+            <w:tcW w:w="2592" w:type="dxa"/>
+            <w:shd w:val="clear" w:color="auto" w:fill="FFFFFF"/>
+            <w:tcMar>
+              <w:top w:w="80" w:type="dxa"/>
+              <w:left w:w="100" w:type="dxa"/>
+              <w:bottom w:w="80" w:type="dxa"/>
+              <w:right w:w="100" w:type="dxa"/>
+            </w:tcMar>
+          </w:tcPr>
+          <w:p>
+            <w:pPr>
+              <w:spacing w:before="60" w:after="60" w:line="252" w:lineRule="auto"/>
+            </w:pPr>
+            <w:r>
+              <w:rPr>
+                <w:rFonts w:ascii="Calibri" w:hAnsi="Calibri"/>
+                <w:color w:val="262626"/>
+                <w:sz w:val="19"/>
+              </w:rPr>
+              <w:t>∂L_i / ∂h = p_i - y_i</w:t>
+            </w:r>
+          </w:p>
+        </w:tc>
+        <w:tc>
+          <w:tcPr>
+            <w:tcW w:w="2016" w:type="dxa"/>
+            <w:shd w:val="clear" w:color="auto" w:fill="FFFFFF"/>
+            <w:tcMar>
+              <w:top w:w="80" w:type="dxa"/>
+              <w:left w:w="100" w:type="dxa"/>
+              <w:bottom w:w="80" w:type="dxa"/>
+              <w:right w:w="100" w:type="dxa"/>
+            </w:tcMar>
+          </w:tcPr>
+          <w:p>
+            <w:pPr>
+              <w:spacing w:before="60" w:after="60" w:line="252" w:lineRule="auto"/>
+            </w:pPr>
+            <w:r>
+              <w:rPr>
+                <w:rFonts w:ascii="Calibri" w:hAnsi="Calibri"/>
+                <w:color w:val="262626"/>
+                <w:sz w:val="19"/>
+              </w:rPr>
+              <w:t>Se cancela p(1-p), dejando el error lineal directo (p_i - y_i).</w:t>
+            </w:r>
+          </w:p>
+        </w:tc>
+      </w:tr>
+    </w:tbl>
+    <w:p/>
+    <w:p>
+      <w:pPr>
+        <w:pStyle w:val="Ttulo1"/>
+        <w:spacing w:before="280" w:after="120"/>
+      </w:pPr>
+      <w:r>
+        <w:rPr>
+          <w:rFonts w:ascii="Calibri" w:hAnsi="Calibri"/>
+          <w:color w:val="1F4E78"/>
+          <w:sz w:val="30"/>
+        </w:rPr>
+        <w:t>5. Extensión a Redes Neuronales Profundas Multicapa</w:t>
+      </w:r>
+    </w:p>
+    <w:p>
+      <w:r>
+        <w:rPr>
+          <w:color w:val="262626"/>
+        </w:rPr>
+        <w:t>El algoritmo de retropropagación en redes neuronales profundas amplía exactamente este mismo esquema conceptual. Mientras que en la regresión logística la cadena de derivadas consta de tres eslabones sencillos (Afín → Sigmoide → Pérdida), una red neuronal profunda encadena múltiples capas ocultas intermedias:</w:t>
+      </w:r>
+    </w:p>
+    <w:p>
+      <w:pPr>
+        <w:spacing w:before="80"/>
+        <w:jc w:val="center"/>
+      </w:pPr>
+      <w:r>
+        <w:rPr>
+          <w:b/>
+          <w:color w:val="1F4E78"/>
+        </w:rPr>
+        <w:t>X → h⁽¹⁾ = W⁽¹⁾X + b⁽¹⁾ → a⁽¹⁾ = σ(h⁽¹⁾) → ... → h⁽ᴸ⁾ → a⁽ᴸ⁾ → L</w:t>
+      </w:r>
+    </w:p>
+    <w:p>
+      <w:r>
+        <w:rPr>
+          <w:color w:val="262626"/>
+        </w:rPr>
+        <w:t xml:space="preserve">Al aplicar la regla de la cadena de forma retrograda (desde la pérdida </w:t>
+      </w:r>
+      <w:r>
+        <w:rPr>
+          <w:b/>
+        </w:rPr>
+        <w:t>L</w:t>
+      </w:r>
+      <w:r>
+        <w:rPr>
+          <w:color w:val="262626"/>
+        </w:rPr>
+        <w:t xml:space="preserve"> hacia las primeras capas de entrada), los errores locales se propagan hacia atrás multiplicándose por las matrices de pesos transpuestas </w:t>
+      </w:r>
+      <w:r>
+        <w:rPr>
+          <w:b/>
+        </w:rPr>
+        <w:t>(W⁽ˡ⁾)ᵀ</w:t>
+      </w:r>
+      <w:r>
+        <w:rPr>
+          <w:color w:val="262626"/>
+        </w:rPr>
+        <w:t xml:space="preserve"> y las derivadas locales de las funciones de activación </w:t>
+      </w:r>
+      <w:r>
+        <w:rPr>
+          <w:b/>
+        </w:rPr>
+        <w:t>σ'(h⁽ˡ⁾)</w:t>
+      </w:r>
+      <w:r>
+        <w:rPr>
+          <w:color w:val="262626"/>
+        </w:rPr>
+        <w:t>. Comprender minuciosamente la regresión logística asegura que el funcionamiento de frameworks modernos de diferenciación automática (como PyTorch o TensorFlow) sea completamente transparente e interpretable.</w:t>
+      </w:r>
+    </w:p>
+    <w:p/>
+    <w:p/>
+    <w:p/>
+    <w:p/>
+    <w:p/>
+    <w:p/>
+    <w:p/>
+    <w:p/>
+    <w:p/>
+    <w:p/>
+    <w:p/>
+    <w:p/>
+    <w:p/>
+    <w:p>
+      <w:pPr>
+        <w:spacing w:after="40"/>
+      </w:pPr>
+      <w:r>
+        <w:rPr>
+          <w:rFonts w:ascii="Arial" w:hAnsi="Arial"/>
+          <w:b/>
+          <w:color w:val="1B365D"/>
+          <w:sz w:val="44"/>
+        </w:rPr>
+        <w:lastRenderedPageBreak/>
+        <w:t>Motivación de la Retropropagación y Diferenciación Automática</w:t>
+      </w:r>
+    </w:p>
+    <w:p>
+      <w:pPr>
+        <w:spacing w:after="360"/>
+      </w:pPr>
+      <w:r>
+        <w:rPr>
+          <w:rFonts w:ascii="Arial" w:hAnsi="Arial"/>
+          <w:i/>
+          <w:color w:val="5C768D"/>
+          <w:sz w:val="24"/>
+        </w:rPr>
+        <w:t>Apuntes Académicos: Del flujo hacia atrás de errores al motor de Autodiff</w:t>
+      </w:r>
+    </w:p>
+    <w:p>
+      <w:pPr>
+        <w:pBdr>
+          <w:bottom w:val="single" w:sz="12" w:space="1" w:color="1B365D"/>
+        </w:pBdr>
+        <w:spacing w:after="240"/>
+      </w:pPr>
+    </w:p>
+    <w:p>
+      <w:pPr>
+        <w:pStyle w:val="Ttulo1"/>
+        <w:spacing w:before="240" w:after="120"/>
+      </w:pPr>
+      <w:r>
+        <w:rPr>
+          <w:rFonts w:ascii="Arial" w:hAnsi="Arial"/>
+          <w:color w:val="1B365D"/>
+          <w:sz w:val="30"/>
+        </w:rPr>
+        <w:t>1. El Flujo del Aprendizaje y la Propagación del Error Hacia Atrás</w:t>
+      </w:r>
+    </w:p>
+    <w:p>
+      <w:r>
+        <w:rPr>
+          <w:color w:val="282828"/>
+        </w:rPr>
+        <w:t xml:space="preserve">El entrenamiento de una red neuronal comienza sistemáticamente con el denominado </w:t>
+      </w:r>
+      <w:r>
+        <w:rPr>
+          <w:b/>
+        </w:rPr>
+        <w:t>pase hacia adelante (Forward Pass)</w:t>
+      </w:r>
+      <w:r>
+        <w:t>. Durante esta fase inicial, el modelo recibe una muestra de entrada $x$, procesa las transformaciones afines y no linealidades a través de sus capas, y produce una predicción $\hat{y}$. A continuación, se evalúa la discrepancia entre dicha predicción y el valor real u objetivo $y$ mediante una función de pérdida $L(\hat{y}, y)$.</w:t>
+      </w:r>
+    </w:p>
+    <w:p>
+      <w:r>
+        <w:rPr>
+          <w:color w:val="282828"/>
+        </w:rPr>
+        <w:t xml:space="preserve">Sin embargo, evaluar el rendimiento del modelo no es suficiente para lograr el aprendizaje. El reto fundamental radica en responder a la siguiente pregunta: </w:t>
+      </w:r>
+      <w:r>
+        <w:rPr>
+          <w:i/>
+        </w:rPr>
+        <w:t>¿cómo deben ajustarse los pesos internos del modelo para que la siguiente predicción sea más precisa?</w:t>
+      </w:r>
+      <w:r>
+        <w:t xml:space="preserve"> La respuesta la proporciona el algoritmo de </w:t>
+      </w:r>
+      <w:r>
+        <w:rPr>
+          <w:b/>
+        </w:rPr>
+        <w:t>retropropagación (Backpropagation)</w:t>
+      </w:r>
+      <w:r>
+        <w:t>, cuyo nombre proviene de la acción de transmitir o 'empujar' el error en sentido inverso a través de la arquitectura de la red.</w:t>
+      </w:r>
+    </w:p>
+    <w:tbl>
+      <w:tblPr>
+        <w:tblW w:w="0" w:type="auto"/>
+        <w:jc w:val="center"/>
+        <w:tblLayout w:type="fixed"/>
+        <w:tblLook w:val="04A0" w:firstRow="1" w:lastRow="0" w:firstColumn="1" w:lastColumn="0" w:noHBand="0" w:noVBand="1"/>
+      </w:tblPr>
+      <w:tblGrid>
+        <w:gridCol w:w="9360"/>
+      </w:tblGrid>
+      <w:tr>
+        <w:trPr>
+          <w:jc w:val="center"/>
+        </w:trPr>
+        <w:tc>
+          <w:tcPr>
+            <w:tcW w:w="9360" w:type="dxa"/>
+            <w:tcBorders>
+              <w:left w:val="single" w:sz="24" w:space="0" w:color="1B365D"/>
+            </w:tcBorders>
+            <w:shd w:val="clear" w:color="auto" w:fill="F0F4F8"/>
+            <w:tcMar>
+              <w:top w:w="140" w:type="dxa"/>
+              <w:left w:w="200" w:type="dxa"/>
+              <w:bottom w:w="140" w:type="dxa"/>
+              <w:right w:w="200" w:type="dxa"/>
+            </w:tcMar>
+          </w:tcPr>
+          <w:p>
+            <w:pPr>
+              <w:spacing w:before="40" w:after="80"/>
+            </w:pPr>
+            <w:r>
+              <w:rPr>
+                <w:b/>
+                <w:color w:val="1B365D"/>
+                <w:sz w:val="21"/>
+              </w:rPr>
+              <w:t xml:space="preserve">📌 Flujo Bidireccional de la Retropropagación: </w:t>
+            </w:r>
+            <w:r>
+              <w:rPr>
+                <w:color w:val="282828"/>
+                <w:sz w:val="20"/>
+              </w:rPr>
+              <w:t>En el paseo hacia adelante (Forward Pass), los datos fluyen desde la entrada hacia la salida para calcular la pérdida.</w:t>
+            </w:r>
+          </w:p>
+          <w:p>
+            <w:pPr>
+              <w:spacing w:before="40" w:after="80"/>
+            </w:pPr>
+            <w:r>
+              <w:rPr>
+                <w:color w:val="282828"/>
+                <w:sz w:val="20"/>
+              </w:rPr>
+              <w:t>En el paseo hacia atrás (Backward Pass), la pérdida calculada se propaga secuencialmente desde la capa de salida hacia las capas anteriores, evaluando la contribución exacta de cada peso al error global.</w:t>
+            </w:r>
+          </w:p>
+        </w:tc>
+      </w:tr>
+    </w:tbl>
+    <w:p/>
+    <w:p>
+      <w:pPr>
+        <w:pStyle w:val="Ttulo1"/>
+        <w:spacing w:before="280" w:after="120"/>
+      </w:pPr>
+      <w:r>
+        <w:rPr>
+          <w:rFonts w:ascii="Arial" w:hAnsi="Arial"/>
+          <w:color w:val="1B365D"/>
+          <w:sz w:val="30"/>
+        </w:rPr>
+        <w:t>2. Las Limitaciones de las Derivadas Estáticas y el Problema de la Generalización</w:t>
+      </w:r>
+    </w:p>
+    <w:p>
+      <w:r>
+        <w:t xml:space="preserve">En teoría, dado que se conocen las fórmulas matemáticas exactas de la red neuronal y de la función de pérdida, se podrían calcular analíticamente las derivadas parciales de $L$ con respecto a cada peso $W$, escribir una función en código con dichas expresiones y conectarla al algoritmo de descenso del gradiente. </w:t>
+      </w:r>
+    </w:p>
+    <w:p>
+      <w:r>
+        <w:rPr>
+          <w:color w:val="282828"/>
+        </w:rPr>
+        <w:t>No obstante, la codificación rígida o manual de derivadas (</w:t>
+      </w:r>
+      <w:r>
+        <w:rPr>
+          <w:i/>
+        </w:rPr>
+        <w:t>hardcoding</w:t>
+      </w:r>
+      <w:r>
+        <w:rPr>
+          <w:color w:val="282828"/>
+        </w:rPr>
+        <w:t xml:space="preserve">) presenta una limitación crítica: </w:t>
+      </w:r>
+      <w:r>
+        <w:rPr>
+          <w:b/>
+        </w:rPr>
+        <w:t>solo funciona si la arquitectura del modelo se mantiene completamente estática</w:t>
+      </w:r>
+      <w:r>
+        <w:t>. Tan pronto como se realiza una modificación arquitectónica —como añadir una nueva capa oculta, insertar nodos adicionales, cambiar una función de activación o alterar el patrón de conexiones— la función de derivadas previamente escrita queda totalmente obsoleta.</w:t>
+      </w:r>
+    </w:p>
+    <w:p>
+      <w:r>
+        <w:lastRenderedPageBreak/>
+        <w:t>Consideremos dos redes neuronales que comparten exactamente las mismas entradas y salidas, pero poseen estructuras internas distintas. Debido a que la composición de funciones varía, cada red requiere una cadena matemática de derivadas completamente diferente. Forzar al programador a rederivar a mano las ecuaciones y reescribir el código cada vez que ajusta la arquitectura resulta inviable en el desarrollo moderno de aprendizaje profundo.</w:t>
+      </w:r>
+    </w:p>
+    <w:p>
+      <w:pPr>
+        <w:pStyle w:val="Ttulo1"/>
+        <w:spacing w:before="280" w:after="120"/>
+      </w:pPr>
+      <w:r>
+        <w:rPr>
+          <w:rFonts w:ascii="Arial" w:hAnsi="Arial"/>
+          <w:color w:val="1B365D"/>
+          <w:sz w:val="30"/>
+        </w:rPr>
+        <w:t>3. Requisitos Fundamentales para un Motor General de Gradientes</w:t>
+      </w:r>
+    </w:p>
+    <w:p>
+      <w:r>
+        <w:t>Para superar la rigidez del cálculo manual y permitir la experimentación rápida con diversas topologías de red, se requiere un mecanismo computacional general que calcule gradientes de forma automatizada. Este sistema debe cumplir de manera estricta tres pilares de diseño:</w:t>
+      </w:r>
+    </w:p>
+    <w:tbl>
+      <w:tblPr>
+        <w:tblW w:w="0" w:type="auto"/>
+        <w:jc w:val="center"/>
+        <w:tblBorders>
+          <w:top w:val="single" w:sz="4" w:space="0" w:color="D3D3D3"/>
+          <w:bottom w:val="single" w:sz="4" w:space="0" w:color="D3D3D3"/>
+          <w:insideH w:val="single" w:sz="4" w:space="0" w:color="D3D3D3"/>
+        </w:tblBorders>
+        <w:tblLayout w:type="fixed"/>
+        <w:tblLook w:val="04A0" w:firstRow="1" w:lastRow="0" w:firstColumn="1" w:lastColumn="0" w:noHBand="0" w:noVBand="1"/>
+      </w:tblPr>
+      <w:tblGrid>
+        <w:gridCol w:w="2160"/>
+        <w:gridCol w:w="3600"/>
+        <w:gridCol w:w="3600"/>
+      </w:tblGrid>
+      <w:tr>
+        <w:trPr>
+          <w:jc w:val="center"/>
+        </w:trPr>
+        <w:tc>
+          <w:tcPr>
+            <w:tcW w:w="2160" w:type="dxa"/>
+            <w:shd w:val="clear" w:color="auto" w:fill="1B365D"/>
+            <w:tcMar>
+              <w:top w:w="120" w:type="dxa"/>
+              <w:left w:w="120" w:type="dxa"/>
+              <w:bottom w:w="120" w:type="dxa"/>
+              <w:right w:w="120" w:type="dxa"/>
+            </w:tcMar>
+          </w:tcPr>
+          <w:p>
+            <w:r>
+              <w:rPr>
+                <w:b/>
+                <w:color w:val="FFFFFF"/>
+                <w:sz w:val="20"/>
+              </w:rPr>
+              <w:t>Criterio</w:t>
+            </w:r>
+          </w:p>
+        </w:tc>
+        <w:tc>
+          <w:tcPr>
+            <w:tcW w:w="3600" w:type="dxa"/>
+            <w:shd w:val="clear" w:color="auto" w:fill="1B365D"/>
+            <w:tcMar>
+              <w:top w:w="120" w:type="dxa"/>
+              <w:left w:w="120" w:type="dxa"/>
+              <w:bottom w:w="120" w:type="dxa"/>
+              <w:right w:w="120" w:type="dxa"/>
+            </w:tcMar>
+          </w:tcPr>
+          <w:p>
+            <w:r>
+              <w:rPr>
+                <w:b/>
+                <w:color w:val="FFFFFF"/>
+                <w:sz w:val="20"/>
+              </w:rPr>
+              <w:t>Definición Técnica</w:t>
+            </w:r>
+          </w:p>
+        </w:tc>
+        <w:tc>
+          <w:tcPr>
+            <w:tcW w:w="3600" w:type="dxa"/>
+            <w:shd w:val="clear" w:color="auto" w:fill="1B365D"/>
+            <w:tcMar>
+              <w:top w:w="120" w:type="dxa"/>
+              <w:left w:w="120" w:type="dxa"/>
+              <w:bottom w:w="120" w:type="dxa"/>
+              <w:right w:w="120" w:type="dxa"/>
+            </w:tcMar>
+          </w:tcPr>
+          <w:p>
+            <w:r>
+              <w:rPr>
+                <w:b/>
+                <w:color w:val="FFFFFF"/>
+                <w:sz w:val="20"/>
+              </w:rPr>
+              <w:t>Impacto Práctico</w:t>
+            </w:r>
+          </w:p>
+        </w:tc>
+      </w:tr>
+      <w:tr>
+        <w:trPr>
+          <w:jc w:val="center"/>
+        </w:trPr>
+        <w:tc>
+          <w:tcPr>
+            <w:tcW w:w="2160" w:type="dxa"/>
+            <w:shd w:val="clear" w:color="auto" w:fill="F9FBFD"/>
+            <w:tcMar>
+              <w:top w:w="100" w:type="dxa"/>
+              <w:left w:w="120" w:type="dxa"/>
+              <w:bottom w:w="100" w:type="dxa"/>
+              <w:right w:w="120" w:type="dxa"/>
+            </w:tcMar>
+          </w:tcPr>
+          <w:p>
+            <w:r>
+              <w:rPr>
+                <w:b/>
+                <w:color w:val="1B365D"/>
+                <w:sz w:val="19"/>
+              </w:rPr>
+              <w:t>1. Flexibilidad</w:t>
+            </w:r>
+          </w:p>
+        </w:tc>
+        <w:tc>
+          <w:tcPr>
+            <w:tcW w:w="3600" w:type="dxa"/>
+            <w:shd w:val="clear" w:color="auto" w:fill="F9FBFD"/>
+            <w:tcMar>
+              <w:top w:w="100" w:type="dxa"/>
+              <w:left w:w="120" w:type="dxa"/>
+              <w:bottom w:w="100" w:type="dxa"/>
+              <w:right w:w="120" w:type="dxa"/>
+            </w:tcMar>
+          </w:tcPr>
+          <w:p>
+            <w:r>
+              <w:rPr>
+                <w:sz w:val="19"/>
+              </w:rPr>
+              <w:t>Debe adaptarse automáticamente a cualquier modificación estructural (añadir nodos, capas o alternar funciones de activación).</w:t>
+            </w:r>
+          </w:p>
+        </w:tc>
+        <w:tc>
+          <w:tcPr>
+            <w:tcW w:w="3600" w:type="dxa"/>
+            <w:shd w:val="clear" w:color="auto" w:fill="F9FBFD"/>
+            <w:tcMar>
+              <w:top w:w="100" w:type="dxa"/>
+              <w:left w:w="120" w:type="dxa"/>
+              <w:bottom w:w="100" w:type="dxa"/>
+              <w:right w:w="120" w:type="dxa"/>
+            </w:tcMar>
+          </w:tcPr>
+          <w:p>
+            <w:r>
+              <w:rPr>
+                <w:sz w:val="19"/>
+              </w:rPr>
+              <w:t>Permite modificar libremente la arquitectura sin tener que rederivar ecuaciones matemáticas ni reprogramar las derivadas a mano.</w:t>
+            </w:r>
+          </w:p>
+        </w:tc>
+      </w:tr>
+      <w:tr>
+        <w:trPr>
+          <w:jc w:val="center"/>
+        </w:trPr>
+        <w:tc>
+          <w:tcPr>
+            <w:tcW w:w="2160" w:type="dxa"/>
+            <w:shd w:val="clear" w:color="auto" w:fill="FFFFFF"/>
+            <w:tcMar>
+              <w:top w:w="100" w:type="dxa"/>
+              <w:left w:w="120" w:type="dxa"/>
+              <w:bottom w:w="100" w:type="dxa"/>
+              <w:right w:w="120" w:type="dxa"/>
+            </w:tcMar>
+          </w:tcPr>
+          <w:p>
+            <w:r>
+              <w:rPr>
+                <w:b/>
+                <w:color w:val="1B365D"/>
+                <w:sz w:val="19"/>
+              </w:rPr>
+              <w:t>2. Exactitud</w:t>
+            </w:r>
+          </w:p>
+        </w:tc>
+        <w:tc>
+          <w:tcPr>
+            <w:tcW w:w="3600" w:type="dxa"/>
+            <w:shd w:val="clear" w:color="auto" w:fill="FFFFFF"/>
+            <w:tcMar>
+              <w:top w:w="100" w:type="dxa"/>
+              <w:left w:w="120" w:type="dxa"/>
+              <w:bottom w:w="100" w:type="dxa"/>
+              <w:right w:w="120" w:type="dxa"/>
+            </w:tcMar>
+          </w:tcPr>
+          <w:p>
+            <w:r>
+              <w:rPr>
+                <w:sz w:val="19"/>
+              </w:rPr>
+              <w:t>Debe calcular los gradientes analíticos verdaderos en lugar de estimaciones numéricas imprecisas.</w:t>
+            </w:r>
+          </w:p>
+        </w:tc>
+        <w:tc>
+          <w:tcPr>
+            <w:tcW w:w="3600" w:type="dxa"/>
+            <w:shd w:val="clear" w:color="auto" w:fill="FFFFFF"/>
+            <w:tcMar>
+              <w:top w:w="100" w:type="dxa"/>
+              <w:left w:w="120" w:type="dxa"/>
+              <w:bottom w:w="100" w:type="dxa"/>
+              <w:right w:w="120" w:type="dxa"/>
+            </w:tcMar>
+          </w:tcPr>
+          <w:p>
+            <w:r>
+              <w:rPr>
+                <w:sz w:val="19"/>
+              </w:rPr>
+              <w:t>Garantiza la estabilidad matemática y la convergencia precisa del algoritmo de descenso del gradiente en modelos complejos.</w:t>
+            </w:r>
+          </w:p>
+        </w:tc>
+      </w:tr>
+      <w:tr>
+        <w:trPr>
+          <w:jc w:val="center"/>
+        </w:trPr>
+        <w:tc>
+          <w:tcPr>
+            <w:tcW w:w="2160" w:type="dxa"/>
+            <w:shd w:val="clear" w:color="auto" w:fill="F9FBFD"/>
+            <w:tcMar>
+              <w:top w:w="100" w:type="dxa"/>
+              <w:left w:w="120" w:type="dxa"/>
+              <w:bottom w:w="100" w:type="dxa"/>
+              <w:right w:w="120" w:type="dxa"/>
+            </w:tcMar>
+          </w:tcPr>
+          <w:p>
+            <w:r>
+              <w:rPr>
+                <w:b/>
+                <w:color w:val="1B365D"/>
+                <w:sz w:val="19"/>
+              </w:rPr>
+              <w:t>3. Eficiencia</w:t>
+            </w:r>
+          </w:p>
+        </w:tc>
+        <w:tc>
+          <w:tcPr>
+            <w:tcW w:w="3600" w:type="dxa"/>
+            <w:shd w:val="clear" w:color="auto" w:fill="F9FBFD"/>
+            <w:tcMar>
+              <w:top w:w="100" w:type="dxa"/>
+              <w:left w:w="120" w:type="dxa"/>
+              <w:bottom w:w="100" w:type="dxa"/>
+              <w:right w:w="120" w:type="dxa"/>
+            </w:tcMar>
+          </w:tcPr>
+          <w:p>
+            <w:r>
+              <w:rPr>
+                <w:sz w:val="19"/>
+              </w:rPr>
+              <w:t>El cálculo del gradiente debe ser computacionalmente optimizado para no generar un cuello de botella.</w:t>
+            </w:r>
+          </w:p>
+        </w:tc>
+        <w:tc>
+          <w:tcPr>
+            <w:tcW w:w="3600" w:type="dxa"/>
+            <w:shd w:val="clear" w:color="auto" w:fill="F9FBFD"/>
+            <w:tcMar>
+              <w:top w:w="100" w:type="dxa"/>
+              <w:left w:w="120" w:type="dxa"/>
+              <w:bottom w:w="100" w:type="dxa"/>
+              <w:right w:w="120" w:type="dxa"/>
+            </w:tcMar>
+          </w:tcPr>
+          <w:p>
+            <w:r>
+              <w:rPr>
+                <w:sz w:val="19"/>
+              </w:rPr>
+              <w:t>Asegura que el entrenamiento a gran escala sea rápido y escalable con presupuestos de cómputo viables.</w:t>
+            </w:r>
+          </w:p>
+        </w:tc>
+      </w:tr>
+    </w:tbl>
+    <w:p>
+      <w:pPr>
+        <w:spacing w:after="160"/>
+      </w:pPr>
+    </w:p>
+    <w:p>
+      <w:pPr>
+        <w:pStyle w:val="Ttulo1"/>
+        <w:spacing w:before="280" w:after="120"/>
+      </w:pPr>
+      <w:r>
+        <w:rPr>
+          <w:rFonts w:ascii="Arial" w:hAnsi="Arial"/>
+          <w:color w:val="1B365D"/>
+          <w:sz w:val="30"/>
+        </w:rPr>
+        <w:t>4. Diferenciación Automática (Autodiff) como Motor Moderno</w:t>
+      </w:r>
+    </w:p>
+    <w:p>
+      <w:r>
+        <w:rPr>
+          <w:color w:val="282828"/>
+        </w:rPr>
+        <w:t xml:space="preserve">La respuesta integral a estos tres requisitos es la </w:t>
+      </w:r>
+      <w:r>
+        <w:rPr>
+          <w:b/>
+        </w:rPr>
+        <w:t>Diferenciación Automática (Autodiff)</w:t>
+      </w:r>
+      <w:r>
+        <w:t>. Autodiff es el motor tecnológico fundamental que opera bajo el capó de todos los marcos modernos de aprendizaje automático (como PyTorch y TensorFlow).</w:t>
+      </w:r>
+    </w:p>
+    <w:p>
+      <w:r>
+        <w:t>A diferencia de la diferenciación simbólica (que genera expresiones algebraicas extensas e inmanejables) o de la diferenciación numérica (que calcula diferencias finitas imprecisas e ineficientes), Autodiff aplica sistemáticamente la regla de la cadena a nivel de operaciones elementales. Esto permite calcular gradientes analíticos exactos de manera transparente para cualquier grafo computacional, logrando la escalabilidad y flexibilidad necesarias en el aprendizaje profundo moderno.</w:t>
+      </w:r>
+    </w:p>
+    <w:tbl>
+      <w:tblPr>
+        <w:tblW w:w="0" w:type="auto"/>
+        <w:jc w:val="center"/>
+        <w:tblLayout w:type="fixed"/>
+        <w:tblLook w:val="04A0" w:firstRow="1" w:lastRow="0" w:firstColumn="1" w:lastColumn="0" w:noHBand="0" w:noVBand="1"/>
+      </w:tblPr>
+      <w:tblGrid>
+        <w:gridCol w:w="9360"/>
+      </w:tblGrid>
+      <w:tr>
+        <w:trPr>
+          <w:jc w:val="center"/>
+        </w:trPr>
+        <w:tc>
+          <w:tcPr>
+            <w:tcW w:w="9360" w:type="dxa"/>
+            <w:tcBorders>
+              <w:left w:val="single" w:sz="24" w:space="0" w:color="1B365D"/>
+            </w:tcBorders>
+            <w:shd w:val="clear" w:color="auto" w:fill="F0F4F8"/>
+            <w:tcMar>
+              <w:top w:w="140" w:type="dxa"/>
+              <w:left w:w="200" w:type="dxa"/>
+              <w:bottom w:w="140" w:type="dxa"/>
+              <w:right w:w="200" w:type="dxa"/>
+            </w:tcMar>
+          </w:tcPr>
+          <w:p>
+            <w:pPr>
+              <w:spacing w:before="40" w:after="80"/>
+            </w:pPr>
+            <w:r>
+              <w:rPr>
+                <w:b/>
+                <w:color w:val="1B365D"/>
+                <w:sz w:val="21"/>
+              </w:rPr>
+              <w:lastRenderedPageBreak/>
+              <w:t xml:space="preserve">📌 Conclusión de Diseño: </w:t>
+            </w:r>
+            <w:r>
+              <w:rPr>
+                <w:color w:val="282828"/>
+                <w:sz w:val="20"/>
+              </w:rPr>
+              <w:t>Autodiff permite descomponer cualquier modelo complejo en un grafo de operaciones primarias.</w:t>
+            </w:r>
+          </w:p>
+          <w:p>
+            <w:pPr>
+              <w:spacing w:before="40" w:after="80"/>
+            </w:pPr>
+            <w:r>
+              <w:rPr>
+                <w:color w:val="282828"/>
+                <w:sz w:val="20"/>
+              </w:rPr>
+              <w:t>Gracias a este paradigma, el desarrollo de inteligencias artificiales puede enfocarse en el diseño de arquitecturas innovadoras, dejando el cálculo analítico de gradientes completamente en manos del motor automatizado.</w:t>
+            </w:r>
+          </w:p>
+        </w:tc>
+      </w:tr>
+    </w:tbl>
+    <w:p/>
+    <w:p/>
+    <w:p/>
+    <w:p/>
+    <w:p/>
+    <w:p/>
+    <w:p/>
+    <w:p/>
+    <w:p/>
+    <w:p/>
+    <w:p/>
+    <w:p/>
+    <w:p/>
+    <w:p/>
+    <w:p/>
+    <w:p/>
+    <w:p/>
+    <w:p/>
+    <w:p/>
+    <w:p/>
+    <w:p/>
+    <w:p/>
+    <w:p>
+      <w:pPr>
+        <w:spacing w:after="40"/>
+      </w:pPr>
+      <w:r>
+        <w:rPr>
+          <w:rFonts w:ascii="Calibri" w:hAnsi="Calibri"/>
+          <w:b/>
+          <w:color w:val="1F4E78"/>
+          <w:sz w:val="44"/>
+        </w:rPr>
+        <w:lastRenderedPageBreak/>
+        <w:t>Retropropagación del Error Cuadrático Medio y Diferenciación Automática</w:t>
+      </w:r>
+    </w:p>
+    <w:p>
+      <w:pPr>
+        <w:spacing w:after="360"/>
+      </w:pPr>
+      <w:r>
+        <w:rPr>
+          <w:rFonts w:ascii="Calibri" w:hAnsi="Calibri"/>
+          <w:i/>
+          <w:color w:val="595959"/>
+          <w:sz w:val="24"/>
+        </w:rPr>
+        <w:t>Guía de Apuntes: Ejemplo Numérico Paso a Paso, Bloques Primitivos de Autodiff y Flujo de Trabajo en Redes Neuronales</w:t>
+      </w:r>
+    </w:p>
+    <w:p>
+      <w:pPr>
+        <w:pStyle w:val="Ttulo1"/>
+      </w:pPr>
+      <w:r>
+        <w:t>1. Ejemplo Numérico Paso a Paso: Retropropagación de MSE</w:t>
+      </w:r>
+    </w:p>
+    <w:p>
+      <w:r>
+        <w:rPr>
+          <w:color w:val="282828"/>
+        </w:rPr>
+        <w:t xml:space="preserve">La retropropagación en problemas de regresión utiliza de manera predeterminada la función de pérdida del Error Cuadrático Medio (MSE), definida analíticamente como </w:t>
+      </w:r>
+      <w:r>
+        <w:rPr>
+          <w:b/>
+        </w:rPr>
+        <w:t>L_i = ½ (y_i - W · X_i)²</w:t>
+      </w:r>
+      <w:r>
+        <w:t>. Para comprender el flujo interno de cálculo de gradientes, la expresión de pérdida se descompone en una secuencia de variables intermedias locales.</w:t>
+      </w:r>
+    </w:p>
+    <w:p>
+      <w:r>
+        <w:rPr>
+          <w:b/>
+        </w:rPr>
+        <w:t xml:space="preserve">Configuración del caso de estudio: </w:t>
+      </w:r>
+      <w:r>
+        <w:t xml:space="preserve">Considere una neurona lineal simple con entrada </w:t>
+      </w:r>
+      <w:r>
+        <w:rPr>
+          <w:b/>
+        </w:rPr>
+        <w:t>X = 3</w:t>
+      </w:r>
+      <w:r>
+        <w:t xml:space="preserve">, etiqueta verdadera </w:t>
+      </w:r>
+      <w:r>
+        <w:rPr>
+          <w:b/>
+        </w:rPr>
+        <w:t>y = 1</w:t>
+      </w:r>
+      <w:r>
+        <w:t xml:space="preserve"> y peso inicial </w:t>
+      </w:r>
+      <w:r>
+        <w:rPr>
+          <w:b/>
+        </w:rPr>
+        <w:t>W = 3</w:t>
+      </w:r>
+      <w:r>
+        <w:t>. La predicción inicial del modelo es W · X = 9, generando un error sustancial frente a la etiqueta esperada.</w:t>
+      </w:r>
+    </w:p>
+    <w:tbl>
+      <w:tblPr>
+        <w:tblW w:w="0" w:type="auto"/>
+        <w:jc w:val="center"/>
+        <w:tblLayout w:type="fixed"/>
+        <w:tblLook w:val="04A0" w:firstRow="1" w:lastRow="0" w:firstColumn="1" w:lastColumn="0" w:noHBand="0" w:noVBand="1"/>
+      </w:tblPr>
+      <w:tblGrid>
+        <w:gridCol w:w="1728"/>
+        <w:gridCol w:w="1872"/>
+        <w:gridCol w:w="1584"/>
+        <w:gridCol w:w="2304"/>
+        <w:gridCol w:w="1872"/>
+      </w:tblGrid>
+      <w:tr>
+        <w:trPr>
+          <w:jc w:val="center"/>
+        </w:trPr>
+        <w:tc>
+          <w:tcPr>
+            <w:tcW w:w="1728" w:type="dxa"/>
+            <w:shd w:val="clear" w:color="auto" w:fill="1F4E78"/>
+            <w:tcMar>
+              <w:top w:w="120" w:type="dxa"/>
+              <w:left w:w="100" w:type="dxa"/>
+              <w:bottom w:w="120" w:type="dxa"/>
+              <w:right w:w="100" w:type="dxa"/>
+            </w:tcMar>
+          </w:tcPr>
+          <w:p>
+            <w:r>
+              <w:rPr>
+                <w:b/>
+                <w:color w:val="FFFFFF"/>
+                <w:sz w:val="19"/>
+              </w:rPr>
+              <w:t>Variable Intermedia</w:t>
+            </w:r>
+          </w:p>
+        </w:tc>
+        <w:tc>
+          <w:tcPr>
+            <w:tcW w:w="1872" w:type="dxa"/>
+            <w:shd w:val="clear" w:color="auto" w:fill="1F4E78"/>
+            <w:tcMar>
+              <w:top w:w="120" w:type="dxa"/>
+              <w:left w:w="100" w:type="dxa"/>
+              <w:bottom w:w="120" w:type="dxa"/>
+              <w:right w:w="100" w:type="dxa"/>
+            </w:tcMar>
+          </w:tcPr>
+          <w:p>
+            <w:r>
+              <w:rPr>
+                <w:b/>
+                <w:color w:val="FFFFFF"/>
+                <w:sz w:val="19"/>
+              </w:rPr>
+              <w:t>Expresión y Valor</w:t>
+            </w:r>
+          </w:p>
+        </w:tc>
+        <w:tc>
+          <w:tcPr>
+            <w:tcW w:w="1584" w:type="dxa"/>
+            <w:shd w:val="clear" w:color="auto" w:fill="1F4E78"/>
+            <w:tcMar>
+              <w:top w:w="120" w:type="dxa"/>
+              <w:left w:w="100" w:type="dxa"/>
+              <w:bottom w:w="120" w:type="dxa"/>
+              <w:right w:w="100" w:type="dxa"/>
+            </w:tcMar>
+          </w:tcPr>
+          <w:p>
+            <w:r>
+              <w:rPr>
+                <w:b/>
+                <w:color w:val="FFFFFF"/>
+                <w:sz w:val="19"/>
+              </w:rPr>
+              <w:t>Derivada Local</w:t>
+            </w:r>
+          </w:p>
+        </w:tc>
+        <w:tc>
+          <w:tcPr>
+            <w:tcW w:w="2304" w:type="dxa"/>
+            <w:shd w:val="clear" w:color="auto" w:fill="1F4E78"/>
+            <w:tcMar>
+              <w:top w:w="120" w:type="dxa"/>
+              <w:left w:w="100" w:type="dxa"/>
+              <w:bottom w:w="120" w:type="dxa"/>
+              <w:right w:w="100" w:type="dxa"/>
+            </w:tcMar>
+          </w:tcPr>
+          <w:p>
+            <w:r>
+              <w:rPr>
+                <w:b/>
+                <w:color w:val="FFFFFF"/>
+                <w:sz w:val="19"/>
+              </w:rPr>
+              <w:t>Fórmula de Derivada</w:t>
+            </w:r>
+          </w:p>
+        </w:tc>
+        <w:tc>
+          <w:tcPr>
+            <w:tcW w:w="1872" w:type="dxa"/>
+            <w:shd w:val="clear" w:color="auto" w:fill="1F4E78"/>
+            <w:tcMar>
+              <w:top w:w="120" w:type="dxa"/>
+              <w:left w:w="100" w:type="dxa"/>
+              <w:bottom w:w="120" w:type="dxa"/>
+              <w:right w:w="100" w:type="dxa"/>
+            </w:tcMar>
+          </w:tcPr>
+          <w:p>
+            <w:r>
+              <w:rPr>
+                <w:b/>
+                <w:color w:val="FFFFFF"/>
+                <w:sz w:val="19"/>
+              </w:rPr>
+              <w:t>Valor Evaluado</w:t>
+            </w:r>
+          </w:p>
+        </w:tc>
+      </w:tr>
+      <w:tr>
+        <w:trPr>
+          <w:jc w:val="center"/>
+        </w:trPr>
+        <w:tc>
+          <w:tcPr>
+            <w:tcW w:w="1728" w:type="dxa"/>
+            <w:shd w:val="clear" w:color="auto" w:fill="F2F4F7"/>
+            <w:tcMar>
+              <w:top w:w="100" w:type="dxa"/>
+              <w:left w:w="100" w:type="dxa"/>
+              <w:bottom w:w="100" w:type="dxa"/>
+              <w:right w:w="100" w:type="dxa"/>
+            </w:tcMar>
+          </w:tcPr>
+          <w:p>
+            <w:r>
+              <w:rPr>
+                <w:sz w:val="19"/>
+              </w:rPr>
+              <w:t>ξ₁ = W · X</w:t>
+            </w:r>
+          </w:p>
+        </w:tc>
+        <w:tc>
+          <w:tcPr>
+            <w:tcW w:w="1872" w:type="dxa"/>
+            <w:shd w:val="clear" w:color="auto" w:fill="F2F4F7"/>
+            <w:tcMar>
+              <w:top w:w="100" w:type="dxa"/>
+              <w:left w:w="100" w:type="dxa"/>
+              <w:bottom w:w="100" w:type="dxa"/>
+              <w:right w:w="100" w:type="dxa"/>
+            </w:tcMar>
+          </w:tcPr>
+          <w:p>
+            <w:r>
+              <w:rPr>
+                <w:sz w:val="19"/>
+              </w:rPr>
+              <w:t>3 · 3 = 9</w:t>
+            </w:r>
+          </w:p>
+        </w:tc>
+        <w:tc>
+          <w:tcPr>
+            <w:tcW w:w="1584" w:type="dxa"/>
+            <w:shd w:val="clear" w:color="auto" w:fill="F2F4F7"/>
+            <w:tcMar>
+              <w:top w:w="100" w:type="dxa"/>
+              <w:left w:w="100" w:type="dxa"/>
+              <w:bottom w:w="100" w:type="dxa"/>
+              <w:right w:w="100" w:type="dxa"/>
+            </w:tcMar>
+          </w:tcPr>
+          <w:p>
+            <w:r>
+              <w:rPr>
+                <w:sz w:val="19"/>
+              </w:rPr>
+              <w:t>∂ξ₁ / ∂W</w:t>
+            </w:r>
+          </w:p>
+        </w:tc>
+        <w:tc>
+          <w:tcPr>
+            <w:tcW w:w="2304" w:type="dxa"/>
+            <w:shd w:val="clear" w:color="auto" w:fill="F2F4F7"/>
+            <w:tcMar>
+              <w:top w:w="100" w:type="dxa"/>
+              <w:left w:w="100" w:type="dxa"/>
+              <w:bottom w:w="100" w:type="dxa"/>
+              <w:right w:w="100" w:type="dxa"/>
+            </w:tcMar>
+          </w:tcPr>
+          <w:p>
+            <w:r>
+              <w:rPr>
+                <w:sz w:val="19"/>
+              </w:rPr>
+              <w:t>X</w:t>
+            </w:r>
+          </w:p>
+        </w:tc>
+        <w:tc>
+          <w:tcPr>
+            <w:tcW w:w="1872" w:type="dxa"/>
+            <w:shd w:val="clear" w:color="auto" w:fill="F2F4F7"/>
+            <w:tcMar>
+              <w:top w:w="100" w:type="dxa"/>
+              <w:left w:w="100" w:type="dxa"/>
+              <w:bottom w:w="100" w:type="dxa"/>
+              <w:right w:w="100" w:type="dxa"/>
+            </w:tcMar>
+          </w:tcPr>
+          <w:p>
+            <w:r>
+              <w:rPr>
+                <w:sz w:val="19"/>
+              </w:rPr>
+              <w:t>3</w:t>
+            </w:r>
+          </w:p>
+        </w:tc>
+      </w:tr>
+      <w:tr>
+        <w:trPr>
+          <w:jc w:val="center"/>
+        </w:trPr>
+        <w:tc>
+          <w:tcPr>
+            <w:tcW w:w="1728" w:type="dxa"/>
+            <w:shd w:val="clear" w:color="auto" w:fill="FFFFFF"/>
+            <w:tcMar>
+              <w:top w:w="100" w:type="dxa"/>
+              <w:left w:w="100" w:type="dxa"/>
+              <w:bottom w:w="100" w:type="dxa"/>
+              <w:right w:w="100" w:type="dxa"/>
+            </w:tcMar>
+          </w:tcPr>
+          <w:p>
+            <w:r>
+              <w:rPr>
+                <w:sz w:val="19"/>
+              </w:rPr>
+              <w:t>ξ₂ = y - ξ₁</w:t>
+            </w:r>
+          </w:p>
+        </w:tc>
+        <w:tc>
+          <w:tcPr>
+            <w:tcW w:w="1872" w:type="dxa"/>
+            <w:shd w:val="clear" w:color="auto" w:fill="FFFFFF"/>
+            <w:tcMar>
+              <w:top w:w="100" w:type="dxa"/>
+              <w:left w:w="100" w:type="dxa"/>
+              <w:bottom w:w="100" w:type="dxa"/>
+              <w:right w:w="100" w:type="dxa"/>
+            </w:tcMar>
+          </w:tcPr>
+          <w:p>
+            <w:r>
+              <w:rPr>
+                <w:sz w:val="19"/>
+              </w:rPr>
+              <w:t>1 - 9 = -8</w:t>
+            </w:r>
+          </w:p>
+        </w:tc>
+        <w:tc>
+          <w:tcPr>
+            <w:tcW w:w="1584" w:type="dxa"/>
+            <w:shd w:val="clear" w:color="auto" w:fill="FFFFFF"/>
+            <w:tcMar>
+              <w:top w:w="100" w:type="dxa"/>
+              <w:left w:w="100" w:type="dxa"/>
+              <w:bottom w:w="100" w:type="dxa"/>
+              <w:right w:w="100" w:type="dxa"/>
+            </w:tcMar>
+          </w:tcPr>
+          <w:p>
+            <w:r>
+              <w:rPr>
+                <w:sz w:val="19"/>
+              </w:rPr>
+              <w:t>∂ξ₂ / ∂ξ₁</w:t>
+            </w:r>
+          </w:p>
+        </w:tc>
+        <w:tc>
+          <w:tcPr>
+            <w:tcW w:w="2304" w:type="dxa"/>
+            <w:shd w:val="clear" w:color="auto" w:fill="FFFFFF"/>
+            <w:tcMar>
+              <w:top w:w="100" w:type="dxa"/>
+              <w:left w:w="100" w:type="dxa"/>
+              <w:bottom w:w="100" w:type="dxa"/>
+              <w:right w:w="100" w:type="dxa"/>
+            </w:tcMar>
+          </w:tcPr>
+          <w:p>
+            <w:r>
+              <w:rPr>
+                <w:sz w:val="19"/>
+              </w:rPr>
+              <w:t>-1</w:t>
+            </w:r>
+          </w:p>
+        </w:tc>
+        <w:tc>
+          <w:tcPr>
+            <w:tcW w:w="1872" w:type="dxa"/>
+            <w:shd w:val="clear" w:color="auto" w:fill="FFFFFF"/>
+            <w:tcMar>
+              <w:top w:w="100" w:type="dxa"/>
+              <w:left w:w="100" w:type="dxa"/>
+              <w:bottom w:w="100" w:type="dxa"/>
+              <w:right w:w="100" w:type="dxa"/>
+            </w:tcMar>
+          </w:tcPr>
+          <w:p>
+            <w:r>
+              <w:rPr>
+                <w:sz w:val="19"/>
+              </w:rPr>
+              <w:t>-1</w:t>
+            </w:r>
+          </w:p>
+        </w:tc>
+      </w:tr>
+      <w:tr>
+        <w:trPr>
+          <w:jc w:val="center"/>
+        </w:trPr>
+        <w:tc>
+          <w:tcPr>
+            <w:tcW w:w="1728" w:type="dxa"/>
+            <w:shd w:val="clear" w:color="auto" w:fill="F2F4F7"/>
+            <w:tcMar>
+              <w:top w:w="100" w:type="dxa"/>
+              <w:left w:w="100" w:type="dxa"/>
+              <w:bottom w:w="100" w:type="dxa"/>
+              <w:right w:w="100" w:type="dxa"/>
+            </w:tcMar>
+          </w:tcPr>
+          <w:p>
+            <w:r>
+              <w:rPr>
+                <w:sz w:val="19"/>
+              </w:rPr>
+              <w:t>ξ₃ = ξ₂²</w:t>
+            </w:r>
+          </w:p>
+        </w:tc>
+        <w:tc>
+          <w:tcPr>
+            <w:tcW w:w="1872" w:type="dxa"/>
+            <w:shd w:val="clear" w:color="auto" w:fill="F2F4F7"/>
+            <w:tcMar>
+              <w:top w:w="100" w:type="dxa"/>
+              <w:left w:w="100" w:type="dxa"/>
+              <w:bottom w:w="100" w:type="dxa"/>
+              <w:right w:w="100" w:type="dxa"/>
+            </w:tcMar>
+          </w:tcPr>
+          <w:p>
+            <w:r>
+              <w:rPr>
+                <w:sz w:val="19"/>
+              </w:rPr>
+              <w:t>(-8)² = 64</w:t>
+            </w:r>
+          </w:p>
+        </w:tc>
+        <w:tc>
+          <w:tcPr>
+            <w:tcW w:w="1584" w:type="dxa"/>
+            <w:shd w:val="clear" w:color="auto" w:fill="F2F4F7"/>
+            <w:tcMar>
+              <w:top w:w="100" w:type="dxa"/>
+              <w:left w:w="100" w:type="dxa"/>
+              <w:bottom w:w="100" w:type="dxa"/>
+              <w:right w:w="100" w:type="dxa"/>
+            </w:tcMar>
+          </w:tcPr>
+          <w:p>
+            <w:r>
+              <w:rPr>
+                <w:sz w:val="19"/>
+              </w:rPr>
+              <w:t>∂ξ₃ / ∂ξ₂</w:t>
+            </w:r>
+          </w:p>
+        </w:tc>
+        <w:tc>
+          <w:tcPr>
+            <w:tcW w:w="2304" w:type="dxa"/>
+            <w:shd w:val="clear" w:color="auto" w:fill="F2F4F7"/>
+            <w:tcMar>
+              <w:top w:w="100" w:type="dxa"/>
+              <w:left w:w="100" w:type="dxa"/>
+              <w:bottom w:w="100" w:type="dxa"/>
+              <w:right w:w="100" w:type="dxa"/>
+            </w:tcMar>
+          </w:tcPr>
+          <w:p>
+            <w:r>
+              <w:rPr>
+                <w:sz w:val="19"/>
+              </w:rPr>
+              <w:t>2 · ξ₂</w:t>
+            </w:r>
+          </w:p>
+        </w:tc>
+        <w:tc>
+          <w:tcPr>
+            <w:tcW w:w="1872" w:type="dxa"/>
+            <w:shd w:val="clear" w:color="auto" w:fill="F2F4F7"/>
+            <w:tcMar>
+              <w:top w:w="100" w:type="dxa"/>
+              <w:left w:w="100" w:type="dxa"/>
+              <w:bottom w:w="100" w:type="dxa"/>
+              <w:right w:w="100" w:type="dxa"/>
+            </w:tcMar>
+          </w:tcPr>
+          <w:p>
+            <w:r>
+              <w:rPr>
+                <w:sz w:val="19"/>
+              </w:rPr>
+              <w:t>2 · (-8) = -16</w:t>
+            </w:r>
+          </w:p>
+        </w:tc>
+      </w:tr>
+      <w:tr>
+        <w:trPr>
+          <w:jc w:val="center"/>
+        </w:trPr>
+        <w:tc>
+          <w:tcPr>
+            <w:tcW w:w="1728" w:type="dxa"/>
+            <w:shd w:val="clear" w:color="auto" w:fill="FFFFFF"/>
+            <w:tcMar>
+              <w:top w:w="100" w:type="dxa"/>
+              <w:left w:w="100" w:type="dxa"/>
+              <w:bottom w:w="100" w:type="dxa"/>
+              <w:right w:w="100" w:type="dxa"/>
+            </w:tcMar>
+          </w:tcPr>
+          <w:p>
+            <w:r>
+              <w:rPr>
+                <w:sz w:val="19"/>
+              </w:rPr>
+              <w:t>L_i = ½ · ξ₃</w:t>
+            </w:r>
+          </w:p>
+        </w:tc>
+        <w:tc>
+          <w:tcPr>
+            <w:tcW w:w="1872" w:type="dxa"/>
+            <w:shd w:val="clear" w:color="auto" w:fill="FFFFFF"/>
+            <w:tcMar>
+              <w:top w:w="100" w:type="dxa"/>
+              <w:left w:w="100" w:type="dxa"/>
+              <w:bottom w:w="100" w:type="dxa"/>
+              <w:right w:w="100" w:type="dxa"/>
+            </w:tcMar>
+          </w:tcPr>
+          <w:p>
+            <w:r>
+              <w:rPr>
+                <w:sz w:val="19"/>
+              </w:rPr>
+              <w:t>½ · 64 = 32</w:t>
+            </w:r>
+          </w:p>
+        </w:tc>
+        <w:tc>
+          <w:tcPr>
+            <w:tcW w:w="1584" w:type="dxa"/>
+            <w:shd w:val="clear" w:color="auto" w:fill="FFFFFF"/>
+            <w:tcMar>
+              <w:top w:w="100" w:type="dxa"/>
+              <w:left w:w="100" w:type="dxa"/>
+              <w:bottom w:w="100" w:type="dxa"/>
+              <w:right w:w="100" w:type="dxa"/>
+            </w:tcMar>
+          </w:tcPr>
+          <w:p>
+            <w:r>
+              <w:rPr>
+                <w:sz w:val="19"/>
+              </w:rPr>
+              <w:t>∂L_i / ∂ξ₃</w:t>
+            </w:r>
+          </w:p>
+        </w:tc>
+        <w:tc>
+          <w:tcPr>
+            <w:tcW w:w="2304" w:type="dxa"/>
+            <w:shd w:val="clear" w:color="auto" w:fill="FFFFFF"/>
+            <w:tcMar>
+              <w:top w:w="100" w:type="dxa"/>
+              <w:left w:w="100" w:type="dxa"/>
+              <w:bottom w:w="100" w:type="dxa"/>
+              <w:right w:w="100" w:type="dxa"/>
+            </w:tcMar>
+          </w:tcPr>
+          <w:p>
+            <w:r>
+              <w:rPr>
+                <w:sz w:val="19"/>
+              </w:rPr>
+              <w:t>½</w:t>
+            </w:r>
+          </w:p>
+        </w:tc>
+        <w:tc>
+          <w:tcPr>
+            <w:tcW w:w="1872" w:type="dxa"/>
+            <w:shd w:val="clear" w:color="auto" w:fill="FFFFFF"/>
+            <w:tcMar>
+              <w:top w:w="100" w:type="dxa"/>
+              <w:left w:w="100" w:type="dxa"/>
+              <w:bottom w:w="100" w:type="dxa"/>
+              <w:right w:w="100" w:type="dxa"/>
+            </w:tcMar>
+          </w:tcPr>
+          <w:p>
+            <w:r>
+              <w:rPr>
+                <w:sz w:val="19"/>
+              </w:rPr>
+              <w:t>½</w:t>
+            </w:r>
+          </w:p>
+        </w:tc>
+      </w:tr>
+    </w:tbl>
+    <w:p>
+      <w:pPr>
+        <w:spacing w:after="80"/>
+      </w:pPr>
+    </w:p>
+    <w:p>
+      <w:r>
+        <w:rPr>
+          <w:b/>
+        </w:rPr>
+        <w:t xml:space="preserve">Aplicación de la Regla de la Cadena: </w:t>
+      </w:r>
+      <w:r>
+        <w:t>Multiplicando de forma consecutiva cada una de las derivadas locales obtenidas en la tabla anterior, se evalúa el gradiente final del error con respecto al peso W:</w:t>
+      </w:r>
+      <w:r>
+        <w:br/>
+      </w:r>
+    </w:p>
+    <w:p>
+      <w:pPr>
+        <w:ind w:left="360"/>
+      </w:pPr>
+      <w:r>
+        <w:rPr>
+          <w:b/>
+          <w:color w:val="1F4E78"/>
+        </w:rPr>
+        <w:t>∂L_i / ∂W = (∂L_i / ∂ξ₃) · (∂ξ₃ / ∂ξ₂) · (∂ξ₂ / ∂ξ₁) · (∂ξ₁ / ∂W)</w:t>
+      </w:r>
+      <w:r>
+        <w:rPr>
+          <w:b/>
+          <w:color w:val="1F4E78"/>
+        </w:rPr>
+        <w:br/>
+      </w:r>
+      <w:r>
+        <w:rPr>
+          <w:b/>
+          <w:color w:val="C00000"/>
+        </w:rPr>
+        <w:t>∂L_i / ∂W = (½) · (-16) · (-1) · (3) = 24</w:t>
+      </w:r>
+    </w:p>
+    <w:p>
+      <w:r>
+        <w:rPr>
+          <w:b/>
+        </w:rPr>
+        <w:t xml:space="preserve">Verificación mediante la fórmula compacta analítica: </w:t>
+      </w:r>
+      <w:r>
+        <w:t>Utilizando la expresión vectorial general ∂L_i / ∂W = -(y_i - W · X_i) · X_i, se obtiene directamente -(1 - 9) · 3 = -(-8) · 3 = 24, confirmando la equivalencia exacta entre la regla de la cadena modular y la derivada analítica cerrada.</w:t>
+      </w:r>
+    </w:p>
+    <w:p>
+      <w:pPr>
+        <w:pStyle w:val="Ttulo1"/>
+      </w:pPr>
+      <w:r>
+        <w:lastRenderedPageBreak/>
+        <w:t>2. Ineficiencia del Cálculo Manual y Solución por Diferenciación Automática</w:t>
+      </w:r>
+    </w:p>
+    <w:p>
+      <w:r>
+        <w:t>Aunque la regla de la cadena permite concatenar derivadas, requiere conocer de antemano la regla de derivación exacta de cada operación. En modelos con múltiples capas y arquitecturas dinámicas, implementar manualmente estas ecuaciones analíticas es altamente propenso a errores e inflexible: cualquier cambio en la estructura o en las funciones de activación inutiliza el código de gradientes previamente escrito.</w:t>
+      </w:r>
+    </w:p>
+    <w:p>
+      <w:r>
+        <w:rPr>
+          <w:b/>
+        </w:rPr>
+        <w:t xml:space="preserve">Bloques Primitivos de Diferenciación Automática (Autodiff): </w:t>
+      </w:r>
+      <w:r>
+        <w:t xml:space="preserve">Los motores de diferenciación automática descomponen los cálculos complejos en primitivas elementales (multiplicación, resta, potencia, escalado). Para cada bloque funcional básico, el marco de trabajo define explícitamente dos pasadas: una </w:t>
+      </w:r>
+      <w:r>
+        <w:rPr>
+          <w:b/>
+        </w:rPr>
+        <w:t>pasada hacia adelante (forward pass)</w:t>
+      </w:r>
+      <w:r>
+        <w:t xml:space="preserve"> para evaluar la salida y una </w:t>
+      </w:r>
+      <w:r>
+        <w:rPr>
+          <w:b/>
+        </w:rPr>
+        <w:t>pasada hacia atrás (backward pass)</w:t>
+      </w:r>
+      <w:r>
+        <w:t xml:space="preserve"> para calcular la derivada local.</w:t>
+      </w:r>
+    </w:p>
+    <w:tbl>
+      <w:tblPr>
+        <w:tblW w:w="0" w:type="auto"/>
+        <w:jc w:val="center"/>
+        <w:tblLayout w:type="fixed"/>
+        <w:tblLook w:val="04A0" w:firstRow="1" w:lastRow="0" w:firstColumn="1" w:lastColumn="0" w:noHBand="0" w:noVBand="1"/>
+      </w:tblPr>
+      <w:tblGrid>
+        <w:gridCol w:w="3168"/>
+        <w:gridCol w:w="3024"/>
+        <w:gridCol w:w="3168"/>
+      </w:tblGrid>
+      <w:tr>
+        <w:trPr>
+          <w:jc w:val="center"/>
+        </w:trPr>
+        <w:tc>
+          <w:tcPr>
+            <w:tcW w:w="3168" w:type="dxa"/>
+            <w:shd w:val="clear" w:color="auto" w:fill="1F4E78"/>
+            <w:tcMar>
+              <w:top w:w="120" w:type="dxa"/>
+              <w:left w:w="100" w:type="dxa"/>
+              <w:bottom w:w="120" w:type="dxa"/>
+              <w:right w:w="100" w:type="dxa"/>
+            </w:tcMar>
+          </w:tcPr>
+          <w:p>
+            <w:r>
+              <w:rPr>
+                <w:b/>
+                <w:color w:val="FFFFFF"/>
+                <w:sz w:val="19"/>
+              </w:rPr>
+              <w:t>Operación Primitiva</w:t>
+            </w:r>
+          </w:p>
+        </w:tc>
+        <w:tc>
+          <w:tcPr>
+            <w:tcW w:w="3024" w:type="dxa"/>
+            <w:shd w:val="clear" w:color="auto" w:fill="1F4E78"/>
+            <w:tcMar>
+              <w:top w:w="120" w:type="dxa"/>
+              <w:left w:w="100" w:type="dxa"/>
+              <w:bottom w:w="120" w:type="dxa"/>
+              <w:right w:w="100" w:type="dxa"/>
+            </w:tcMar>
+          </w:tcPr>
+          <w:p>
+            <w:r>
+              <w:rPr>
+                <w:b/>
+                <w:color w:val="FFFFFF"/>
+                <w:sz w:val="19"/>
+              </w:rPr>
+              <w:t>Pasada Adelante (Forward)</w:t>
+            </w:r>
+          </w:p>
+        </w:tc>
+        <w:tc>
+          <w:tcPr>
+            <w:tcW w:w="3168" w:type="dxa"/>
+            <w:shd w:val="clear" w:color="auto" w:fill="1F4E78"/>
+            <w:tcMar>
+              <w:top w:w="120" w:type="dxa"/>
+              <w:left w:w="100" w:type="dxa"/>
+              <w:bottom w:w="120" w:type="dxa"/>
+              <w:right w:w="100" w:type="dxa"/>
+            </w:tcMar>
+          </w:tcPr>
+          <w:p>
+            <w:r>
+              <w:rPr>
+                <w:b/>
+                <w:color w:val="FFFFFF"/>
+                <w:sz w:val="19"/>
+              </w:rPr>
+              <w:t>Pasada Atrás (Backward / Derivada)</w:t>
+            </w:r>
+          </w:p>
+        </w:tc>
+      </w:tr>
+      <w:tr>
+        <w:trPr>
+          <w:jc w:val="center"/>
+        </w:trPr>
+        <w:tc>
+          <w:tcPr>
+            <w:tcW w:w="3168" w:type="dxa"/>
+            <w:shd w:val="clear" w:color="auto" w:fill="F2F4F7"/>
+            <w:tcMar>
+              <w:top w:w="100" w:type="dxa"/>
+              <w:left w:w="100" w:type="dxa"/>
+              <w:bottom w:w="100" w:type="dxa"/>
+              <w:right w:w="100" w:type="dxa"/>
+            </w:tcMar>
+          </w:tcPr>
+          <w:p>
+            <w:r>
+              <w:rPr>
+                <w:sz w:val="18"/>
+              </w:rPr>
+              <w:t>Identidad: ξ₁ = X</w:t>
+            </w:r>
+          </w:p>
+        </w:tc>
+        <w:tc>
+          <w:tcPr>
+            <w:tcW w:w="3024" w:type="dxa"/>
+            <w:shd w:val="clear" w:color="auto" w:fill="F2F4F7"/>
+            <w:tcMar>
+              <w:top w:w="100" w:type="dxa"/>
+              <w:left w:w="100" w:type="dxa"/>
+              <w:bottom w:w="100" w:type="dxa"/>
+              <w:right w:w="100" w:type="dxa"/>
+            </w:tcMar>
+          </w:tcPr>
+          <w:p>
+            <w:r>
+              <w:rPr>
+                <w:rFonts w:ascii="Consolas" w:hAnsi="Consolas"/>
+                <w:sz w:val="18"/>
+              </w:rPr>
+              <w:t>def f1(x):</w:t>
+            </w:r>
+            <w:r>
+              <w:rPr>
+                <w:rFonts w:ascii="Consolas" w:hAnsi="Consolas"/>
+                <w:sz w:val="18"/>
+              </w:rPr>
+              <w:br/>
+              <w:t xml:space="preserve">    return x</w:t>
+            </w:r>
+          </w:p>
+        </w:tc>
+        <w:tc>
+          <w:tcPr>
+            <w:tcW w:w="3168" w:type="dxa"/>
+            <w:shd w:val="clear" w:color="auto" w:fill="F2F4F7"/>
+            <w:tcMar>
+              <w:top w:w="100" w:type="dxa"/>
+              <w:left w:w="100" w:type="dxa"/>
+              <w:bottom w:w="100" w:type="dxa"/>
+              <w:right w:w="100" w:type="dxa"/>
+            </w:tcMar>
+          </w:tcPr>
+          <w:p>
+            <w:r>
+              <w:rPr>
+                <w:rFonts w:ascii="Consolas" w:hAnsi="Consolas"/>
+                <w:sz w:val="18"/>
+              </w:rPr>
+              <w:t>def der_f1(x):</w:t>
+            </w:r>
+            <w:r>
+              <w:rPr>
+                <w:rFonts w:ascii="Consolas" w:hAnsi="Consolas"/>
+                <w:sz w:val="18"/>
+              </w:rPr>
+              <w:br/>
+              <w:t xml:space="preserve">    return 1</w:t>
+            </w:r>
+          </w:p>
+        </w:tc>
+      </w:tr>
+      <w:tr>
+        <w:trPr>
+          <w:jc w:val="center"/>
+        </w:trPr>
+        <w:tc>
+          <w:tcPr>
+            <w:tcW w:w="3168" w:type="dxa"/>
+            <w:shd w:val="clear" w:color="auto" w:fill="FFFFFF"/>
+            <w:tcMar>
+              <w:top w:w="100" w:type="dxa"/>
+              <w:left w:w="100" w:type="dxa"/>
+              <w:bottom w:w="100" w:type="dxa"/>
+              <w:right w:w="100" w:type="dxa"/>
+            </w:tcMar>
+          </w:tcPr>
+          <w:p>
+            <w:r>
+              <w:rPr>
+                <w:sz w:val="18"/>
+              </w:rPr>
+              <w:t>Producto: ξ₁ = W · X</w:t>
+            </w:r>
+          </w:p>
+        </w:tc>
+        <w:tc>
+          <w:tcPr>
+            <w:tcW w:w="3024" w:type="dxa"/>
+            <w:shd w:val="clear" w:color="auto" w:fill="FFFFFF"/>
+            <w:tcMar>
+              <w:top w:w="100" w:type="dxa"/>
+              <w:left w:w="100" w:type="dxa"/>
+              <w:bottom w:w="100" w:type="dxa"/>
+              <w:right w:w="100" w:type="dxa"/>
+            </w:tcMar>
+          </w:tcPr>
+          <w:p>
+            <w:r>
+              <w:rPr>
+                <w:rFonts w:ascii="Consolas" w:hAnsi="Consolas"/>
+                <w:sz w:val="18"/>
+              </w:rPr>
+              <w:t>def f2(w, x):</w:t>
+            </w:r>
+            <w:r>
+              <w:rPr>
+                <w:rFonts w:ascii="Consolas" w:hAnsi="Consolas"/>
+                <w:sz w:val="18"/>
+              </w:rPr>
+              <w:br/>
+              <w:t xml:space="preserve">    return w * x</w:t>
+            </w:r>
+          </w:p>
+        </w:tc>
+        <w:tc>
+          <w:tcPr>
+            <w:tcW w:w="3168" w:type="dxa"/>
+            <w:shd w:val="clear" w:color="auto" w:fill="FFFFFF"/>
+            <w:tcMar>
+              <w:top w:w="100" w:type="dxa"/>
+              <w:left w:w="100" w:type="dxa"/>
+              <w:bottom w:w="100" w:type="dxa"/>
+              <w:right w:w="100" w:type="dxa"/>
+            </w:tcMar>
+          </w:tcPr>
+          <w:p>
+            <w:r>
+              <w:rPr>
+                <w:rFonts w:ascii="Consolas" w:hAnsi="Consolas"/>
+                <w:sz w:val="18"/>
+              </w:rPr>
+              <w:t>def der_f2_w(x):</w:t>
+            </w:r>
+            <w:r>
+              <w:rPr>
+                <w:rFonts w:ascii="Consolas" w:hAnsi="Consolas"/>
+                <w:sz w:val="18"/>
+              </w:rPr>
+              <w:br/>
+              <w:t xml:space="preserve">    return x</w:t>
+            </w:r>
+          </w:p>
+        </w:tc>
+      </w:tr>
+      <w:tr>
+        <w:trPr>
+          <w:jc w:val="center"/>
+        </w:trPr>
+        <w:tc>
+          <w:tcPr>
+            <w:tcW w:w="3168" w:type="dxa"/>
+            <w:shd w:val="clear" w:color="auto" w:fill="F2F4F7"/>
+            <w:tcMar>
+              <w:top w:w="100" w:type="dxa"/>
+              <w:left w:w="100" w:type="dxa"/>
+              <w:bottom w:w="100" w:type="dxa"/>
+              <w:right w:w="100" w:type="dxa"/>
+            </w:tcMar>
+          </w:tcPr>
+          <w:p>
+            <w:r>
+              <w:rPr>
+                <w:sz w:val="18"/>
+              </w:rPr>
+              <w:t>Resta: ξ₂ = y - ξ₁</w:t>
+            </w:r>
+          </w:p>
+        </w:tc>
+        <w:tc>
+          <w:tcPr>
+            <w:tcW w:w="3024" w:type="dxa"/>
+            <w:shd w:val="clear" w:color="auto" w:fill="F2F4F7"/>
+            <w:tcMar>
+              <w:top w:w="100" w:type="dxa"/>
+              <w:left w:w="100" w:type="dxa"/>
+              <w:bottom w:w="100" w:type="dxa"/>
+              <w:right w:w="100" w:type="dxa"/>
+            </w:tcMar>
+          </w:tcPr>
+          <w:p>
+            <w:r>
+              <w:rPr>
+                <w:rFonts w:ascii="Consolas" w:hAnsi="Consolas"/>
+                <w:sz w:val="18"/>
+              </w:rPr>
+              <w:t>def f3(y, xi):</w:t>
+            </w:r>
+            <w:r>
+              <w:rPr>
+                <w:rFonts w:ascii="Consolas" w:hAnsi="Consolas"/>
+                <w:sz w:val="18"/>
+              </w:rPr>
+              <w:br/>
+              <w:t xml:space="preserve">    return y - xi</w:t>
+            </w:r>
+          </w:p>
+        </w:tc>
+        <w:tc>
+          <w:tcPr>
+            <w:tcW w:w="3168" w:type="dxa"/>
+            <w:shd w:val="clear" w:color="auto" w:fill="F2F4F7"/>
+            <w:tcMar>
+              <w:top w:w="100" w:type="dxa"/>
+              <w:left w:w="100" w:type="dxa"/>
+              <w:bottom w:w="100" w:type="dxa"/>
+              <w:right w:w="100" w:type="dxa"/>
+            </w:tcMar>
+          </w:tcPr>
+          <w:p>
+            <w:r>
+              <w:rPr>
+                <w:rFonts w:ascii="Consolas" w:hAnsi="Consolas"/>
+                <w:sz w:val="18"/>
+              </w:rPr>
+              <w:t>def der_f3_xi(x):</w:t>
+            </w:r>
+            <w:r>
+              <w:rPr>
+                <w:rFonts w:ascii="Consolas" w:hAnsi="Consolas"/>
+                <w:sz w:val="18"/>
+              </w:rPr>
+              <w:br/>
+              <w:t xml:space="preserve">    return -1</w:t>
+            </w:r>
+          </w:p>
+        </w:tc>
+      </w:tr>
+      <w:tr>
+        <w:trPr>
+          <w:jc w:val="center"/>
+        </w:trPr>
+        <w:tc>
+          <w:tcPr>
+            <w:tcW w:w="3168" w:type="dxa"/>
+            <w:shd w:val="clear" w:color="auto" w:fill="FFFFFF"/>
+            <w:tcMar>
+              <w:top w:w="100" w:type="dxa"/>
+              <w:left w:w="100" w:type="dxa"/>
+              <w:bottom w:w="100" w:type="dxa"/>
+              <w:right w:w="100" w:type="dxa"/>
+            </w:tcMar>
+          </w:tcPr>
+          <w:p>
+            <w:r>
+              <w:rPr>
+                <w:sz w:val="18"/>
+              </w:rPr>
+              <w:t>Cuadrado: ξ₃ = ξ₂²</w:t>
+            </w:r>
+          </w:p>
+        </w:tc>
+        <w:tc>
+          <w:tcPr>
+            <w:tcW w:w="3024" w:type="dxa"/>
+            <w:shd w:val="clear" w:color="auto" w:fill="FFFFFF"/>
+            <w:tcMar>
+              <w:top w:w="100" w:type="dxa"/>
+              <w:left w:w="100" w:type="dxa"/>
+              <w:bottom w:w="100" w:type="dxa"/>
+              <w:right w:w="100" w:type="dxa"/>
+            </w:tcMar>
+          </w:tcPr>
+          <w:p>
+            <w:r>
+              <w:rPr>
+                <w:rFonts w:ascii="Consolas" w:hAnsi="Consolas"/>
+                <w:sz w:val="18"/>
+              </w:rPr>
+              <w:t>def f4(x):</w:t>
+            </w:r>
+            <w:r>
+              <w:rPr>
+                <w:rFonts w:ascii="Consolas" w:hAnsi="Consolas"/>
+                <w:sz w:val="18"/>
+              </w:rPr>
+              <w:br/>
+              <w:t xml:space="preserve">    return x**2</w:t>
+            </w:r>
+          </w:p>
+        </w:tc>
+        <w:tc>
+          <w:tcPr>
+            <w:tcW w:w="3168" w:type="dxa"/>
+            <w:shd w:val="clear" w:color="auto" w:fill="FFFFFF"/>
+            <w:tcMar>
+              <w:top w:w="100" w:type="dxa"/>
+              <w:left w:w="100" w:type="dxa"/>
+              <w:bottom w:w="100" w:type="dxa"/>
+              <w:right w:w="100" w:type="dxa"/>
+            </w:tcMar>
+          </w:tcPr>
+          <w:p>
+            <w:r>
+              <w:rPr>
+                <w:rFonts w:ascii="Consolas" w:hAnsi="Consolas"/>
+                <w:sz w:val="18"/>
+              </w:rPr>
+              <w:t>def der_f4(x):</w:t>
+            </w:r>
+            <w:r>
+              <w:rPr>
+                <w:rFonts w:ascii="Consolas" w:hAnsi="Consolas"/>
+                <w:sz w:val="18"/>
+              </w:rPr>
+              <w:br/>
+              <w:t xml:space="preserve">    return 2 * x</w:t>
+            </w:r>
+          </w:p>
+        </w:tc>
+      </w:tr>
+      <w:tr>
+        <w:trPr>
+          <w:jc w:val="center"/>
+        </w:trPr>
+        <w:tc>
+          <w:tcPr>
+            <w:tcW w:w="3168" w:type="dxa"/>
+            <w:shd w:val="clear" w:color="auto" w:fill="F2F4F7"/>
+            <w:tcMar>
+              <w:top w:w="100" w:type="dxa"/>
+              <w:left w:w="100" w:type="dxa"/>
+              <w:bottom w:w="100" w:type="dxa"/>
+              <w:right w:w="100" w:type="dxa"/>
+            </w:tcMar>
+          </w:tcPr>
+          <w:p>
+            <w:r>
+              <w:rPr>
+                <w:sz w:val="18"/>
+              </w:rPr>
+              <w:t>Escalado: L_i = ξ₃ / 2</w:t>
+            </w:r>
+          </w:p>
+        </w:tc>
+        <w:tc>
+          <w:tcPr>
+            <w:tcW w:w="3024" w:type="dxa"/>
+            <w:shd w:val="clear" w:color="auto" w:fill="F2F4F7"/>
+            <w:tcMar>
+              <w:top w:w="100" w:type="dxa"/>
+              <w:left w:w="100" w:type="dxa"/>
+              <w:bottom w:w="100" w:type="dxa"/>
+              <w:right w:w="100" w:type="dxa"/>
+            </w:tcMar>
+          </w:tcPr>
+          <w:p>
+            <w:r>
+              <w:rPr>
+                <w:rFonts w:ascii="Consolas" w:hAnsi="Consolas"/>
+                <w:sz w:val="18"/>
+              </w:rPr>
+              <w:t>def f5(x):</w:t>
+            </w:r>
+            <w:r>
+              <w:rPr>
+                <w:rFonts w:ascii="Consolas" w:hAnsi="Consolas"/>
+                <w:sz w:val="18"/>
+              </w:rPr>
+              <w:br/>
+              <w:t xml:space="preserve">    return x / 2</w:t>
+            </w:r>
+          </w:p>
+        </w:tc>
+        <w:tc>
+          <w:tcPr>
+            <w:tcW w:w="3168" w:type="dxa"/>
+            <w:shd w:val="clear" w:color="auto" w:fill="F2F4F7"/>
+            <w:tcMar>
+              <w:top w:w="100" w:type="dxa"/>
+              <w:left w:w="100" w:type="dxa"/>
+              <w:bottom w:w="100" w:type="dxa"/>
+              <w:right w:w="100" w:type="dxa"/>
+            </w:tcMar>
+          </w:tcPr>
+          <w:p>
+            <w:r>
+              <w:rPr>
+                <w:rFonts w:ascii="Consolas" w:hAnsi="Consolas"/>
+                <w:sz w:val="18"/>
+              </w:rPr>
+              <w:t>def der_f5(x):</w:t>
+            </w:r>
+            <w:r>
+              <w:rPr>
+                <w:rFonts w:ascii="Consolas" w:hAnsi="Consolas"/>
+                <w:sz w:val="18"/>
+              </w:rPr>
+              <w:br/>
+              <w:t xml:space="preserve">    return 1 / 2</w:t>
+            </w:r>
+          </w:p>
+        </w:tc>
+      </w:tr>
+    </w:tbl>
+    <w:p>
+      <w:pPr>
+        <w:spacing w:after="80"/>
+      </w:pPr>
+    </w:p>
+    <w:p>
+      <w:pPr>
+        <w:pStyle w:val="Ttulo1"/>
+      </w:pPr>
+      <w:r>
+        <w:t>3. Flujo de Trabajo Típico en el Entrenamiento de Redes Neuronales</w:t>
+      </w:r>
+    </w:p>
+    <w:p>
+      <w:r>
+        <w:t>El proceso completo de diseño, compilación y optimización de una red neuronal en entornos modernos (como Keras/TensorFlow) sigue una secuencia estandarizada de cuatro etapas principales:</w:t>
+      </w:r>
+    </w:p>
+    <w:p>
+      <w:pPr>
+        <w:spacing w:after="80"/>
+        <w:ind w:left="288"/>
+      </w:pPr>
+      <w:r>
+        <w:rPr>
+          <w:b/>
+          <w:color w:val="1F4E78"/>
+        </w:rPr>
+        <w:t xml:space="preserve">• Paso 1: Definición de la Estructura (Blueprint): </w:t>
+      </w:r>
+      <w:r>
+        <w:t>Se especifica la arquitectura del modelo seleccionando la disposición de las capas, el número de neuronas por capa, los patrones de conectividad y las funciones de activación no lineales.</w:t>
+      </w:r>
+    </w:p>
+    <w:p>
+      <w:pPr>
+        <w:spacing w:after="80"/>
+        <w:ind w:left="288"/>
+      </w:pPr>
+      <w:r>
+        <w:rPr>
+          <w:b/>
+          <w:color w:val="1F4E78"/>
+        </w:rPr>
+        <w:lastRenderedPageBreak/>
+        <w:t xml:space="preserve">• Paso 2: Compilación del Grafo (model.compile): </w:t>
+      </w:r>
+      <w:r>
+        <w:t>Se construye internamente el grafo computacional. Durante esta fase, el marco de trabajo asigna a cada nodo las funciones ejecutables de salida (forward) y los operadores de gradiente local (backward).</w:t>
+      </w:r>
+    </w:p>
+    <w:p>
+      <w:pPr>
+        <w:spacing w:after="80"/>
+        <w:ind w:left="288"/>
+      </w:pPr>
+      <w:r>
+        <w:rPr>
+          <w:b/>
+          <w:color w:val="1F4E78"/>
+        </w:rPr>
+        <w:t xml:space="preserve">• Paso 3: Bucle de Entrenamiento (model.fit): </w:t>
+      </w:r>
+      <w:r>
+        <w:t>Se ejecuta la optimización iterativa sobre los datos. Para cada lote, se generan predicciones en el pase hacia adelante, se evalúa la función de pérdida, se propagan los gradientes hacia atrás mediante autodiff y se actualizan los pesos con el optimizador.</w:t>
+      </w:r>
+    </w:p>
+    <w:p>
+      <w:pPr>
+        <w:spacing w:after="80"/>
+        <w:ind w:left="288"/>
+      </w:pPr>
+      <w:r>
+        <w:rPr>
+          <w:b/>
+          <w:color w:val="1F4E78"/>
+        </w:rPr>
+        <w:t xml:space="preserve">• Paso 4: Evaluación e Inferencia (model.predict): </w:t>
+      </w:r>
+      <w:r>
+        <w:t>Una vez estabilizados los parámetros, se evalúa el modelo sobre datos no vistos para validar su capacidad de generalización y generar predicciones finales.</w:t>
+      </w:r>
+    </w:p>
+    <w:p/>
+    <w:p/>
+    <w:p/>
+    <w:p/>
+    <w:p/>
+    <w:p/>
+    <w:p/>
+    <w:p/>
+    <w:p/>
+    <w:p/>
+    <w:p/>
+    <w:p/>
+    <w:p/>
+    <w:p/>
+    <w:p/>
+    <w:p/>
+    <w:p/>
+    <w:p/>
+    <w:p/>
+    <w:p/>
+    <w:p>
+      <w:pPr>
+        <w:spacing w:after="80"/>
+      </w:pPr>
+      <w:r>
+        <w:rPr>
+          <w:rFonts w:ascii="Calibri" w:hAnsi="Calibri"/>
+          <w:b/>
+          <w:color w:val="1A365D"/>
+          <w:sz w:val="44"/>
+        </w:rPr>
+        <w:lastRenderedPageBreak/>
+        <w:t>Flujo de Trabajo Típico en Redes Neuronales: De la Definición a la Inferencia</w:t>
+      </w:r>
+    </w:p>
+    <w:p>
+      <w:pPr>
+        <w:spacing w:after="360"/>
+      </w:pPr>
+      <w:r>
+        <w:rPr>
+          <w:rFonts w:ascii="Calibri" w:hAnsi="Calibri"/>
+          <w:i/>
+          <w:color w:val="4A5568"/>
+          <w:sz w:val="24"/>
+        </w:rPr>
+        <w:t>Guía estructurada sobre las 4 etapas fundamentales en el ciclo de vida de un modelo en APIs de alto nivel (estilo Keras).</w:t>
+      </w:r>
+    </w:p>
+    <w:p>
+      <w:pPr>
+        <w:pStyle w:val="Ttulo1"/>
+        <w:spacing w:before="240" w:after="120"/>
+      </w:pPr>
+      <w:r>
+        <w:t>Panorama General del Flujo de Trabajo en APIs de Alto Nivel</w:t>
+      </w:r>
+    </w:p>
+    <w:p>
+      <w:r>
+        <w:t>El proceso de diseño, optimización e inferencia en redes neuronales modernas mediante bibliotecas de alto nivel (como Keras) se organiza en un ciclo secuencial de cuatro fases claramente delimitadas. Este procedimiento estandarizado no solo facilita la legibilidad del código, sino que articula internamente la construcción de estructuras matemáticas complejas —denominadas grafos computacionales— que automatizan el cálculo directo de predicciones y la propagación hacia atrás de gradientes.</w:t>
+      </w:r>
+    </w:p>
+    <w:tbl>
+      <w:tblPr>
+        <w:tblW w:w="0" w:type="auto"/>
+        <w:jc w:val="center"/>
+        <w:tblLook w:val="04A0" w:firstRow="1" w:lastRow="0" w:firstColumn="1" w:lastColumn="0" w:noHBand="0" w:noVBand="1"/>
+      </w:tblPr>
+      <w:tblGrid>
+        <w:gridCol w:w="9360"/>
+      </w:tblGrid>
+      <w:tr>
+        <w:trPr>
+          <w:jc w:val="center"/>
+        </w:trPr>
+        <w:tc>
+          <w:tcPr>
+            <w:tcW w:w="9360" w:type="dxa"/>
+            <w:shd w:val="clear" w:color="auto" w:fill="EDF2F7"/>
+            <w:tcMar>
+              <w:top w:w="120" w:type="dxa"/>
+              <w:left w:w="180" w:type="dxa"/>
+              <w:bottom w:w="120" w:type="dxa"/>
+              <w:right w:w="180" w:type="dxa"/>
+            </w:tcMar>
+          </w:tcPr>
+          <w:p>
+            <w:pPr>
+              <w:spacing w:after="80"/>
+            </w:pPr>
+            <w:r>
+              <w:rPr>
+                <w:b/>
+                <w:color w:val="1A365D"/>
+              </w:rPr>
+              <w:t>Secuencia Principal del Flujo de Trabajo:</w:t>
+            </w:r>
+          </w:p>
+          <w:p>
+            <w:pPr>
+              <w:spacing w:after="60"/>
+              <w:ind w:left="288"/>
+            </w:pPr>
+            <w:r>
+              <w:rPr>
+                <w:b/>
+                <w:color w:val="2B6CB0"/>
+              </w:rPr>
+              <w:t xml:space="preserve">1. Definición de la estructura: </w:t>
+            </w:r>
+            <w:r>
+              <w:t>Especificación explícita de capas, funciones de activación y patrones de conectividad.</w:t>
+            </w:r>
+          </w:p>
+          <w:p>
+            <w:pPr>
+              <w:spacing w:after="60"/>
+              <w:ind w:left="288"/>
+            </w:pPr>
+            <w:r>
+              <w:rPr>
+                <w:b/>
+                <w:color w:val="2B6CB0"/>
+              </w:rPr>
+              <w:t xml:space="preserve">2. Compilación del modelo (e.g., model.compile()): </w:t>
+            </w:r>
+            <w:r>
+              <w:t>Construcción interna del grafo computacional conectando nodos directos y de gradiente.</w:t>
+            </w:r>
+          </w:p>
+          <w:p>
+            <w:pPr>
+              <w:spacing w:after="60"/>
+              <w:ind w:left="288"/>
+            </w:pPr>
+            <w:r>
+              <w:rPr>
+                <w:b/>
+                <w:color w:val="2B6CB0"/>
+              </w:rPr>
+              <w:t xml:space="preserve">3. Entrenamiento (e.g., model.fit()): </w:t>
+            </w:r>
+            <w:r>
+              <w:t>Bucle de optimización ejecutando pasadas directas, cálculo de pérdida, retropropagación y actualización de pesos.</w:t>
+            </w:r>
+          </w:p>
+          <w:p>
+            <w:pPr>
+              <w:spacing w:after="60"/>
+              <w:ind w:left="288"/>
+            </w:pPr>
+            <w:r>
+              <w:rPr>
+                <w:b/>
+                <w:color w:val="2B6CB0"/>
+              </w:rPr>
+              <w:t xml:space="preserve">4. Generación de predicciones (e.g., model.predict()): </w:t>
+            </w:r>
+            <w:r>
+              <w:t>Evaluación del modelo ya entrenado sobre nuevos datos de entrada para inferencia.</w:t>
+            </w:r>
+          </w:p>
+        </w:tc>
+      </w:tr>
+    </w:tbl>
+    <w:p/>
+    <w:p>
+      <w:pPr>
+        <w:pStyle w:val="Ttulo2"/>
+        <w:spacing w:before="240" w:after="80"/>
+      </w:pPr>
+      <w:r>
+        <w:t>Etapa 1: Definición de la Estructura y Arquitectura del Modelo</w:t>
+      </w:r>
+    </w:p>
+    <w:p>
+      <w:r>
+        <w:t>La primera fase consiste en especificar el diseño topológico de la red neuronal. En este paso, el programador define la cantidad de capas (capa de entrada, capas ocultas y capa de salida), el número de unidades o neuronas por capa, el tipo de transformación (como transformaciones afines densas o convolucionales), las funciones de activación (como Sigmoide, ReLU o Identidad) y los patrones de conectividad interneuronal. Esta etapa establece la capacidad teórica del modelo para aprehender patrones complejos en los datos.</w:t>
+      </w:r>
+    </w:p>
+    <w:p>
+      <w:pPr>
+        <w:pStyle w:val="Ttulo2"/>
+        <w:spacing w:before="240" w:after="80"/>
+      </w:pPr>
+      <w:r>
+        <w:t>Etapa 2: Compilación y Construcción del Grafo Computacional (model.compile())</w:t>
+      </w:r>
+    </w:p>
+    <w:p>
+      <w:r>
+        <w:t xml:space="preserve">Al invocar el método </w:t>
+      </w:r>
+      <w:r>
+        <w:rPr>
+          <w:b/>
+          <w:color w:val="1A365D"/>
+        </w:rPr>
+        <w:t>model.compile()</w:t>
+      </w:r>
+      <w:r>
+        <w:t xml:space="preserve">, el entorno de ejecución traduce la arquitectura definida en una representación ejecutable conocida como </w:t>
+      </w:r>
+      <w:r>
+        <w:rPr>
+          <w:b/>
+        </w:rPr>
+        <w:t>grafo computacional</w:t>
+      </w:r>
+      <w:r>
+        <w:t>. Conceptualmente, este grafo asigna a cada nodo o bloque operacional dos funciones interconectadas:</w:t>
+      </w:r>
+    </w:p>
+    <w:p>
+      <w:pPr>
+        <w:pStyle w:val="Listaconvietas"/>
+        <w:spacing w:after="60"/>
+      </w:pPr>
+      <w:r>
+        <w:rPr>
+          <w:b/>
+        </w:rPr>
+        <w:lastRenderedPageBreak/>
+        <w:t xml:space="preserve">Cálculo Directo (Forward Computation): </w:t>
+      </w:r>
+      <w:r>
+        <w:t>Evaluación cuantitativa de la salida en función de las entradas y los pesos actuales.</w:t>
+      </w:r>
+    </w:p>
+    <w:p>
+      <w:pPr>
+        <w:pStyle w:val="Listaconvietas"/>
+        <w:spacing w:after="120"/>
+      </w:pPr>
+      <w:r>
+        <w:rPr>
+          <w:b/>
+        </w:rPr>
+        <w:t xml:space="preserve">Cálculo de Gradiente (Backward Gradient): </w:t>
+      </w:r>
+      <w:r>
+        <w:t>Evaluación de la derivada local respecto a las variables de entrada y parámetros para la posterior propagación hacia atrás.</w:t>
+      </w:r>
+    </w:p>
+    <w:p>
+      <w:r>
+        <w:t>Asimismo, en la compilación se configuran formalmente la función de pérdida (Loss Function), el algoritmo optimizador (como Descenso de Gradiente Estocástico o variantes) y las métricas de monitoreo de desempeño.</w:t>
+      </w:r>
+    </w:p>
+    <w:p>
+      <w:pPr>
+        <w:pStyle w:val="Ttulo2"/>
+        <w:spacing w:before="240" w:after="80"/>
+      </w:pPr>
+      <w:r>
+        <w:t>Etapa 3: Entrenamiento e Iteración de Parámetros (model.fit())</w:t>
+      </w:r>
+    </w:p>
+    <w:p>
+      <w:r>
+        <w:t xml:space="preserve">La ejecución de </w:t>
+      </w:r>
+      <w:r>
+        <w:rPr>
+          <w:b/>
+          <w:color w:val="1A365D"/>
+        </w:rPr>
+        <w:t>model.fit()</w:t>
+      </w:r>
+      <w:r>
+        <w:t xml:space="preserve"> inicia el bucle principal de optimización iterativa sobre el conjunto de datos de entrenamiento. En cada iteración o lote, el marco de trabajo lleva a cabo una secuencia de cuatro pasos internos:</w:t>
+      </w:r>
+    </w:p>
+    <w:p>
+      <w:pPr>
+        <w:spacing w:after="60"/>
+        <w:ind w:left="360"/>
+      </w:pPr>
+      <w:r>
+        <w:rPr>
+          <w:b/>
+          <w:color w:val="2D3748"/>
+        </w:rPr>
+        <w:t xml:space="preserve">1. Propagación Hacia Adelante (Forward Pass): </w:t>
+      </w:r>
+      <w:r>
+        <w:t>Procesamiento de las entradas a través del grafo para calcular las predicciones del modelo.</w:t>
+      </w:r>
+    </w:p>
+    <w:p>
+      <w:pPr>
+        <w:spacing w:after="60"/>
+        <w:ind w:left="360"/>
+      </w:pPr>
+      <w:r>
+        <w:rPr>
+          <w:b/>
+          <w:color w:val="2D3748"/>
+        </w:rPr>
+        <w:t xml:space="preserve">2. Evaluación del Error (Loss Calculation): </w:t>
+      </w:r>
+      <w:r>
+        <w:t>Comparación cuantitativa entre las predicciones del modelo y las etiquetas verdaderas mediante la función de pérdida.</w:t>
+      </w:r>
+    </w:p>
+    <w:p>
+      <w:pPr>
+        <w:spacing w:after="60"/>
+        <w:ind w:left="360"/>
+      </w:pPr>
+      <w:r>
+        <w:rPr>
+          <w:b/>
+          <w:color w:val="2D3748"/>
+        </w:rPr>
+        <w:t xml:space="preserve">3. Retropropagación del Error (Backpropagation): </w:t>
+      </w:r>
+      <w:r>
+        <w:t>Transmisión inversa de las señales de error a través del grafo, aplicando la regla de la cadena para obtener el gradiente de la pérdida con respecto a cada peso.</w:t>
+      </w:r>
+    </w:p>
+    <w:p>
+      <w:pPr>
+        <w:spacing w:after="60"/>
+        <w:ind w:left="360"/>
+      </w:pPr>
+      <w:r>
+        <w:rPr>
+          <w:b/>
+          <w:color w:val="2D3748"/>
+        </w:rPr>
+        <w:t xml:space="preserve">4. Actualización de Pesos (Parameter Update): </w:t>
+      </w:r>
+      <w:r>
+        <w:t>Ajuste numérico de los parámetros mediante el optimizador en la dirección opuesta al gradiente escalado por la tasa de aprendizaje.</w:t>
+      </w:r>
+    </w:p>
+    <w:p>
+      <w:pPr>
+        <w:pStyle w:val="Ttulo2"/>
+        <w:spacing w:before="240" w:after="80"/>
+      </w:pPr>
+      <w:r>
+        <w:t>Etapa 4: Inferencia y Predicción sobre Nuevos Datos (model.predict())</w:t>
+      </w:r>
+    </w:p>
+    <w:p>
+      <w:r>
+        <w:t xml:space="preserve">Una vez alcanzada la convergencia, el método </w:t>
+      </w:r>
+      <w:r>
+        <w:rPr>
+          <w:b/>
+          <w:color w:val="1A365D"/>
+        </w:rPr>
+        <w:t>model.predict()</w:t>
+      </w:r>
+      <w:r>
+        <w:t xml:space="preserve"> permite evaluar el rendimiento del modelo sobre instancias no vistas o datos de prueba. En esta fase, la red opera exclusivamente en modo de inferencia: ejecuta únicamente la propagación hacia adelante (Forward Pass) para calcular el resultado final, omitiendo la construcción de derivadas locales y la retropropagación de gradientes, lo que garantiza una ejecución eficiente y ligera en memoria.</w:t>
+      </w:r>
+    </w:p>
+    <w:p>
+      <w:pPr>
+        <w:pStyle w:val="Ttulo2"/>
+        <w:spacing w:before="280" w:after="120"/>
+      </w:pPr>
+      <w:r>
+        <w:t>Matriz Comparativa de las Cuatro Fases del Flujo de Trabajo</w:t>
+      </w:r>
+    </w:p>
+    <w:tbl>
+      <w:tblPr>
+        <w:tblW w:w="0" w:type="auto"/>
+        <w:jc w:val="center"/>
+        <w:tblLayout w:type="fixed"/>
+        <w:tblLook w:val="04A0" w:firstRow="1" w:lastRow="0" w:firstColumn="1" w:lastColumn="0" w:noHBand="0" w:noVBand="1"/>
+      </w:tblPr>
+      <w:tblGrid>
+        <w:gridCol w:w="1728"/>
+        <w:gridCol w:w="1872"/>
+        <w:gridCol w:w="3168"/>
+        <w:gridCol w:w="2592"/>
+      </w:tblGrid>
+      <w:tr>
+        <w:trPr>
+          <w:jc w:val="center"/>
+        </w:trPr>
+        <w:tc>
+          <w:tcPr>
+            <w:tcW w:w="1728" w:type="dxa"/>
+            <w:shd w:val="clear" w:color="auto" w:fill="1A365D"/>
+            <w:tcMar>
+              <w:top w:w="100" w:type="dxa"/>
+              <w:left w:w="120" w:type="dxa"/>
+              <w:bottom w:w="100" w:type="dxa"/>
+              <w:right w:w="120" w:type="dxa"/>
+            </w:tcMar>
+          </w:tcPr>
+          <w:p>
+            <w:pPr>
+              <w:spacing w:after="40"/>
+              <w:jc w:val="center"/>
+            </w:pPr>
+            <w:r>
+              <w:rPr>
+                <w:rFonts w:ascii="Calibri" w:hAnsi="Calibri"/>
+                <w:b/>
+                <w:color w:val="FFFFFF"/>
+                <w:sz w:val="19"/>
+              </w:rPr>
+              <w:t>Etapa del Flujo</w:t>
+            </w:r>
+          </w:p>
+        </w:tc>
+        <w:tc>
+          <w:tcPr>
+            <w:tcW w:w="1872" w:type="dxa"/>
+            <w:shd w:val="clear" w:color="auto" w:fill="1A365D"/>
+            <w:tcMar>
+              <w:top w:w="100" w:type="dxa"/>
+              <w:left w:w="120" w:type="dxa"/>
+              <w:bottom w:w="100" w:type="dxa"/>
+              <w:right w:w="120" w:type="dxa"/>
+            </w:tcMar>
+          </w:tcPr>
+          <w:p>
+            <w:pPr>
+              <w:spacing w:after="40"/>
+              <w:jc w:val="center"/>
+            </w:pPr>
+            <w:r>
+              <w:rPr>
+                <w:rFonts w:ascii="Calibri" w:hAnsi="Calibri"/>
+                <w:b/>
+                <w:color w:val="FFFFFF"/>
+                <w:sz w:val="19"/>
+              </w:rPr>
+              <w:t>Comando / API</w:t>
+            </w:r>
+          </w:p>
+        </w:tc>
+        <w:tc>
+          <w:tcPr>
+            <w:tcW w:w="3168" w:type="dxa"/>
+            <w:shd w:val="clear" w:color="auto" w:fill="1A365D"/>
+            <w:tcMar>
+              <w:top w:w="100" w:type="dxa"/>
+              <w:left w:w="120" w:type="dxa"/>
+              <w:bottom w:w="100" w:type="dxa"/>
+              <w:right w:w="120" w:type="dxa"/>
+            </w:tcMar>
+          </w:tcPr>
+          <w:p>
+            <w:pPr>
+              <w:spacing w:after="40"/>
+              <w:jc w:val="center"/>
+            </w:pPr>
+            <w:r>
+              <w:rPr>
+                <w:rFonts w:ascii="Calibri" w:hAnsi="Calibri"/>
+                <w:b/>
+                <w:color w:val="FFFFFF"/>
+                <w:sz w:val="19"/>
+              </w:rPr>
+              <w:t>Operación Interna Principal</w:t>
+            </w:r>
+          </w:p>
+        </w:tc>
+        <w:tc>
+          <w:tcPr>
+            <w:tcW w:w="2592" w:type="dxa"/>
+            <w:shd w:val="clear" w:color="auto" w:fill="1A365D"/>
+            <w:tcMar>
+              <w:top w:w="100" w:type="dxa"/>
+              <w:left w:w="120" w:type="dxa"/>
+              <w:bottom w:w="100" w:type="dxa"/>
+              <w:right w:w="120" w:type="dxa"/>
+            </w:tcMar>
+          </w:tcPr>
+          <w:p>
+            <w:pPr>
+              <w:spacing w:after="40"/>
+              <w:jc w:val="center"/>
+            </w:pPr>
+            <w:r>
+              <w:rPr>
+                <w:rFonts w:ascii="Calibri" w:hAnsi="Calibri"/>
+                <w:b/>
+                <w:color w:val="FFFFFF"/>
+                <w:sz w:val="19"/>
+              </w:rPr>
+              <w:t>Propósito y Resultado</w:t>
+            </w:r>
+          </w:p>
+        </w:tc>
+      </w:tr>
+      <w:tr>
+        <w:trPr>
+          <w:jc w:val="center"/>
+        </w:trPr>
+        <w:tc>
+          <w:tcPr>
+            <w:tcW w:w="1728" w:type="dxa"/>
+            <w:shd w:val="clear" w:color="auto" w:fill="F7FAFC"/>
+            <w:tcMar>
+              <w:top w:w="80" w:type="dxa"/>
+              <w:left w:w="100" w:type="dxa"/>
+              <w:bottom w:w="80" w:type="dxa"/>
+              <w:right w:w="100" w:type="dxa"/>
+            </w:tcMar>
+          </w:tcPr>
+          <w:p>
+            <w:pPr>
+              <w:spacing w:after="40"/>
+            </w:pPr>
+            <w:r>
+              <w:rPr>
+                <w:rFonts w:ascii="Calibri" w:hAnsi="Calibri"/>
+                <w:b/>
+                <w:color w:val="1A365D"/>
+                <w:sz w:val="19"/>
+              </w:rPr>
+              <w:t>1. Estructura</w:t>
+            </w:r>
+          </w:p>
+        </w:tc>
+        <w:tc>
+          <w:tcPr>
+            <w:tcW w:w="1872" w:type="dxa"/>
+            <w:shd w:val="clear" w:color="auto" w:fill="F7FAFC"/>
+            <w:tcMar>
+              <w:top w:w="80" w:type="dxa"/>
+              <w:left w:w="100" w:type="dxa"/>
+              <w:bottom w:w="80" w:type="dxa"/>
+              <w:right w:w="100" w:type="dxa"/>
+            </w:tcMar>
+          </w:tcPr>
+          <w:p>
+            <w:pPr>
+              <w:spacing w:after="40"/>
+            </w:pPr>
+            <w:r>
+              <w:rPr>
+                <w:rFonts w:ascii="Calibri" w:hAnsi="Calibri"/>
+                <w:b/>
+                <w:color w:val="2B6CB0"/>
+                <w:sz w:val="19"/>
+              </w:rPr>
+              <w:t>Definición de Capas</w:t>
+            </w:r>
+          </w:p>
+        </w:tc>
+        <w:tc>
+          <w:tcPr>
+            <w:tcW w:w="3168" w:type="dxa"/>
+            <w:shd w:val="clear" w:color="auto" w:fill="F7FAFC"/>
+            <w:tcMar>
+              <w:top w:w="80" w:type="dxa"/>
+              <w:left w:w="100" w:type="dxa"/>
+              <w:bottom w:w="80" w:type="dxa"/>
+              <w:right w:w="100" w:type="dxa"/>
+            </w:tcMar>
+          </w:tcPr>
+          <w:p>
+            <w:pPr>
+              <w:spacing w:after="40"/>
+            </w:pPr>
+            <w:r>
+              <w:rPr>
+                <w:rFonts w:ascii="Calibri" w:hAnsi="Calibri"/>
+                <w:sz w:val="19"/>
+              </w:rPr>
+              <w:t>Especificación de arquitectura, neuronas y activaciones.</w:t>
+            </w:r>
+          </w:p>
+        </w:tc>
+        <w:tc>
+          <w:tcPr>
+            <w:tcW w:w="2592" w:type="dxa"/>
+            <w:shd w:val="clear" w:color="auto" w:fill="F7FAFC"/>
+            <w:tcMar>
+              <w:top w:w="80" w:type="dxa"/>
+              <w:left w:w="100" w:type="dxa"/>
+              <w:bottom w:w="80" w:type="dxa"/>
+              <w:right w:w="100" w:type="dxa"/>
+            </w:tcMar>
+          </w:tcPr>
+          <w:p>
+            <w:pPr>
+              <w:spacing w:after="40"/>
+            </w:pPr>
+            <w:r>
+              <w:rPr>
+                <w:rFonts w:ascii="Calibri" w:hAnsi="Calibri"/>
+                <w:sz w:val="19"/>
+              </w:rPr>
+              <w:t>Define la capacidad expresiva del modelo.</w:t>
+            </w:r>
+          </w:p>
+        </w:tc>
+      </w:tr>
+      <w:tr>
+        <w:trPr>
+          <w:jc w:val="center"/>
+        </w:trPr>
+        <w:tc>
+          <w:tcPr>
+            <w:tcW w:w="1728" w:type="dxa"/>
+            <w:shd w:val="clear" w:color="auto" w:fill="FFFFFF"/>
+            <w:tcMar>
+              <w:top w:w="80" w:type="dxa"/>
+              <w:left w:w="100" w:type="dxa"/>
+              <w:bottom w:w="80" w:type="dxa"/>
+              <w:right w:w="100" w:type="dxa"/>
+            </w:tcMar>
+          </w:tcPr>
+          <w:p>
+            <w:pPr>
+              <w:spacing w:after="40"/>
+            </w:pPr>
+            <w:r>
+              <w:rPr>
+                <w:rFonts w:ascii="Calibri" w:hAnsi="Calibri"/>
+                <w:b/>
+                <w:color w:val="1A365D"/>
+                <w:sz w:val="19"/>
+              </w:rPr>
+              <w:t>2. Compilación</w:t>
+            </w:r>
+          </w:p>
+        </w:tc>
+        <w:tc>
+          <w:tcPr>
+            <w:tcW w:w="1872" w:type="dxa"/>
+            <w:shd w:val="clear" w:color="auto" w:fill="FFFFFF"/>
+            <w:tcMar>
+              <w:top w:w="80" w:type="dxa"/>
+              <w:left w:w="100" w:type="dxa"/>
+              <w:bottom w:w="80" w:type="dxa"/>
+              <w:right w:w="100" w:type="dxa"/>
+            </w:tcMar>
+          </w:tcPr>
+          <w:p>
+            <w:pPr>
+              <w:spacing w:after="40"/>
+            </w:pPr>
+            <w:r>
+              <w:rPr>
+                <w:rFonts w:ascii="Calibri" w:hAnsi="Calibri"/>
+                <w:b/>
+                <w:color w:val="2B6CB0"/>
+                <w:sz w:val="19"/>
+              </w:rPr>
+              <w:t>model.compile()</w:t>
+            </w:r>
+          </w:p>
+        </w:tc>
+        <w:tc>
+          <w:tcPr>
+            <w:tcW w:w="3168" w:type="dxa"/>
+            <w:shd w:val="clear" w:color="auto" w:fill="FFFFFF"/>
+            <w:tcMar>
+              <w:top w:w="80" w:type="dxa"/>
+              <w:left w:w="100" w:type="dxa"/>
+              <w:bottom w:w="80" w:type="dxa"/>
+              <w:right w:w="100" w:type="dxa"/>
+            </w:tcMar>
+          </w:tcPr>
+          <w:p>
+            <w:pPr>
+              <w:spacing w:after="40"/>
+            </w:pPr>
+            <w:r>
+              <w:rPr>
+                <w:rFonts w:ascii="Calibri" w:hAnsi="Calibri"/>
+                <w:sz w:val="19"/>
+              </w:rPr>
+              <w:t>Construcción del grafo computacional con nodos de paso directo y gradiente.</w:t>
+            </w:r>
+          </w:p>
+        </w:tc>
+        <w:tc>
+          <w:tcPr>
+            <w:tcW w:w="2592" w:type="dxa"/>
+            <w:shd w:val="clear" w:color="auto" w:fill="FFFFFF"/>
+            <w:tcMar>
+              <w:top w:w="80" w:type="dxa"/>
+              <w:left w:w="100" w:type="dxa"/>
+              <w:bottom w:w="80" w:type="dxa"/>
+              <w:right w:w="100" w:type="dxa"/>
+            </w:tcMar>
+          </w:tcPr>
+          <w:p>
+            <w:pPr>
+              <w:spacing w:after="40"/>
+            </w:pPr>
+            <w:r>
+              <w:rPr>
+                <w:rFonts w:ascii="Calibri" w:hAnsi="Calibri"/>
+                <w:sz w:val="19"/>
+              </w:rPr>
+              <w:t>Asigna optimizador, función de pérdida y métricas.</w:t>
+            </w:r>
+          </w:p>
+        </w:tc>
+      </w:tr>
+      <w:tr>
+        <w:trPr>
+          <w:jc w:val="center"/>
+        </w:trPr>
+        <w:tc>
+          <w:tcPr>
+            <w:tcW w:w="1728" w:type="dxa"/>
+            <w:shd w:val="clear" w:color="auto" w:fill="F7FAFC"/>
+            <w:tcMar>
+              <w:top w:w="80" w:type="dxa"/>
+              <w:left w:w="100" w:type="dxa"/>
+              <w:bottom w:w="80" w:type="dxa"/>
+              <w:right w:w="100" w:type="dxa"/>
+            </w:tcMar>
+          </w:tcPr>
+          <w:p>
+            <w:pPr>
+              <w:spacing w:after="40"/>
+            </w:pPr>
+            <w:r>
+              <w:rPr>
+                <w:rFonts w:ascii="Calibri" w:hAnsi="Calibri"/>
+                <w:b/>
+                <w:color w:val="1A365D"/>
+                <w:sz w:val="19"/>
+              </w:rPr>
+              <w:t>3. Entrenamiento</w:t>
+            </w:r>
+          </w:p>
+        </w:tc>
+        <w:tc>
+          <w:tcPr>
+            <w:tcW w:w="1872" w:type="dxa"/>
+            <w:shd w:val="clear" w:color="auto" w:fill="F7FAFC"/>
+            <w:tcMar>
+              <w:top w:w="80" w:type="dxa"/>
+              <w:left w:w="100" w:type="dxa"/>
+              <w:bottom w:w="80" w:type="dxa"/>
+              <w:right w:w="100" w:type="dxa"/>
+            </w:tcMar>
+          </w:tcPr>
+          <w:p>
+            <w:pPr>
+              <w:spacing w:after="40"/>
+            </w:pPr>
+            <w:r>
+              <w:rPr>
+                <w:rFonts w:ascii="Calibri" w:hAnsi="Calibri"/>
+                <w:b/>
+                <w:color w:val="2B6CB0"/>
+                <w:sz w:val="19"/>
+              </w:rPr>
+              <w:t>model.fit()</w:t>
+            </w:r>
+          </w:p>
+        </w:tc>
+        <w:tc>
+          <w:tcPr>
+            <w:tcW w:w="3168" w:type="dxa"/>
+            <w:shd w:val="clear" w:color="auto" w:fill="F7FAFC"/>
+            <w:tcMar>
+              <w:top w:w="80" w:type="dxa"/>
+              <w:left w:w="100" w:type="dxa"/>
+              <w:bottom w:w="80" w:type="dxa"/>
+              <w:right w:w="100" w:type="dxa"/>
+            </w:tcMar>
+          </w:tcPr>
+          <w:p>
+            <w:pPr>
+              <w:spacing w:after="40"/>
+            </w:pPr>
+            <w:r>
+              <w:rPr>
+                <w:rFonts w:ascii="Calibri" w:hAnsi="Calibri"/>
+                <w:sz w:val="19"/>
+              </w:rPr>
+              <w:t xml:space="preserve">Ejecución del bucle de entrenamiento: Forward, Loss, </w:t>
+            </w:r>
+            <w:r>
+              <w:rPr>
+                <w:rFonts w:ascii="Calibri" w:hAnsi="Calibri"/>
+                <w:sz w:val="19"/>
+              </w:rPr>
+              <w:lastRenderedPageBreak/>
+              <w:t>Backpropagation, Update.</w:t>
+            </w:r>
+          </w:p>
+        </w:tc>
+        <w:tc>
+          <w:tcPr>
+            <w:tcW w:w="2592" w:type="dxa"/>
+            <w:shd w:val="clear" w:color="auto" w:fill="F7FAFC"/>
+            <w:tcMar>
+              <w:top w:w="80" w:type="dxa"/>
+              <w:left w:w="100" w:type="dxa"/>
+              <w:bottom w:w="80" w:type="dxa"/>
+              <w:right w:w="100" w:type="dxa"/>
+            </w:tcMar>
+          </w:tcPr>
+          <w:p>
+            <w:pPr>
+              <w:spacing w:after="40"/>
+            </w:pPr>
+            <w:r>
+              <w:rPr>
+                <w:rFonts w:ascii="Calibri" w:hAnsi="Calibri"/>
+                <w:sz w:val="19"/>
+              </w:rPr>
+              <w:lastRenderedPageBreak/>
+              <w:t>Optimiza iterativamente los pesos para reducir la pérdida.</w:t>
+            </w:r>
+          </w:p>
+        </w:tc>
+      </w:tr>
+      <w:tr>
+        <w:trPr>
+          <w:jc w:val="center"/>
+        </w:trPr>
+        <w:tc>
+          <w:tcPr>
+            <w:tcW w:w="1728" w:type="dxa"/>
+            <w:shd w:val="clear" w:color="auto" w:fill="FFFFFF"/>
+            <w:tcMar>
+              <w:top w:w="80" w:type="dxa"/>
+              <w:left w:w="100" w:type="dxa"/>
+              <w:bottom w:w="80" w:type="dxa"/>
+              <w:right w:w="100" w:type="dxa"/>
+            </w:tcMar>
+          </w:tcPr>
+          <w:p>
+            <w:pPr>
+              <w:spacing w:after="40"/>
+            </w:pPr>
+            <w:r>
+              <w:rPr>
+                <w:rFonts w:ascii="Calibri" w:hAnsi="Calibri"/>
+                <w:b/>
+                <w:color w:val="1A365D"/>
+                <w:sz w:val="19"/>
+              </w:rPr>
+              <w:t>4. Inferencia</w:t>
+            </w:r>
+          </w:p>
+        </w:tc>
+        <w:tc>
+          <w:tcPr>
+            <w:tcW w:w="1872" w:type="dxa"/>
+            <w:shd w:val="clear" w:color="auto" w:fill="FFFFFF"/>
+            <w:tcMar>
+              <w:top w:w="80" w:type="dxa"/>
+              <w:left w:w="100" w:type="dxa"/>
+              <w:bottom w:w="80" w:type="dxa"/>
+              <w:right w:w="100" w:type="dxa"/>
+            </w:tcMar>
+          </w:tcPr>
+          <w:p>
+            <w:pPr>
+              <w:spacing w:after="40"/>
+            </w:pPr>
+            <w:r>
+              <w:rPr>
+                <w:rFonts w:ascii="Calibri" w:hAnsi="Calibri"/>
+                <w:b/>
+                <w:color w:val="2B6CB0"/>
+                <w:sz w:val="19"/>
+              </w:rPr>
+              <w:t>model.predict()</w:t>
+            </w:r>
+          </w:p>
+        </w:tc>
+        <w:tc>
+          <w:tcPr>
+            <w:tcW w:w="3168" w:type="dxa"/>
+            <w:shd w:val="clear" w:color="auto" w:fill="FFFFFF"/>
+            <w:tcMar>
+              <w:top w:w="80" w:type="dxa"/>
+              <w:left w:w="100" w:type="dxa"/>
+              <w:bottom w:w="80" w:type="dxa"/>
+              <w:right w:w="100" w:type="dxa"/>
+            </w:tcMar>
+          </w:tcPr>
+          <w:p>
+            <w:pPr>
+              <w:spacing w:after="40"/>
+            </w:pPr>
+            <w:r>
+              <w:rPr>
+                <w:rFonts w:ascii="Calibri" w:hAnsi="Calibri"/>
+                <w:sz w:val="19"/>
+              </w:rPr>
+              <w:t>Evaluación única mediante paso directo sobre datos no vistos.</w:t>
+            </w:r>
+          </w:p>
+        </w:tc>
+        <w:tc>
+          <w:tcPr>
+            <w:tcW w:w="2592" w:type="dxa"/>
+            <w:shd w:val="clear" w:color="auto" w:fill="FFFFFF"/>
+            <w:tcMar>
+              <w:top w:w="80" w:type="dxa"/>
+              <w:left w:w="100" w:type="dxa"/>
+              <w:bottom w:w="80" w:type="dxa"/>
+              <w:right w:w="100" w:type="dxa"/>
+            </w:tcMar>
+          </w:tcPr>
+          <w:p>
+            <w:pPr>
+              <w:spacing w:after="40"/>
+            </w:pPr>
+            <w:r>
+              <w:rPr>
+                <w:rFonts w:ascii="Calibri" w:hAnsi="Calibri"/>
+                <w:sz w:val="19"/>
+              </w:rPr>
+              <w:t>Genera predicciones en producción sin retropropagación.</w:t>
+            </w:r>
+          </w:p>
+        </w:tc>
+      </w:tr>
+    </w:tbl>
+    <w:p/>
+    <w:p>
+      <w:r>
+        <w:rPr>
+          <w:i/>
+          <w:color w:val="718096"/>
+        </w:rPr>
+        <w:t>Nota Teórica: En las secciones subsiguientes del curso, este flujo de trabajo servirá como marco de referencia para examinar minuciosamente las operaciones que ocurren "bajo el capó" (under the hood) durante el proceso de entrenamiento, específicamente el funcionamiento detallado de los grafos computacionales y los algoritmos de diferenciación automática.</w:t>
       </w:r>
     </w:p>
     <w:p/>

--- a/CS109xb_introduction_to_neural_networks_and_Deep_Learning_with_Python/apuntes-redes-neuronales.docx
+++ b/CS109xb_introduction_to_neural_networks_and_Deep_Learning_with_Python/apuntes-redes-neuronales.docx
@@ -26,7 +26,25 @@
           <w:i/>
           <w:color w:val="4B6B94"/>
         </w:rPr>
-        <w:t>Curso: Redes Neuronales y Aprendizaje Profundo con Python  |  Instructor: Pavlos Protopapas</w:t>
+        <w:t xml:space="preserve">Curso: Redes Neuronales y Aprendizaje Profundo con </w:t>
+      </w:r>
+      <w:proofErr w:type="gramStart"/>
+      <w:r>
+        <w:rPr>
+          <w:rFonts w:ascii="Calibri" w:hAnsi="Calibri"/>
+          <w:i/>
+          <w:color w:val="4B6B94"/>
+        </w:rPr>
+        <w:t>Python  |</w:t>
+      </w:r>
+      <w:proofErr w:type="gramEnd"/>
+      <w:r>
+        <w:rPr>
+          <w:rFonts w:ascii="Calibri" w:hAnsi="Calibri"/>
+          <w:i/>
+          <w:color w:val="4B6B94"/>
+        </w:rPr>
+        <w:t xml:space="preserve">  Instructor: Pavlos Protopapas</w:t>
       </w:r>
     </w:p>
     <w:tbl>
@@ -727,7 +745,27 @@
                 <w:color w:val="222222"/>
                 <w:sz w:val="19"/>
               </w:rPr>
-              <w:t>4. Regresión Logística a RNA</w:t>
+              <w:t xml:space="preserve">4. Regresión Logística </w:t>
+            </w:r>
+            <w:proofErr w:type="gramStart"/>
+            <w:r>
+              <w:rPr>
+                <w:rFonts w:ascii="Calibri" w:hAnsi="Calibri"/>
+                <w:b/>
+                <w:color w:val="222222"/>
+                <w:sz w:val="19"/>
+              </w:rPr>
+              <w:t>a</w:t>
+            </w:r>
+            <w:proofErr w:type="gramEnd"/>
+            <w:r>
+              <w:rPr>
+                <w:rFonts w:ascii="Calibri" w:hAnsi="Calibri"/>
+                <w:b/>
+                <w:color w:val="222222"/>
+                <w:sz w:val="19"/>
+              </w:rPr>
+              <w:t xml:space="preserve"> RNA</w:t>
             </w:r>
           </w:p>
         </w:tc>
@@ -1074,7 +1112,25 @@
           <w:color w:val="222222"/>
           <w:sz w:val="21"/>
         </w:rPr>
-        <w:t>En el aprendizaje supervisado, el modelo aprende a mapear entradas (X) a salidas etiquetadas (Y). En el aprendizaje no supervisado, el modelo busca patrones, agrupaciones o estructuras subyacentes sin etiquetas explícitas.</w:t>
+        <w:t xml:space="preserve">En el aprendizaje supervisado, el modelo aprende a </w:t>
+      </w:r>
+      <w:proofErr w:type="gramStart"/>
+      <w:r>
+        <w:rPr>
+          <w:rFonts w:ascii="Calibri" w:hAnsi="Calibri"/>
+          <w:color w:val="222222"/>
+          <w:sz w:val="21"/>
+        </w:rPr>
+        <w:t>mapear entradas (X)</w:t>
+      </w:r>
+      <w:proofErr w:type="gramEnd"/>
+      <w:r>
+        <w:rPr>
+          <w:rFonts w:ascii="Calibri" w:hAnsi="Calibri"/>
+          <w:color w:val="222222"/>
+          <w:sz w:val="21"/>
+        </w:rPr>
+        <w:t xml:space="preserve"> a salidas etiquetadas (Y). En el aprendizaje no supervisado, el modelo busca patrones, agrupaciones o estructuras subyacentes sin etiquetas explícitas.</w:t>
       </w:r>
     </w:p>
     <w:p>
@@ -1126,7 +1182,27 @@
           <w:color w:val="1B365D"/>
           <w:sz w:val="20"/>
         </w:rPr>
-        <w:t xml:space="preserve">Paso 2: Seleccionar un Modelo -&gt; </w:t>
+        <w:t xml:space="preserve">Paso 2: Seleccionar </w:t>
+      </w:r>
+      <w:proofErr w:type="gramStart"/>
+      <w:r>
+        <w:rPr>
+          <w:rFonts w:ascii="Calibri" w:hAnsi="Calibri"/>
+          <w:b/>
+          <w:color w:val="1B365D"/>
+          <w:sz w:val="20"/>
+        </w:rPr>
+        <w:t>un Modelo</w:t>
+      </w:r>
+      <w:proofErr w:type="gramEnd"/>
+      <w:r>
+        <w:rPr>
+          <w:rFonts w:ascii="Calibri" w:hAnsi="Calibri"/>
+          <w:b/>
+          <w:color w:val="1B365D"/>
+          <w:sz w:val="20"/>
+        </w:rPr>
+        <w:t xml:space="preserve"> -&gt; </w:t>
       </w:r>
       <w:r>
         <w:rPr>
@@ -1340,7 +1416,25 @@
           <w:color w:val="1B365D"/>
           <w:sz w:val="30"/>
         </w:rPr>
-        <w:t>6. Módulo 4: Transición de Regresión Logística a RNA (ANN)</w:t>
+        <w:t xml:space="preserve">6. Módulo 4: Transición de Regresión Logística </w:t>
+      </w:r>
+      <w:proofErr w:type="gramStart"/>
+      <w:r>
+        <w:rPr>
+          <w:rFonts w:ascii="Calibri" w:hAnsi="Calibri"/>
+          <w:color w:val="1B365D"/>
+          <w:sz w:val="30"/>
+        </w:rPr>
+        <w:t>a</w:t>
+      </w:r>
+      <w:proofErr w:type="gramEnd"/>
+      <w:r>
+        <w:rPr>
+          <w:rFonts w:ascii="Calibri" w:hAnsi="Calibri"/>
+          <w:color w:val="1B365D"/>
+          <w:sz w:val="30"/>
+        </w:rPr>
+        <w:t xml:space="preserve"> RNA (ANN)</w:t>
       </w:r>
     </w:p>
     <w:p>
@@ -1632,7 +1726,27 @@
                 <w:color w:val="4B6B94"/>
                 <w:sz w:val="20"/>
               </w:rPr>
-              <w:t>2. Función de Activación:  a = f(z) = f(W · X + b)</w:t>
+              <w:t xml:space="preserve">2. Función de Activación:  a = f(z) = </w:t>
+            </w:r>
+            <w:proofErr w:type="gramStart"/>
+            <w:r>
+              <w:rPr>
+                <w:rFonts w:ascii="Calibri" w:hAnsi="Calibri"/>
+                <w:b/>
+                <w:color w:val="4B6B94"/>
+                <w:sz w:val="20"/>
+              </w:rPr>
+              <w:t>f(</w:t>
+            </w:r>
+            <w:proofErr w:type="gramEnd"/>
+            <w:r>
+              <w:rPr>
+                <w:rFonts w:ascii="Calibri" w:hAnsi="Calibri"/>
+                <w:b/>
+                <w:color w:val="4B6B94"/>
+                <w:sz w:val="20"/>
+              </w:rPr>
+              <w:t>W · X + b)</w:t>
             </w:r>
           </w:p>
         </w:tc>
@@ -1902,7 +2016,25 @@
                 <w:color w:val="222222"/>
                 <w:sz w:val="19"/>
               </w:rPr>
-              <w:t>Calcula la combinación lineal afín: z = ∑(w_i * x_i) + b.</w:t>
+              <w:t xml:space="preserve">Calcula la combinación lineal afín: z = </w:t>
+            </w:r>
+            <w:proofErr w:type="gramStart"/>
+            <w:r>
+              <w:rPr>
+                <w:rFonts w:ascii="Calibri" w:hAnsi="Calibri"/>
+                <w:color w:val="222222"/>
+                <w:sz w:val="19"/>
+              </w:rPr>
+              <w:t>∑(</w:t>
+            </w:r>
+            <w:proofErr w:type="gramEnd"/>
+            <w:r>
+              <w:rPr>
+                <w:rFonts w:ascii="Calibri" w:hAnsi="Calibri"/>
+                <w:color w:val="222222"/>
+                <w:sz w:val="19"/>
+              </w:rPr>
+              <w:t>w_i * x_i) + b.</w:t>
             </w:r>
           </w:p>
         </w:tc>
@@ -2098,7 +2230,23 @@
                 <w:color w:val="333333"/>
                 <w:sz w:val="19"/>
               </w:rPr>
-              <w:t>Curso: Neural Networks and Deep Learning with Python  |  Instructor: Pavlos Protopapas</w:t>
+              <w:t xml:space="preserve">Curso: Neural Networks and Deep Learning with </w:t>
+            </w:r>
+            <w:proofErr w:type="gramStart"/>
+            <w:r>
+              <w:rPr>
+                <w:color w:val="333333"/>
+                <w:sz w:val="19"/>
+              </w:rPr>
+              <w:t>Python  |</w:t>
+            </w:r>
+            <w:proofErr w:type="gramEnd"/>
+            <w:r>
+              <w:rPr>
+                <w:color w:val="333333"/>
+                <w:sz w:val="19"/>
+              </w:rPr>
+              <w:t xml:space="preserve">  Instructor: Pavlos Protopapas</w:t>
             </w:r>
             <w:r>
               <w:rPr>
@@ -2194,7 +2342,15 @@
         <w:t xml:space="preserve">Ecosistema de Software Maduro: </w:t>
       </w:r>
       <w:r>
-        <w:t>Marcos de trabajo como PyTorch y TensorFlow facilitaron la construcción, optimización y despliegue a escala de modelos complejos.</w:t>
+        <w:t xml:space="preserve">Marcos de trabajo como PyTorch y TensorFlow facilitaron la construcción, optimización y despliegue </w:t>
+      </w:r>
+      <w:proofErr w:type="gramStart"/>
+      <w:r>
+        <w:t>a</w:t>
+      </w:r>
+      <w:proofErr w:type="gramEnd"/>
+      <w:r>
+        <w:t xml:space="preserve"> escala de modelos complejos.</w:t>
       </w:r>
     </w:p>
     <w:p>
@@ -2701,7 +2857,15 @@
         <w:t xml:space="preserve">Sesgo Racial en Evaluación de Riesgos Judiciales: </w:t>
       </w:r>
       <w:r>
-        <w:t>Sistemas de predicción de reincidencia han calificado de manera desproporcionada como 'alto riesgo' a personas de minorías raciales.</w:t>
+        <w:t xml:space="preserve">Sistemas de predicción de reincidencia han calificado de manera desproporcionada como 'alto riesgo' a </w:t>
+      </w:r>
+      <w:proofErr w:type="gramStart"/>
+      <w:r>
+        <w:t>personas</w:t>
+      </w:r>
+      <w:proofErr w:type="gramEnd"/>
+      <w:r>
+        <w:t xml:space="preserve"> de minorías raciales.</w:t>
       </w:r>
     </w:p>
     <w:p>
@@ -2873,7 +3037,15 @@
               <w:t xml:space="preserve">Instructor: </w:t>
             </w:r>
             <w:r>
-              <w:t xml:space="preserve">Pavlos Protopapas  |  </w:t>
+              <w:t xml:space="preserve">Pavlos </w:t>
+            </w:r>
+            <w:proofErr w:type="gramStart"/>
+            <w:r>
+              <w:t>Protopapas  |</w:t>
+            </w:r>
+            <w:proofErr w:type="gramEnd"/>
+            <w:r>
+              <w:t xml:space="preserve">  </w:t>
             </w:r>
             <w:r>
               <w:rPr>
@@ -3065,7 +3237,15 @@
         <w:t xml:space="preserve">Visión por Computador y Generación: </w:t>
       </w:r>
       <w:r>
-        <w:t>Destacan la reconstrucción de la primera imagen de un agujero negro por el Event Horizon Telescope (2019), los modelos generativos de texto a imagen (DALL-E) y texto a video (Sora de OpenAI), así como sistemas de detección de objetos en tiempo real en una sola pasada como YOLO (You Only Look Once).</w:t>
+        <w:t xml:space="preserve">Destacan la reconstrucción de la primera imagen de un agujero negro por el Event Horizon Telescope (2019), los modelos generativos de texto </w:t>
+      </w:r>
+      <w:proofErr w:type="gramStart"/>
+      <w:r>
+        <w:t>a</w:t>
+      </w:r>
+      <w:proofErr w:type="gramEnd"/>
+      <w:r>
+        <w:t xml:space="preserve"> imagen (DALL-E) y texto a video (Sora de OpenAI), así como sistemas de detección de objetos en tiempo real en una sola pasada como YOLO (You Only Look Once).</w:t>
       </w:r>
     </w:p>
     <w:p>
@@ -3133,7 +3313,15 @@
         <w:t xml:space="preserve">Sesgo en la Evaluación de Riesgos: </w:t>
       </w:r>
       <w:r>
-        <w:t>Modelos de evaluación de riesgo penal que clasifican incorrectamente a personas de minorías étnicas con un nivel de riesgo desproporcionadamente alto.</w:t>
+        <w:t xml:space="preserve">Modelos de evaluación de riesgo penal que clasifican incorrectamente a </w:t>
+      </w:r>
+      <w:proofErr w:type="gramStart"/>
+      <w:r>
+        <w:t>personas</w:t>
+      </w:r>
+      <w:proofErr w:type="gramEnd"/>
+      <w:r>
+        <w:t xml:space="preserve"> de minorías étnicas con un nivel de riesgo desproporcionadamente alto.</w:t>
       </w:r>
     </w:p>
     <w:p>
@@ -3255,7 +3443,23 @@
           <w:b/>
           <w:color w:val="1B365D"/>
         </w:rPr>
-        <w:t xml:space="preserve">Paso 2: Seleccionar un Modelo. </w:t>
+        <w:t xml:space="preserve">Paso 2: Seleccionar </w:t>
+      </w:r>
+      <w:proofErr w:type="gramStart"/>
+      <w:r>
+        <w:rPr>
+          <w:b/>
+          <w:color w:val="1B365D"/>
+        </w:rPr>
+        <w:t>un Modelo</w:t>
+      </w:r>
+      <w:proofErr w:type="gramEnd"/>
+      <w:r>
+        <w:rPr>
+          <w:b/>
+          <w:color w:val="1B365D"/>
+        </w:rPr>
+        <w:t xml:space="preserve">. </w:t>
       </w:r>
       <w:r>
         <w:t>Elección de la arquitectura (Regresión Lineal, Árboles de Decisión, Redes Neuronales). Los modelos habitualmente son paramétricos, caracterizados por un conjunto de parámetros o pesos aprendibles W.</w:t>
@@ -4396,7 +4600,15 @@
     </w:p>
     <w:p>
       <w:r>
-        <w:t>A pesar de su capacidad técnica, las redes neuronales no son neutrales. Dado que aprenden patrones directamente de datos históricos, tienden a amplificar y codificar los sesgos sistemáticos presentes en dichos datos.</w:t>
+        <w:t xml:space="preserve">A pesar de su capacidad técnica, las redes neuronales no son neutrales. Dado que aprenden patrones directamente de datos históricos, tienden </w:t>
+      </w:r>
+      <w:proofErr w:type="gramStart"/>
+      <w:r>
+        <w:t>a</w:t>
+      </w:r>
+      <w:proofErr w:type="gramEnd"/>
+      <w:r>
+        <w:t xml:space="preserve"> amplificar y codificar los sesgos sistemáticos presentes en dichos datos.</w:t>
       </w:r>
     </w:p>
     <w:p>
@@ -4428,7 +4640,15 @@
         <w:t>Sistemas Judiciales:</w:t>
       </w:r>
       <w:r>
-        <w:t xml:space="preserve"> En la justicia penal, algoritmos de evaluación de riesgo han clasificado erróneamente a individuos pertenecientes a minorías con un mayor riesgo de reincidencia.</w:t>
+        <w:t xml:space="preserve"> En la justicia penal, algoritmos de evaluación de riesgo han clasificado erróneamente </w:t>
+      </w:r>
+      <w:proofErr w:type="gramStart"/>
+      <w:r>
+        <w:t>a</w:t>
+      </w:r>
+      <w:proofErr w:type="gramEnd"/>
+      <w:r>
+        <w:t xml:space="preserve"> individuos pertenecientes a minorías con un mayor riesgo de reincidencia.</w:t>
       </w:r>
     </w:p>
     <w:p>
@@ -4564,7 +4784,15 @@
     </w:p>
     <w:p>
       <w:r>
-        <w:t>La regresión logística constituye el puente conceptual y matemático directo hacia las redes neuronales artificiales. Comprender su funcionamiento equivale a entender la estructura interna de una neurona individual (Perceptrón).</w:t>
+        <w:t xml:space="preserve">La regresión logística constituye el puente conceptual y matemático directo hacia las redes neuronales artificiales. Comprender su funcionamiento equivale </w:t>
+      </w:r>
+      <w:proofErr w:type="gramStart"/>
+      <w:r>
+        <w:t>a</w:t>
+      </w:r>
+      <w:proofErr w:type="gramEnd"/>
+      <w:r>
+        <w:t xml:space="preserve"> entender la estructura interna de una neurona individual (Perceptrón).</w:t>
       </w:r>
     </w:p>
     <w:p>
@@ -5507,7 +5735,27 @@
                 <w:color w:val="333333"/>
                 <w:sz w:val="20"/>
               </w:rPr>
-              <w:t>Transformación Afín (combinación lineal de entradas y sesgo) seguida de una Activación No Lineal (Sigmoide) representa el patrón fundamental que define tanto a la Regresión Logística como a cada neurona en una Red Neuronal Artificial.</w:t>
+              <w:t xml:space="preserve">Transformación Afín (combinación lineal de entradas y sesgo) seguida de una Activación No Lineal (Sigmoide) representa el patrón fundamental que </w:t>
+            </w:r>
+            <w:proofErr w:type="gramStart"/>
+            <w:r>
+              <w:rPr>
+                <w:rFonts w:ascii="Calibri" w:hAnsi="Calibri"/>
+                <w:i/>
+                <w:color w:val="333333"/>
+                <w:sz w:val="20"/>
+              </w:rPr>
+              <w:t>define</w:t>
+            </w:r>
+            <w:proofErr w:type="gramEnd"/>
+            <w:r>
+              <w:rPr>
+                <w:rFonts w:ascii="Calibri" w:hAnsi="Calibri"/>
+                <w:i/>
+                <w:color w:val="333333"/>
+                <w:sz w:val="20"/>
+              </w:rPr>
+              <w:t xml:space="preserve"> tanto a la Regresión Logística como a cada neurona en una Red Neuronal Artificial.</w:t>
             </w:r>
           </w:p>
         </w:tc>
@@ -5545,8 +5793,36 @@
           <w:color w:val="1B365D"/>
           <w:sz w:val="23"/>
         </w:rPr>
-        <w:t>L_BCE = ∑ - [ yᵢ log(pᵢ) + (1 - yᵢ) log(1 - pᵢ) ]</w:t>
-      </w:r>
+        <w:t xml:space="preserve">L_BCE = ∑ - [ yᵢ log(pᵢ) + (1 - yᵢ) </w:t>
+      </w:r>
+      <w:proofErr w:type="gramStart"/>
+      <w:r>
+        <w:rPr>
+          <w:b/>
+          <w:color w:val="1B365D"/>
+          <w:sz w:val="23"/>
+        </w:rPr>
+        <w:t>log(</w:t>
+      </w:r>
+      <w:proofErr w:type="gramEnd"/>
+      <w:r>
+        <w:rPr>
+          <w:b/>
+          <w:color w:val="1B365D"/>
+          <w:sz w:val="23"/>
+        </w:rPr>
+        <w:t>1 - pᵢ</w:t>
+      </w:r>
+      <w:proofErr w:type="gramStart"/>
+      <w:r>
+        <w:rPr>
+          <w:b/>
+          <w:color w:val="1B365D"/>
+          <w:sz w:val="23"/>
+        </w:rPr>
+        <w:t>) ]</w:t>
+      </w:r>
+      <w:proofErr w:type="gramEnd"/>
     </w:p>
     <w:p>
       <w:r>
@@ -5839,7 +6115,27 @@
                 <w:sz w:val="24"/>
               </w:rPr>
               <w:lastRenderedPageBreak/>
-              <w:t>L_1(β) = -y_1 · ln(p_1) - (1 - y_1) · ln(1 - p_1)</w:t>
+              <w:t xml:space="preserve">L_1(β) = -y_1 · ln(p_1) - (1 - y_1) · </w:t>
+            </w:r>
+            <w:proofErr w:type="gramStart"/>
+            <w:r>
+              <w:rPr>
+                <w:rFonts w:ascii="Calibri" w:hAnsi="Calibri"/>
+                <w:b/>
+                <w:color w:val="1F4E78"/>
+                <w:sz w:val="24"/>
+              </w:rPr>
+              <w:t>ln(</w:t>
+            </w:r>
+            <w:proofErr w:type="gramEnd"/>
+            <w:r>
+              <w:rPr>
+                <w:rFonts w:ascii="Calibri" w:hAnsi="Calibri"/>
+                <w:b/>
+                <w:color w:val="1F4E78"/>
+                <w:sz w:val="24"/>
+              </w:rPr>
+              <w:t>1 - p_1)</w:t>
             </w:r>
           </w:p>
         </w:tc>
@@ -5894,7 +6190,27 @@
                 <w:color w:val="1F4E78"/>
                 <w:sz w:val="24"/>
               </w:rPr>
-              <w:t>L(β) = ∑_{i=1}^{n} L_i(β)</w:t>
+              <w:t>L(β) = ∑_{i=</w:t>
+            </w:r>
+            <w:proofErr w:type="gramStart"/>
+            <w:r>
+              <w:rPr>
+                <w:rFonts w:ascii="Calibri" w:hAnsi="Calibri"/>
+                <w:b/>
+                <w:color w:val="1F4E78"/>
+                <w:sz w:val="24"/>
+              </w:rPr>
+              <w:t>1}^</w:t>
+            </w:r>
+            <w:proofErr w:type="gramEnd"/>
+            <w:r>
+              <w:rPr>
+                <w:rFonts w:ascii="Calibri" w:hAnsi="Calibri"/>
+                <w:b/>
+                <w:color w:val="1F4E78"/>
+                <w:sz w:val="24"/>
+              </w:rPr>
+              <w:t>{n} L_i(β)</w:t>
             </w:r>
           </w:p>
         </w:tc>
@@ -6752,29 +7068,233 @@
               <w:rPr>
                 <w:sz w:val="21"/>
               </w:rPr>
-              <w:t xml:space="preserve">X_compacta = [ 1  X₁₁  ...  X₁ₚ ]         W_compacto = [ b   </w:t>
-            </w:r>
+              <w:t xml:space="preserve">X_compacta = [ </w:t>
+            </w:r>
+            <w:proofErr w:type="gramStart"/>
             <w:r>
               <w:rPr>
                 <w:sz w:val="21"/>
               </w:rPr>
+              <w:t>1  X</w:t>
+            </w:r>
+            <w:proofErr w:type="gramEnd"/>
+            <w:r>
+              <w:rPr>
+                <w:sz w:val="21"/>
+              </w:rPr>
+              <w:t>₁</w:t>
+            </w:r>
+            <w:proofErr w:type="gramStart"/>
+            <w:r>
+              <w:rPr>
+                <w:sz w:val="21"/>
+              </w:rPr>
+              <w:t>₁  ...</w:t>
+            </w:r>
+            <w:proofErr w:type="gramEnd"/>
+            <w:r>
+              <w:rPr>
+                <w:sz w:val="21"/>
+              </w:rPr>
+              <w:t xml:space="preserve">  X</w:t>
+            </w:r>
+            <w:proofErr w:type="gramStart"/>
+            <w:r>
+              <w:rPr>
+                <w:sz w:val="21"/>
+              </w:rPr>
+              <w:t>₁ₚ ]</w:t>
+            </w:r>
+            <w:proofErr w:type="gramEnd"/>
+            <w:r>
+              <w:rPr>
+                <w:sz w:val="21"/>
+              </w:rPr>
+              <w:t xml:space="preserve">         W_compacto = [ b   </w:t>
+            </w:r>
+            <w:r>
+              <w:rPr>
+                <w:sz w:val="21"/>
+              </w:rPr>
               <w:br/>
-              <w:t xml:space="preserve">              [ :   :    .    :  ]                      [ W₁  </w:t>
-            </w:r>
+              <w:t xml:space="preserve">           </w:t>
+            </w:r>
+            <w:proofErr w:type="gramStart"/>
             <w:r>
               <w:rPr>
                 <w:sz w:val="21"/>
               </w:rPr>
+              <w:t xml:space="preserve">   [</w:t>
+            </w:r>
+            <w:proofErr w:type="gramEnd"/>
+            <w:r>
+              <w:rPr>
+                <w:sz w:val="21"/>
+              </w:rPr>
+              <w:t xml:space="preserve"> : </w:t>
+            </w:r>
+            <w:proofErr w:type="gramStart"/>
+            <w:r>
+              <w:rPr>
+                <w:sz w:val="21"/>
+              </w:rPr>
+              <w:t xml:space="preserve">  :</w:t>
+            </w:r>
+            <w:proofErr w:type="gramEnd"/>
+            <w:r>
+              <w:rPr>
+                <w:sz w:val="21"/>
+              </w:rPr>
+              <w:t xml:space="preserve">  </w:t>
+            </w:r>
+            <w:proofErr w:type="gramStart"/>
+            <w:r>
+              <w:rPr>
+                <w:sz w:val="21"/>
+              </w:rPr>
+              <w:t xml:space="preserve">  .</w:t>
+            </w:r>
+            <w:proofErr w:type="gramEnd"/>
+            <w:r>
+              <w:rPr>
+                <w:sz w:val="21"/>
+              </w:rPr>
+              <w:t xml:space="preserve">  </w:t>
+            </w:r>
+            <w:proofErr w:type="gramStart"/>
+            <w:r>
+              <w:rPr>
+                <w:sz w:val="21"/>
+              </w:rPr>
+              <w:t xml:space="preserve">  :</w:t>
+            </w:r>
+            <w:proofErr w:type="gramEnd"/>
+            <w:r>
+              <w:rPr>
+                <w:sz w:val="21"/>
+              </w:rPr>
+              <w:t xml:space="preserve">  ]                   </w:t>
+            </w:r>
+            <w:proofErr w:type="gramStart"/>
+            <w:r>
+              <w:rPr>
+                <w:sz w:val="21"/>
+              </w:rPr>
+              <w:t xml:space="preserve">   [</w:t>
+            </w:r>
+            <w:proofErr w:type="gramEnd"/>
+            <w:r>
+              <w:rPr>
+                <w:sz w:val="21"/>
+              </w:rPr>
+              <w:t xml:space="preserve"> W₁  </w:t>
+            </w:r>
+            <w:r>
+              <w:rPr>
+                <w:sz w:val="21"/>
+              </w:rPr>
               <w:br/>
-              <w:t xml:space="preserve">              [ 1  Xₙ₁  ...  Xₙₚ ]                      [ :   </w:t>
-            </w:r>
+              <w:t xml:space="preserve">           </w:t>
+            </w:r>
+            <w:proofErr w:type="gramStart"/>
             <w:r>
               <w:rPr>
                 <w:sz w:val="21"/>
               </w:rPr>
+              <w:t xml:space="preserve">   [</w:t>
+            </w:r>
+            <w:proofErr w:type="gramEnd"/>
+            <w:r>
+              <w:rPr>
+                <w:sz w:val="21"/>
+              </w:rPr>
+              <w:t xml:space="preserve"> </w:t>
+            </w:r>
+            <w:proofErr w:type="gramStart"/>
+            <w:r>
+              <w:rPr>
+                <w:sz w:val="21"/>
+              </w:rPr>
+              <w:t>1  X</w:t>
+            </w:r>
+            <w:proofErr w:type="gramEnd"/>
+            <w:r>
+              <w:rPr>
+                <w:sz w:val="21"/>
+              </w:rPr>
+              <w:t>ₙ</w:t>
+            </w:r>
+            <w:proofErr w:type="gramStart"/>
+            <w:r>
+              <w:rPr>
+                <w:sz w:val="21"/>
+              </w:rPr>
+              <w:t>₁  ...</w:t>
+            </w:r>
+            <w:proofErr w:type="gramEnd"/>
+            <w:r>
+              <w:rPr>
+                <w:sz w:val="21"/>
+              </w:rPr>
+              <w:t xml:space="preserve">  </w:t>
+            </w:r>
+            <w:proofErr w:type="gramStart"/>
+            <w:r>
+              <w:rPr>
+                <w:sz w:val="21"/>
+              </w:rPr>
+              <w:t>Xₙₚ ]</w:t>
+            </w:r>
+            <w:proofErr w:type="gramEnd"/>
+            <w:r>
+              <w:rPr>
+                <w:sz w:val="21"/>
+              </w:rPr>
+              <w:t xml:space="preserve">                   </w:t>
+            </w:r>
+            <w:proofErr w:type="gramStart"/>
+            <w:r>
+              <w:rPr>
+                <w:sz w:val="21"/>
+              </w:rPr>
+              <w:t xml:space="preserve">   [</w:t>
+            </w:r>
+            <w:proofErr w:type="gramEnd"/>
+            <w:r>
+              <w:rPr>
+                <w:sz w:val="21"/>
+              </w:rPr>
+              <w:t xml:space="preserve"> :   </w:t>
+            </w:r>
+            <w:r>
+              <w:rPr>
+                <w:sz w:val="21"/>
+              </w:rPr>
               <w:br/>
-              <w:t xml:space="preserve">                                                        [ Wₚ ]</w:t>
-            </w:r>
+              <w:t xml:space="preserve">                                                     </w:t>
+            </w:r>
+            <w:proofErr w:type="gramStart"/>
+            <w:r>
+              <w:rPr>
+                <w:sz w:val="21"/>
+              </w:rPr>
+              <w:t xml:space="preserve">   [</w:t>
+            </w:r>
+            <w:proofErr w:type="gramEnd"/>
+            <w:r>
+              <w:rPr>
+                <w:sz w:val="21"/>
+              </w:rPr>
+              <w:t xml:space="preserve"> </w:t>
+            </w:r>
+            <w:proofErr w:type="gramStart"/>
+            <w:r>
+              <w:rPr>
+                <w:sz w:val="21"/>
+              </w:rPr>
+              <w:t>Wₚ ]</w:t>
+            </w:r>
+            <w:proofErr w:type="gramEnd"/>
             <w:r>
               <w:rPr>
                 <w:sz w:val="21"/>
@@ -6896,7 +7416,21 @@
               <w:rPr>
                 <w:sz w:val="21"/>
               </w:rPr>
-              <w:t>ŷ = σ(X · W)</w:t>
+              <w:t xml:space="preserve">ŷ = </w:t>
+            </w:r>
+            <w:proofErr w:type="gramStart"/>
+            <w:r>
+              <w:rPr>
+                <w:sz w:val="21"/>
+              </w:rPr>
+              <w:t>σ(</w:t>
+            </w:r>
+            <w:proofErr w:type="gramEnd"/>
+            <w:r>
+              <w:rPr>
+                <w:sz w:val="21"/>
+              </w:rPr>
+              <w:t>X · W)</w:t>
             </w:r>
           </w:p>
         </w:tc>
@@ -7376,8 +7910,30 @@
               <w:rPr>
                 <w:sz w:val="19"/>
               </w:rPr>
-              <w:t>Y = σ( ... σ(XW₁)W₂ )</w:t>
-            </w:r>
+              <w:t xml:space="preserve">Y = </w:t>
+            </w:r>
+            <w:proofErr w:type="gramStart"/>
+            <w:r>
+              <w:rPr>
+                <w:sz w:val="19"/>
+              </w:rPr>
+              <w:t>σ( ...</w:t>
+            </w:r>
+            <w:proofErr w:type="gramEnd"/>
+            <w:r>
+              <w:rPr>
+                <w:sz w:val="19"/>
+              </w:rPr>
+              <w:t xml:space="preserve"> σ(XW</w:t>
+            </w:r>
+            <w:proofErr w:type="gramStart"/>
+            <w:r>
+              <w:rPr>
+                <w:sz w:val="19"/>
+              </w:rPr>
+              <w:t>₁)W₂ )</w:t>
+            </w:r>
+            <w:proofErr w:type="gramEnd"/>
           </w:p>
         </w:tc>
         <w:tc>
@@ -7634,7 +8190,55 @@
                 <w:rFonts w:ascii="Calibri" w:hAnsi="Calibri"/>
                 <w:sz w:val="21"/>
               </w:rPr>
-              <w:t>Salida = Activación(Suma Ponderada(Entradas) + Sesgo) → y = σ(XW + B)</w:t>
+              <w:t xml:space="preserve">Salida = </w:t>
+            </w:r>
+            <w:proofErr w:type="gramStart"/>
+            <w:r>
+              <w:rPr>
+                <w:rFonts w:ascii="Calibri" w:hAnsi="Calibri"/>
+                <w:sz w:val="21"/>
+              </w:rPr>
+              <w:t>Activación(</w:t>
+            </w:r>
+            <w:proofErr w:type="gramEnd"/>
+            <w:r>
+              <w:rPr>
+                <w:rFonts w:ascii="Calibri" w:hAnsi="Calibri"/>
+                <w:sz w:val="21"/>
+              </w:rPr>
+              <w:t xml:space="preserve">Suma </w:t>
+            </w:r>
+            <w:proofErr w:type="gramStart"/>
+            <w:r>
+              <w:rPr>
+                <w:rFonts w:ascii="Calibri" w:hAnsi="Calibri"/>
+                <w:sz w:val="21"/>
+              </w:rPr>
+              <w:t>Ponderada(</w:t>
+            </w:r>
+            <w:proofErr w:type="gramEnd"/>
+            <w:r>
+              <w:rPr>
+                <w:rFonts w:ascii="Calibri" w:hAnsi="Calibri"/>
+                <w:sz w:val="21"/>
+              </w:rPr>
+              <w:t xml:space="preserve">Entradas) + Sesgo) → y = </w:t>
+            </w:r>
+            <w:proofErr w:type="gramStart"/>
+            <w:r>
+              <w:rPr>
+                <w:rFonts w:ascii="Calibri" w:hAnsi="Calibri"/>
+                <w:sz w:val="21"/>
+              </w:rPr>
+              <w:t>σ(</w:t>
+            </w:r>
+            <w:proofErr w:type="gramEnd"/>
+            <w:r>
+              <w:rPr>
+                <w:rFonts w:ascii="Calibri" w:hAnsi="Calibri"/>
+                <w:sz w:val="21"/>
+              </w:rPr>
+              <w:t>XW + B)</w:t>
             </w:r>
           </w:p>
         </w:tc>
@@ -9888,7 +10492,21 @@
         <w:rPr>
           <w:color w:val="323232"/>
         </w:rPr>
-        <w:t>Las expansiones polinómicas de alto grado se vuelven numéricamente inestables, imprácticas de calcular y propensas a oscilaciones salvajes fuera de los datos de entrenamiento.</w:t>
+        <w:t xml:space="preserve">Las expansiones polinómicas de alto grado se vuelven numéricamente inestables, imprácticas de calcular y propensas </w:t>
+      </w:r>
+      <w:proofErr w:type="gramStart"/>
+      <w:r>
+        <w:rPr>
+          <w:color w:val="323232"/>
+        </w:rPr>
+        <w:t>a</w:t>
+      </w:r>
+      <w:proofErr w:type="gramEnd"/>
+      <w:r>
+        <w:rPr>
+          <w:color w:val="323232"/>
+        </w:rPr>
+        <w:t xml:space="preserve"> oscilaciones salvajes fuera de los datos de entrenamiento.</w:t>
       </w:r>
     </w:p>
     <w:p>
@@ -9956,7 +10574,21 @@
         <w:rPr>
           <w:color w:val="323232"/>
         </w:rPr>
-        <w:t>Al conectar capas ocultas sucesivas, la red combina múltiples transformaciones simples para construir representaciones jerárquicas.</w:t>
+        <w:t xml:space="preserve">Al conectar capas ocultas sucesivas, la red combina múltiples transformaciones </w:t>
+      </w:r>
+      <w:proofErr w:type="gramStart"/>
+      <w:r>
+        <w:rPr>
+          <w:color w:val="323232"/>
+        </w:rPr>
+        <w:t>simples</w:t>
+      </w:r>
+      <w:proofErr w:type="gramEnd"/>
+      <w:r>
+        <w:rPr>
+          <w:color w:val="323232"/>
+        </w:rPr>
+        <w:t xml:space="preserve"> para construir representaciones jerárquicas.</w:t>
       </w:r>
     </w:p>
     <w:p>
@@ -11491,7 +12123,35 @@
         <w:rPr>
           <w:color w:val="262626"/>
         </w:rPr>
-        <w:t>Se entrena una primera unidad logística ajustando un vector de pesos W1 (incluyendo el término de sesgo W0). Esta unidad está optimizada para capturar la transición en la región izquierda de MaxHR (alrededor de 80 bpm). Determina cuándo el estado del paciente pasa de AHD = No a AHD = Yes al subir la frecuencia cardíaca desde niveles extremadamente bajos.</w:t>
+        <w:t xml:space="preserve">Se entrena una primera unidad logística ajustando un vector de pesos W1 (incluyendo el término de sesgo W0). Esta unidad está optimizada para capturar la transición en la región izquierda de MaxHR (alrededor de 80 bpm). Determina cuándo el estado del paciente pasa de AHD = No </w:t>
+      </w:r>
+      <w:proofErr w:type="gramStart"/>
+      <w:r>
+        <w:rPr>
+          <w:color w:val="262626"/>
+        </w:rPr>
+        <w:t>a</w:t>
+      </w:r>
+      <w:proofErr w:type="gramEnd"/>
+      <w:r>
+        <w:rPr>
+          <w:color w:val="262626"/>
+        </w:rPr>
+        <w:t xml:space="preserve"> AHD = </w:t>
+      </w:r>
+      <w:proofErr w:type="gramStart"/>
+      <w:r>
+        <w:rPr>
+          <w:color w:val="262626"/>
+        </w:rPr>
+        <w:t>Yes</w:t>
+      </w:r>
+      <w:proofErr w:type="gramEnd"/>
+      <w:r>
+        <w:rPr>
+          <w:color w:val="262626"/>
+        </w:rPr>
+        <w:t xml:space="preserve"> al subir la frecuencia cardíaca desde niveles extremadamente bajos.</w:t>
       </w:r>
     </w:p>
     <w:p>
@@ -11516,7 +12176,21 @@
         <w:rPr>
           <w:color w:val="262626"/>
         </w:rPr>
-        <w:t>Se entrena una segunda unidad logística con un conjunto independiente de pesos W2. Esta unidad modela la transición en la región derecha (alrededor de 225 bpm), detectando el punto en el que la probabilidad decrece de AHD = Yes a AHD = No cuando MaxHR alcanza valores muy altos.</w:t>
+        <w:t xml:space="preserve">Se entrena una segunda unidad logística con un conjunto independiente de pesos W2. Esta unidad modela la transición en la región derecha (alrededor de 225 bpm), detectando el punto en el que la probabilidad decrece de AHD = Yes </w:t>
+      </w:r>
+      <w:proofErr w:type="gramStart"/>
+      <w:r>
+        <w:rPr>
+          <w:color w:val="262626"/>
+        </w:rPr>
+        <w:t>a</w:t>
+      </w:r>
+      <w:proofErr w:type="gramEnd"/>
+      <w:r>
+        <w:rPr>
+          <w:color w:val="262626"/>
+        </w:rPr>
+        <w:t xml:space="preserve"> AHD = No cuando MaxHR alcanza valores muy altos.</w:t>
       </w:r>
     </w:p>
     <w:p>
@@ -11564,14 +12238,42 @@
           <w:color w:val="262626"/>
         </w:rPr>
         <w:lastRenderedPageBreak/>
-        <w:t>• Neurona 1: Y1 = σ(X · W1)</w:t>
-      </w:r>
+        <w:t xml:space="preserve">• Neurona 1: Y1 = </w:t>
+      </w:r>
+      <w:proofErr w:type="gramStart"/>
       <w:r>
         <w:rPr>
           <w:color w:val="262626"/>
         </w:rPr>
+        <w:t>σ(</w:t>
+      </w:r>
+      <w:proofErr w:type="gramEnd"/>
+      <w:r>
+        <w:rPr>
+          <w:color w:val="262626"/>
+        </w:rPr>
+        <w:t>X · W1)</w:t>
+      </w:r>
+      <w:r>
+        <w:rPr>
+          <w:color w:val="262626"/>
+        </w:rPr>
         <w:br/>
-        <w:t>• Neurona 2: Y2 = σ(X · W2)</w:t>
+        <w:t xml:space="preserve">• Neurona 2: Y2 = </w:t>
+      </w:r>
+      <w:proofErr w:type="gramStart"/>
+      <w:r>
+        <w:rPr>
+          <w:color w:val="262626"/>
+        </w:rPr>
+        <w:t>σ(</w:t>
+      </w:r>
+      <w:proofErr w:type="gramEnd"/>
+      <w:r>
+        <w:rPr>
+          <w:color w:val="262626"/>
+        </w:rPr>
+        <w:t>X · W2)</w:t>
       </w:r>
     </w:p>
     <w:p>
@@ -11937,7 +12639,15 @@
         <w:t>W₃₂</w:t>
       </w:r>
       <w:r>
-        <w:t xml:space="preserve"> corresponden a los pesos asignados a las salidas de la primera capa, y </w:t>
+        <w:t xml:space="preserve"> corresponden a </w:t>
+      </w:r>
+      <w:proofErr w:type="gramStart"/>
+      <w:r>
+        <w:t>los pesos</w:t>
+      </w:r>
+      <w:proofErr w:type="gramEnd"/>
+      <w:r>
+        <w:t xml:space="preserve"> asignados a las salidas de la primera capa, y </w:t>
       </w:r>
       <w:r>
         <w:rPr>
@@ -12085,14 +12795,52 @@
               <w:spacing w:after="0"/>
               <w:jc w:val="center"/>
             </w:pPr>
+            <w:proofErr w:type="gramStart"/>
             <w:r>
               <w:rPr>
                 <w:b/>
                 <w:color w:val="1F4E78"/>
                 <w:sz w:val="24"/>
               </w:rPr>
-              <w:t>L(y, p) = - [ y · ln(p) + (1 - y) · ln(1 - p) ]</w:t>
-            </w:r>
+              <w:t>L(</w:t>
+            </w:r>
+            <w:proofErr w:type="gramEnd"/>
+            <w:r>
+              <w:rPr>
+                <w:b/>
+                <w:color w:val="1F4E78"/>
+                <w:sz w:val="24"/>
+              </w:rPr>
+              <w:t xml:space="preserve">y, p) = - [ y · ln(p) + (1 - y) · </w:t>
+            </w:r>
+            <w:proofErr w:type="gramStart"/>
+            <w:r>
+              <w:rPr>
+                <w:b/>
+                <w:color w:val="1F4E78"/>
+                <w:sz w:val="24"/>
+              </w:rPr>
+              <w:t>ln(</w:t>
+            </w:r>
+            <w:proofErr w:type="gramEnd"/>
+            <w:r>
+              <w:rPr>
+                <w:b/>
+                <w:color w:val="1F4E78"/>
+                <w:sz w:val="24"/>
+              </w:rPr>
+              <w:t>1 - p</w:t>
+            </w:r>
+            <w:proofErr w:type="gramStart"/>
+            <w:r>
+              <w:rPr>
+                <w:b/>
+                <w:color w:val="1F4E78"/>
+                <w:sz w:val="24"/>
+              </w:rPr>
+              <w:t>) ]</w:t>
+            </w:r>
+            <w:proofErr w:type="gramEnd"/>
           </w:p>
         </w:tc>
       </w:tr>
@@ -12246,7 +12994,39 @@
                 <w:i/>
                 <w:sz w:val="19"/>
               </w:rPr>
-              <w:t>z₁ = σ(W₁ · X), z₂ = σ(W₂ · X)</w:t>
+              <w:t xml:space="preserve">z₁ = </w:t>
+            </w:r>
+            <w:proofErr w:type="gramStart"/>
+            <w:r>
+              <w:rPr>
+                <w:i/>
+                <w:sz w:val="19"/>
+              </w:rPr>
+              <w:t>σ(</w:t>
+            </w:r>
+            <w:proofErr w:type="gramEnd"/>
+            <w:r>
+              <w:rPr>
+                <w:i/>
+                <w:sz w:val="19"/>
+              </w:rPr>
+              <w:t xml:space="preserve">W₁ · X), z₂ = </w:t>
+            </w:r>
+            <w:proofErr w:type="gramStart"/>
+            <w:r>
+              <w:rPr>
+                <w:i/>
+                <w:sz w:val="19"/>
+              </w:rPr>
+              <w:t>σ(</w:t>
+            </w:r>
+            <w:proofErr w:type="gramEnd"/>
+            <w:r>
+              <w:rPr>
+                <w:i/>
+                <w:sz w:val="19"/>
+              </w:rPr>
+              <w:t>W₂ · X)</w:t>
             </w:r>
           </w:p>
         </w:tc>
@@ -13327,7 +14107,23 @@
                 <w:rFonts w:ascii="Calibri" w:hAnsi="Calibri"/>
                 <w:color w:val="222222"/>
               </w:rPr>
-              <w:t>h(x) = f(X · W + B), donde X representa las entradas, W la matriz de pesos de conexiones, B el vector de sesgos (bias) y f la función de activación no lineal.</w:t>
+              <w:t xml:space="preserve">h(x) = </w:t>
+            </w:r>
+            <w:proofErr w:type="gramStart"/>
+            <w:r>
+              <w:rPr>
+                <w:rFonts w:ascii="Calibri" w:hAnsi="Calibri"/>
+                <w:color w:val="222222"/>
+              </w:rPr>
+              <w:t>f(</w:t>
+            </w:r>
+            <w:proofErr w:type="gramEnd"/>
+            <w:r>
+              <w:rPr>
+                <w:rFonts w:ascii="Calibri" w:hAnsi="Calibri"/>
+                <w:color w:val="222222"/>
+              </w:rPr>
+              <w:t>X · W + B), donde X representa las entradas, W la matriz de pesos de conexiones, B el vector de sesgos (bias) y f la función de activación no lineal.</w:t>
             </w:r>
           </w:p>
         </w:tc>
@@ -13780,7 +14576,25 @@
                 <w:color w:val="222222"/>
                 <w:sz w:val="19"/>
               </w:rPr>
-              <w:t>tanh(z) = (e^z - e^-z)/(e^z + e^-z)</w:t>
+              <w:t>tanh(z) = (e^z - e^-z)</w:t>
+            </w:r>
+            <w:proofErr w:type="gramStart"/>
+            <w:r>
+              <w:rPr>
+                <w:rFonts w:ascii="Calibri" w:hAnsi="Calibri"/>
+                <w:color w:val="222222"/>
+                <w:sz w:val="19"/>
+              </w:rPr>
+              <w:t>/(</w:t>
+            </w:r>
+            <w:proofErr w:type="gramEnd"/>
+            <w:r>
+              <w:rPr>
+                <w:rFonts w:ascii="Calibri" w:hAnsi="Calibri"/>
+                <w:color w:val="222222"/>
+                <w:sz w:val="19"/>
+              </w:rPr>
+              <w:t>e^z + e^-z)</w:t>
             </w:r>
             <w:r>
               <w:rPr>
@@ -13861,7 +14675,25 @@
                 <w:color w:val="222222"/>
                 <w:sz w:val="19"/>
               </w:rPr>
-              <w:t>f(z) = max(0, z)</w:t>
+              <w:t xml:space="preserve">f(z) = </w:t>
+            </w:r>
+            <w:proofErr w:type="gramStart"/>
+            <w:r>
+              <w:rPr>
+                <w:rFonts w:ascii="Calibri" w:hAnsi="Calibri"/>
+                <w:color w:val="222222"/>
+                <w:sz w:val="19"/>
+              </w:rPr>
+              <w:t>max(</w:t>
+            </w:r>
+            <w:proofErr w:type="gramEnd"/>
+            <w:r>
+              <w:rPr>
+                <w:rFonts w:ascii="Calibri" w:hAnsi="Calibri"/>
+                <w:color w:val="222222"/>
+                <w:sz w:val="19"/>
+              </w:rPr>
+              <w:t>0, z)</w:t>
             </w:r>
             <w:r>
               <w:rPr>
@@ -13942,7 +14774,25 @@
                 <w:color w:val="222222"/>
                 <w:sz w:val="19"/>
               </w:rPr>
-              <w:t>ELU: α(e^z - 1) para z &lt; 0</w:t>
+              <w:t xml:space="preserve">ELU: </w:t>
+            </w:r>
+            <w:proofErr w:type="gramStart"/>
+            <w:r>
+              <w:rPr>
+                <w:rFonts w:ascii="Calibri" w:hAnsi="Calibri"/>
+                <w:color w:val="222222"/>
+                <w:sz w:val="19"/>
+              </w:rPr>
+              <w:t>α(</w:t>
+            </w:r>
+            <w:proofErr w:type="gramEnd"/>
+            <w:r>
+              <w:rPr>
+                <w:rFonts w:ascii="Calibri" w:hAnsi="Calibri"/>
+                <w:color w:val="222222"/>
+                <w:sz w:val="19"/>
+              </w:rPr>
+              <w:t>e^z - 1) para z &lt; 0</w:t>
             </w:r>
             <w:r>
               <w:rPr>
@@ -14023,7 +14873,25 @@
                 <w:color w:val="222222"/>
                 <w:sz w:val="19"/>
               </w:rPr>
-              <w:t>Softplus: log(1 + e^z)</w:t>
+              <w:t xml:space="preserve">Softplus: </w:t>
+            </w:r>
+            <w:proofErr w:type="gramStart"/>
+            <w:r>
+              <w:rPr>
+                <w:rFonts w:ascii="Calibri" w:hAnsi="Calibri"/>
+                <w:color w:val="222222"/>
+                <w:sz w:val="19"/>
+              </w:rPr>
+              <w:t>log(</w:t>
+            </w:r>
+            <w:proofErr w:type="gramEnd"/>
+            <w:r>
+              <w:rPr>
+                <w:rFonts w:ascii="Calibri" w:hAnsi="Calibri"/>
+                <w:color w:val="222222"/>
+                <w:sz w:val="19"/>
+              </w:rPr>
+              <w:t>1 + e^z)</w:t>
             </w:r>
             <w:r>
               <w:rPr>
@@ -14581,7 +15449,23 @@
                 <w:rFonts w:ascii="Calibri" w:hAnsi="Calibri"/>
                 <w:color w:val="222222"/>
               </w:rPr>
-              <w:t>A pesar del teorema de aproximación universal, conseguir aproximar funciones altamente complejas con una sola capa oculta requiere un número exponencialmente grande de neuronas ocultas (p. ej., pasar de 1 nodo a 20 o miles de nodos), lo que provoca sobreajuste (overfitting) e ineficiencia en la generalización.</w:t>
+              <w:t xml:space="preserve">A pesar del teorema de aproximación universal, conseguir aproximar funciones altamente complejas con una sola capa oculta requiere un número exponencialmente grande de neuronas ocultas (p. ej., pasar de 1 nodo </w:t>
+            </w:r>
+            <w:proofErr w:type="gramStart"/>
+            <w:r>
+              <w:rPr>
+                <w:rFonts w:ascii="Calibri" w:hAnsi="Calibri"/>
+                <w:color w:val="222222"/>
+              </w:rPr>
+              <w:t>a 20 o miles</w:t>
+            </w:r>
+            <w:proofErr w:type="gramEnd"/>
+            <w:r>
+              <w:rPr>
+                <w:rFonts w:ascii="Calibri" w:hAnsi="Calibri"/>
+                <w:color w:val="222222"/>
+              </w:rPr>
+              <w:t xml:space="preserve"> de nodos), lo que provoca sobreajuste (overfitting) e ineficiencia en la generalización.</w:t>
             </w:r>
           </w:p>
         </w:tc>
@@ -15391,7 +16275,27 @@
           <w:color w:val="1B365D"/>
           <w:sz w:val="24"/>
         </w:rPr>
-        <w:t>h(x) = f(X · W + b)</w:t>
+        <w:t xml:space="preserve">h(x) = </w:t>
+      </w:r>
+      <w:proofErr w:type="gramStart"/>
+      <w:r>
+        <w:rPr>
+          <w:rFonts w:ascii="Cambria Math" w:hAnsi="Cambria Math"/>
+          <w:b/>
+          <w:color w:val="1B365D"/>
+          <w:sz w:val="24"/>
+        </w:rPr>
+        <w:t>f(</w:t>
+      </w:r>
+      <w:proofErr w:type="gramEnd"/>
+      <w:r>
+        <w:rPr>
+          <w:rFonts w:ascii="Cambria Math" w:hAnsi="Cambria Math"/>
+          <w:b/>
+          <w:color w:val="1B365D"/>
+          <w:sz w:val="24"/>
+        </w:rPr>
+        <w:t>X · W + b)</w:t>
       </w:r>
     </w:p>
     <w:p>
@@ -15975,8 +16879,13 @@
       </w:r>
     </w:p>
     <w:p>
-      <w:r>
-        <w:t>A excepción de la dimensión de entrada (definida unívocamente por el conjunto de datos), la totalidad de la arquitectura representa una serie de decisiones explícitas del diseñador del modelo. Cada elección impacta directamente en la capacidad de representación y en la estabilidad del entrenamiento:</w:t>
+      <w:proofErr w:type="gramStart"/>
+      <w:r>
+        <w:t>A</w:t>
+      </w:r>
+      <w:proofErr w:type="gramEnd"/>
+      <w:r>
+        <w:t xml:space="preserve"> excepción de la dimensión de entrada (definida unívocamente por el conjunto de datos), la totalidad de la arquitectura representa una serie de decisiones explícitas del diseñador del modelo. Cada elección impacta directamente en la capacidad de representación y en la estabilidad del entrenamiento:</w:t>
       </w:r>
     </w:p>
     <w:tbl>
@@ -16970,7 +17879,21 @@
         <w:rPr>
           <w:b/>
         </w:rPr>
-        <w:t>h = f(XW + b)</w:t>
+        <w:t xml:space="preserve">h = </w:t>
+      </w:r>
+      <w:proofErr w:type="gramStart"/>
+      <w:r>
+        <w:rPr>
+          <w:b/>
+        </w:rPr>
+        <w:t>f(</w:t>
+      </w:r>
+      <w:proofErr w:type="gramEnd"/>
+      <w:r>
+        <w:rPr>
+          <w:b/>
+        </w:rPr>
+        <w:t>XW + b)</w:t>
       </w:r>
       <w:r>
         <w:t xml:space="preserve">, la función de activación </w:t>
@@ -17169,13 +18092,35 @@
         <w:t xml:space="preserve">ReLU (Rectified Linear Unit): </w:t>
       </w:r>
       <w:r>
-        <w:t xml:space="preserve">Es la función de activación más popular en redes profundas. Se define como </w:t>
+        <w:t xml:space="preserve">Es la función de activación más popular en redes profundas. Se </w:t>
+      </w:r>
+      <w:proofErr w:type="gramStart"/>
+      <w:r>
+        <w:t>define</w:t>
+      </w:r>
+      <w:proofErr w:type="gramEnd"/>
+      <w:r>
+        <w:t xml:space="preserve"> como </w:t>
       </w:r>
       <w:r>
         <w:rPr>
           <w:i/>
         </w:rPr>
-        <w:t>y = max(0, x)</w:t>
+        <w:t xml:space="preserve">y = </w:t>
+      </w:r>
+      <w:proofErr w:type="gramStart"/>
+      <w:r>
+        <w:rPr>
+          <w:i/>
+        </w:rPr>
+        <w:t>max(</w:t>
+      </w:r>
+      <w:proofErr w:type="gramEnd"/>
+      <w:r>
+        <w:rPr>
+          <w:i/>
+        </w:rPr>
+        <w:t>0, x)</w:t>
       </w:r>
       <w:r>
         <w:t>. Presenta dos ventajas cruciales:</w:t>
@@ -17245,7 +18190,35 @@
         <w:rPr>
           <w:i/>
         </w:rPr>
-        <w:t>y = max(0, x) + α · min(0, eˣ - 1)</w:t>
+        <w:t xml:space="preserve">y = </w:t>
+      </w:r>
+      <w:proofErr w:type="gramStart"/>
+      <w:r>
+        <w:rPr>
+          <w:i/>
+        </w:rPr>
+        <w:t>max(</w:t>
+      </w:r>
+      <w:proofErr w:type="gramEnd"/>
+      <w:r>
+        <w:rPr>
+          <w:i/>
+        </w:rPr>
+        <w:t xml:space="preserve">0, x) + α · </w:t>
+      </w:r>
+      <w:proofErr w:type="gramStart"/>
+      <w:r>
+        <w:rPr>
+          <w:i/>
+        </w:rPr>
+        <w:t>min(</w:t>
+      </w:r>
+      <w:proofErr w:type="gramEnd"/>
+      <w:r>
+        <w:rPr>
+          <w:i/>
+        </w:rPr>
+        <w:t>0, eˣ - 1)</w:t>
       </w:r>
       <w:r>
         <w:t xml:space="preserve"> (donde generalmente α = 1). Esta suave curvatura negativa reduce el desplazamiento del sesgo (</w:t>
@@ -17288,7 +18261,21 @@
         <w:rPr>
           <w:i/>
         </w:rPr>
-        <w:t>y = ln(1 + eˣ)</w:t>
+        <w:t xml:space="preserve">y = </w:t>
+      </w:r>
+      <w:proofErr w:type="gramStart"/>
+      <w:r>
+        <w:rPr>
+          <w:i/>
+        </w:rPr>
+        <w:t>ln(</w:t>
+      </w:r>
+      <w:proofErr w:type="gramEnd"/>
+      <w:r>
+        <w:rPr>
+          <w:i/>
+        </w:rPr>
+        <w:t>1 + eˣ)</w:t>
       </w:r>
       <w:r>
         <w:t>. Es una aproximación suave y derivable continuamente de la función ReLU. Su derivada es exactamente la función Sigmoide, lo que aporta una transición continua y mayor estabilidad durante la optimización.</w:t>
@@ -17639,7 +18626,23 @@
                 <w:color w:val="333333"/>
                 <w:sz w:val="18"/>
               </w:rPr>
-              <w:t>tanh(x) = (eˣ - e⁻ˣ)/(eˣ + e⁻ˣ)</w:t>
+              <w:t>tanh(x) = (eˣ - e⁻ˣ)</w:t>
+            </w:r>
+            <w:proofErr w:type="gramStart"/>
+            <w:r>
+              <w:rPr>
+                <w:color w:val="333333"/>
+                <w:sz w:val="18"/>
+              </w:rPr>
+              <w:t>/(</w:t>
+            </w:r>
+            <w:proofErr w:type="gramEnd"/>
+            <w:r>
+              <w:rPr>
+                <w:color w:val="333333"/>
+                <w:sz w:val="18"/>
+              </w:rPr>
+              <w:t>eˣ + e⁻ˣ)</w:t>
             </w:r>
           </w:p>
         </w:tc>
@@ -17758,7 +18761,23 @@
                 <w:color w:val="333333"/>
                 <w:sz w:val="18"/>
               </w:rPr>
-              <w:t>y = max(0, x)</w:t>
+              <w:t xml:space="preserve">y = </w:t>
+            </w:r>
+            <w:proofErr w:type="gramStart"/>
+            <w:r>
+              <w:rPr>
+                <w:color w:val="333333"/>
+                <w:sz w:val="18"/>
+              </w:rPr>
+              <w:t>max(</w:t>
+            </w:r>
+            <w:proofErr w:type="gramEnd"/>
+            <w:r>
+              <w:rPr>
+                <w:color w:val="333333"/>
+                <w:sz w:val="18"/>
+              </w:rPr>
+              <w:t>0, x)</w:t>
             </w:r>
           </w:p>
         </w:tc>
@@ -17877,7 +18896,39 @@
                 <w:color w:val="333333"/>
                 <w:sz w:val="18"/>
               </w:rPr>
-              <w:t>y = max(0, x) + α·min(0, eˣ - 1)</w:t>
+              <w:t xml:space="preserve">y = </w:t>
+            </w:r>
+            <w:proofErr w:type="gramStart"/>
+            <w:r>
+              <w:rPr>
+                <w:color w:val="333333"/>
+                <w:sz w:val="18"/>
+              </w:rPr>
+              <w:t>max(</w:t>
+            </w:r>
+            <w:proofErr w:type="gramEnd"/>
+            <w:r>
+              <w:rPr>
+                <w:color w:val="333333"/>
+                <w:sz w:val="18"/>
+              </w:rPr>
+              <w:t>0, x) + α·</w:t>
+            </w:r>
+            <w:proofErr w:type="gramStart"/>
+            <w:r>
+              <w:rPr>
+                <w:color w:val="333333"/>
+                <w:sz w:val="18"/>
+              </w:rPr>
+              <w:t>min(</w:t>
+            </w:r>
+            <w:proofErr w:type="gramEnd"/>
+            <w:r>
+              <w:rPr>
+                <w:color w:val="333333"/>
+                <w:sz w:val="18"/>
+              </w:rPr>
+              <w:t>0, eˣ - 1)</w:t>
             </w:r>
           </w:p>
         </w:tc>
@@ -17996,7 +19047,23 @@
                 <w:color w:val="333333"/>
                 <w:sz w:val="18"/>
               </w:rPr>
-              <w:t>y = ln(1 + eˣ)</w:t>
+              <w:t xml:space="preserve">y = </w:t>
+            </w:r>
+            <w:proofErr w:type="gramStart"/>
+            <w:r>
+              <w:rPr>
+                <w:color w:val="333333"/>
+                <w:sz w:val="18"/>
+              </w:rPr>
+              <w:t>ln(</w:t>
+            </w:r>
+            <w:proofErr w:type="gramEnd"/>
+            <w:r>
+              <w:rPr>
+                <w:color w:val="333333"/>
+                <w:sz w:val="18"/>
+              </w:rPr>
+              <w:t>1 + eˣ)</w:t>
             </w:r>
           </w:p>
         </w:tc>
@@ -18198,7 +19265,25 @@
           <w:color w:val="1F4E78"/>
           <w:sz w:val="32"/>
         </w:rPr>
-        <w:t>5. Guía de Recomendación Práctica (TL;DR)</w:t>
+        <w:t>5. Guía de Recomendación Práctica (</w:t>
+      </w:r>
+      <w:proofErr w:type="gramStart"/>
+      <w:r>
+        <w:rPr>
+          <w:rFonts w:ascii="Calibri" w:hAnsi="Calibri"/>
+          <w:color w:val="1F4E78"/>
+          <w:sz w:val="32"/>
+        </w:rPr>
+        <w:t>TL;DR</w:t>
+      </w:r>
+      <w:proofErr w:type="gramEnd"/>
+      <w:r>
+        <w:rPr>
+          <w:rFonts w:ascii="Calibri" w:hAnsi="Calibri"/>
+          <w:color w:val="1F4E78"/>
+          <w:sz w:val="32"/>
+        </w:rPr>
+        <w:t>)</w:t>
       </w:r>
     </w:p>
     <w:p>
@@ -18767,14 +19852,34 @@
         <w:spacing w:before="80"/>
         <w:jc w:val="center"/>
       </w:pPr>
+      <w:proofErr w:type="gramStart"/>
       <w:r>
         <w:rPr>
           <w:rFonts w:ascii="Courier New" w:hAnsi="Courier New"/>
           <w:b/>
           <w:color w:val="1F4E78"/>
         </w:rPr>
-        <w:t>L(W; X, Y) = (1 / n) * ∑ [i=1 a n] (y_i - ŷ_i)²</w:t>
-      </w:r>
+        <w:t>L(</w:t>
+      </w:r>
+      <w:proofErr w:type="gramEnd"/>
+      <w:r>
+        <w:rPr>
+          <w:rFonts w:ascii="Courier New" w:hAnsi="Courier New"/>
+          <w:b/>
+          <w:color w:val="1F4E78"/>
+        </w:rPr>
+        <w:t>W; X, Y) = (1 / n) * ∑ [i=1 a n] (y_i - ŷ_</w:t>
+      </w:r>
+      <w:proofErr w:type="gramStart"/>
+      <w:r>
+        <w:rPr>
+          <w:rFonts w:ascii="Courier New" w:hAnsi="Courier New"/>
+          <w:b/>
+          <w:color w:val="1F4E78"/>
+        </w:rPr>
+        <w:t>i)²</w:t>
+      </w:r>
+      <w:proofErr w:type="gramEnd"/>
     </w:p>
     <w:p>
       <w:r>
@@ -18832,18 +19937,64 @@
         <w:spacing w:before="80"/>
         <w:jc w:val="center"/>
       </w:pPr>
+      <w:proofErr w:type="gramStart"/>
       <w:r>
         <w:rPr>
           <w:rFonts w:ascii="Courier New" w:hAnsi="Courier New"/>
           <w:b/>
           <w:color w:val="1F4E78"/>
         </w:rPr>
-        <w:t>L(W; X, Y) = - (1 / n) * ∑ [i=1 a n] [ y_i * log(p_i) + (1 - y_i) * log(1 - p_i) ]</w:t>
-      </w:r>
-    </w:p>
-    <w:p>
-      <w:r>
-        <w:t>BCE impone una severa penalización logarítmica a las predicciones erróneas realizadas con alta confianza, forzando al optimizador a ajustar rápidamente los pesos cuando la probabilidad asignada a la clase correcta es baja.</w:t>
+        <w:t>L(</w:t>
+      </w:r>
+      <w:proofErr w:type="gramEnd"/>
+      <w:r>
+        <w:rPr>
+          <w:rFonts w:ascii="Courier New" w:hAnsi="Courier New"/>
+          <w:b/>
+          <w:color w:val="1F4E78"/>
+        </w:rPr>
+        <w:t xml:space="preserve">W; X, Y) = - (1 / n) * ∑ [i=1 a n] [ y_i * log(p_i) + (1 - y_i) * </w:t>
+      </w:r>
+      <w:proofErr w:type="gramStart"/>
+      <w:r>
+        <w:rPr>
+          <w:rFonts w:ascii="Courier New" w:hAnsi="Courier New"/>
+          <w:b/>
+          <w:color w:val="1F4E78"/>
+        </w:rPr>
+        <w:t>log(</w:t>
+      </w:r>
+      <w:proofErr w:type="gramEnd"/>
+      <w:r>
+        <w:rPr>
+          <w:rFonts w:ascii="Courier New" w:hAnsi="Courier New"/>
+          <w:b/>
+          <w:color w:val="1F4E78"/>
+        </w:rPr>
+        <w:t>1 - p_i</w:t>
+      </w:r>
+      <w:proofErr w:type="gramStart"/>
+      <w:r>
+        <w:rPr>
+          <w:rFonts w:ascii="Courier New" w:hAnsi="Courier New"/>
+          <w:b/>
+          <w:color w:val="1F4E78"/>
+        </w:rPr>
+        <w:t>) ]</w:t>
+      </w:r>
+      <w:proofErr w:type="gramEnd"/>
+    </w:p>
+    <w:p>
+      <w:r>
+        <w:t xml:space="preserve">BCE impone una severa penalización logarítmica a las predicciones erróneas realizadas con alta confianza, forzando al optimizador </w:t>
+      </w:r>
+      <w:proofErr w:type="gramStart"/>
+      <w:r>
+        <w:t>a</w:t>
+      </w:r>
+      <w:proofErr w:type="gramEnd"/>
+      <w:r>
+        <w:t xml:space="preserve"> ajustar rápidamente los pesos cuando la probabilidad asignada a la clase correcta es baja.</w:t>
       </w:r>
     </w:p>
     <w:p>
@@ -18878,7 +20029,21 @@
         <w:rPr>
           <w:i/>
         </w:rPr>
-        <w:t>p_{i,k}</w:t>
+        <w:t>p_{</w:t>
+      </w:r>
+      <w:proofErr w:type="gramStart"/>
+      <w:r>
+        <w:rPr>
+          <w:i/>
+        </w:rPr>
+        <w:t>i,k</w:t>
+      </w:r>
+      <w:proofErr w:type="gramEnd"/>
+      <w:r>
+        <w:rPr>
+          <w:i/>
+        </w:rPr>
+        <w:t>}</w:t>
       </w:r>
       <w:r>
         <w:t>:</w:t>
@@ -18889,14 +20054,52 @@
         <w:spacing w:before="80"/>
         <w:jc w:val="center"/>
       </w:pPr>
+      <w:proofErr w:type="gramStart"/>
       <w:r>
         <w:rPr>
           <w:rFonts w:ascii="Courier New" w:hAnsi="Courier New"/>
           <w:b/>
           <w:color w:val="1F4E78"/>
         </w:rPr>
-        <w:t>L(W; X, Y) = - (1 / n) * ∑ [i=1 a n] ∑ [k=1 a K] [ 1(y_i = k) * log(p_{i,k}) ]</w:t>
-      </w:r>
+        <w:t>L(</w:t>
+      </w:r>
+      <w:proofErr w:type="gramEnd"/>
+      <w:r>
+        <w:rPr>
+          <w:rFonts w:ascii="Courier New" w:hAnsi="Courier New"/>
+          <w:b/>
+          <w:color w:val="1F4E78"/>
+        </w:rPr>
+        <w:t>W; X, Y) = - (1 / n) * ∑ [i=1 a n] ∑ [k=1 a K] [ 1(y_i = k) * log(p_{</w:t>
+      </w:r>
+      <w:proofErr w:type="gramStart"/>
+      <w:r>
+        <w:rPr>
+          <w:rFonts w:ascii="Courier New" w:hAnsi="Courier New"/>
+          <w:b/>
+          <w:color w:val="1F4E78"/>
+        </w:rPr>
+        <w:t>i,k</w:t>
+      </w:r>
+      <w:proofErr w:type="gramEnd"/>
+      <w:r>
+        <w:rPr>
+          <w:rFonts w:ascii="Courier New" w:hAnsi="Courier New"/>
+          <w:b/>
+          <w:color w:val="1F4E78"/>
+        </w:rPr>
+        <w:t>}</w:t>
+      </w:r>
+      <w:proofErr w:type="gramStart"/>
+      <w:r>
+        <w:rPr>
+          <w:rFonts w:ascii="Courier New" w:hAnsi="Courier New"/>
+          <w:b/>
+          <w:color w:val="1F4E78"/>
+        </w:rPr>
+        <w:t>) ]</w:t>
+      </w:r>
+      <w:proofErr w:type="gramEnd"/>
     </w:p>
     <w:p>
       <w:r>
@@ -19378,11 +20581,19 @@
       <w:r>
         <w:t xml:space="preserve"> se expresa como </w:t>
       </w:r>
-      <w:r>
-        <w:rPr>
-          <w:b/>
-        </w:rPr>
-        <w:t>P(y_i ∣ W, x_i)</w:t>
+      <w:proofErr w:type="gramStart"/>
+      <w:r>
+        <w:rPr>
+          <w:b/>
+        </w:rPr>
+        <w:t>P(</w:t>
+      </w:r>
+      <w:proofErr w:type="gramEnd"/>
+      <w:r>
+        <w:rPr>
+          <w:b/>
+        </w:rPr>
+        <w:t>y_i ∣ W, x_i)</w:t>
       </w:r>
       <w:r>
         <w:t>. Bajo la suposición de que las observaciones del conjunto de datos son independientes e idénticamente distribuidas (i.i.d.), la verosimilitud conjunta del dataset completo es el producto de las verosimilitudes individuales:</w:t>
@@ -19393,13 +20604,59 @@
         <w:spacing w:before="80"/>
         <w:jc w:val="center"/>
       </w:pPr>
+      <w:proofErr w:type="gramStart"/>
       <w:r>
         <w:rPr>
           <w:rFonts w:ascii="Courier New" w:hAnsi="Courier New"/>
           <w:b/>
           <w:color w:val="1F4E78"/>
         </w:rPr>
-        <w:t>L(W; X, Y) = p(Y ∣ W, X) = ∏ [i=1 a n] p(y_i ∣ W, x_i)</w:t>
+        <w:t>L(</w:t>
+      </w:r>
+      <w:proofErr w:type="gramEnd"/>
+      <w:r>
+        <w:rPr>
+          <w:rFonts w:ascii="Courier New" w:hAnsi="Courier New"/>
+          <w:b/>
+          <w:color w:val="1F4E78"/>
+        </w:rPr>
+        <w:t xml:space="preserve">W; X, Y) = </w:t>
+      </w:r>
+      <w:proofErr w:type="gramStart"/>
+      <w:r>
+        <w:rPr>
+          <w:rFonts w:ascii="Courier New" w:hAnsi="Courier New"/>
+          <w:b/>
+          <w:color w:val="1F4E78"/>
+        </w:rPr>
+        <w:t>p(</w:t>
+      </w:r>
+      <w:proofErr w:type="gramEnd"/>
+      <w:r>
+        <w:rPr>
+          <w:rFonts w:ascii="Courier New" w:hAnsi="Courier New"/>
+          <w:b/>
+          <w:color w:val="1F4E78"/>
+        </w:rPr>
+        <w:t xml:space="preserve">Y ∣ W, X) = ∏ [i=1 a n] </w:t>
+      </w:r>
+      <w:proofErr w:type="gramStart"/>
+      <w:r>
+        <w:rPr>
+          <w:rFonts w:ascii="Courier New" w:hAnsi="Courier New"/>
+          <w:b/>
+          <w:color w:val="1F4E78"/>
+        </w:rPr>
+        <w:t>p(</w:t>
+      </w:r>
+      <w:proofErr w:type="gramEnd"/>
+      <w:r>
+        <w:rPr>
+          <w:rFonts w:ascii="Courier New" w:hAnsi="Courier New"/>
+          <w:b/>
+          <w:color w:val="1F4E78"/>
+        </w:rPr>
+        <w:t>y_i ∣ W, x_i)</w:t>
       </w:r>
     </w:p>
     <w:p>
@@ -19424,11 +20681,19 @@
       <w:r>
         <w:t xml:space="preserve"> que maximicen </w:t>
       </w:r>
+      <w:proofErr w:type="gramStart"/>
       <w:r>
         <w:rPr>
           <w:i/>
         </w:rPr>
-        <w:t>L(W; X, Y)</w:t>
+        <w:t>L(</w:t>
+      </w:r>
+      <w:proofErr w:type="gramEnd"/>
+      <w:r>
+        <w:rPr>
+          <w:i/>
+        </w:rPr>
+        <w:t>W; X, Y)</w:t>
       </w:r>
       <w:r>
         <w:t xml:space="preserve">. Para facilitar el cálculo y evitar problemas de subflujo numérico (underflow) por la multiplicación de múltiples probabilidades, se toma el logaritmo </w:t>
@@ -19452,13 +20717,59 @@
         <w:spacing w:before="80"/>
         <w:jc w:val="center"/>
       </w:pPr>
+      <w:proofErr w:type="gramStart"/>
       <w:r>
         <w:rPr>
           <w:rFonts w:ascii="Courier New" w:hAnsi="Courier New"/>
           <w:b/>
           <w:color w:val="1F4E78"/>
         </w:rPr>
-        <w:t>L(W; X, Y) = - log L(W; X, Y) = - ∑ [i=1 a n] log p(y_i ∣ W, x_i)</w:t>
+        <w:t>L(</w:t>
+      </w:r>
+      <w:proofErr w:type="gramEnd"/>
+      <w:r>
+        <w:rPr>
+          <w:rFonts w:ascii="Courier New" w:hAnsi="Courier New"/>
+          <w:b/>
+          <w:color w:val="1F4E78"/>
+        </w:rPr>
+        <w:t xml:space="preserve">W; X, Y) = - log </w:t>
+      </w:r>
+      <w:proofErr w:type="gramStart"/>
+      <w:r>
+        <w:rPr>
+          <w:rFonts w:ascii="Courier New" w:hAnsi="Courier New"/>
+          <w:b/>
+          <w:color w:val="1F4E78"/>
+        </w:rPr>
+        <w:t>L(</w:t>
+      </w:r>
+      <w:proofErr w:type="gramEnd"/>
+      <w:r>
+        <w:rPr>
+          <w:rFonts w:ascii="Courier New" w:hAnsi="Courier New"/>
+          <w:b/>
+          <w:color w:val="1F4E78"/>
+        </w:rPr>
+        <w:t xml:space="preserve">W; X, Y) = - ∑ [i=1 a n] log </w:t>
+      </w:r>
+      <w:proofErr w:type="gramStart"/>
+      <w:r>
+        <w:rPr>
+          <w:rFonts w:ascii="Courier New" w:hAnsi="Courier New"/>
+          <w:b/>
+          <w:color w:val="1F4E78"/>
+        </w:rPr>
+        <w:t>p(</w:t>
+      </w:r>
+      <w:proofErr w:type="gramEnd"/>
+      <w:r>
+        <w:rPr>
+          <w:rFonts w:ascii="Courier New" w:hAnsi="Courier New"/>
+          <w:b/>
+          <w:color w:val="1F4E78"/>
+        </w:rPr>
+        <w:t>y_i ∣ W, x_i)</w:t>
       </w:r>
     </w:p>
     <w:p>
@@ -19468,11 +20779,19 @@
         </w:rPr>
         <w:t>La operación de producto se convierte en una suma debido a la propiedad fundamental de los logaritmos (</w:t>
       </w:r>
+      <w:proofErr w:type="gramStart"/>
       <w:r>
         <w:rPr>
           <w:i/>
         </w:rPr>
-        <w:t>log(A * B) = log(A) + log(B)</w:t>
+        <w:t>log(</w:t>
+      </w:r>
+      <w:proofErr w:type="gramEnd"/>
+      <w:r>
+        <w:rPr>
+          <w:i/>
+        </w:rPr>
+        <w:t>A * B) = log(A) + log(B)</w:t>
       </w:r>
       <w:r>
         <w:t>). Maximizar la verosimilitud es matemáticamente equivalente a minimizar la log-verosimilitud negativa.</w:t>
@@ -19511,12 +20830,70 @@
       <w:r>
         <w:t xml:space="preserve">Si asumimos que la variable objetivo sigue una distribución normal </w:t>
       </w:r>
+      <w:proofErr w:type="gramStart"/>
       <w:r>
         <w:rPr>
           <w:i/>
         </w:rPr>
-        <w:t>p(y_i ∣ W, x_i) = (1 / √(2πσ²)) * exp( - (y_i - f(x_i; W))² / (2σ²) )</w:t>
-      </w:r>
+        <w:t>p(</w:t>
+      </w:r>
+      <w:proofErr w:type="gramEnd"/>
+      <w:r>
+        <w:rPr>
+          <w:i/>
+        </w:rPr>
+        <w:t xml:space="preserve">y_i ∣ W, x_i) = (1 / √(2πσ²)) * </w:t>
+      </w:r>
+      <w:proofErr w:type="gramStart"/>
+      <w:r>
+        <w:rPr>
+          <w:i/>
+        </w:rPr>
+        <w:t>exp( -</w:t>
+      </w:r>
+      <w:proofErr w:type="gramEnd"/>
+      <w:r>
+        <w:rPr>
+          <w:i/>
+        </w:rPr>
+        <w:t xml:space="preserve"> (y_i - </w:t>
+      </w:r>
+      <w:proofErr w:type="gramStart"/>
+      <w:r>
+        <w:rPr>
+          <w:i/>
+        </w:rPr>
+        <w:t>f(</w:t>
+      </w:r>
+      <w:proofErr w:type="gramEnd"/>
+      <w:r>
+        <w:rPr>
+          <w:i/>
+        </w:rPr>
+        <w:t>x_i; W</w:t>
+      </w:r>
+      <w:proofErr w:type="gramStart"/>
+      <w:r>
+        <w:rPr>
+          <w:i/>
+        </w:rPr>
+        <w:t>))²</w:t>
+      </w:r>
+      <w:proofErr w:type="gramEnd"/>
+      <w:r>
+        <w:rPr>
+          <w:i/>
+        </w:rPr>
+        <w:t xml:space="preserve"> / (2σ²</w:t>
+      </w:r>
+      <w:proofErr w:type="gramStart"/>
+      <w:r>
+        <w:rPr>
+          <w:i/>
+        </w:rPr>
+        <w:t>) )</w:t>
+      </w:r>
+      <w:proofErr w:type="gramEnd"/>
       <w:r>
         <w:t xml:space="preserve">, al aplicar el logaritmo negativo y descartar los términos constantes y escalares, la minimización de la NLL equivale exactamente a minimizar la suma de diferencias cuadráticas </w:t>
       </w:r>
@@ -19524,8 +20901,16 @@
         <w:rPr>
           <w:b/>
         </w:rPr>
-        <w:t>∑ (y_i - ŷ_i)²</w:t>
-      </w:r>
+        <w:t>∑ (y_i - ŷ_</w:t>
+      </w:r>
+      <w:proofErr w:type="gramStart"/>
+      <w:r>
+        <w:rPr>
+          <w:b/>
+        </w:rPr>
+        <w:t>i)²</w:t>
+      </w:r>
+      <w:proofErr w:type="gramEnd"/>
       <w:r>
         <w:t>.</w:t>
       </w:r>
@@ -19557,16 +20942,52 @@
         <w:rPr>
           <w:i/>
         </w:rPr>
-        <w:t>p_i = f(x_i; W)</w:t>
+        <w:t xml:space="preserve">p_i = </w:t>
+      </w:r>
+      <w:proofErr w:type="gramStart"/>
+      <w:r>
+        <w:rPr>
+          <w:i/>
+        </w:rPr>
+        <w:t>f(</w:t>
+      </w:r>
+      <w:proofErr w:type="gramEnd"/>
+      <w:r>
+        <w:rPr>
+          <w:i/>
+        </w:rPr>
+        <w:t>x_i; W)</w:t>
       </w:r>
       <w:r>
         <w:t xml:space="preserve">, la función de masa de probabilidad es </w:t>
       </w:r>
+      <w:proofErr w:type="gramStart"/>
       <w:r>
         <w:rPr>
           <w:i/>
         </w:rPr>
-        <w:t>p(y_i ∣ W, x_i) = p_i^(y_i) * (1 - p_i)^(1 - y_i)</w:t>
+        <w:t>p(</w:t>
+      </w:r>
+      <w:proofErr w:type="gramEnd"/>
+      <w:r>
+        <w:rPr>
+          <w:i/>
+        </w:rPr>
+        <w:t>y_i ∣ W, x_i) = p_i^(y_i) * (1 - p_</w:t>
+      </w:r>
+      <w:proofErr w:type="gramStart"/>
+      <w:r>
+        <w:rPr>
+          <w:i/>
+        </w:rPr>
+        <w:t>i)^</w:t>
+      </w:r>
+      <w:proofErr w:type="gramEnd"/>
+      <w:r>
+        <w:rPr>
+          <w:i/>
+        </w:rPr>
+        <w:t>(1 - y_i)</w:t>
       </w:r>
       <w:r>
         <w:t xml:space="preserve">. Al calcular la NLL, obtenemos directamente la fórmula de BCE: </w:t>
@@ -19575,8 +20996,30 @@
         <w:rPr>
           <w:b/>
         </w:rPr>
-        <w:t>- ∑ [ y_i * log(p_i) + (1 - y_i) * log(1 - p_i) ]</w:t>
-      </w:r>
+        <w:t xml:space="preserve">- ∑ [ y_i * log(p_i) + (1 - y_i) * </w:t>
+      </w:r>
+      <w:proofErr w:type="gramStart"/>
+      <w:r>
+        <w:rPr>
+          <w:b/>
+        </w:rPr>
+        <w:t>log(</w:t>
+      </w:r>
+      <w:proofErr w:type="gramEnd"/>
+      <w:r>
+        <w:rPr>
+          <w:b/>
+        </w:rPr>
+        <w:t>1 - p_i</w:t>
+      </w:r>
+      <w:proofErr w:type="gramStart"/>
+      <w:r>
+        <w:rPr>
+          <w:b/>
+        </w:rPr>
+        <w:t>) ]</w:t>
+      </w:r>
+      <w:proofErr w:type="gramEnd"/>
       <w:r>
         <w:t>.</w:t>
       </w:r>
@@ -19860,7 +21303,15 @@
         <w:t xml:space="preserve">distribución probabilística del objetivo </w:t>
       </w:r>
       <w:r>
-        <w:t xml:space="preserve">y con la </w:t>
+        <w:t xml:space="preserve">y </w:t>
+      </w:r>
+      <w:proofErr w:type="gramStart"/>
+      <w:r>
+        <w:t>con</w:t>
+      </w:r>
+      <w:proofErr w:type="gramEnd"/>
+      <w:r>
+        <w:t xml:space="preserve"> la </w:t>
       </w:r>
       <w:r>
         <w:rPr>
@@ -19958,11 +21409,19 @@
       <w:r>
         <w:t xml:space="preserve">. En consecuencia, el objetivo de la red neuronal es estimar la probabilidad condicional </w:t>
       </w:r>
-      <w:r>
-        <w:rPr>
-          <w:b/>
-        </w:rPr>
-        <w:t>P(y = 1 | X)</w:t>
+      <w:proofErr w:type="gramStart"/>
+      <w:r>
+        <w:rPr>
+          <w:b/>
+        </w:rPr>
+        <w:t>P(</w:t>
+      </w:r>
+      <w:proofErr w:type="gramEnd"/>
+      <w:r>
+        <w:rPr>
+          <w:b/>
+        </w:rPr>
+        <w:t>y = 1 | X)</w:t>
       </w:r>
       <w:r>
         <w:t>, la cual debe estar strictly acotada en el intervalo [0, 1].</w:t>
@@ -20130,7 +21589,15 @@
         <w:spacing w:after="160"/>
       </w:pPr>
       <w:r>
-        <w:t xml:space="preserve">Para transformar el vector de logits z = [z_1, z_2, ..., z_K]^T en una distribución de probabilidad válida donde cada elemento pertenezca al intervalo (0, 1] y la suma de todas las probabilidades sea exactamente 1, se aplica la función </w:t>
+        <w:t>Para transformar el vector de logits z = [z_1, z_2, ..., z_</w:t>
+      </w:r>
+      <w:proofErr w:type="gramStart"/>
+      <w:r>
+        <w:t>K]^</w:t>
+      </w:r>
+      <w:proofErr w:type="gramEnd"/>
+      <w:r>
+        <w:t xml:space="preserve">T en una distribución de probabilidad válida donde cada elemento pertenezca al intervalo (0, 1] y la suma de todas las probabilidades sea exactamente 1, se aplica la función </w:t>
       </w:r>
       <w:r>
         <w:rPr>
@@ -20178,7 +21645,61 @@
                 <w:color w:val="1F4E78"/>
                 <w:sz w:val="23"/>
               </w:rPr>
-              <w:t>ŷ_i = P(y = i | X) = e^(z_i) / Σ_{j=1}^K e^(z_j)    para i = 1, 2, ..., K</w:t>
+              <w:t xml:space="preserve">ŷ_i = </w:t>
+            </w:r>
+            <w:proofErr w:type="gramStart"/>
+            <w:r>
+              <w:rPr>
+                <w:b/>
+                <w:color w:val="1F4E78"/>
+                <w:sz w:val="23"/>
+              </w:rPr>
+              <w:t>P(</w:t>
+            </w:r>
+            <w:proofErr w:type="gramEnd"/>
+            <w:r>
+              <w:rPr>
+                <w:b/>
+                <w:color w:val="1F4E78"/>
+                <w:sz w:val="23"/>
+              </w:rPr>
+              <w:t>y = i | X) = e^(z_i) / Σ_{j=</w:t>
+            </w:r>
+            <w:proofErr w:type="gramStart"/>
+            <w:r>
+              <w:rPr>
+                <w:b/>
+                <w:color w:val="1F4E78"/>
+                <w:sz w:val="23"/>
+              </w:rPr>
+              <w:t>1}^</w:t>
+            </w:r>
+            <w:proofErr w:type="gramEnd"/>
+            <w:r>
+              <w:rPr>
+                <w:b/>
+                <w:color w:val="1F4E78"/>
+                <w:sz w:val="23"/>
+              </w:rPr>
+              <w:t>K e^(z_</w:t>
+            </w:r>
+            <w:proofErr w:type="gramStart"/>
+            <w:r>
+              <w:rPr>
+                <w:b/>
+                <w:color w:val="1F4E78"/>
+                <w:sz w:val="23"/>
+              </w:rPr>
+              <w:t xml:space="preserve">j)   </w:t>
+            </w:r>
+            <w:proofErr w:type="gramEnd"/>
+            <w:r>
+              <w:rPr>
+                <w:b/>
+                <w:color w:val="1F4E78"/>
+                <w:sz w:val="23"/>
+              </w:rPr>
+              <w:t xml:space="preserve"> para i = 1, 2, ..., K</w:t>
             </w:r>
           </w:p>
         </w:tc>
@@ -20203,7 +21724,15 @@
         <w:t>Entropía Cruzada Categórica (Categorical Cross-Entropy / CCE)</w:t>
       </w:r>
       <w:r>
-        <w:t>, la cual utiliza una función indicadora I(y = k) para evaluar únicamente el logaritmo de la probabilidad asignada a la clase correcta.</w:t>
+        <w:t xml:space="preserve">, la cual utiliza una función indicadora </w:t>
+      </w:r>
+      <w:proofErr w:type="gramStart"/>
+      <w:r>
+        <w:t>I(</w:t>
+      </w:r>
+      <w:proofErr w:type="gramEnd"/>
+      <w:r>
+        <w:t>y = k) para evaluar únicamente el logaritmo de la probabilidad asignada a la clase correcta.</w:t>
       </w:r>
     </w:p>
     <w:p>
@@ -20340,7 +21869,15 @@
         <w:spacing w:after="160"/>
       </w:pPr>
       <w:r>
-        <w:t>La siguiente tabla resume la alineación obligatoria entre el tipo de tarea, la distribución de probabilidad asumida, el número de neuronas en la capa de salida, la función de activación final y la función de pérdida correspondiente:</w:t>
+        <w:t xml:space="preserve">La siguiente tabla </w:t>
+      </w:r>
+      <w:proofErr w:type="gramStart"/>
+      <w:r>
+        <w:t>resume</w:t>
+      </w:r>
+      <w:proofErr w:type="gramEnd"/>
+      <w:r>
+        <w:t xml:space="preserve"> la alineación obligatoria entre el tipo de tarea, la distribución de probabilidad asumida, el número de neuronas en la capa de salida, la función de activación final y la función de pérdida correspondiente:</w:t>
       </w:r>
     </w:p>
     <w:tbl>
@@ -21649,7 +23186,23 @@
                 <w:color w:val="222222"/>
                 <w:sz w:val="21"/>
               </w:rPr>
-              <w:t>El ancho de una capa oculta (número de neuronas) controla directamente la cantidad de discontinuidades o hiperplanos simples que la red puede combinar para aproximar una función objetivo continua.</w:t>
+              <w:t xml:space="preserve">El ancho de una capa oculta (número de neuronas) controla directamente la cantidad de discontinuidades o hiperplanos </w:t>
+            </w:r>
+            <w:proofErr w:type="gramStart"/>
+            <w:r>
+              <w:rPr>
+                <w:color w:val="222222"/>
+                <w:sz w:val="21"/>
+              </w:rPr>
+              <w:t>simples</w:t>
+            </w:r>
+            <w:proofErr w:type="gramEnd"/>
+            <w:r>
+              <w:rPr>
+                <w:color w:val="222222"/>
+                <w:sz w:val="21"/>
+              </w:rPr>
+              <w:t xml:space="preserve"> que la red puede combinar para aproximar una función objetivo continua.</w:t>
             </w:r>
           </w:p>
         </w:tc>
@@ -23741,7 +25294,21 @@
               <w:rPr>
                 <w:sz w:val="19"/>
               </w:rPr>
-              <w:t>Alinea el formato de salida con la distribución del objetivo (binario, categórico, continuo).</w:t>
+              <w:t xml:space="preserve">Alinea el formato de salida </w:t>
+            </w:r>
+            <w:proofErr w:type="gramStart"/>
+            <w:r>
+              <w:rPr>
+                <w:sz w:val="19"/>
+              </w:rPr>
+              <w:t>con</w:t>
+            </w:r>
+            <w:proofErr w:type="gramEnd"/>
+            <w:r>
+              <w:rPr>
+                <w:sz w:val="19"/>
+              </w:rPr>
+              <w:t xml:space="preserve"> la distribución del objetivo (binario, categórico, continuo).</w:t>
             </w:r>
           </w:p>
         </w:tc>
@@ -24250,7 +25817,25 @@
           <w:color w:val="1F4E78"/>
           <w:sz w:val="24"/>
         </w:rPr>
-        <w:t>ŷ = f(w · x + b)</w:t>
+        <w:t xml:space="preserve">ŷ = </w:t>
+      </w:r>
+      <w:proofErr w:type="gramStart"/>
+      <w:r>
+        <w:rPr>
+          <w:b/>
+          <w:color w:val="1F4E78"/>
+          <w:sz w:val="24"/>
+        </w:rPr>
+        <w:t>f(</w:t>
+      </w:r>
+      <w:proofErr w:type="gramEnd"/>
+      <w:r>
+        <w:rPr>
+          <w:b/>
+          <w:color w:val="1F4E78"/>
+          <w:sz w:val="24"/>
+        </w:rPr>
+        <w:t>w · x + b)</w:t>
       </w:r>
     </w:p>
     <w:p>
@@ -24700,8 +26285,13 @@
         <w:lastRenderedPageBreak/>
         <w:t xml:space="preserve">Conclusión: </w:t>
       </w:r>
-      <w:r>
-        <w:t>Los pesos aleatorios producen diagnosticos inversos al valor real. Esto demuestra la necesidad imperativa de un algoritmo estructurado como el Descenso del Gradiente para ajustar automáticamente los parámetros del modelo.</w:t>
+      <w:proofErr w:type="gramStart"/>
+      <w:r>
+        <w:t>Los</w:t>
+      </w:r>
+      <w:proofErr w:type="gramEnd"/>
+      <w:r>
+        <w:t xml:space="preserve"> pesos aleatorios producen diagnosticos inversos al valor real. Esto demuestra la necesidad imperativa de un algoritmo estructurado como el Descenso del Gradiente para ajustar automáticamente los parámetros del modelo.</w:t>
       </w:r>
     </w:p>
     <w:p>
@@ -24849,7 +26439,15 @@
         <w:t>Error Cuadrático Medio (ECM / MSE)</w:t>
       </w:r>
       <w:r>
-        <w:t xml:space="preserve"> para una muestra individual, L = 1/2 · (y - ŷ)², la derivada del error con respecto al peso da como resultado directo el producto del residuo por la entrada:</w:t>
+        <w:t xml:space="preserve"> para una muestra individual, L = 1/2 · (y - </w:t>
+      </w:r>
+      <w:proofErr w:type="gramStart"/>
+      <w:r>
+        <w:t>ŷ)²</w:t>
+      </w:r>
+      <w:proofErr w:type="gramEnd"/>
+      <w:r>
+        <w:t>, la derivada del error con respecto al peso da como resultado directo el producto del residuo por la entrada:</w:t>
       </w:r>
     </w:p>
     <w:p>
@@ -25602,7 +27200,21 @@
         <w:rPr>
           <w:rFonts w:ascii="Arial" w:hAnsi="Arial"/>
         </w:rPr>
-        <w:t>La salida combinada adopta la forma general Y = f(w₀ + w₁x₁ + w₂x₂ + w₃x₃ + w₄x₄).</w:t>
+        <w:t xml:space="preserve">La salida combinada adopta la forma general Y = </w:t>
+      </w:r>
+      <w:proofErr w:type="gramStart"/>
+      <w:r>
+        <w:rPr>
+          <w:rFonts w:ascii="Arial" w:hAnsi="Arial"/>
+        </w:rPr>
+        <w:t>f(</w:t>
+      </w:r>
+      <w:proofErr w:type="gramEnd"/>
+      <w:r>
+        <w:rPr>
+          <w:rFonts w:ascii="Arial" w:hAnsi="Arial"/>
+        </w:rPr>
+        <w:t>w₀ + w₁x₁ + w₂x₂ + w₃x₃ + w₄x₄).</w:t>
       </w:r>
     </w:p>
     <w:tbl>
@@ -25660,8 +27272,39 @@
                 <w:color w:val="1F4E78"/>
                 <w:sz w:val="26"/>
               </w:rPr>
-              <w:t>Y = f( w₀ + w₁x₁ + w₂x₂ + w₃x₃ + w₄x₄ )</w:t>
-            </w:r>
+              <w:t xml:space="preserve">Y = </w:t>
+            </w:r>
+            <w:proofErr w:type="gramStart"/>
+            <w:r>
+              <w:rPr>
+                <w:rFonts w:ascii="Arial" w:hAnsi="Arial"/>
+                <w:b/>
+                <w:color w:val="1F4E78"/>
+                <w:sz w:val="26"/>
+              </w:rPr>
+              <w:t>f( w</w:t>
+            </w:r>
+            <w:proofErr w:type="gramEnd"/>
+            <w:r>
+              <w:rPr>
+                <w:rFonts w:ascii="Arial" w:hAnsi="Arial"/>
+                <w:b/>
+                <w:color w:val="1F4E78"/>
+                <w:sz w:val="26"/>
+              </w:rPr>
+              <w:t>₀ + w₁x₁ + w₂x₂ + w₃x₃ + w₄x</w:t>
+            </w:r>
+            <w:proofErr w:type="gramStart"/>
+            <w:r>
+              <w:rPr>
+                <w:rFonts w:ascii="Arial" w:hAnsi="Arial"/>
+                <w:b/>
+                <w:color w:val="1F4E78"/>
+                <w:sz w:val="26"/>
+              </w:rPr>
+              <w:t>₄ )</w:t>
+            </w:r>
+            <w:proofErr w:type="gramEnd"/>
           </w:p>
         </w:tc>
       </w:tr>
@@ -26945,8 +28588,54 @@
           <w:color w:val="1F4E78"/>
           <w:sz w:val="24"/>
         </w:rPr>
-        <w:t>∇L(w) = [ ∂L/∂w₁,  ∂L/∂w₂,  ...,  ∂L/∂wₚ ]ᵀ</w:t>
-      </w:r>
+        <w:t>∇L(w) = [ ∂L/∂w</w:t>
+      </w:r>
+      <w:proofErr w:type="gramStart"/>
+      <w:r>
+        <w:rPr>
+          <w:b/>
+          <w:color w:val="1F4E78"/>
+          <w:sz w:val="24"/>
+        </w:rPr>
+        <w:t>₁,  ∂</w:t>
+      </w:r>
+      <w:proofErr w:type="gramEnd"/>
+      <w:r>
+        <w:rPr>
+          <w:b/>
+          <w:color w:val="1F4E78"/>
+          <w:sz w:val="24"/>
+        </w:rPr>
+        <w:t>L/∂w</w:t>
+      </w:r>
+      <w:proofErr w:type="gramStart"/>
+      <w:r>
+        <w:rPr>
+          <w:b/>
+          <w:color w:val="1F4E78"/>
+          <w:sz w:val="24"/>
+        </w:rPr>
+        <w:t>₂,  ...,  ∂</w:t>
+      </w:r>
+      <w:proofErr w:type="gramEnd"/>
+      <w:r>
+        <w:rPr>
+          <w:b/>
+          <w:color w:val="1F4E78"/>
+          <w:sz w:val="24"/>
+        </w:rPr>
+        <w:t>L/∂</w:t>
+      </w:r>
+      <w:proofErr w:type="gramStart"/>
+      <w:r>
+        <w:rPr>
+          <w:b/>
+          <w:color w:val="1F4E78"/>
+          <w:sz w:val="24"/>
+        </w:rPr>
+        <w:t>wₚ ]ᵀ</w:t>
+      </w:r>
+      <w:proofErr w:type="gramEnd"/>
     </w:p>
     <w:p>
       <w:r>
@@ -27074,16 +28763,34 @@
                 <w:sz w:val="20"/>
               </w:rPr>
               <w:lastRenderedPageBreak/>
-              <w:t xml:space="preserve">Magnitud de la Pendiente ( </w:t>
-            </w:r>
+              <w:t xml:space="preserve">Magnitud de la Pendiente </w:t>
+            </w:r>
+            <w:proofErr w:type="gramStart"/>
             <w:r>
               <w:rPr>
                 <w:b/>
                 <w:color w:val="FFFFFF"/>
                 <w:sz w:val="20"/>
               </w:rPr>
+              <w:t xml:space="preserve">( </w:t>
+            </w:r>
+            <w:r>
+              <w:rPr>
+                <w:b/>
+                <w:color w:val="FFFFFF"/>
+                <w:sz w:val="20"/>
+              </w:rPr>
               <w:lastRenderedPageBreak/>
-              <w:t>Gradiente )</w:t>
+              <w:t>Gradiente</w:t>
+            </w:r>
+            <w:proofErr w:type="gramEnd"/>
+            <w:r>
+              <w:rPr>
+                <w:b/>
+                <w:color w:val="FFFFFF"/>
+                <w:sz w:val="20"/>
+              </w:rPr>
+              <w:t xml:space="preserve"> )</w:t>
             </w:r>
           </w:p>
         </w:tc>
@@ -27348,8 +29055,36 @@
                 <w:color w:val="1F4E78"/>
                 <w:sz w:val="26"/>
               </w:rPr>
-              <w:t>w⁽ⁱ⁺¹⁾ = w⁽ⁱ⁾ - η · ( ∂L / ∂w⁽ⁱ⁾ )</w:t>
-            </w:r>
+              <w:t xml:space="preserve">w⁽ⁱ⁺¹⁾ = w⁽ⁱ⁾ - η · </w:t>
+            </w:r>
+            <w:proofErr w:type="gramStart"/>
+            <w:r>
+              <w:rPr>
+                <w:b/>
+                <w:color w:val="1F4E78"/>
+                <w:sz w:val="26"/>
+              </w:rPr>
+              <w:t>( ∂</w:t>
+            </w:r>
+            <w:proofErr w:type="gramEnd"/>
+            <w:r>
+              <w:rPr>
+                <w:b/>
+                <w:color w:val="1F4E78"/>
+                <w:sz w:val="26"/>
+              </w:rPr>
+              <w:t>L / ∂w⁽ⁱ</w:t>
+            </w:r>
+            <w:proofErr w:type="gramStart"/>
+            <w:r>
+              <w:rPr>
+                <w:b/>
+                <w:color w:val="1F4E78"/>
+                <w:sz w:val="26"/>
+              </w:rPr>
+              <w:t>⁾ )</w:t>
+            </w:r>
+            <w:proofErr w:type="gramEnd"/>
           </w:p>
           <w:p>
             <w:pPr>
@@ -27553,7 +29288,21 @@
               <w:rPr>
                 <w:sz w:val="19"/>
               </w:rPr>
-              <w:t>Sustituye la búsqueda analítica por un ciclo de pequeños avances cuantitativos en la dirección que reduce la función de pérdida.</w:t>
+              <w:t xml:space="preserve">Sustituye la búsqueda analítica por un ciclo de pequeños avances cuantitativos en la dirección que </w:t>
+            </w:r>
+            <w:proofErr w:type="gramStart"/>
+            <w:r>
+              <w:rPr>
+                <w:sz w:val="19"/>
+              </w:rPr>
+              <w:t>reduce</w:t>
+            </w:r>
+            <w:proofErr w:type="gramEnd"/>
+            <w:r>
+              <w:rPr>
+                <w:sz w:val="19"/>
+              </w:rPr>
+              <w:t xml:space="preserve"> la función de pérdida.</w:t>
             </w:r>
           </w:p>
         </w:tc>
@@ -29045,8 +30794,99 @@
                 <w:color w:val="1F4E78"/>
                 <w:sz w:val="26"/>
               </w:rPr>
-              <w:t>dz / dx  =  ( dz / dy )  ·  ( dy / dx )</w:t>
-            </w:r>
+              <w:t xml:space="preserve">dz / </w:t>
+            </w:r>
+            <w:proofErr w:type="gramStart"/>
+            <w:r>
+              <w:rPr>
+                <w:rFonts w:ascii="Courier New" w:hAnsi="Courier New"/>
+                <w:b/>
+                <w:color w:val="1F4E78"/>
+                <w:sz w:val="26"/>
+              </w:rPr>
+              <w:t>dx  =</w:t>
+            </w:r>
+            <w:proofErr w:type="gramEnd"/>
+            <w:r>
+              <w:rPr>
+                <w:rFonts w:ascii="Courier New" w:hAnsi="Courier New"/>
+                <w:b/>
+                <w:color w:val="1F4E78"/>
+                <w:sz w:val="26"/>
+              </w:rPr>
+              <w:t xml:space="preserve">  </w:t>
+            </w:r>
+            <w:proofErr w:type="gramStart"/>
+            <w:r>
+              <w:rPr>
+                <w:rFonts w:ascii="Courier New" w:hAnsi="Courier New"/>
+                <w:b/>
+                <w:color w:val="1F4E78"/>
+                <w:sz w:val="26"/>
+              </w:rPr>
+              <w:t>( dz</w:t>
+            </w:r>
+            <w:proofErr w:type="gramEnd"/>
+            <w:r>
+              <w:rPr>
+                <w:rFonts w:ascii="Courier New" w:hAnsi="Courier New"/>
+                <w:b/>
+                <w:color w:val="1F4E78"/>
+                <w:sz w:val="26"/>
+              </w:rPr>
+              <w:t xml:space="preserve"> / </w:t>
+            </w:r>
+            <w:proofErr w:type="gramStart"/>
+            <w:r>
+              <w:rPr>
+                <w:rFonts w:ascii="Courier New" w:hAnsi="Courier New"/>
+                <w:b/>
+                <w:color w:val="1F4E78"/>
+                <w:sz w:val="26"/>
+              </w:rPr>
+              <w:t>dy )</w:t>
+            </w:r>
+            <w:proofErr w:type="gramEnd"/>
+            <w:r>
+              <w:rPr>
+                <w:rFonts w:ascii="Courier New" w:hAnsi="Courier New"/>
+                <w:b/>
+                <w:color w:val="1F4E78"/>
+                <w:sz w:val="26"/>
+              </w:rPr>
+              <w:t xml:space="preserve">  </w:t>
+            </w:r>
+            <w:proofErr w:type="gramStart"/>
+            <w:r>
+              <w:rPr>
+                <w:rFonts w:ascii="Courier New" w:hAnsi="Courier New"/>
+                <w:b/>
+                <w:color w:val="1F4E78"/>
+                <w:sz w:val="26"/>
+              </w:rPr>
+              <w:t>·  (</w:t>
+            </w:r>
+            <w:proofErr w:type="gramEnd"/>
+            <w:r>
+              <w:rPr>
+                <w:rFonts w:ascii="Courier New" w:hAnsi="Courier New"/>
+                <w:b/>
+                <w:color w:val="1F4E78"/>
+                <w:sz w:val="26"/>
+              </w:rPr>
+              <w:t xml:space="preserve"> dy / </w:t>
+            </w:r>
+            <w:proofErr w:type="gramStart"/>
+            <w:r>
+              <w:rPr>
+                <w:rFonts w:ascii="Courier New" w:hAnsi="Courier New"/>
+                <w:b/>
+                <w:color w:val="1F4E78"/>
+                <w:sz w:val="26"/>
+              </w:rPr>
+              <w:t>dx )</w:t>
+            </w:r>
+            <w:proofErr w:type="gramEnd"/>
           </w:p>
         </w:tc>
       </w:tr>
@@ -29118,7 +30958,15 @@
         <w:t xml:space="preserve">Función externa: </w:t>
       </w:r>
       <w:r>
-        <w:t>z = f(y) = sen(y) = sen(x² + 1)</w:t>
+        <w:t xml:space="preserve">z = f(y) = sen(y) = </w:t>
+      </w:r>
+      <w:proofErr w:type="gramStart"/>
+      <w:r>
+        <w:t>sen(</w:t>
+      </w:r>
+      <w:proofErr w:type="gramEnd"/>
+      <w:r>
+        <w:t>x² + 1)</w:t>
       </w:r>
     </w:p>
     <w:p>
@@ -29337,7 +31185,23 @@
                 <w:rFonts w:ascii="Arial" w:hAnsi="Arial"/>
                 <w:sz w:val="19"/>
               </w:rPr>
-              <w:t>Derivada interna: dy / dx = d(x² + 1) / dx</w:t>
+              <w:t xml:space="preserve">Derivada interna: dy / dx = </w:t>
+            </w:r>
+            <w:proofErr w:type="gramStart"/>
+            <w:r>
+              <w:rPr>
+                <w:rFonts w:ascii="Arial" w:hAnsi="Arial"/>
+                <w:sz w:val="19"/>
+              </w:rPr>
+              <w:t>d(</w:t>
+            </w:r>
+            <w:proofErr w:type="gramEnd"/>
+            <w:r>
+              <w:rPr>
+                <w:rFonts w:ascii="Arial" w:hAnsi="Arial"/>
+                <w:sz w:val="19"/>
+              </w:rPr>
+              <w:t>x² + 1) / dx</w:t>
             </w:r>
           </w:p>
         </w:tc>
@@ -29427,7 +31291,39 @@
                 <w:rFonts w:ascii="Arial" w:hAnsi="Arial"/>
                 <w:sz w:val="19"/>
               </w:rPr>
-              <w:t>cos(y) · 2x  =  2x · cos(x² + 1)</w:t>
+              <w:t>cos(y) · 2</w:t>
+            </w:r>
+            <w:proofErr w:type="gramStart"/>
+            <w:r>
+              <w:rPr>
+                <w:rFonts w:ascii="Arial" w:hAnsi="Arial"/>
+                <w:sz w:val="19"/>
+              </w:rPr>
+              <w:t>x  =</w:t>
+            </w:r>
+            <w:proofErr w:type="gramEnd"/>
+            <w:r>
+              <w:rPr>
+                <w:rFonts w:ascii="Arial" w:hAnsi="Arial"/>
+                <w:sz w:val="19"/>
+              </w:rPr>
+              <w:t xml:space="preserve">  2x · </w:t>
+            </w:r>
+            <w:proofErr w:type="gramStart"/>
+            <w:r>
+              <w:rPr>
+                <w:rFonts w:ascii="Arial" w:hAnsi="Arial"/>
+                <w:sz w:val="19"/>
+              </w:rPr>
+              <w:t>cos(</w:t>
+            </w:r>
+            <w:proofErr w:type="gramEnd"/>
+            <w:r>
+              <w:rPr>
+                <w:rFonts w:ascii="Arial" w:hAnsi="Arial"/>
+                <w:sz w:val="19"/>
+              </w:rPr>
+              <w:t>x² + 1)</w:t>
             </w:r>
           </w:p>
         </w:tc>
@@ -29546,25 +31442,125 @@
                 <w:color w:val="262626"/>
                 <w:sz w:val="20"/>
               </w:rPr>
-              <w:t>Si z = f(u, v) donde u = g(x) y v = h(x), la derivada con respecto a x es:</w:t>
-            </w:r>
+              <w:t xml:space="preserve">Si z = </w:t>
+            </w:r>
+            <w:proofErr w:type="gramStart"/>
             <w:r>
               <w:rPr>
                 <w:rFonts w:ascii="Arial" w:hAnsi="Arial"/>
                 <w:color w:val="262626"/>
                 <w:sz w:val="20"/>
               </w:rPr>
-              <w:br/>
-            </w:r>
+              <w:t>f(</w:t>
+            </w:r>
+            <w:proofErr w:type="gramEnd"/>
             <w:r>
               <w:rPr>
                 <w:rFonts w:ascii="Arial" w:hAnsi="Arial"/>
                 <w:color w:val="262626"/>
                 <w:sz w:val="20"/>
               </w:rPr>
+              <w:t>u, v) donde u = g(x) y v = h(x), la derivada con respecto a x es:</w:t>
+            </w:r>
+            <w:r>
+              <w:rPr>
+                <w:rFonts w:ascii="Arial" w:hAnsi="Arial"/>
+                <w:color w:val="262626"/>
+                <w:sz w:val="20"/>
+              </w:rPr>
+              <w:br/>
+            </w:r>
+            <w:r>
+              <w:rPr>
+                <w:rFonts w:ascii="Arial" w:hAnsi="Arial"/>
+                <w:color w:val="262626"/>
+                <w:sz w:val="20"/>
+              </w:rPr>
               <w:lastRenderedPageBreak/>
-              <w:t>∂z / ∂x  =  ( ∂z / ∂u · ∂u / ∂x )  +  ( ∂z / ∂v · ∂v / ∂x )</w:t>
-            </w:r>
+              <w:t>∂z / ∂</w:t>
+            </w:r>
+            <w:proofErr w:type="gramStart"/>
+            <w:r>
+              <w:rPr>
+                <w:rFonts w:ascii="Arial" w:hAnsi="Arial"/>
+                <w:color w:val="262626"/>
+                <w:sz w:val="20"/>
+              </w:rPr>
+              <w:t>x  =</w:t>
+            </w:r>
+            <w:proofErr w:type="gramEnd"/>
+            <w:r>
+              <w:rPr>
+                <w:rFonts w:ascii="Arial" w:hAnsi="Arial"/>
+                <w:color w:val="262626"/>
+                <w:sz w:val="20"/>
+              </w:rPr>
+              <w:t xml:space="preserve">  </w:t>
+            </w:r>
+            <w:proofErr w:type="gramStart"/>
+            <w:r>
+              <w:rPr>
+                <w:rFonts w:ascii="Arial" w:hAnsi="Arial"/>
+                <w:color w:val="262626"/>
+                <w:sz w:val="20"/>
+              </w:rPr>
+              <w:t>( ∂</w:t>
+            </w:r>
+            <w:proofErr w:type="gramEnd"/>
+            <w:r>
+              <w:rPr>
+                <w:rFonts w:ascii="Arial" w:hAnsi="Arial"/>
+                <w:color w:val="262626"/>
+                <w:sz w:val="20"/>
+              </w:rPr>
+              <w:t>z / ∂u · ∂u / ∂</w:t>
+            </w:r>
+            <w:proofErr w:type="gramStart"/>
+            <w:r>
+              <w:rPr>
+                <w:rFonts w:ascii="Arial" w:hAnsi="Arial"/>
+                <w:color w:val="262626"/>
+                <w:sz w:val="20"/>
+              </w:rPr>
+              <w:t>x )</w:t>
+            </w:r>
+            <w:proofErr w:type="gramEnd"/>
+            <w:r>
+              <w:rPr>
+                <w:rFonts w:ascii="Arial" w:hAnsi="Arial"/>
+                <w:color w:val="262626"/>
+                <w:sz w:val="20"/>
+              </w:rPr>
+              <w:t xml:space="preserve">  </w:t>
+            </w:r>
+            <w:proofErr w:type="gramStart"/>
+            <w:r>
+              <w:rPr>
+                <w:rFonts w:ascii="Arial" w:hAnsi="Arial"/>
+                <w:color w:val="262626"/>
+                <w:sz w:val="20"/>
+              </w:rPr>
+              <w:t>+  (</w:t>
+            </w:r>
+            <w:proofErr w:type="gramEnd"/>
+            <w:r>
+              <w:rPr>
+                <w:rFonts w:ascii="Arial" w:hAnsi="Arial"/>
+                <w:color w:val="262626"/>
+                <w:sz w:val="20"/>
+              </w:rPr>
+              <w:t xml:space="preserve"> ∂z / ∂v · ∂v / ∂</w:t>
+            </w:r>
+            <w:proofErr w:type="gramStart"/>
+            <w:r>
+              <w:rPr>
+                <w:rFonts w:ascii="Arial" w:hAnsi="Arial"/>
+                <w:color w:val="262626"/>
+                <w:sz w:val="20"/>
+              </w:rPr>
+              <w:t>x )</w:t>
+            </w:r>
+            <w:proofErr w:type="gramEnd"/>
             <w:r>
               <w:rPr>
                 <w:rFonts w:ascii="Arial" w:hAnsi="Arial"/>
@@ -29784,7 +31780,25 @@
                 <w:color w:val="262626"/>
                 <w:sz w:val="21"/>
               </w:rPr>
-              <w:t>L_i = (1 / 2) * (y_i - W^T X_i)^2</w:t>
+              <w:t>L_i = (1 / 2) * (y_i - W^T X_</w:t>
+            </w:r>
+            <w:proofErr w:type="gramStart"/>
+            <w:r>
+              <w:rPr>
+                <w:rFonts w:ascii="Calibri" w:hAnsi="Calibri"/>
+                <w:color w:val="262626"/>
+                <w:sz w:val="21"/>
+              </w:rPr>
+              <w:t>i)^</w:t>
+            </w:r>
+            <w:proofErr w:type="gramEnd"/>
+            <w:r>
+              <w:rPr>
+                <w:rFonts w:ascii="Calibri" w:hAnsi="Calibri"/>
+                <w:color w:val="262626"/>
+                <w:sz w:val="21"/>
+              </w:rPr>
+              <w:t>2</w:t>
             </w:r>
             <w:r>
               <w:rPr>
@@ -29826,7 +31840,61 @@
                 <w:color w:val="262626"/>
                 <w:sz w:val="21"/>
               </w:rPr>
-              <w:t>L(W) = ∑_{i=1}^n L_i = (1 / 2) * ∑_{i=1}^n (y_i - W^T X_i)^2</w:t>
+              <w:t>L(W) = ∑_{i=</w:t>
+            </w:r>
+            <w:proofErr w:type="gramStart"/>
+            <w:r>
+              <w:rPr>
+                <w:rFonts w:ascii="Calibri" w:hAnsi="Calibri"/>
+                <w:color w:val="262626"/>
+                <w:sz w:val="21"/>
+              </w:rPr>
+              <w:t>1}^</w:t>
+            </w:r>
+            <w:proofErr w:type="gramEnd"/>
+            <w:r>
+              <w:rPr>
+                <w:rFonts w:ascii="Calibri" w:hAnsi="Calibri"/>
+                <w:color w:val="262626"/>
+                <w:sz w:val="21"/>
+              </w:rPr>
+              <w:t>n L_i = (1 / 2) * ∑_{i=</w:t>
+            </w:r>
+            <w:proofErr w:type="gramStart"/>
+            <w:r>
+              <w:rPr>
+                <w:rFonts w:ascii="Calibri" w:hAnsi="Calibri"/>
+                <w:color w:val="262626"/>
+                <w:sz w:val="21"/>
+              </w:rPr>
+              <w:t>1}^</w:t>
+            </w:r>
+            <w:proofErr w:type="gramEnd"/>
+            <w:r>
+              <w:rPr>
+                <w:rFonts w:ascii="Calibri" w:hAnsi="Calibri"/>
+                <w:color w:val="262626"/>
+                <w:sz w:val="21"/>
+              </w:rPr>
+              <w:t>n (y_i - W^T X_</w:t>
+            </w:r>
+            <w:proofErr w:type="gramStart"/>
+            <w:r>
+              <w:rPr>
+                <w:rFonts w:ascii="Calibri" w:hAnsi="Calibri"/>
+                <w:color w:val="262626"/>
+                <w:sz w:val="21"/>
+              </w:rPr>
+              <w:t>i)^</w:t>
+            </w:r>
+            <w:proofErr w:type="gramEnd"/>
+            <w:r>
+              <w:rPr>
+                <w:rFonts w:ascii="Calibri" w:hAnsi="Calibri"/>
+                <w:color w:val="262626"/>
+                <w:sz w:val="21"/>
+              </w:rPr>
+              <w:t>2</w:t>
             </w:r>
           </w:p>
         </w:tc>
@@ -30206,7 +32274,21 @@
               <w:rPr>
                 <w:sz w:val="19"/>
               </w:rPr>
-              <w:t>ξ_3 = (ξ_2)^2</w:t>
+              <w:t>ξ_3 = (ξ_</w:t>
+            </w:r>
+            <w:proofErr w:type="gramStart"/>
+            <w:r>
+              <w:rPr>
+                <w:sz w:val="19"/>
+              </w:rPr>
+              <w:t>2)^</w:t>
+            </w:r>
+            <w:proofErr w:type="gramEnd"/>
+            <w:r>
+              <w:rPr>
+                <w:sz w:val="19"/>
+              </w:rPr>
+              <w:t>2</w:t>
             </w:r>
           </w:p>
         </w:tc>
@@ -30457,7 +32539,25 @@
                 <w:sz w:val="21"/>
               </w:rPr>
               <w:br/>
-              <w:t>∂L_i / ∂W = (1 / 2) * [ 2 (y_i - W^T X_i) ] * (-1) * X_i</w:t>
+              <w:t>∂L_i / ∂W = (1 / 2) * [ 2 (y_i - W^T X_i</w:t>
+            </w:r>
+            <w:proofErr w:type="gramStart"/>
+            <w:r>
+              <w:rPr>
+                <w:rFonts w:ascii="Calibri" w:hAnsi="Calibri"/>
+                <w:color w:val="262626"/>
+                <w:sz w:val="21"/>
+              </w:rPr>
+              <w:t>) ]</w:t>
+            </w:r>
+            <w:proofErr w:type="gramEnd"/>
+            <w:r>
+              <w:rPr>
+                <w:rFonts w:ascii="Calibri" w:hAnsi="Calibri"/>
+                <w:color w:val="262626"/>
+                <w:sz w:val="21"/>
+              </w:rPr>
+              <w:t xml:space="preserve"> * (-1) * X_i</w:t>
             </w:r>
             <w:r>
               <w:rPr>
@@ -30583,7 +32683,61 @@
                 <w:color w:val="262626"/>
                 <w:sz w:val="21"/>
               </w:rPr>
-              <w:t>∂L / ∂W = ∑_{i=1}^n (∂L_i / ∂W) = - ∑_{i=1}^n (y_i - W^T X_i) X_i = ∑_{i=1}^n (ŷ_i - y_i) X_i</w:t>
+              <w:t>∂L / ∂W = ∑_{i=</w:t>
+            </w:r>
+            <w:proofErr w:type="gramStart"/>
+            <w:r>
+              <w:rPr>
+                <w:rFonts w:ascii="Calibri" w:hAnsi="Calibri"/>
+                <w:color w:val="262626"/>
+                <w:sz w:val="21"/>
+              </w:rPr>
+              <w:t>1}^</w:t>
+            </w:r>
+            <w:proofErr w:type="gramEnd"/>
+            <w:r>
+              <w:rPr>
+                <w:rFonts w:ascii="Calibri" w:hAnsi="Calibri"/>
+                <w:color w:val="262626"/>
+                <w:sz w:val="21"/>
+              </w:rPr>
+              <w:t>n (∂L_i / ∂W) = - ∑_{i=</w:t>
+            </w:r>
+            <w:proofErr w:type="gramStart"/>
+            <w:r>
+              <w:rPr>
+                <w:rFonts w:ascii="Calibri" w:hAnsi="Calibri"/>
+                <w:color w:val="262626"/>
+                <w:sz w:val="21"/>
+              </w:rPr>
+              <w:t>1}^</w:t>
+            </w:r>
+            <w:proofErr w:type="gramEnd"/>
+            <w:r>
+              <w:rPr>
+                <w:rFonts w:ascii="Calibri" w:hAnsi="Calibri"/>
+                <w:color w:val="262626"/>
+                <w:sz w:val="21"/>
+              </w:rPr>
+              <w:t>n (y_i - W^T X_i) X_i = ∑_{i=</w:t>
+            </w:r>
+            <w:proofErr w:type="gramStart"/>
+            <w:r>
+              <w:rPr>
+                <w:rFonts w:ascii="Calibri" w:hAnsi="Calibri"/>
+                <w:color w:val="262626"/>
+                <w:sz w:val="21"/>
+              </w:rPr>
+              <w:t>1}^</w:t>
+            </w:r>
+            <w:proofErr w:type="gramEnd"/>
+            <w:r>
+              <w:rPr>
+                <w:rFonts w:ascii="Calibri" w:hAnsi="Calibri"/>
+                <w:color w:val="262626"/>
+                <w:sz w:val="21"/>
+              </w:rPr>
+              <w:t>n (ŷ_i - y_i) X_i</w:t>
             </w:r>
           </w:p>
         </w:tc>
@@ -30790,7 +32944,23 @@
           <w:rFonts w:ascii="Calibri" w:hAnsi="Calibri"/>
           <w:color w:val="333333"/>
         </w:rPr>
-        <w:t>Por el contrario, cuando η es excesivamente alta, las actualizaciones de los pesos resultan demasiado agresivas. El algoritmo sobrepasa (overshoots) el mínimo de la superficie de pérdida en cada paso. En lugar de asentarse en el fondo del valle, el optimizador rebota salvajemente de un lado a otro del mínimo (oscilación) o incluso incrementa la pérdida de forma exponencial, provocando la divergencia total del modelo.</w:t>
+        <w:t xml:space="preserve">Por el contrario, cuando η es excesivamente alta, las actualizaciones de los pesos resultan demasiado agresivas. El algoritmo sobrepasa (overshoots) el mínimo de la superficie de pérdida en cada paso. En lugar de asentarse en el fondo del valle, el optimizador rebota salvajemente de un lado </w:t>
+      </w:r>
+      <w:proofErr w:type="gramStart"/>
+      <w:r>
+        <w:rPr>
+          <w:rFonts w:ascii="Calibri" w:hAnsi="Calibri"/>
+          <w:color w:val="333333"/>
+        </w:rPr>
+        <w:t>a</w:t>
+      </w:r>
+      <w:proofErr w:type="gramEnd"/>
+      <w:r>
+        <w:rPr>
+          <w:rFonts w:ascii="Calibri" w:hAnsi="Calibri"/>
+          <w:color w:val="333333"/>
+        </w:rPr>
+        <w:t xml:space="preserve"> otro del mínimo (oscilación) o incluso incrementa la pérdida de forma exponencial, provocando la divergencia total del modelo.</w:t>
       </w:r>
     </w:p>
     <w:p>
@@ -31267,7 +33437,39 @@
           <w:rFonts w:ascii="Calibri" w:hAnsi="Calibri"/>
           <w:color w:val="333333"/>
         </w:rPr>
-        <w:t>Cuando η es demasiado pequeña, el gráfico de traza muestra una disminución constante de la pérdida, lo que confirma que el algoritmo se mueve en la dirección correcta. Sin embargo, la curva desciende de forma tan leve que no llega a aplanarse ni a estabilizarse en el horizonte de iteraciones evaluado. La trayectoria refleja que el optimizador aún se encuentra descendiendo por la pendiente a un ritmo ínfimo, pudiendo requerir miles de iteraciones adicionales para finalizar el entrenamiento.</w:t>
+        <w:t xml:space="preserve">Cuando η es demasiado pequeña, el gráfico de traza muestra una disminución constante de la pérdida, lo que confirma que el algoritmo se mueve en la dirección correcta. Sin embargo, la curva desciende de forma tan leve que no llega </w:t>
+      </w:r>
+      <w:proofErr w:type="gramStart"/>
+      <w:r>
+        <w:rPr>
+          <w:rFonts w:ascii="Calibri" w:hAnsi="Calibri"/>
+          <w:color w:val="333333"/>
+        </w:rPr>
+        <w:t>a</w:t>
+      </w:r>
+      <w:proofErr w:type="gramEnd"/>
+      <w:r>
+        <w:rPr>
+          <w:rFonts w:ascii="Calibri" w:hAnsi="Calibri"/>
+          <w:color w:val="333333"/>
+        </w:rPr>
+        <w:t xml:space="preserve"> aplanarse ni </w:t>
+      </w:r>
+      <w:proofErr w:type="gramStart"/>
+      <w:r>
+        <w:rPr>
+          <w:rFonts w:ascii="Calibri" w:hAnsi="Calibri"/>
+          <w:color w:val="333333"/>
+        </w:rPr>
+        <w:t>a</w:t>
+      </w:r>
+      <w:proofErr w:type="gramEnd"/>
+      <w:r>
+        <w:rPr>
+          <w:rFonts w:ascii="Calibri" w:hAnsi="Calibri"/>
+          <w:color w:val="333333"/>
+        </w:rPr>
+        <w:t xml:space="preserve"> estabilizarse en el horizonte de iteraciones evaluado. La trayectoria refleja que el optimizador aún se encuentra descendiendo por la pendiente a un ritmo ínfimo, pudiendo requerir miles de iteraciones adicionales para finalizar el entrenamiento.</w:t>
       </w:r>
     </w:p>
     <w:p>
@@ -32256,7 +34458,15 @@
         <w:t xml:space="preserve">Evaluación de la Tasa de Aprendizaje: </w:t>
       </w:r>
       <w:r>
-        <w:t>Incrementar ciegamente el tamaño del paso (pasos excesivamente grandes) resulta altamente riesgoso, ya que una tasa de aprendizaje demasiado agresiva provoca oscilaciones salvajes de un lado a otro del valle o divergencia completa del modelo.</w:t>
+        <w:t xml:space="preserve">Incrementar ciegamente el tamaño del paso (pasos excesivamente grandes) resulta altamente riesgoso, ya que una tasa de aprendizaje demasiado agresiva provoca oscilaciones salvajes de un lado </w:t>
+      </w:r>
+      <w:proofErr w:type="gramStart"/>
+      <w:r>
+        <w:t>a</w:t>
+      </w:r>
+      <w:proofErr w:type="gramEnd"/>
+      <w:r>
+        <w:t xml:space="preserve"> otro del valle o divergencia completa del modelo.</w:t>
       </w:r>
     </w:p>
     <w:p>
@@ -32508,7 +34718,23 @@
           <w:rFonts w:ascii="Calibri" w:hAnsi="Calibri"/>
           <w:color w:val="262626"/>
         </w:rPr>
-        <w:t>Se introduce una muestra individual x_i en la red y se calcula la predicción del modelo y_hat_i, evaluando posteriormente la pérdida L_i correspondiente a ese único ejemplo.</w:t>
+        <w:t xml:space="preserve">Se introduce una muestra individual x_i en la red y se calcula la predicción del modelo y_hat_i, evaluando posteriormente la pérdida L_i correspondiente </w:t>
+      </w:r>
+      <w:proofErr w:type="gramStart"/>
+      <w:r>
+        <w:rPr>
+          <w:rFonts w:ascii="Calibri" w:hAnsi="Calibri"/>
+          <w:color w:val="262626"/>
+        </w:rPr>
+        <w:t>a</w:t>
+      </w:r>
+      <w:proofErr w:type="gramEnd"/>
+      <w:r>
+        <w:rPr>
+          <w:rFonts w:ascii="Calibri" w:hAnsi="Calibri"/>
+          <w:color w:val="262626"/>
+        </w:rPr>
+        <w:t xml:space="preserve"> ese único ejemplo.</w:t>
       </w:r>
     </w:p>
     <w:p>
@@ -33211,7 +35437,25 @@
                 <w:color w:val="262626"/>
                 <w:sz w:val="19"/>
               </w:rPr>
-              <w:t>Alta gracias a operaciones matriciales</w:t>
+              <w:t xml:space="preserve">Alta gracias </w:t>
+            </w:r>
+            <w:proofErr w:type="gramStart"/>
+            <w:r>
+              <w:rPr>
+                <w:rFonts w:ascii="Calibri" w:hAnsi="Calibri"/>
+                <w:color w:val="262626"/>
+                <w:sz w:val="19"/>
+              </w:rPr>
+              <w:t>a</w:t>
+            </w:r>
+            <w:proofErr w:type="gramEnd"/>
+            <w:r>
+              <w:rPr>
+                <w:rFonts w:ascii="Calibri" w:hAnsi="Calibri"/>
+                <w:color w:val="262626"/>
+                <w:sz w:val="19"/>
+              </w:rPr>
+              <w:t xml:space="preserve"> operaciones matriciales</w:t>
             </w:r>
           </w:p>
         </w:tc>
@@ -33279,8 +35523,18 @@
                 <w:color w:val="262626"/>
                 <w:sz w:val="19"/>
               </w:rPr>
-              <w:t>Suave / Sensible a mínimos locales</w:t>
-            </w:r>
+              <w:t xml:space="preserve">Suave / Sensible a </w:t>
+            </w:r>
+            <w:proofErr w:type="gramStart"/>
+            <w:r>
+              <w:rPr>
+                <w:rFonts w:ascii="Calibri" w:hAnsi="Calibri"/>
+                <w:color w:val="262626"/>
+                <w:sz w:val="19"/>
+              </w:rPr>
+              <w:t>mínimos locales</w:t>
+            </w:r>
+            <w:proofErr w:type="gramEnd"/>
           </w:p>
         </w:tc>
         <w:tc>
@@ -33811,7 +36065,15 @@
         <w:t xml:space="preserve">Justificación del Término 'Estocástico': </w:t>
       </w:r>
       <w:r>
-        <w:t>El algoritmo recibe el calificativo de 'estocástico' porque las muestras de entrenamiento se reordenan o mezclan aleatoriamente (Data Shuffling) antes del inicio de cada época. Como consecuencia, el optimizador procesa las muestras en un orden impredecible en cada iteración, lo que introduce variabilidad controlada (ruido) en las estimaciones del gradiente y ayuda a explorar el espacio de parámetros de forma dinámica.</w:t>
+        <w:t xml:space="preserve">El algoritmo recibe el calificativo de 'estocástico' porque las muestras de entrenamiento se reordenan o mezclan aleatoriamente (Data Shuffling) antes del inicio de cada época. Como consecuencia, el optimizador procesa las muestras en un orden impredecible en cada iteración, lo que introduce variabilidad controlada (ruido) en las estimaciones del gradiente y ayuda </w:t>
+      </w:r>
+      <w:proofErr w:type="gramStart"/>
+      <w:r>
+        <w:t>a</w:t>
+      </w:r>
+      <w:proofErr w:type="gramEnd"/>
+      <w:r>
+        <w:t xml:space="preserve"> explorar el espacio de parámetros de forma dinámica.</w:t>
       </w:r>
     </w:p>
     <w:p>
@@ -34098,7 +36360,15 @@
               <w:spacing w:before="80" w:after="80"/>
             </w:pPr>
             <w:r>
-              <w:t>Actualizaciones inmediatas, muy bajo uso de memoria, el ruido ayuda a escapar de pozos locales.</w:t>
+              <w:t xml:space="preserve">Actualizaciones inmediatas, muy bajo uso de memoria, el ruido ayuda </w:t>
+            </w:r>
+            <w:proofErr w:type="gramStart"/>
+            <w:r>
+              <w:t>a</w:t>
+            </w:r>
+            <w:proofErr w:type="gramEnd"/>
+            <w:r>
+              <w:t xml:space="preserve"> escapar de pozos locales.</w:t>
             </w:r>
           </w:p>
         </w:tc>
@@ -34281,7 +36551,15 @@
         <w:t xml:space="preserve">Descenso de Gradiente Tradicional (Batch Gradient Descent): </w:t>
       </w:r>
       <w:r>
-        <w:t>Utiliza la totalidad del conjunto de datos para calcular cada actualización de parámetros. Su ventaja principal es que produce gradientes extremadamente suaves y estables. Sin embargo, su gran desventaja es el enorme costo computacional, volviéndose impracticable e ineficiente a medida que el conjunto de datos crece a cientos de miles o millones de ejemplos.</w:t>
+        <w:t xml:space="preserve">Utiliza la totalidad del conjunto de datos para calcular cada actualización de parámetros. Su ventaja principal es que </w:t>
+      </w:r>
+      <w:proofErr w:type="gramStart"/>
+      <w:r>
+        <w:t>produce</w:t>
+      </w:r>
+      <w:proofErr w:type="gramEnd"/>
+      <w:r>
+        <w:t xml:space="preserve"> gradientes extremadamente suaves y estables. Sin embargo, su gran desventaja es el enorme costo computacional, volviéndose impracticable e ineficiente a medida que el conjunto de datos crece a cientos de miles o millones de ejemplos.</w:t>
       </w:r>
     </w:p>
     <w:p>
@@ -34831,7 +37109,39 @@
                 <w:b/>
                 <w:color w:val="1B365D"/>
               </w:rPr>
-              <w:t>Pérdida del Mini-Lote:   L_k = Σ_{i ∈ b_k} L_i   ó   L̄_k = (1 / |b_k|) · Σ_{i ∈ b_k} L_i</w:t>
+              <w:t>Pérdida del Mini-Lote:   L_k = Σ</w:t>
+            </w:r>
+            <w:proofErr w:type="gramStart"/>
+            <w:r>
+              <w:rPr>
+                <w:b/>
+                <w:color w:val="1B365D"/>
+              </w:rPr>
+              <w:t>_{</w:t>
+            </w:r>
+            <w:proofErr w:type="gramEnd"/>
+            <w:r>
+              <w:rPr>
+                <w:b/>
+                <w:color w:val="1B365D"/>
+              </w:rPr>
+              <w:t>i ∈ b_k} L_i   ó   L̄_k = (1 / |b_k|) · Σ</w:t>
+            </w:r>
+            <w:proofErr w:type="gramStart"/>
+            <w:r>
+              <w:rPr>
+                <w:b/>
+                <w:color w:val="1B365D"/>
+              </w:rPr>
+              <w:t>_{</w:t>
+            </w:r>
+            <w:proofErr w:type="gramEnd"/>
+            <w:r>
+              <w:rPr>
+                <w:b/>
+                <w:color w:val="1B365D"/>
+              </w:rPr>
+              <w:t>i ∈ b_k} L_i</w:t>
             </w:r>
           </w:p>
           <w:p>
@@ -34865,7 +37175,15 @@
     </w:p>
     <w:p>
       <w:r>
-        <w:t>Una vez que el conjunto de datos de entrenamiento ha sido dividido en mini-lotes, la ejecución del algoritmo sigue una secuencia estructurada de 5 pasos clave por cada lote:</w:t>
+        <w:t xml:space="preserve">Una vez que el conjunto de datos de entrenamiento ha sido dividido en mini-lotes, la ejecución del algoritmo sigue una secuencia estructurada de 5 pasos </w:t>
+      </w:r>
+      <w:proofErr w:type="gramStart"/>
+      <w:r>
+        <w:t>clave</w:t>
+      </w:r>
+      <w:proofErr w:type="gramEnd"/>
+      <w:r>
+        <w:t xml:space="preserve"> por cada lote:</w:t>
       </w:r>
     </w:p>
     <w:p>
@@ -34929,7 +37247,15 @@
         <w:t xml:space="preserve">• Paso 4: Propagación hacia Atrás y Gradiente Promedio (Backward Pass): </w:t>
       </w:r>
       <w:r>
-        <w:t>Se calculan los gradientes de la pérdida con respecto a cada peso W_j y se promedian las contribuciones de todas las muestras del lote: ḡ_k = (1 / |b_k|) · Σ_{i ∈ b_k} (∂L_i / ∂W_j).</w:t>
+        <w:t>Se calculan los gradientes de la pérdida con respecto a cada peso W_j y se promedian las contribuciones de todas las muestras del lote: ḡ_k = (1 / |b_k|) · Σ</w:t>
+      </w:r>
+      <w:proofErr w:type="gramStart"/>
+      <w:r>
+        <w:t>_{</w:t>
+      </w:r>
+      <w:proofErr w:type="gramEnd"/>
+      <w:r>
+        <w:t>i ∈ b_k} (∂L_i / ∂W_j).</w:t>
       </w:r>
     </w:p>
     <w:p>
@@ -34994,7 +37320,15 @@
         <w:t xml:space="preserve">Reordenamiento Aleatorio (Reshuffling) entre Épocas: </w:t>
       </w:r>
       <w:r>
-        <w:t>Antes de iniciar cada nueva época, es crítico reordenar o mezclar aleatoriamente (shuffle) la totalidad del conjunto de datos. Al hacer esto, la composición de los mini-lotes cambia de una época a otra. Esta aleatoriedad presenta ventajas fundamentales:</w:t>
+        <w:t xml:space="preserve">Antes de iniciar cada nueva época, es crítico reordenar o mezclar aleatoriamente (shuffle) la totalidad del conjunto de datos. Al hacer esto, la composición de los mini-lotes cambia de una época </w:t>
+      </w:r>
+      <w:proofErr w:type="gramStart"/>
+      <w:r>
+        <w:t>a</w:t>
+      </w:r>
+      <w:proofErr w:type="gramEnd"/>
+      <w:r>
+        <w:t xml:space="preserve"> otra. Esta aleatoriedad presenta ventajas fundamentales:</w:t>
       </w:r>
     </w:p>
     <w:p>
@@ -35012,7 +37346,15 @@
         <w:spacing w:after="60"/>
       </w:pPr>
       <w:r>
-        <w:t>Introduce estocasticidad en la estimación del gradiente, ayudando al optimizador a escapar de mínimos locales poco profundos o puntos de silla.</w:t>
+        <w:t xml:space="preserve">Introduce estocasticidad en la estimación del gradiente, ayudando al optimizador </w:t>
+      </w:r>
+      <w:proofErr w:type="gramStart"/>
+      <w:r>
+        <w:t>a</w:t>
+      </w:r>
+      <w:proofErr w:type="gramEnd"/>
+      <w:r>
+        <w:t xml:space="preserve"> escapar de mínimos locales poco profundos o puntos de silla.</w:t>
       </w:r>
     </w:p>
     <w:p>
@@ -35086,7 +37428,15 @@
         <w:t xml:space="preserve">Cálculo de Gradientes: </w:t>
       </w:r>
       <w:r>
-        <w:t>Se realiza la retropropagación para obtener las derivadas parciales respecto a los pesos.</w:t>
+        <w:t xml:space="preserve">Se realiza la retropropagación para obtener las derivadas parciales respecto a </w:t>
+      </w:r>
+      <w:proofErr w:type="gramStart"/>
+      <w:r>
+        <w:t>los pesos</w:t>
+      </w:r>
+      <w:proofErr w:type="gramEnd"/>
+      <w:r>
+        <w:t>.</w:t>
       </w:r>
     </w:p>
     <w:p>
@@ -35374,8 +37724,16 @@
         <w:rPr>
           <w:rFonts w:ascii="Arial" w:hAnsi="Arial"/>
         </w:rPr>
-        <w:t>Al tomar un nuevo mini-lote, se genera una nueva curva de pérdida por lote, derivando en un nuevo vector de gradiente y en un subsiguiente paso de actualización para W.</w:t>
-      </w:r>
+        <w:t xml:space="preserve">Al tomar un nuevo mini-lote, se genera una nueva curva de pérdida por lote, derivando en un nuevo vector de gradiente y en un subsiguiente paso de actualización </w:t>
+      </w:r>
+      <w:proofErr w:type="gramStart"/>
+      <w:r>
+        <w:rPr>
+          <w:rFonts w:ascii="Arial" w:hAnsi="Arial"/>
+        </w:rPr>
+        <w:t>para W.</w:t>
+      </w:r>
+      <w:proofErr w:type="gramEnd"/>
     </w:p>
     <w:p>
       <w:pPr>
@@ -35586,7 +37944,21 @@
         <w:rPr>
           <w:rFonts w:ascii="Arial" w:hAnsi="Arial"/>
         </w:rPr>
-        <w:t>Equivale al SGD Puro. Las actualizaciones son muy rápidas e introducen un máximo nivel de ruido, el cual ayuda a escapar de mínimos locales pero puede dificultar la estabilización del entrenamiento debido a una varianza excesiva.</w:t>
+        <w:t xml:space="preserve">Equivale al SGD Puro. Las actualizaciones son muy rápidas e introducen un máximo nivel de ruido, el cual ayuda </w:t>
+      </w:r>
+      <w:proofErr w:type="gramStart"/>
+      <w:r>
+        <w:rPr>
+          <w:rFonts w:ascii="Arial" w:hAnsi="Arial"/>
+        </w:rPr>
+        <w:t>a</w:t>
+      </w:r>
+      <w:proofErr w:type="gramEnd"/>
+      <w:r>
+        <w:rPr>
+          <w:rFonts w:ascii="Arial" w:hAnsi="Arial"/>
+        </w:rPr>
+        <w:t xml:space="preserve"> escapar de mínimos locales pero puede dificultar la estabilización del entrenamiento debido a una varianza excesiva.</w:t>
       </w:r>
     </w:p>
     <w:p>
@@ -35630,7 +38002,21 @@
         <w:rPr>
           <w:rFonts w:ascii="Arial" w:hAnsi="Arial"/>
         </w:rPr>
-        <w:t>La siguiente tabla resume el comportamiento comparativo de la optimización según la elección de la estrategia de lote:</w:t>
+        <w:t xml:space="preserve">La siguiente tabla </w:t>
+      </w:r>
+      <w:proofErr w:type="gramStart"/>
+      <w:r>
+        <w:rPr>
+          <w:rFonts w:ascii="Arial" w:hAnsi="Arial"/>
+        </w:rPr>
+        <w:t>resume</w:t>
+      </w:r>
+      <w:proofErr w:type="gramEnd"/>
+      <w:r>
+        <w:rPr>
+          <w:rFonts w:ascii="Arial" w:hAnsi="Arial"/>
+        </w:rPr>
+        <w:t xml:space="preserve"> el comportamiento comparativo de la optimización según la elección de la estrategia de lote:</w:t>
       </w:r>
     </w:p>
     <w:tbl>
@@ -36178,7 +38564,23 @@
           <w:rFonts w:ascii="Calibri" w:hAnsi="Calibri"/>
           <w:color w:val="333333"/>
         </w:rPr>
-        <w:t>El compromiso fundamental (trade-off) de esta velocidad es que el SGD no se asienta exactamente en el punto mínimo exacto, sino que tiende a oscilar en sus proximidades. En la inmensa mayoría de los escenarios prácticos de aprendizaje profundo, esta solución casi mínima es plenamente suficiente para lograr un rendimiento óptimo de generalización.</w:t>
+        <w:t xml:space="preserve">El compromiso fundamental (trade-off) de esta velocidad es que el SGD no se asienta exactamente en el punto mínimo exacto, sino que tiende </w:t>
+      </w:r>
+      <w:proofErr w:type="gramStart"/>
+      <w:r>
+        <w:rPr>
+          <w:rFonts w:ascii="Calibri" w:hAnsi="Calibri"/>
+          <w:color w:val="333333"/>
+        </w:rPr>
+        <w:t>a</w:t>
+      </w:r>
+      <w:proofErr w:type="gramEnd"/>
+      <w:r>
+        <w:rPr>
+          <w:rFonts w:ascii="Calibri" w:hAnsi="Calibri"/>
+          <w:color w:val="333333"/>
+        </w:rPr>
+        <w:t xml:space="preserve"> oscilar en sus proximidades. En la inmensa mayoría de los escenarios prácticos de aprendizaje profundo, esta solución casi mínima es plenamente suficiente para lograr un rendimiento óptimo de generalización.</w:t>
       </w:r>
     </w:p>
     <w:p>
@@ -37863,7 +40265,15 @@
         <w:t xml:space="preserve">Crecimiento de la complejidad estructural: </w:t>
       </w:r>
       <w:r>
-        <w:t>A medida que las redes neuronales añaden múltiples capas ocultas, cientos de nodos y conexiones complejas, la expresión algebraica directa se vuelve intratable y propensa a errores.</w:t>
+        <w:t xml:space="preserve">A medida que las redes neuronales añaden múltiples capas ocultas, cientos de nodos y conexiones complejas, la expresión algebraica directa se vuelve intratable y propensa </w:t>
+      </w:r>
+      <w:proofErr w:type="gramStart"/>
+      <w:r>
+        <w:t>a</w:t>
+      </w:r>
+      <w:proofErr w:type="gramEnd"/>
+      <w:r>
+        <w:t xml:space="preserve"> errores.</w:t>
       </w:r>
     </w:p>
     <w:p>
@@ -38408,7 +40818,21 @@
         <w:rPr>
           <w:color w:val="262626"/>
         </w:rPr>
-        <w:t>En una red neuronal multicapa, cada neurona individual en las capas ocultas y de salida ejecuta operaciones análogas a las de un modelo de regresión logística. Por lo tanto, dominar la propagación de errores y el cálculo de gradientes en este modelo univariado y bivariado proporciona la intuición exacta necesaria para extender el formalismo a arquitecturas compuestas con múltiples capas ocultas y miles de parámetros.</w:t>
+        <w:t xml:space="preserve">En una red neuronal multicapa, cada neurona individual en las capas ocultas y de salida ejecuta operaciones análogas a las de un modelo de regresión logística. Por lo tanto, dominar la propagación de errores y el cálculo de gradientes en este modelo univariado y bivariado proporciona la intuición exacta necesaria para extender el formalismo </w:t>
+      </w:r>
+      <w:proofErr w:type="gramStart"/>
+      <w:r>
+        <w:rPr>
+          <w:color w:val="262626"/>
+        </w:rPr>
+        <w:t>a</w:t>
+      </w:r>
+      <w:proofErr w:type="gramEnd"/>
+      <w:r>
+        <w:rPr>
+          <w:color w:val="262626"/>
+        </w:rPr>
+        <w:t xml:space="preserve"> arquitecturas compuestas con múltiples capas ocultas y miles de parámetros.</w:t>
       </w:r>
     </w:p>
     <w:tbl>
@@ -38553,7 +40977,21 @@
         <w:rPr>
           <w:color w:val="262626"/>
         </w:rPr>
-        <w:t xml:space="preserve"> para producir el valor score no acotado o </w:t>
+        <w:t xml:space="preserve"> para producir el valor </w:t>
+      </w:r>
+      <w:proofErr w:type="gramStart"/>
+      <w:r>
+        <w:rPr>
+          <w:color w:val="262626"/>
+        </w:rPr>
+        <w:t>score</w:t>
+      </w:r>
+      <w:proofErr w:type="gramEnd"/>
+      <w:r>
+        <w:rPr>
+          <w:color w:val="262626"/>
+        </w:rPr>
+        <w:t xml:space="preserve"> no acotado o </w:t>
       </w:r>
       <w:r>
         <w:rPr>
@@ -38736,7 +41174,25 @@
           <w:color w:val="1F4E78"/>
           <w:sz w:val="24"/>
         </w:rPr>
-        <w:t>L_i = - y_i log(p_i) - (1 - y_i) log(1 - p_i)</w:t>
+        <w:t xml:space="preserve">L_i = - y_i log(p_i) - (1 - y_i) </w:t>
+      </w:r>
+      <w:proofErr w:type="gramStart"/>
+      <w:r>
+        <w:rPr>
+          <w:b/>
+          <w:color w:val="1F4E78"/>
+          <w:sz w:val="24"/>
+        </w:rPr>
+        <w:t>log(</w:t>
+      </w:r>
+      <w:proofErr w:type="gramEnd"/>
+      <w:r>
+        <w:rPr>
+          <w:b/>
+          <w:color w:val="1F4E78"/>
+          <w:sz w:val="24"/>
+        </w:rPr>
+        <w:t>1 - p_i)</w:t>
       </w:r>
     </w:p>
     <w:p>
@@ -38746,11 +41202,19 @@
         </w:rPr>
         <w:t xml:space="preserve">La pérdida global del conjunto de datos </w:t>
       </w:r>
-      <w:r>
-        <w:rPr>
-          <w:b/>
-        </w:rPr>
-        <w:t>L(β₀, β₁)</w:t>
+      <w:proofErr w:type="gramStart"/>
+      <w:r>
+        <w:rPr>
+          <w:b/>
+        </w:rPr>
+        <w:t>L(</w:t>
+      </w:r>
+      <w:proofErr w:type="gramEnd"/>
+      <w:r>
+        <w:rPr>
+          <w:b/>
+        </w:rPr>
+        <w:t>β₀, β₁)</w:t>
       </w:r>
       <w:r>
         <w:rPr>
@@ -38773,13 +41237,23 @@
         <w:spacing w:before="80"/>
         <w:jc w:val="center"/>
       </w:pPr>
+      <w:proofErr w:type="gramStart"/>
       <w:r>
         <w:rPr>
           <w:b/>
           <w:color w:val="1F4E78"/>
           <w:sz w:val="24"/>
         </w:rPr>
-        <w:t>L(β₀, β₁) = ∑ᵢ₌₁ᴺ L_i</w:t>
+        <w:t>L(</w:t>
+      </w:r>
+      <w:proofErr w:type="gramEnd"/>
+      <w:r>
+        <w:rPr>
+          <w:b/>
+          <w:color w:val="1F4E78"/>
+          <w:sz w:val="24"/>
+        </w:rPr>
+        <w:t>β₀, β₁) = ∑ᵢ₌₁ᴺ L_i</w:t>
       </w:r>
     </w:p>
     <w:p>
@@ -38823,7 +41297,21 @@
         <w:rPr>
           <w:color w:val="262626"/>
         </w:rPr>
-        <w:t xml:space="preserve"> tiende a infinito, obligando al algoritmo de optimización a corregir drásticamente los parámetros.</w:t>
+        <w:t xml:space="preserve"> tiende </w:t>
+      </w:r>
+      <w:proofErr w:type="gramStart"/>
+      <w:r>
+        <w:rPr>
+          <w:color w:val="262626"/>
+        </w:rPr>
+        <w:t>a</w:t>
+      </w:r>
+      <w:proofErr w:type="gramEnd"/>
+      <w:r>
+        <w:rPr>
+          <w:color w:val="262626"/>
+        </w:rPr>
+        <w:t xml:space="preserve"> infinito, obligando al algoritmo de optimización a corregir drásticamente los parámetros.</w:t>
       </w:r>
     </w:p>
     <w:p>
@@ -38920,7 +41408,21 @@
         <w:rPr>
           <w:b/>
         </w:rPr>
-        <w:t>L_i = -y_i log(p_i) - (1 - y_i) log(1 - p_i)</w:t>
+        <w:t xml:space="preserve">L_i = -y_i log(p_i) - (1 - y_i) </w:t>
+      </w:r>
+      <w:proofErr w:type="gramStart"/>
+      <w:r>
+        <w:rPr>
+          <w:b/>
+        </w:rPr>
+        <w:t>log(</w:t>
+      </w:r>
+      <w:proofErr w:type="gramEnd"/>
+      <w:r>
+        <w:rPr>
+          <w:b/>
+        </w:rPr>
+        <w:t>1 - p_i)</w:t>
       </w:r>
       <w:r>
         <w:rPr>
@@ -38996,7 +41498,25 @@
           <w:color w:val="1F4E78"/>
           <w:sz w:val="23"/>
         </w:rPr>
-        <w:t>∂p_i / ∂h_i = σ(h_i)(1 - σ(h_i)) = p_i (1 - p_i)</w:t>
+        <w:t>∂p_i / ∂h_i = σ(h_</w:t>
+      </w:r>
+      <w:proofErr w:type="gramStart"/>
+      <w:r>
+        <w:rPr>
+          <w:b/>
+          <w:color w:val="1F4E78"/>
+          <w:sz w:val="23"/>
+        </w:rPr>
+        <w:t>i)(</w:t>
+      </w:r>
+      <w:proofErr w:type="gramEnd"/>
+      <w:r>
+        <w:rPr>
+          <w:b/>
+          <w:color w:val="1F4E78"/>
+          <w:sz w:val="23"/>
+        </w:rPr>
+        <w:t>1 - σ(h_i)) = p_i (1 - p_i)</w:t>
       </w:r>
     </w:p>
     <w:p>
@@ -39010,7 +41530,21 @@
         <w:rPr>
           <w:b/>
         </w:rPr>
-        <w:t>p_i(1 - p_i)</w:t>
+        <w:t>p_</w:t>
+      </w:r>
+      <w:proofErr w:type="gramStart"/>
+      <w:r>
+        <w:rPr>
+          <w:b/>
+        </w:rPr>
+        <w:t>i(</w:t>
+      </w:r>
+      <w:proofErr w:type="gramEnd"/>
+      <w:r>
+        <w:rPr>
+          <w:b/>
+        </w:rPr>
+        <w:t>1 - p_i)</w:t>
       </w:r>
       <w:r>
         <w:rPr>
@@ -39030,7 +41564,43 @@
           <w:color w:val="1F4E78"/>
           <w:sz w:val="23"/>
         </w:rPr>
-        <w:t>∂L_i / ∂h_i = (∂L_i / ∂p_i) · (∂p_i / ∂h_i) = [ (p_i - y_i) / (p_i (1 - p_i)) ] · [ p_i (1 - p_i) ] = p_i - y_i</w:t>
+        <w:t>∂L_i / ∂h_i = (∂L_i / ∂p_i) · (∂p_i / ∂h_i) = [ (p_i - y_i) / (p_i (1 - p_i)</w:t>
+      </w:r>
+      <w:proofErr w:type="gramStart"/>
+      <w:r>
+        <w:rPr>
+          <w:b/>
+          <w:color w:val="1F4E78"/>
+          <w:sz w:val="23"/>
+        </w:rPr>
+        <w:t>) ]</w:t>
+      </w:r>
+      <w:proofErr w:type="gramEnd"/>
+      <w:r>
+        <w:rPr>
+          <w:b/>
+          <w:color w:val="1F4E78"/>
+          <w:sz w:val="23"/>
+        </w:rPr>
+        <w:t xml:space="preserve"> · [ p_i (1 - p_i</w:t>
+      </w:r>
+      <w:proofErr w:type="gramStart"/>
+      <w:r>
+        <w:rPr>
+          <w:b/>
+          <w:color w:val="1F4E78"/>
+          <w:sz w:val="23"/>
+        </w:rPr>
+        <w:t>) ]</w:t>
+      </w:r>
+      <w:proofErr w:type="gramEnd"/>
+      <w:r>
+        <w:rPr>
+          <w:b/>
+          <w:color w:val="1F4E78"/>
+          <w:sz w:val="23"/>
+        </w:rPr>
+        <w:t xml:space="preserve"> = p_i - y_i</w:t>
       </w:r>
     </w:p>
     <w:tbl>
@@ -39132,7 +41702,25 @@
           <w:color w:val="1F4E78"/>
           <w:sz w:val="23"/>
         </w:rPr>
-        <w:t>∂h_i / ∂β₀ = 1,      ∂h_i / ∂β₁ = X_i</w:t>
+        <w:t xml:space="preserve">∂h_i / ∂β₀ = </w:t>
+      </w:r>
+      <w:proofErr w:type="gramStart"/>
+      <w:r>
+        <w:rPr>
+          <w:b/>
+          <w:color w:val="1F4E78"/>
+          <w:sz w:val="23"/>
+        </w:rPr>
+        <w:t xml:space="preserve">1,   </w:t>
+      </w:r>
+      <w:proofErr w:type="gramEnd"/>
+      <w:r>
+        <w:rPr>
+          <w:b/>
+          <w:color w:val="1F4E78"/>
+          <w:sz w:val="23"/>
+        </w:rPr>
+        <w:t xml:space="preserve">   ∂h_i / ∂β₁ = X_i</w:t>
       </w:r>
     </w:p>
     <w:p>
@@ -39576,7 +42164,25 @@
                 <w:color w:val="262626"/>
                 <w:sz w:val="19"/>
               </w:rPr>
-              <w:t>∂p / ∂h = p(1 - p)</w:t>
+              <w:t xml:space="preserve">∂p / ∂h = </w:t>
+            </w:r>
+            <w:proofErr w:type="gramStart"/>
+            <w:r>
+              <w:rPr>
+                <w:rFonts w:ascii="Calibri" w:hAnsi="Calibri"/>
+                <w:color w:val="262626"/>
+                <w:sz w:val="19"/>
+              </w:rPr>
+              <w:t>p(</w:t>
+            </w:r>
+            <w:proofErr w:type="gramEnd"/>
+            <w:r>
+              <w:rPr>
+                <w:rFonts w:ascii="Calibri" w:hAnsi="Calibri"/>
+                <w:color w:val="262626"/>
+                <w:sz w:val="19"/>
+              </w:rPr>
+              <w:t>1 - p)</w:t>
             </w:r>
           </w:p>
         </w:tc>
@@ -39656,7 +42262,25 @@
                 <w:color w:val="262626"/>
                 <w:sz w:val="19"/>
               </w:rPr>
-              <w:t>L_i = -y log(p) - (1-y)log(1-p)</w:t>
+              <w:t>L_i = -y log(p) - (1-</w:t>
+            </w:r>
+            <w:proofErr w:type="gramStart"/>
+            <w:r>
+              <w:rPr>
+                <w:rFonts w:ascii="Calibri" w:hAnsi="Calibri"/>
+                <w:color w:val="262626"/>
+                <w:sz w:val="19"/>
+              </w:rPr>
+              <w:t>y)log</w:t>
+            </w:r>
+            <w:proofErr w:type="gramEnd"/>
+            <w:r>
+              <w:rPr>
+                <w:rFonts w:ascii="Calibri" w:hAnsi="Calibri"/>
+                <w:color w:val="262626"/>
+                <w:sz w:val="19"/>
+              </w:rPr>
+              <w:t>(1-p)</w:t>
             </w:r>
           </w:p>
         </w:tc>
@@ -39681,7 +42305,25 @@
                 <w:color w:val="262626"/>
                 <w:sz w:val="19"/>
               </w:rPr>
-              <w:t>∂L_i / ∂p = (p - y) / [p(1 - p)]</w:t>
+              <w:t>∂L_i / ∂p = (p - y) / [</w:t>
+            </w:r>
+            <w:proofErr w:type="gramStart"/>
+            <w:r>
+              <w:rPr>
+                <w:rFonts w:ascii="Calibri" w:hAnsi="Calibri"/>
+                <w:color w:val="262626"/>
+                <w:sz w:val="19"/>
+              </w:rPr>
+              <w:t>p(</w:t>
+            </w:r>
+            <w:proofErr w:type="gramEnd"/>
+            <w:r>
+              <w:rPr>
+                <w:rFonts w:ascii="Calibri" w:hAnsi="Calibri"/>
+                <w:color w:val="262626"/>
+                <w:sz w:val="19"/>
+              </w:rPr>
+              <w:t>1 - p)]</w:t>
             </w:r>
           </w:p>
         </w:tc>
@@ -39771,7 +42413,25 @@
                 <w:color w:val="262626"/>
                 <w:sz w:val="19"/>
               </w:rPr>
-              <w:t>∂L_i / ∂h = (∂L_i/∂p)·(∂p/∂h)</w:t>
+              <w:t>∂L_i / ∂h = (∂L_i/∂</w:t>
+            </w:r>
+            <w:proofErr w:type="gramStart"/>
+            <w:r>
+              <w:rPr>
+                <w:rFonts w:ascii="Calibri" w:hAnsi="Calibri"/>
+                <w:color w:val="262626"/>
+                <w:sz w:val="19"/>
+              </w:rPr>
+              <w:t>p)·</w:t>
+            </w:r>
+            <w:proofErr w:type="gramEnd"/>
+            <w:r>
+              <w:rPr>
+                <w:rFonts w:ascii="Calibri" w:hAnsi="Calibri"/>
+                <w:color w:val="262626"/>
+                <w:sz w:val="19"/>
+              </w:rPr>
+              <w:t>(∂p/∂h)</w:t>
             </w:r>
           </w:p>
         </w:tc>
@@ -39886,8 +42546,16 @@
         <w:rPr>
           <w:b/>
         </w:rPr>
-        <w:t>(W⁽ˡ⁾)ᵀ</w:t>
-      </w:r>
+        <w:t>(W⁽ˡ</w:t>
+      </w:r>
+      <w:proofErr w:type="gramStart"/>
+      <w:r>
+        <w:rPr>
+          <w:b/>
+        </w:rPr>
+        <w:t>⁾)ᵀ</w:t>
+      </w:r>
+      <w:proofErr w:type="gramEnd"/>
       <w:r>
         <w:rPr>
           <w:color w:val="262626"/>
@@ -39985,7 +42653,15 @@
         <w:t>pase hacia adelante (Forward Pass)</w:t>
       </w:r>
       <w:r>
-        <w:t>. Durante esta fase inicial, el modelo recibe una muestra de entrada $x$, procesa las transformaciones afines y no linealidades a través de sus capas, y produce una predicción $\hat{y}$. A continuación, se evalúa la discrepancia entre dicha predicción y el valor real u objetivo $y$ mediante una función de pérdida $L(\hat{y}, y)$.</w:t>
+        <w:t xml:space="preserve">. Durante esta fase inicial, el modelo recibe una muestra de entrada $x$, procesa las transformaciones afines y no linealidades a través de sus capas, y produce una predicción $\hat{y}$. A continuación, se evalúa la discrepancia entre dicha predicción y el valor real u objetivo $y$ mediante una función de pérdida $L(\hat{y}, </w:t>
+      </w:r>
+      <w:proofErr w:type="gramStart"/>
+      <w:r>
+        <w:t>y)$</w:t>
+      </w:r>
+      <w:proofErr w:type="gramEnd"/>
+      <w:r>
+        <w:t>.</w:t>
       </w:r>
     </w:p>
     <w:p>
@@ -40143,7 +42819,25 @@
           <w:color w:val="1B365D"/>
           <w:sz w:val="30"/>
         </w:rPr>
-        <w:t>3. Requisitos Fundamentales para un Motor General de Gradientes</w:t>
+        <w:t xml:space="preserve">3. Requisitos Fundamentales para </w:t>
+      </w:r>
+      <w:proofErr w:type="gramStart"/>
+      <w:r>
+        <w:rPr>
+          <w:rFonts w:ascii="Arial" w:hAnsi="Arial"/>
+          <w:color w:val="1B365D"/>
+          <w:sz w:val="30"/>
+        </w:rPr>
+        <w:t>un Motor</w:t>
+      </w:r>
+      <w:proofErr w:type="gramEnd"/>
+      <w:r>
+        <w:rPr>
+          <w:rFonts w:ascii="Arial" w:hAnsi="Arial"/>
+          <w:color w:val="1B365D"/>
+          <w:sz w:val="30"/>
+        </w:rPr>
+        <w:t xml:space="preserve"> General de Gradientes</w:t>
       </w:r>
     </w:p>
     <w:p>
@@ -40465,7 +43159,21 @@
         <w:rPr>
           <w:color w:val="282828"/>
         </w:rPr>
-        <w:t xml:space="preserve">La respuesta integral a estos tres requisitos es la </w:t>
+        <w:t xml:space="preserve">La respuesta integral </w:t>
+      </w:r>
+      <w:proofErr w:type="gramStart"/>
+      <w:r>
+        <w:rPr>
+          <w:color w:val="282828"/>
+        </w:rPr>
+        <w:t>a</w:t>
+      </w:r>
+      <w:proofErr w:type="gramEnd"/>
+      <w:r>
+        <w:rPr>
+          <w:color w:val="282828"/>
+        </w:rPr>
+        <w:t xml:space="preserve"> estos tres requisitos es la </w:t>
       </w:r>
       <w:r>
         <w:rPr>
@@ -40616,8 +43324,16 @@
         <w:rPr>
           <w:b/>
         </w:rPr>
-        <w:t>L_i = ½ (y_i - W · X_i)²</w:t>
-      </w:r>
+        <w:t>L_i = ½ (y_i - W · X_</w:t>
+      </w:r>
+      <w:proofErr w:type="gramStart"/>
+      <w:r>
+        <w:rPr>
+          <w:b/>
+        </w:rPr>
+        <w:t>i)²</w:t>
+      </w:r>
+      <w:proofErr w:type="gramEnd"/>
       <w:r>
         <w:t>. Para comprender el flujo interno de cálculo de gradientes, la expresión de pérdida se descompone en una secuencia de variables intermedias locales.</w:t>
       </w:r>
@@ -41039,7 +43755,21 @@
               <w:rPr>
                 <w:sz w:val="19"/>
               </w:rPr>
-              <w:t>(-8)² = 64</w:t>
+              <w:t>(-</w:t>
+            </w:r>
+            <w:proofErr w:type="gramStart"/>
+            <w:r>
+              <w:rPr>
+                <w:sz w:val="19"/>
+              </w:rPr>
+              <w:t>8)²</w:t>
+            </w:r>
+            <w:proofErr w:type="gramEnd"/>
+            <w:r>
+              <w:rPr>
+                <w:sz w:val="19"/>
+              </w:rPr>
+              <w:t xml:space="preserve"> = 64</w:t>
             </w:r>
           </w:p>
         </w:tc>
@@ -41277,7 +44007,15 @@
     </w:p>
     <w:p>
       <w:r>
-        <w:t>Aunque la regla de la cadena permite concatenar derivadas, requiere conocer de antemano la regla de derivación exacta de cada operación. En modelos con múltiples capas y arquitecturas dinámicas, implementar manualmente estas ecuaciones analíticas es altamente propenso a errores e inflexible: cualquier cambio en la estructura o en las funciones de activación inutiliza el código de gradientes previamente escrito.</w:t>
+        <w:t xml:space="preserve">Aunque la regla de la cadena permite concatenar derivadas, requiere conocer de antemano la regla de derivación exacta de cada operación. En modelos con múltiples capas y arquitecturas dinámicas, implementar manualmente estas ecuaciones analíticas es altamente propenso </w:t>
+      </w:r>
+      <w:proofErr w:type="gramStart"/>
+      <w:r>
+        <w:t>a</w:t>
+      </w:r>
+      <w:proofErr w:type="gramEnd"/>
+      <w:r>
+        <w:t xml:space="preserve"> errores e inflexible: cualquier cambio en la estructura o en las funciones de activación inutiliza el código de gradientes previamente escrito.</w:t>
       </w:r>
     </w:p>
     <w:p>
@@ -41853,7 +44591,23 @@
           <w:color w:val="1F4E78"/>
         </w:rPr>
         <w:lastRenderedPageBreak/>
-        <w:t xml:space="preserve">• Paso 2: Compilación del Grafo (model.compile): </w:t>
+        <w:t>• Paso 2: Compilación del Grafo (</w:t>
+      </w:r>
+      <w:proofErr w:type="gramStart"/>
+      <w:r>
+        <w:rPr>
+          <w:b/>
+          <w:color w:val="1F4E78"/>
+        </w:rPr>
+        <w:t>model.compile</w:t>
+      </w:r>
+      <w:proofErr w:type="gramEnd"/>
+      <w:r>
+        <w:rPr>
+          <w:b/>
+          <w:color w:val="1F4E78"/>
+        </w:rPr>
+        <w:t xml:space="preserve">): </w:t>
       </w:r>
       <w:r>
         <w:t>Se construye internamente el grafo computacional. Durante esta fase, el marco de trabajo asigna a cada nodo las funciones ejecutables de salida (forward) y los operadores de gradiente local (backward).</w:t>
@@ -41885,7 +44639,23 @@
           <w:b/>
           <w:color w:val="1F4E78"/>
         </w:rPr>
-        <w:t xml:space="preserve">• Paso 4: Evaluación e Inferencia (model.predict): </w:t>
+        <w:t>• Paso 4: Evaluación e Inferencia (</w:t>
+      </w:r>
+      <w:proofErr w:type="gramStart"/>
+      <w:r>
+        <w:rPr>
+          <w:b/>
+          <w:color w:val="1F4E78"/>
+        </w:rPr>
+        <w:t>model.predict</w:t>
+      </w:r>
+      <w:proofErr w:type="gramEnd"/>
+      <w:r>
+        <w:rPr>
+          <w:b/>
+          <w:color w:val="1F4E78"/>
+        </w:rPr>
+        <w:t xml:space="preserve">): </w:t>
       </w:r>
       <w:r>
         <w:t>Una vez estabilizados los parámetros, se evalúa el modelo sobre datos no vistos para validar su capacidad de generalización y generar predicciones finales.</w:t>
@@ -42016,7 +44786,23 @@
                 <w:b/>
                 <w:color w:val="2B6CB0"/>
               </w:rPr>
-              <w:t xml:space="preserve">2. Compilación del modelo (e.g., model.compile()): </w:t>
+              <w:t xml:space="preserve">2. Compilación del modelo (e.g., </w:t>
+            </w:r>
+            <w:proofErr w:type="gramStart"/>
+            <w:r>
+              <w:rPr>
+                <w:b/>
+                <w:color w:val="2B6CB0"/>
+              </w:rPr>
+              <w:t>model.compile</w:t>
+            </w:r>
+            <w:proofErr w:type="gramEnd"/>
+            <w:r>
+              <w:rPr>
+                <w:b/>
+                <w:color w:val="2B6CB0"/>
+              </w:rPr>
+              <w:t xml:space="preserve">()): </w:t>
             </w:r>
             <w:r>
               <w:t>Construcción interna del grafo computacional conectando nodos directos y de gradiente.</w:t>
@@ -42032,7 +44818,23 @@
                 <w:b/>
                 <w:color w:val="2B6CB0"/>
               </w:rPr>
-              <w:t xml:space="preserve">3. Entrenamiento (e.g., model.fit()): </w:t>
+              <w:t xml:space="preserve">3. Entrenamiento (e.g., </w:t>
+            </w:r>
+            <w:proofErr w:type="gramStart"/>
+            <w:r>
+              <w:rPr>
+                <w:b/>
+                <w:color w:val="2B6CB0"/>
+              </w:rPr>
+              <w:t>model.fit(</w:t>
+            </w:r>
+            <w:proofErr w:type="gramEnd"/>
+            <w:r>
+              <w:rPr>
+                <w:b/>
+                <w:color w:val="2B6CB0"/>
+              </w:rPr>
+              <w:t xml:space="preserve">)): </w:t>
             </w:r>
             <w:r>
               <w:t>Bucle de optimización ejecutando pasadas directas, cálculo de pérdida, retropropagación y actualización de pesos.</w:t>
@@ -42048,7 +44850,23 @@
                 <w:b/>
                 <w:color w:val="2B6CB0"/>
               </w:rPr>
-              <w:t xml:space="preserve">4. Generación de predicciones (e.g., model.predict()): </w:t>
+              <w:t xml:space="preserve">4. Generación de predicciones (e.g., </w:t>
+            </w:r>
+            <w:proofErr w:type="gramStart"/>
+            <w:r>
+              <w:rPr>
+                <w:b/>
+                <w:color w:val="2B6CB0"/>
+              </w:rPr>
+              <w:t>model.predict</w:t>
+            </w:r>
+            <w:proofErr w:type="gramEnd"/>
+            <w:r>
+              <w:rPr>
+                <w:b/>
+                <w:color w:val="2B6CB0"/>
+              </w:rPr>
+              <w:t xml:space="preserve">()): </w:t>
             </w:r>
             <w:r>
               <w:t>Evaluación del modelo ya entrenado sobre nuevos datos de entrada para inferencia.</w:t>
@@ -42078,19 +44896,36 @@
         <w:spacing w:before="240" w:after="80"/>
       </w:pPr>
       <w:r>
-        <w:t>Etapa 2: Compilación y Construcción del Grafo Computacional (model.compile())</w:t>
+        <w:t>Etapa 2: Compilación y Construcción del Grafo Computacional (</w:t>
+      </w:r>
+      <w:proofErr w:type="gramStart"/>
+      <w:r>
+        <w:t>model.compile</w:t>
+      </w:r>
+      <w:proofErr w:type="gramEnd"/>
+      <w:r>
+        <w:t>())</w:t>
       </w:r>
     </w:p>
     <w:p>
       <w:r>
         <w:t xml:space="preserve">Al invocar el método </w:t>
       </w:r>
+      <w:proofErr w:type="gramStart"/>
       <w:r>
         <w:rPr>
           <w:b/>
           <w:color w:val="1A365D"/>
         </w:rPr>
-        <w:t>model.compile()</w:t>
+        <w:t>model.compile</w:t>
+      </w:r>
+      <w:proofErr w:type="gramEnd"/>
+      <w:r>
+        <w:rPr>
+          <w:b/>
+          <w:color w:val="1A365D"/>
+        </w:rPr>
+        <w:t>()</w:t>
       </w:r>
       <w:r>
         <w:t xml:space="preserve">, el entorno de ejecución traduce la arquitectura definida en una representación ejecutable conocida como </w:t>
@@ -42147,19 +44982,36 @@
         <w:spacing w:before="240" w:after="80"/>
       </w:pPr>
       <w:r>
-        <w:t>Etapa 3: Entrenamiento e Iteración de Parámetros (model.fit())</w:t>
+        <w:t>Etapa 3: Entrenamiento e Iteración de Parámetros (</w:t>
+      </w:r>
+      <w:proofErr w:type="gramStart"/>
+      <w:r>
+        <w:t>model.fit(</w:t>
+      </w:r>
+      <w:proofErr w:type="gramEnd"/>
+      <w:r>
+        <w:t>))</w:t>
       </w:r>
     </w:p>
     <w:p>
       <w:r>
         <w:t xml:space="preserve">La ejecución de </w:t>
       </w:r>
+      <w:proofErr w:type="gramStart"/>
       <w:r>
         <w:rPr>
           <w:b/>
           <w:color w:val="1A365D"/>
         </w:rPr>
-        <w:t>model.fit()</w:t>
+        <w:t>model.fit(</w:t>
+      </w:r>
+      <w:proofErr w:type="gramEnd"/>
+      <w:r>
+        <w:rPr>
+          <w:b/>
+          <w:color w:val="1A365D"/>
+        </w:rPr>
+        <w:t>)</w:t>
       </w:r>
       <w:r>
         <w:t xml:space="preserve"> inicia el bucle principal de optimización iterativa sobre el conjunto de datos de entrenamiento. En cada iteración o lote, el marco de trabajo lleva a cabo una secuencia de cuatro pasos internos:</w:t>
@@ -42235,19 +45087,36 @@
         <w:spacing w:before="240" w:after="80"/>
       </w:pPr>
       <w:r>
-        <w:t>Etapa 4: Inferencia y Predicción sobre Nuevos Datos (model.predict())</w:t>
+        <w:t>Etapa 4: Inferencia y Predicción sobre Nuevos Datos (</w:t>
+      </w:r>
+      <w:proofErr w:type="gramStart"/>
+      <w:r>
+        <w:t>model.predict</w:t>
+      </w:r>
+      <w:proofErr w:type="gramEnd"/>
+      <w:r>
+        <w:t>())</w:t>
       </w:r>
     </w:p>
     <w:p>
       <w:r>
         <w:t xml:space="preserve">Una vez alcanzada la convergencia, el método </w:t>
       </w:r>
+      <w:proofErr w:type="gramStart"/>
       <w:r>
         <w:rPr>
           <w:b/>
           <w:color w:val="1A365D"/>
         </w:rPr>
-        <w:t>model.predict()</w:t>
+        <w:t>model.predict</w:t>
+      </w:r>
+      <w:proofErr w:type="gramEnd"/>
+      <w:r>
+        <w:rPr>
+          <w:b/>
+          <w:color w:val="1A365D"/>
+        </w:rPr>
+        <w:t>()</w:t>
       </w:r>
       <w:r>
         <w:t xml:space="preserve"> permite evaluar el rendimiento del modelo sobre instancias no vistas o datos de prueba. En esta fase, la red opera exclusivamente en modo de inferencia: ejecuta únicamente la propagación hacia adelante (Forward Pass) para calcular el resultado final, omitiendo la construcción de derivadas locales y la retropropagación de gradientes, lo que garantiza una ejecución eficiente y ligera en memoria.</w:t>
@@ -42538,6 +45407,7 @@
             <w:pPr>
               <w:spacing w:after="40"/>
             </w:pPr>
+            <w:proofErr w:type="gramStart"/>
             <w:r>
               <w:rPr>
                 <w:rFonts w:ascii="Calibri" w:hAnsi="Calibri"/>
@@ -42545,7 +45415,17 @@
                 <w:color w:val="2B6CB0"/>
                 <w:sz w:val="19"/>
               </w:rPr>
-              <w:t>model.compile()</w:t>
+              <w:t>model.compile</w:t>
+            </w:r>
+            <w:proofErr w:type="gramEnd"/>
+            <w:r>
+              <w:rPr>
+                <w:rFonts w:ascii="Calibri" w:hAnsi="Calibri"/>
+                <w:b/>
+                <w:color w:val="2B6CB0"/>
+                <w:sz w:val="19"/>
+              </w:rPr>
+              <w:t>()</w:t>
             </w:r>
           </w:p>
         </w:tc>
@@ -42643,6 +45523,7 @@
             <w:pPr>
               <w:spacing w:after="40"/>
             </w:pPr>
+            <w:proofErr w:type="gramStart"/>
             <w:r>
               <w:rPr>
                 <w:rFonts w:ascii="Calibri" w:hAnsi="Calibri"/>
@@ -42650,7 +45531,17 @@
                 <w:color w:val="2B6CB0"/>
                 <w:sz w:val="19"/>
               </w:rPr>
-              <w:t>model.fit()</w:t>
+              <w:t>model.fit(</w:t>
+            </w:r>
+            <w:proofErr w:type="gramEnd"/>
+            <w:r>
+              <w:rPr>
+                <w:rFonts w:ascii="Calibri" w:hAnsi="Calibri"/>
+                <w:b/>
+                <w:color w:val="2B6CB0"/>
+                <w:sz w:val="19"/>
+              </w:rPr>
+              <w:t>)</w:t>
             </w:r>
           </w:p>
         </w:tc>
@@ -42757,6 +45648,7 @@
             <w:pPr>
               <w:spacing w:after="40"/>
             </w:pPr>
+            <w:proofErr w:type="gramStart"/>
             <w:r>
               <w:rPr>
                 <w:rFonts w:ascii="Calibri" w:hAnsi="Calibri"/>
@@ -42764,7 +45656,17 @@
                 <w:color w:val="2B6CB0"/>
                 <w:sz w:val="19"/>
               </w:rPr>
-              <w:t>model.predict()</w:t>
+              <w:t>model.predict</w:t>
+            </w:r>
+            <w:proofErr w:type="gramEnd"/>
+            <w:r>
+              <w:rPr>
+                <w:rFonts w:ascii="Calibri" w:hAnsi="Calibri"/>
+                <w:b/>
+                <w:color w:val="2B6CB0"/>
+                <w:sz w:val="19"/>
+              </w:rPr>
+              <w:t>()</w:t>
             </w:r>
           </w:p>
         </w:tc>
@@ -42820,14 +45722,3046 @@
     </w:tbl>
     <w:p/>
     <w:p>
-      <w:r>
+      <w:pPr>
         <w:rPr>
           <w:i/>
           <w:color w:val="718096"/>
         </w:rPr>
+      </w:pPr>
+      <w:r>
+        <w:rPr>
+          <w:i/>
+          <w:color w:val="718096"/>
+        </w:rPr>
         <w:t>Nota Teórica: En las secciones subsiguientes del curso, este flujo de trabajo servirá como marco de referencia para examinar minuciosamente las operaciones que ocurren "bajo el capó" (under the hood) durante el proceso de entrenamiento, específicamente el funcionamiento detallado de los grafos computacionales y los algoritmos de diferenciación automática.</w:t>
       </w:r>
     </w:p>
+    <w:p>
+      <w:pPr>
+        <w:rPr>
+          <w:i/>
+          <w:color w:val="718096"/>
+        </w:rPr>
+      </w:pPr>
+    </w:p>
+    <w:p>
+      <w:pPr>
+        <w:rPr>
+          <w:i/>
+          <w:color w:val="718096"/>
+        </w:rPr>
+      </w:pPr>
+    </w:p>
+    <w:p>
+      <w:pPr>
+        <w:rPr>
+          <w:i/>
+          <w:color w:val="718096"/>
+        </w:rPr>
+      </w:pPr>
+    </w:p>
+    <w:p>
+      <w:pPr>
+        <w:rPr>
+          <w:i/>
+          <w:color w:val="718096"/>
+        </w:rPr>
+      </w:pPr>
+    </w:p>
+    <w:p>
+      <w:pPr>
+        <w:rPr>
+          <w:i/>
+          <w:color w:val="718096"/>
+        </w:rPr>
+      </w:pPr>
+    </w:p>
+    <w:p>
+      <w:pPr>
+        <w:rPr>
+          <w:i/>
+          <w:color w:val="718096"/>
+        </w:rPr>
+      </w:pPr>
+    </w:p>
+    <w:p>
+      <w:pPr>
+        <w:rPr>
+          <w:i/>
+          <w:color w:val="718096"/>
+        </w:rPr>
+      </w:pPr>
+    </w:p>
+    <w:p>
+      <w:pPr>
+        <w:rPr>
+          <w:i/>
+          <w:color w:val="718096"/>
+        </w:rPr>
+      </w:pPr>
+    </w:p>
+    <w:p>
+      <w:pPr>
+        <w:rPr>
+          <w:i/>
+          <w:color w:val="718096"/>
+        </w:rPr>
+      </w:pPr>
+    </w:p>
+    <w:p>
+      <w:pPr>
+        <w:rPr>
+          <w:i/>
+          <w:color w:val="718096"/>
+        </w:rPr>
+      </w:pPr>
+    </w:p>
+    <w:p>
+      <w:pPr>
+        <w:rPr>
+          <w:i/>
+          <w:color w:val="718096"/>
+        </w:rPr>
+      </w:pPr>
+    </w:p>
+    <w:p>
+      <w:pPr>
+        <w:rPr>
+          <w:i/>
+          <w:color w:val="718096"/>
+        </w:rPr>
+      </w:pPr>
+    </w:p>
+    <w:p>
+      <w:pPr>
+        <w:rPr>
+          <w:i/>
+          <w:color w:val="718096"/>
+        </w:rPr>
+      </w:pPr>
+    </w:p>
+    <w:p>
+      <w:pPr>
+        <w:rPr>
+          <w:i/>
+          <w:color w:val="718096"/>
+        </w:rPr>
+      </w:pPr>
+    </w:p>
+    <w:p>
+      <w:pPr>
+        <w:rPr>
+          <w:i/>
+          <w:color w:val="718096"/>
+        </w:rPr>
+      </w:pPr>
+    </w:p>
+    <w:p>
+      <w:pPr>
+        <w:rPr>
+          <w:i/>
+          <w:color w:val="718096"/>
+        </w:rPr>
+      </w:pPr>
+    </w:p>
+    <w:p>
+      <w:pPr>
+        <w:rPr>
+          <w:i/>
+          <w:color w:val="718096"/>
+        </w:rPr>
+      </w:pPr>
+    </w:p>
+    <w:p>
+      <w:pPr>
+        <w:rPr>
+          <w:i/>
+          <w:color w:val="718096"/>
+        </w:rPr>
+      </w:pPr>
+    </w:p>
+    <w:p>
+      <w:pPr>
+        <w:rPr>
+          <w:i/>
+          <w:color w:val="718096"/>
+        </w:rPr>
+      </w:pPr>
+    </w:p>
+    <w:p>
+      <w:pPr>
+        <w:spacing w:after="80"/>
+      </w:pPr>
+      <w:r>
+        <w:rPr>
+          <w:rFonts w:ascii="Calibri" w:hAnsi="Calibri"/>
+          <w:b/>
+          <w:color w:val="1F3864"/>
+          <w:sz w:val="48"/>
+        </w:rPr>
+        <w:lastRenderedPageBreak/>
+        <w:t>Grafos Computacionales y Diferenciación Automática</w:t>
+      </w:r>
+    </w:p>
+    <w:p>
+      <w:pPr>
+        <w:spacing w:after="360"/>
+      </w:pPr>
+      <w:r>
+        <w:rPr>
+          <w:rFonts w:ascii="Calibri" w:hAnsi="Calibri"/>
+          <w:i/>
+          <w:color w:val="595959"/>
+          <w:sz w:val="26"/>
+        </w:rPr>
+        <w:t>Apuntes de Lección: Mecanismos Internos de Optimización y Retropropagación en Redes Neuronales</w:t>
+      </w:r>
+    </w:p>
+    <w:p>
+      <w:pPr>
+        <w:pBdr>
+          <w:bottom w:val="single" w:sz="12" w:space="1" w:color="1F3864"/>
+        </w:pBdr>
+        <w:spacing w:after="280"/>
+      </w:pPr>
+    </w:p>
+    <w:p>
+      <w:pPr>
+        <w:pStyle w:val="Ttulo1"/>
+        <w:spacing w:before="280" w:after="120"/>
+      </w:pPr>
+      <w:r>
+        <w:rPr>
+          <w:rFonts w:ascii="Calibri" w:hAnsi="Calibri"/>
+          <w:color w:val="1F3864"/>
+          <w:sz w:val="32"/>
+        </w:rPr>
+        <w:t>1. Arquitectura y Funcionamiento de los Grafos Computacionales</w:t>
+      </w:r>
+    </w:p>
+    <w:p>
+      <w:pPr>
+        <w:spacing w:after="120"/>
+      </w:pPr>
+      <w:r>
+        <w:rPr>
+          <w:color w:val="262626"/>
+        </w:rPr>
+        <w:t xml:space="preserve">Un </w:t>
+      </w:r>
+      <w:r>
+        <w:rPr>
+          <w:b/>
+        </w:rPr>
+        <w:t>grafo computacional</w:t>
+      </w:r>
+      <w:r>
+        <w:t xml:space="preserve"> representa de manera explícita la secuencia de operaciones matemáticas que ocurren detrás de escenas cuando un modelo calcula una predicción y evalúa su función de pérdida. En el contexto del aprendizaje profundo, cada operación matemática se formaliza como un nodo dentro de una red dirigida, permitiendo rastrear el flujo exacto de datos y gradientes.</w:t>
+      </w:r>
+    </w:p>
+    <w:p>
+      <w:pPr>
+        <w:pStyle w:val="Ttulo2"/>
+        <w:spacing w:before="240" w:after="80"/>
+      </w:pPr>
+      <w:r>
+        <w:rPr>
+          <w:rFonts w:ascii="Calibri" w:hAnsi="Calibri"/>
+          <w:color w:val="2E75B6"/>
+        </w:rPr>
+        <w:t>Doble Responsabilidad por Nodo: Pasada Hacia Adelante y Regla Hacia Atrás</w:t>
+      </w:r>
+    </w:p>
+    <w:p>
+      <w:pPr>
+        <w:spacing w:after="120"/>
+      </w:pPr>
+      <w:r>
+        <w:rPr>
+          <w:rFonts w:ascii="Calibri" w:hAnsi="Calibri"/>
+          <w:color w:val="262626"/>
+        </w:rPr>
+        <w:t>Para garantizar una optimización eficiente y flexible, cada nodo individual del grafo computacional almacena y ejecuta dos funciones fundamentales:</w:t>
+      </w:r>
+    </w:p>
+    <w:p>
+      <w:pPr>
+        <w:pStyle w:val="Listaconvietas"/>
+        <w:spacing w:after="80"/>
+      </w:pPr>
+      <w:r>
+        <w:rPr>
+          <w:rFonts w:ascii="Calibri" w:hAnsi="Calibri"/>
+          <w:b/>
+          <w:color w:val="1F3864"/>
+        </w:rPr>
+        <w:t xml:space="preserve">Cálculo Hacia Adelante (Forward Computation): </w:t>
+      </w:r>
+      <w:r>
+        <w:rPr>
+          <w:rFonts w:ascii="Calibri" w:hAnsi="Calibri"/>
+          <w:color w:val="262626"/>
+        </w:rPr>
+        <w:t>Determina la salida numérica del nodo a partir de sus valores de entrada actuales (evaluación de la función operativa).</w:t>
+      </w:r>
+    </w:p>
+    <w:p>
+      <w:pPr>
+        <w:pStyle w:val="Listaconvietas"/>
+        <w:spacing w:after="80"/>
+      </w:pPr>
+      <w:r>
+        <w:rPr>
+          <w:rFonts w:ascii="Calibri" w:hAnsi="Calibri"/>
+          <w:b/>
+          <w:color w:val="1F3864"/>
+        </w:rPr>
+        <w:t xml:space="preserve">Regla de Retropropagación (Backward Rule): </w:t>
+      </w:r>
+      <w:r>
+        <w:rPr>
+          <w:rFonts w:ascii="Calibri" w:hAnsi="Calibri"/>
+          <w:color w:val="262626"/>
+        </w:rPr>
+        <w:t>Almacena la regla de derivación local necesaria para propagar el gradiente del error hacia atrás durante la fase de optimización.</w:t>
+      </w:r>
+    </w:p>
+    <w:tbl>
+      <w:tblPr>
+        <w:tblW w:w="0" w:type="auto"/>
+        <w:jc w:val="center"/>
+        <w:tblLayout w:type="fixed"/>
+        <w:tblLook w:val="04A0" w:firstRow="1" w:lastRow="0" w:firstColumn="1" w:lastColumn="0" w:noHBand="0" w:noVBand="1"/>
+      </w:tblPr>
+      <w:tblGrid>
+        <w:gridCol w:w="9360"/>
+      </w:tblGrid>
+      <w:tr>
+        <w:trPr>
+          <w:jc w:val="center"/>
+        </w:trPr>
+        <w:tc>
+          <w:tcPr>
+            <w:tcW w:w="9360" w:type="dxa"/>
+            <w:tcBorders>
+              <w:left w:val="single" w:sz="24" w:space="0" w:color="1F3864"/>
+            </w:tcBorders>
+            <w:shd w:val="clear" w:color="auto" w:fill="F2F4F7"/>
+            <w:tcMar>
+              <w:top w:w="140" w:type="dxa"/>
+              <w:left w:w="200" w:type="dxa"/>
+              <w:bottom w:w="140" w:type="dxa"/>
+              <w:right w:w="200" w:type="dxa"/>
+            </w:tcMar>
+          </w:tcPr>
+          <w:p>
+            <w:pPr>
+              <w:spacing w:after="80"/>
+            </w:pPr>
+            <w:r>
+              <w:rPr>
+                <w:rFonts w:ascii="Calibri" w:hAnsi="Calibri"/>
+                <w:b/>
+                <w:color w:val="1F3864"/>
+              </w:rPr>
+              <w:t>Concepto Clave — La Estructura Dual del Nodo Computacional</w:t>
+            </w:r>
+          </w:p>
+          <w:p>
+            <w:pPr>
+              <w:spacing w:after="0"/>
+            </w:pPr>
+            <w:r>
+              <w:rPr>
+                <w:rFonts w:ascii="Calibri" w:hAnsi="Calibri"/>
+                <w:color w:val="333333"/>
+                <w:sz w:val="21"/>
+              </w:rPr>
+              <w:t>Cada nodo del grafo no es solo una función matemática de evaluación directa; es una unidad autosuficiente que empaqueta tanto la operación hacia adelante como su regla de derivada local hacia atrás. Esta dualidad permite que la retropropagación escale eficientemente a cualquier arquitectura sin necesidad de derivar expresiones globales de forma manual.</w:t>
+            </w:r>
+          </w:p>
+        </w:tc>
+      </w:tr>
+    </w:tbl>
+    <w:p>
+      <w:pPr>
+        <w:pStyle w:val="Ttulo1"/>
+        <w:spacing w:before="280" w:after="120"/>
+      </w:pPr>
+      <w:r>
+        <w:rPr>
+          <w:rFonts w:ascii="Calibri" w:hAnsi="Calibri"/>
+          <w:color w:val="1F3864"/>
+          <w:sz w:val="32"/>
+        </w:rPr>
+        <w:t>2. Construcción Paso a Paso del Grafo para el Error Cuadrático Medio (MSE)</w:t>
+      </w:r>
+    </w:p>
+    <w:p>
+      <w:pPr>
+        <w:spacing w:after="120"/>
+      </w:pPr>
+      <w:r>
+        <w:rPr>
+          <w:rFonts w:ascii="Calibri" w:hAnsi="Calibri"/>
+          <w:color w:val="262626"/>
+        </w:rPr>
+        <w:t>Para comprender cómo interactúan estas reglas locales, se analiza la descomposición secuencial de un modelo de regresión lineal evaluado mediante el Error Cuadrático Medio (MSE) para un único ejemplo de entrenamiento.</w:t>
+      </w:r>
+    </w:p>
+    <w:p>
+      <w:pPr>
+        <w:pStyle w:val="Ttulo2"/>
+        <w:spacing w:before="240" w:after="80"/>
+      </w:pPr>
+      <w:r>
+        <w:rPr>
+          <w:rFonts w:ascii="Calibri" w:hAnsi="Calibri"/>
+          <w:color w:val="2E75B6"/>
+        </w:rPr>
+        <w:lastRenderedPageBreak/>
+        <w:t>Descomposición Operacional y Derivadas Locales</w:t>
+      </w:r>
+    </w:p>
+    <w:p>
+      <w:pPr>
+        <w:pStyle w:val="Listaconvietas"/>
+        <w:spacing w:after="80"/>
+      </w:pPr>
+      <w:r>
+        <w:rPr>
+          <w:rFonts w:ascii="Calibri" w:hAnsi="Calibri"/>
+          <w:b/>
+          <w:color w:val="1F3864"/>
+        </w:rPr>
+        <w:t xml:space="preserve">Paso 1 — Producto Punto (Bloque Afín): </w:t>
+      </w:r>
+      <w:r>
+        <w:rPr>
+          <w:rFonts w:ascii="Calibri" w:hAnsi="Calibri"/>
+          <w:color w:val="262626"/>
+        </w:rPr>
+        <w:t xml:space="preserve">Se calcula el producto punto entre la matriz/vector de pesos W y el vector de entrada X, definido como el nodo ξ₁ = WᵀX. La derivada local de esta operación con respecto a </w:t>
+      </w:r>
+      <w:proofErr w:type="gramStart"/>
+      <w:r>
+        <w:rPr>
+          <w:rFonts w:ascii="Calibri" w:hAnsi="Calibri"/>
+          <w:color w:val="262626"/>
+        </w:rPr>
+        <w:t>los pesos</w:t>
+      </w:r>
+      <w:proofErr w:type="gramEnd"/>
+      <w:r>
+        <w:rPr>
+          <w:rFonts w:ascii="Calibri" w:hAnsi="Calibri"/>
+          <w:color w:val="262626"/>
+        </w:rPr>
+        <w:t xml:space="preserve"> es exactamente la señal de entrada: ∂ξ₁ / ∂W = X.</w:t>
+      </w:r>
+    </w:p>
+    <w:p>
+      <w:pPr>
+        <w:pStyle w:val="Listaconvietas"/>
+        <w:spacing w:after="80"/>
+      </w:pPr>
+      <w:r>
+        <w:rPr>
+          <w:rFonts w:ascii="Calibri" w:hAnsi="Calibri"/>
+          <w:b/>
+          <w:color w:val="1F3864"/>
+        </w:rPr>
+        <w:t xml:space="preserve">Paso 2 — Cálculo del Error (Sustracción): </w:t>
+      </w:r>
+      <w:r>
+        <w:rPr>
+          <w:rFonts w:ascii="Calibri" w:hAnsi="Calibri"/>
+          <w:color w:val="262626"/>
+        </w:rPr>
+        <w:t>Se resta la predicción generada de la etiqueta real yᵢ, definiendo el nodo de error ξ₂ = yᵢ - ξ₁ = yᵢ - WᵀX. Al ser yᵢ una constante respecto a los parámetros, la derivada local respecto a ξ₁ es: ∂ξ₂ / ∂ξ₁ = -1.</w:t>
+      </w:r>
+    </w:p>
+    <w:p>
+      <w:pPr>
+        <w:pStyle w:val="Listaconvietas"/>
+        <w:spacing w:after="80"/>
+      </w:pPr>
+      <w:r>
+        <w:rPr>
+          <w:rFonts w:ascii="Calibri" w:hAnsi="Calibri"/>
+          <w:b/>
+          <w:color w:val="1F3864"/>
+        </w:rPr>
+        <w:t xml:space="preserve">Paso 3 — Cuadrado del Error: </w:t>
+      </w:r>
+      <w:r>
+        <w:rPr>
+          <w:rFonts w:ascii="Calibri" w:hAnsi="Calibri"/>
+          <w:color w:val="262626"/>
+        </w:rPr>
+        <w:t xml:space="preserve">Se eleva el error al cuadrado para penalizar desviaciones, definiendo ξ₃ = ξ₂² = (yᵢ - </w:t>
+      </w:r>
+      <w:proofErr w:type="gramStart"/>
+      <w:r>
+        <w:rPr>
+          <w:rFonts w:ascii="Calibri" w:hAnsi="Calibri"/>
+          <w:color w:val="262626"/>
+        </w:rPr>
+        <w:t>WᵀX)²</w:t>
+      </w:r>
+      <w:proofErr w:type="gramEnd"/>
+      <w:r>
+        <w:rPr>
+          <w:rFonts w:ascii="Calibri" w:hAnsi="Calibri"/>
+          <w:color w:val="262626"/>
+        </w:rPr>
+        <w:t>. La derivada local correspondiente es: ∂ξ₃ / ∂ξ₂ = 2ξ₂ = 2(yᵢ - WᵀX).</w:t>
+      </w:r>
+    </w:p>
+    <w:p>
+      <w:pPr>
+        <w:pStyle w:val="Listaconvietas"/>
+        <w:spacing w:after="80"/>
+      </w:pPr>
+      <w:r>
+        <w:rPr>
+          <w:rFonts w:ascii="Calibri" w:hAnsi="Calibri"/>
+          <w:b/>
+          <w:color w:val="1F3864"/>
+        </w:rPr>
+        <w:t xml:space="preserve">Paso 4 — Escalado de la Pérdida Final: </w:t>
+      </w:r>
+      <w:r>
+        <w:rPr>
+          <w:rFonts w:ascii="Calibri" w:hAnsi="Calibri"/>
+          <w:color w:val="262626"/>
+        </w:rPr>
+        <w:t xml:space="preserve">Se multiplica el término cuadrático por ½ para obtener la pérdida individual Lᵢ = ½ ξ₃ = ½ (yᵢ - </w:t>
+      </w:r>
+      <w:proofErr w:type="gramStart"/>
+      <w:r>
+        <w:rPr>
+          <w:rFonts w:ascii="Calibri" w:hAnsi="Calibri"/>
+          <w:color w:val="262626"/>
+        </w:rPr>
+        <w:t>WᵀX)²</w:t>
+      </w:r>
+      <w:proofErr w:type="gramEnd"/>
+      <w:r>
+        <w:rPr>
+          <w:rFonts w:ascii="Calibri" w:hAnsi="Calibri"/>
+          <w:color w:val="262626"/>
+        </w:rPr>
+        <w:t>. La derivada respecto al nodo previo es: ∂Lᵢ / ∂ξ₃ = ½.</w:t>
+      </w:r>
+    </w:p>
+    <w:p>
+      <w:pPr>
+        <w:pStyle w:val="Ttulo2"/>
+        <w:spacing w:before="240" w:after="80"/>
+      </w:pPr>
+      <w:r>
+        <w:rPr>
+          <w:rFonts w:ascii="Calibri" w:hAnsi="Calibri"/>
+          <w:color w:val="2E75B6"/>
+        </w:rPr>
+        <w:t>Composición del Gradiente Global mediante la Regla de la Cadena</w:t>
+      </w:r>
+    </w:p>
+    <w:p>
+      <w:pPr>
+        <w:spacing w:after="120"/>
+      </w:pPr>
+      <w:r>
+        <w:rPr>
+          <w:rFonts w:ascii="Calibri" w:hAnsi="Calibri"/>
+          <w:color w:val="262626"/>
+        </w:rPr>
+        <w:t>Una vez que cada nodo ha calculado su valor hacia adelante y registrado su derivada local hacia atrás, el algoritmo de retropropagación conecta los nodos aplicando la regla de la cadena multiplicativa de forma consecutiva desde la salida hacia la entrada:</w:t>
+      </w:r>
+    </w:p>
+    <w:p>
+      <w:pPr>
+        <w:spacing w:after="120"/>
+        <w:jc w:val="center"/>
+      </w:pPr>
+      <w:r>
+        <w:rPr>
+          <w:b/>
+          <w:color w:val="1F3864"/>
+        </w:rPr>
+        <w:t>∂Lᵢ / ∂</w:t>
+      </w:r>
+      <w:proofErr w:type="gramStart"/>
+      <w:r>
+        <w:rPr>
+          <w:b/>
+          <w:color w:val="1F3864"/>
+        </w:rPr>
+        <w:t>W  =</w:t>
+      </w:r>
+      <w:proofErr w:type="gramEnd"/>
+      <w:r>
+        <w:rPr>
+          <w:b/>
+          <w:color w:val="1F3864"/>
+        </w:rPr>
+        <w:t xml:space="preserve">  (∂Lᵢ / ∂ξ</w:t>
+      </w:r>
+      <w:proofErr w:type="gramStart"/>
+      <w:r>
+        <w:rPr>
+          <w:b/>
+          <w:color w:val="1F3864"/>
+        </w:rPr>
+        <w:t>₃)  ·</w:t>
+      </w:r>
+      <w:proofErr w:type="gramEnd"/>
+      <w:r>
+        <w:rPr>
+          <w:b/>
+          <w:color w:val="1F3864"/>
+        </w:rPr>
+        <w:t xml:space="preserve">  (∂ξ₃ / ∂ξ</w:t>
+      </w:r>
+      <w:proofErr w:type="gramStart"/>
+      <w:r>
+        <w:rPr>
+          <w:b/>
+          <w:color w:val="1F3864"/>
+        </w:rPr>
+        <w:t>₂)  ·</w:t>
+      </w:r>
+      <w:proofErr w:type="gramEnd"/>
+      <w:r>
+        <w:rPr>
+          <w:b/>
+          <w:color w:val="1F3864"/>
+        </w:rPr>
+        <w:t xml:space="preserve">  (∂ξ₂ / ∂ξ</w:t>
+      </w:r>
+      <w:proofErr w:type="gramStart"/>
+      <w:r>
+        <w:rPr>
+          <w:b/>
+          <w:color w:val="1F3864"/>
+        </w:rPr>
+        <w:t>₁)  ·</w:t>
+      </w:r>
+      <w:proofErr w:type="gramEnd"/>
+      <w:r>
+        <w:rPr>
+          <w:b/>
+          <w:color w:val="1F3864"/>
+        </w:rPr>
+        <w:t xml:space="preserve">  (∂ξ₁ / ∂W)</w:t>
+      </w:r>
+    </w:p>
+    <w:p>
+      <w:pPr>
+        <w:spacing w:after="120"/>
+        <w:jc w:val="center"/>
+      </w:pPr>
+      <w:r>
+        <w:rPr>
+          <w:b/>
+          <w:color w:val="C00000"/>
+          <w:sz w:val="23"/>
+        </w:rPr>
+        <w:t>∂Lᵢ / ∂</w:t>
+      </w:r>
+      <w:proofErr w:type="gramStart"/>
+      <w:r>
+        <w:rPr>
+          <w:b/>
+          <w:color w:val="C00000"/>
+          <w:sz w:val="23"/>
+        </w:rPr>
+        <w:t>W  =</w:t>
+      </w:r>
+      <w:proofErr w:type="gramEnd"/>
+      <w:r>
+        <w:rPr>
+          <w:b/>
+          <w:color w:val="C00000"/>
+          <w:sz w:val="23"/>
+        </w:rPr>
+        <w:t xml:space="preserve">  </w:t>
+      </w:r>
+      <w:proofErr w:type="gramStart"/>
+      <w:r>
+        <w:rPr>
+          <w:b/>
+          <w:color w:val="C00000"/>
+          <w:sz w:val="23"/>
+        </w:rPr>
+        <w:t>½  ·</w:t>
+      </w:r>
+      <w:proofErr w:type="gramEnd"/>
+      <w:r>
+        <w:rPr>
+          <w:b/>
+          <w:color w:val="C00000"/>
+          <w:sz w:val="23"/>
+        </w:rPr>
+        <w:t xml:space="preserve">  [2 (yᵢ - WᵀX</w:t>
+      </w:r>
+      <w:proofErr w:type="gramStart"/>
+      <w:r>
+        <w:rPr>
+          <w:b/>
+          <w:color w:val="C00000"/>
+          <w:sz w:val="23"/>
+        </w:rPr>
+        <w:t>)]  ·</w:t>
+      </w:r>
+      <w:proofErr w:type="gramEnd"/>
+      <w:r>
+        <w:rPr>
+          <w:b/>
+          <w:color w:val="C00000"/>
+          <w:sz w:val="23"/>
+        </w:rPr>
+        <w:t xml:space="preserve">  (-1</w:t>
+      </w:r>
+      <w:proofErr w:type="gramStart"/>
+      <w:r>
+        <w:rPr>
+          <w:b/>
+          <w:color w:val="C00000"/>
+          <w:sz w:val="23"/>
+        </w:rPr>
+        <w:t>)  ·</w:t>
+      </w:r>
+      <w:proofErr w:type="gramEnd"/>
+      <w:r>
+        <w:rPr>
+          <w:b/>
+          <w:color w:val="C00000"/>
+          <w:sz w:val="23"/>
+        </w:rPr>
+        <w:t xml:space="preserve">  </w:t>
+      </w:r>
+      <w:proofErr w:type="gramStart"/>
+      <w:r>
+        <w:rPr>
+          <w:b/>
+          <w:color w:val="C00000"/>
+          <w:sz w:val="23"/>
+        </w:rPr>
+        <w:t>X  =</w:t>
+      </w:r>
+      <w:proofErr w:type="gramEnd"/>
+      <w:r>
+        <w:rPr>
+          <w:b/>
+          <w:color w:val="C00000"/>
+          <w:sz w:val="23"/>
+        </w:rPr>
+        <w:t xml:space="preserve">  - (yᵢ - WᵀX) X</w:t>
+      </w:r>
+    </w:p>
+    <w:p>
+      <w:pPr>
+        <w:pStyle w:val="Ttulo2"/>
+        <w:spacing w:before="240" w:after="80"/>
+      </w:pPr>
+      <w:r>
+        <w:rPr>
+          <w:rFonts w:ascii="Calibri" w:hAnsi="Calibri"/>
+          <w:color w:val="2E75B6"/>
+        </w:rPr>
+        <w:t>Matriz Operacional del Grafo Computacional de MSE</w:t>
+      </w:r>
+    </w:p>
+    <w:tbl>
+      <w:tblPr>
+        <w:tblW w:w="0" w:type="auto"/>
+        <w:jc w:val="center"/>
+        <w:tblLayout w:type="fixed"/>
+        <w:tblLook w:val="04A0" w:firstRow="1" w:lastRow="0" w:firstColumn="1" w:lastColumn="0" w:noHBand="0" w:noVBand="1"/>
+      </w:tblPr>
+      <w:tblGrid>
+        <w:gridCol w:w="1728"/>
+        <w:gridCol w:w="2592"/>
+        <w:gridCol w:w="2592"/>
+        <w:gridCol w:w="2448"/>
+      </w:tblGrid>
+      <w:tr>
+        <w:trPr>
+          <w:jc w:val="center"/>
+        </w:trPr>
+        <w:tc>
+          <w:tcPr>
+            <w:tcW w:w="1728" w:type="dxa"/>
+            <w:shd w:val="clear" w:color="auto" w:fill="1F3864"/>
+            <w:tcMar>
+              <w:top w:w="120" w:type="dxa"/>
+              <w:left w:w="120" w:type="dxa"/>
+              <w:bottom w:w="120" w:type="dxa"/>
+              <w:right w:w="120" w:type="dxa"/>
+            </w:tcMar>
+          </w:tcPr>
+          <w:p>
+            <w:r>
+              <w:rPr>
+                <w:rFonts w:ascii="Calibri" w:hAnsi="Calibri"/>
+                <w:b/>
+                <w:color w:val="FFFFFF"/>
+                <w:sz w:val="20"/>
+              </w:rPr>
+              <w:t>Nodo / Paso</w:t>
+            </w:r>
+          </w:p>
+        </w:tc>
+        <w:tc>
+          <w:tcPr>
+            <w:tcW w:w="2592" w:type="dxa"/>
+            <w:shd w:val="clear" w:color="auto" w:fill="1F3864"/>
+            <w:tcMar>
+              <w:top w:w="120" w:type="dxa"/>
+              <w:left w:w="120" w:type="dxa"/>
+              <w:bottom w:w="120" w:type="dxa"/>
+              <w:right w:w="120" w:type="dxa"/>
+            </w:tcMar>
+          </w:tcPr>
+          <w:p>
+            <w:r>
+              <w:rPr>
+                <w:rFonts w:ascii="Calibri" w:hAnsi="Calibri"/>
+                <w:b/>
+                <w:color w:val="FFFFFF"/>
+                <w:sz w:val="20"/>
+              </w:rPr>
+              <w:t>Operación Forward</w:t>
+            </w:r>
+          </w:p>
+        </w:tc>
+        <w:tc>
+          <w:tcPr>
+            <w:tcW w:w="2592" w:type="dxa"/>
+            <w:shd w:val="clear" w:color="auto" w:fill="1F3864"/>
+            <w:tcMar>
+              <w:top w:w="120" w:type="dxa"/>
+              <w:left w:w="120" w:type="dxa"/>
+              <w:bottom w:w="120" w:type="dxa"/>
+              <w:right w:w="120" w:type="dxa"/>
+            </w:tcMar>
+          </w:tcPr>
+          <w:p>
+            <w:r>
+              <w:rPr>
+                <w:rFonts w:ascii="Calibri" w:hAnsi="Calibri"/>
+                <w:b/>
+                <w:color w:val="FFFFFF"/>
+                <w:sz w:val="20"/>
+              </w:rPr>
+              <w:t>Derivada Local Backward</w:t>
+            </w:r>
+          </w:p>
+        </w:tc>
+        <w:tc>
+          <w:tcPr>
+            <w:tcW w:w="2448" w:type="dxa"/>
+            <w:shd w:val="clear" w:color="auto" w:fill="1F3864"/>
+            <w:tcMar>
+              <w:top w:w="120" w:type="dxa"/>
+              <w:left w:w="120" w:type="dxa"/>
+              <w:bottom w:w="120" w:type="dxa"/>
+              <w:right w:w="120" w:type="dxa"/>
+            </w:tcMar>
+          </w:tcPr>
+          <w:p>
+            <w:r>
+              <w:rPr>
+                <w:rFonts w:ascii="Calibri" w:hAnsi="Calibri"/>
+                <w:b/>
+                <w:color w:val="FFFFFF"/>
+                <w:sz w:val="20"/>
+              </w:rPr>
+              <w:t>Efecto Chained</w:t>
+            </w:r>
+          </w:p>
+        </w:tc>
+      </w:tr>
+      <w:tr>
+        <w:trPr>
+          <w:jc w:val="center"/>
+        </w:trPr>
+        <w:tc>
+          <w:tcPr>
+            <w:tcW w:w="1728" w:type="dxa"/>
+            <w:tcBorders>
+              <w:top w:val="single" w:sz="4" w:space="0" w:color="E0E0E0"/>
+              <w:bottom w:val="single" w:sz="4" w:space="0" w:color="E0E0E0"/>
+            </w:tcBorders>
+            <w:shd w:val="clear" w:color="auto" w:fill="F9FAFB"/>
+            <w:tcMar>
+              <w:top w:w="100" w:type="dxa"/>
+              <w:left w:w="120" w:type="dxa"/>
+              <w:bottom w:w="100" w:type="dxa"/>
+              <w:right w:w="120" w:type="dxa"/>
+            </w:tcMar>
+          </w:tcPr>
+          <w:p>
+            <w:r>
+              <w:rPr>
+                <w:rFonts w:ascii="Calibri" w:hAnsi="Calibri"/>
+                <w:color w:val="333333"/>
+                <w:sz w:val="19"/>
+              </w:rPr>
+              <w:t>Nodo 1 (Afín)</w:t>
+            </w:r>
+          </w:p>
+        </w:tc>
+        <w:tc>
+          <w:tcPr>
+            <w:tcW w:w="2592" w:type="dxa"/>
+            <w:tcBorders>
+              <w:top w:val="single" w:sz="4" w:space="0" w:color="E0E0E0"/>
+              <w:bottom w:val="single" w:sz="4" w:space="0" w:color="E0E0E0"/>
+            </w:tcBorders>
+            <w:shd w:val="clear" w:color="auto" w:fill="F9FAFB"/>
+            <w:tcMar>
+              <w:top w:w="100" w:type="dxa"/>
+              <w:left w:w="120" w:type="dxa"/>
+              <w:bottom w:w="100" w:type="dxa"/>
+              <w:right w:w="120" w:type="dxa"/>
+            </w:tcMar>
+          </w:tcPr>
+          <w:p>
+            <w:r>
+              <w:rPr>
+                <w:rFonts w:ascii="Calibri" w:hAnsi="Calibri"/>
+                <w:color w:val="333333"/>
+                <w:sz w:val="19"/>
+              </w:rPr>
+              <w:t>ξ₁ = WᵀX</w:t>
+            </w:r>
+          </w:p>
+        </w:tc>
+        <w:tc>
+          <w:tcPr>
+            <w:tcW w:w="2592" w:type="dxa"/>
+            <w:tcBorders>
+              <w:top w:val="single" w:sz="4" w:space="0" w:color="E0E0E0"/>
+              <w:bottom w:val="single" w:sz="4" w:space="0" w:color="E0E0E0"/>
+            </w:tcBorders>
+            <w:shd w:val="clear" w:color="auto" w:fill="F9FAFB"/>
+            <w:tcMar>
+              <w:top w:w="100" w:type="dxa"/>
+              <w:left w:w="120" w:type="dxa"/>
+              <w:bottom w:w="100" w:type="dxa"/>
+              <w:right w:w="120" w:type="dxa"/>
+            </w:tcMar>
+          </w:tcPr>
+          <w:p>
+            <w:r>
+              <w:rPr>
+                <w:rFonts w:ascii="Calibri" w:hAnsi="Calibri"/>
+                <w:color w:val="333333"/>
+                <w:sz w:val="19"/>
+              </w:rPr>
+              <w:t>∂ξ₁ / ∂W = X</w:t>
+            </w:r>
+          </w:p>
+        </w:tc>
+        <w:tc>
+          <w:tcPr>
+            <w:tcW w:w="2448" w:type="dxa"/>
+            <w:tcBorders>
+              <w:top w:val="single" w:sz="4" w:space="0" w:color="E0E0E0"/>
+              <w:bottom w:val="single" w:sz="4" w:space="0" w:color="E0E0E0"/>
+            </w:tcBorders>
+            <w:shd w:val="clear" w:color="auto" w:fill="F9FAFB"/>
+            <w:tcMar>
+              <w:top w:w="100" w:type="dxa"/>
+              <w:left w:w="120" w:type="dxa"/>
+              <w:bottom w:w="100" w:type="dxa"/>
+              <w:right w:w="120" w:type="dxa"/>
+            </w:tcMar>
+          </w:tcPr>
+          <w:p>
+            <w:r>
+              <w:rPr>
+                <w:rFonts w:ascii="Calibri" w:hAnsi="Calibri"/>
+                <w:color w:val="333333"/>
+                <w:sz w:val="19"/>
+              </w:rPr>
+              <w:t>Transmite vector de entradas X</w:t>
+            </w:r>
+          </w:p>
+        </w:tc>
+      </w:tr>
+      <w:tr>
+        <w:trPr>
+          <w:jc w:val="center"/>
+        </w:trPr>
+        <w:tc>
+          <w:tcPr>
+            <w:tcW w:w="1728" w:type="dxa"/>
+            <w:tcBorders>
+              <w:top w:val="single" w:sz="4" w:space="0" w:color="E0E0E0"/>
+              <w:bottom w:val="single" w:sz="4" w:space="0" w:color="E0E0E0"/>
+            </w:tcBorders>
+            <w:shd w:val="clear" w:color="auto" w:fill="FFFFFF"/>
+            <w:tcMar>
+              <w:top w:w="100" w:type="dxa"/>
+              <w:left w:w="120" w:type="dxa"/>
+              <w:bottom w:w="100" w:type="dxa"/>
+              <w:right w:w="120" w:type="dxa"/>
+            </w:tcMar>
+          </w:tcPr>
+          <w:p>
+            <w:r>
+              <w:rPr>
+                <w:rFonts w:ascii="Calibri" w:hAnsi="Calibri"/>
+                <w:color w:val="333333"/>
+                <w:sz w:val="19"/>
+              </w:rPr>
+              <w:t>Nodo 2 (Error)</w:t>
+            </w:r>
+          </w:p>
+        </w:tc>
+        <w:tc>
+          <w:tcPr>
+            <w:tcW w:w="2592" w:type="dxa"/>
+            <w:tcBorders>
+              <w:top w:val="single" w:sz="4" w:space="0" w:color="E0E0E0"/>
+              <w:bottom w:val="single" w:sz="4" w:space="0" w:color="E0E0E0"/>
+            </w:tcBorders>
+            <w:shd w:val="clear" w:color="auto" w:fill="FFFFFF"/>
+            <w:tcMar>
+              <w:top w:w="100" w:type="dxa"/>
+              <w:left w:w="120" w:type="dxa"/>
+              <w:bottom w:w="100" w:type="dxa"/>
+              <w:right w:w="120" w:type="dxa"/>
+            </w:tcMar>
+          </w:tcPr>
+          <w:p>
+            <w:r>
+              <w:rPr>
+                <w:rFonts w:ascii="Calibri" w:hAnsi="Calibri"/>
+                <w:color w:val="333333"/>
+                <w:sz w:val="19"/>
+              </w:rPr>
+              <w:t>ξ₂ = yᵢ - ξ₁</w:t>
+            </w:r>
+          </w:p>
+        </w:tc>
+        <w:tc>
+          <w:tcPr>
+            <w:tcW w:w="2592" w:type="dxa"/>
+            <w:tcBorders>
+              <w:top w:val="single" w:sz="4" w:space="0" w:color="E0E0E0"/>
+              <w:bottom w:val="single" w:sz="4" w:space="0" w:color="E0E0E0"/>
+            </w:tcBorders>
+            <w:shd w:val="clear" w:color="auto" w:fill="FFFFFF"/>
+            <w:tcMar>
+              <w:top w:w="100" w:type="dxa"/>
+              <w:left w:w="120" w:type="dxa"/>
+              <w:bottom w:w="100" w:type="dxa"/>
+              <w:right w:w="120" w:type="dxa"/>
+            </w:tcMar>
+          </w:tcPr>
+          <w:p>
+            <w:r>
+              <w:rPr>
+                <w:rFonts w:ascii="Calibri" w:hAnsi="Calibri"/>
+                <w:color w:val="333333"/>
+                <w:sz w:val="19"/>
+              </w:rPr>
+              <w:t>∂ξ₂ / ∂ξ₁ = -1</w:t>
+            </w:r>
+          </w:p>
+        </w:tc>
+        <w:tc>
+          <w:tcPr>
+            <w:tcW w:w="2448" w:type="dxa"/>
+            <w:tcBorders>
+              <w:top w:val="single" w:sz="4" w:space="0" w:color="E0E0E0"/>
+              <w:bottom w:val="single" w:sz="4" w:space="0" w:color="E0E0E0"/>
+            </w:tcBorders>
+            <w:shd w:val="clear" w:color="auto" w:fill="FFFFFF"/>
+            <w:tcMar>
+              <w:top w:w="100" w:type="dxa"/>
+              <w:left w:w="120" w:type="dxa"/>
+              <w:bottom w:w="100" w:type="dxa"/>
+              <w:right w:w="120" w:type="dxa"/>
+            </w:tcMar>
+          </w:tcPr>
+          <w:p>
+            <w:r>
+              <w:rPr>
+                <w:rFonts w:ascii="Calibri" w:hAnsi="Calibri"/>
+                <w:color w:val="333333"/>
+                <w:sz w:val="19"/>
+              </w:rPr>
+              <w:t>Invierte el signo del gradiente</w:t>
+            </w:r>
+          </w:p>
+        </w:tc>
+      </w:tr>
+      <w:tr>
+        <w:trPr>
+          <w:jc w:val="center"/>
+        </w:trPr>
+        <w:tc>
+          <w:tcPr>
+            <w:tcW w:w="1728" w:type="dxa"/>
+            <w:tcBorders>
+              <w:top w:val="single" w:sz="4" w:space="0" w:color="E0E0E0"/>
+              <w:bottom w:val="single" w:sz="4" w:space="0" w:color="E0E0E0"/>
+            </w:tcBorders>
+            <w:shd w:val="clear" w:color="auto" w:fill="F9FAFB"/>
+            <w:tcMar>
+              <w:top w:w="100" w:type="dxa"/>
+              <w:left w:w="120" w:type="dxa"/>
+              <w:bottom w:w="100" w:type="dxa"/>
+              <w:right w:w="120" w:type="dxa"/>
+            </w:tcMar>
+          </w:tcPr>
+          <w:p>
+            <w:r>
+              <w:rPr>
+                <w:rFonts w:ascii="Calibri" w:hAnsi="Calibri"/>
+                <w:color w:val="333333"/>
+                <w:sz w:val="19"/>
+              </w:rPr>
+              <w:t>Nodo 3 (Cuadrado)</w:t>
+            </w:r>
+          </w:p>
+        </w:tc>
+        <w:tc>
+          <w:tcPr>
+            <w:tcW w:w="2592" w:type="dxa"/>
+            <w:tcBorders>
+              <w:top w:val="single" w:sz="4" w:space="0" w:color="E0E0E0"/>
+              <w:bottom w:val="single" w:sz="4" w:space="0" w:color="E0E0E0"/>
+            </w:tcBorders>
+            <w:shd w:val="clear" w:color="auto" w:fill="F9FAFB"/>
+            <w:tcMar>
+              <w:top w:w="100" w:type="dxa"/>
+              <w:left w:w="120" w:type="dxa"/>
+              <w:bottom w:w="100" w:type="dxa"/>
+              <w:right w:w="120" w:type="dxa"/>
+            </w:tcMar>
+          </w:tcPr>
+          <w:p>
+            <w:r>
+              <w:rPr>
+                <w:rFonts w:ascii="Calibri" w:hAnsi="Calibri"/>
+                <w:color w:val="333333"/>
+                <w:sz w:val="19"/>
+              </w:rPr>
+              <w:t>ξ₃ = ξ₂²</w:t>
+            </w:r>
+          </w:p>
+        </w:tc>
+        <w:tc>
+          <w:tcPr>
+            <w:tcW w:w="2592" w:type="dxa"/>
+            <w:tcBorders>
+              <w:top w:val="single" w:sz="4" w:space="0" w:color="E0E0E0"/>
+              <w:bottom w:val="single" w:sz="4" w:space="0" w:color="E0E0E0"/>
+            </w:tcBorders>
+            <w:shd w:val="clear" w:color="auto" w:fill="F9FAFB"/>
+            <w:tcMar>
+              <w:top w:w="100" w:type="dxa"/>
+              <w:left w:w="120" w:type="dxa"/>
+              <w:bottom w:w="100" w:type="dxa"/>
+              <w:right w:w="120" w:type="dxa"/>
+            </w:tcMar>
+          </w:tcPr>
+          <w:p>
+            <w:r>
+              <w:rPr>
+                <w:rFonts w:ascii="Calibri" w:hAnsi="Calibri"/>
+                <w:color w:val="333333"/>
+                <w:sz w:val="19"/>
+              </w:rPr>
+              <w:t>∂ξ₃ / ∂ξ₂ = 2ξ₂</w:t>
+            </w:r>
+          </w:p>
+        </w:tc>
+        <w:tc>
+          <w:tcPr>
+            <w:tcW w:w="2448" w:type="dxa"/>
+            <w:tcBorders>
+              <w:top w:val="single" w:sz="4" w:space="0" w:color="E0E0E0"/>
+              <w:bottom w:val="single" w:sz="4" w:space="0" w:color="E0E0E0"/>
+            </w:tcBorders>
+            <w:shd w:val="clear" w:color="auto" w:fill="F9FAFB"/>
+            <w:tcMar>
+              <w:top w:w="100" w:type="dxa"/>
+              <w:left w:w="120" w:type="dxa"/>
+              <w:bottom w:w="100" w:type="dxa"/>
+              <w:right w:w="120" w:type="dxa"/>
+            </w:tcMar>
+          </w:tcPr>
+          <w:p>
+            <w:r>
+              <w:rPr>
+                <w:rFonts w:ascii="Calibri" w:hAnsi="Calibri"/>
+                <w:color w:val="333333"/>
+                <w:sz w:val="19"/>
+              </w:rPr>
+              <w:t>Escala según la magnitud del error</w:t>
+            </w:r>
+          </w:p>
+        </w:tc>
+      </w:tr>
+      <w:tr>
+        <w:trPr>
+          <w:jc w:val="center"/>
+        </w:trPr>
+        <w:tc>
+          <w:tcPr>
+            <w:tcW w:w="1728" w:type="dxa"/>
+            <w:tcBorders>
+              <w:top w:val="single" w:sz="4" w:space="0" w:color="E0E0E0"/>
+              <w:bottom w:val="single" w:sz="4" w:space="0" w:color="E0E0E0"/>
+            </w:tcBorders>
+            <w:shd w:val="clear" w:color="auto" w:fill="FFFFFF"/>
+            <w:tcMar>
+              <w:top w:w="100" w:type="dxa"/>
+              <w:left w:w="120" w:type="dxa"/>
+              <w:bottom w:w="100" w:type="dxa"/>
+              <w:right w:w="120" w:type="dxa"/>
+            </w:tcMar>
+          </w:tcPr>
+          <w:p>
+            <w:r>
+              <w:rPr>
+                <w:rFonts w:ascii="Calibri" w:hAnsi="Calibri"/>
+                <w:color w:val="333333"/>
+                <w:sz w:val="19"/>
+              </w:rPr>
+              <w:t>Nodo 4 (Escalado)</w:t>
+            </w:r>
+          </w:p>
+        </w:tc>
+        <w:tc>
+          <w:tcPr>
+            <w:tcW w:w="2592" w:type="dxa"/>
+            <w:tcBorders>
+              <w:top w:val="single" w:sz="4" w:space="0" w:color="E0E0E0"/>
+              <w:bottom w:val="single" w:sz="4" w:space="0" w:color="E0E0E0"/>
+            </w:tcBorders>
+            <w:shd w:val="clear" w:color="auto" w:fill="FFFFFF"/>
+            <w:tcMar>
+              <w:top w:w="100" w:type="dxa"/>
+              <w:left w:w="120" w:type="dxa"/>
+              <w:bottom w:w="100" w:type="dxa"/>
+              <w:right w:w="120" w:type="dxa"/>
+            </w:tcMar>
+          </w:tcPr>
+          <w:p>
+            <w:r>
+              <w:rPr>
+                <w:rFonts w:ascii="Calibri" w:hAnsi="Calibri"/>
+                <w:color w:val="333333"/>
+                <w:sz w:val="19"/>
+              </w:rPr>
+              <w:t>Lᵢ = ½ ξ₃</w:t>
+            </w:r>
+          </w:p>
+        </w:tc>
+        <w:tc>
+          <w:tcPr>
+            <w:tcW w:w="2592" w:type="dxa"/>
+            <w:tcBorders>
+              <w:top w:val="single" w:sz="4" w:space="0" w:color="E0E0E0"/>
+              <w:bottom w:val="single" w:sz="4" w:space="0" w:color="E0E0E0"/>
+            </w:tcBorders>
+            <w:shd w:val="clear" w:color="auto" w:fill="FFFFFF"/>
+            <w:tcMar>
+              <w:top w:w="100" w:type="dxa"/>
+              <w:left w:w="120" w:type="dxa"/>
+              <w:bottom w:w="100" w:type="dxa"/>
+              <w:right w:w="120" w:type="dxa"/>
+            </w:tcMar>
+          </w:tcPr>
+          <w:p>
+            <w:r>
+              <w:rPr>
+                <w:rFonts w:ascii="Calibri" w:hAnsi="Calibri"/>
+                <w:color w:val="333333"/>
+                <w:sz w:val="19"/>
+              </w:rPr>
+              <w:t>∂Lᵢ / ∂ξ₃ = ½</w:t>
+            </w:r>
+          </w:p>
+        </w:tc>
+        <w:tc>
+          <w:tcPr>
+            <w:tcW w:w="2448" w:type="dxa"/>
+            <w:tcBorders>
+              <w:top w:val="single" w:sz="4" w:space="0" w:color="E0E0E0"/>
+              <w:bottom w:val="single" w:sz="4" w:space="0" w:color="E0E0E0"/>
+            </w:tcBorders>
+            <w:shd w:val="clear" w:color="auto" w:fill="FFFFFF"/>
+            <w:tcMar>
+              <w:top w:w="100" w:type="dxa"/>
+              <w:left w:w="120" w:type="dxa"/>
+              <w:bottom w:w="100" w:type="dxa"/>
+              <w:right w:w="120" w:type="dxa"/>
+            </w:tcMar>
+          </w:tcPr>
+          <w:p>
+            <w:r>
+              <w:rPr>
+                <w:rFonts w:ascii="Calibri" w:hAnsi="Calibri"/>
+                <w:color w:val="333333"/>
+                <w:sz w:val="19"/>
+              </w:rPr>
+              <w:t>Cancela el factor 2 en la derivada</w:t>
+            </w:r>
+          </w:p>
+        </w:tc>
+      </w:tr>
+    </w:tbl>
+    <w:p>
+      <w:pPr>
+        <w:spacing w:after="120"/>
+      </w:pPr>
+    </w:p>
+    <w:p>
+      <w:pPr>
+        <w:pStyle w:val="Ttulo1"/>
+        <w:spacing w:before="280" w:after="120"/>
+      </w:pPr>
+      <w:r>
+        <w:rPr>
+          <w:rFonts w:ascii="Calibri" w:hAnsi="Calibri"/>
+          <w:color w:val="1F3864"/>
+          <w:sz w:val="32"/>
+        </w:rPr>
+        <w:t>3. Integración en Frameworks Modernos y Diferenciación Automática</w:t>
+      </w:r>
+    </w:p>
+    <w:p>
+      <w:pPr>
+        <w:spacing w:after="120"/>
+      </w:pPr>
+      <w:r>
+        <w:t xml:space="preserve">En la práctica del aprendizaje profundo, el usuario no construye manualmente las tablas ni calcula analíticamente cada derivada. En su lugar, se especifica la arquitectura lógica del modelo (capas, </w:t>
+      </w:r>
+      <w:r>
+        <w:lastRenderedPageBreak/>
+        <w:t xml:space="preserve">funciones de activación y conectividad) utilizando APIs de alto nivel. Al invocar métodos de compilación como </w:t>
+      </w:r>
+      <w:proofErr w:type="gramStart"/>
+      <w:r>
+        <w:rPr>
+          <w:b/>
+          <w:color w:val="1F3864"/>
+        </w:rPr>
+        <w:t>model.compile</w:t>
+      </w:r>
+      <w:proofErr w:type="gramEnd"/>
+      <w:r>
+        <w:rPr>
+          <w:b/>
+          <w:color w:val="1F3864"/>
+        </w:rPr>
+        <w:t>()</w:t>
+      </w:r>
+      <w:r>
+        <w:t>, el marco de trabajo (framework) construye automáticamente el grafo computacional completo en memoria.</w:t>
+      </w:r>
+    </w:p>
+    <w:p>
+      <w:pPr>
+        <w:pStyle w:val="Ttulo2"/>
+        <w:spacing w:before="240" w:after="80"/>
+      </w:pPr>
+      <w:r>
+        <w:rPr>
+          <w:rFonts w:ascii="Calibri" w:hAnsi="Calibri"/>
+          <w:color w:val="2E75B6"/>
+        </w:rPr>
+        <w:t>Automatización y Escalabilidad mediante Autodiff</w:t>
+      </w:r>
+    </w:p>
+    <w:p>
+      <w:pPr>
+        <w:spacing w:after="120"/>
+      </w:pPr>
+      <w:r>
+        <w:rPr>
+          <w:rFonts w:ascii="Calibri" w:hAnsi="Calibri"/>
+          <w:color w:val="262626"/>
+        </w:rPr>
+        <w:t>La construcción automatizada del grafo computacional ofrece tres ventajas determinantes para el entrenamiento de redes profundas:</w:t>
+      </w:r>
+    </w:p>
+    <w:p>
+      <w:pPr>
+        <w:pStyle w:val="Listaconvietas"/>
+        <w:spacing w:after="80"/>
+      </w:pPr>
+      <w:r>
+        <w:rPr>
+          <w:rFonts w:ascii="Calibri" w:hAnsi="Calibri"/>
+          <w:b/>
+          <w:color w:val="1F3864"/>
+        </w:rPr>
+        <w:t xml:space="preserve">Flexibilidad Arquitectónica Abstrácta: </w:t>
+      </w:r>
+      <w:r>
+        <w:rPr>
+          <w:rFonts w:ascii="Calibri" w:hAnsi="Calibri"/>
+          <w:color w:val="262626"/>
+        </w:rPr>
+        <w:t xml:space="preserve">Si se añade una nueva capa, se cambia una función de activación o se altera la topología de la red, el framework reconstruye el grafo en </w:t>
+      </w:r>
+      <w:proofErr w:type="gramStart"/>
+      <w:r>
+        <w:rPr>
+          <w:rFonts w:ascii="Calibri" w:hAnsi="Calibri"/>
+          <w:color w:val="262626"/>
+        </w:rPr>
+        <w:t>model.compile</w:t>
+      </w:r>
+      <w:proofErr w:type="gramEnd"/>
+      <w:r>
+        <w:rPr>
+          <w:rFonts w:ascii="Calibri" w:hAnsi="Calibri"/>
+          <w:color w:val="262626"/>
+        </w:rPr>
+        <w:t>(). No es necesario rediseñar el código de derivación analítica.</w:t>
+      </w:r>
+    </w:p>
+    <w:p>
+      <w:pPr>
+        <w:pStyle w:val="Listaconvietas"/>
+        <w:spacing w:after="80"/>
+      </w:pPr>
+      <w:r>
+        <w:rPr>
+          <w:rFonts w:ascii="Calibri" w:hAnsi="Calibri"/>
+          <w:b/>
+          <w:color w:val="1F3864"/>
+        </w:rPr>
+        <w:t xml:space="preserve">Cálculo de Gradientes Exactos: </w:t>
+      </w:r>
+      <w:r>
+        <w:rPr>
+          <w:rFonts w:ascii="Calibri" w:hAnsi="Calibri"/>
+          <w:color w:val="262626"/>
+        </w:rPr>
+        <w:t>A diferencia de las aproximaciones por diferencias finitas numéricas, los grafos computacionales ejecutan diferenciació automática exacta combinando derivadas analíticas locales.</w:t>
+      </w:r>
+    </w:p>
+    <w:p>
+      <w:pPr>
+        <w:pStyle w:val="Listaconvietas"/>
+        <w:spacing w:after="80"/>
+      </w:pPr>
+      <w:r>
+        <w:rPr>
+          <w:rFonts w:ascii="Calibri" w:hAnsi="Calibri"/>
+          <w:b/>
+          <w:color w:val="1F3864"/>
+        </w:rPr>
+        <w:t xml:space="preserve">Eficiencia en Ejecución Repetitiva: </w:t>
+      </w:r>
+      <w:r>
+        <w:rPr>
+          <w:rFonts w:ascii="Calibri" w:hAnsi="Calibri"/>
+          <w:color w:val="262626"/>
+        </w:rPr>
+        <w:t>Durante la fase de entrenamiento (</w:t>
+      </w:r>
+      <w:proofErr w:type="gramStart"/>
+      <w:r>
+        <w:rPr>
+          <w:rFonts w:ascii="Calibri" w:hAnsi="Calibri"/>
+          <w:color w:val="262626"/>
+        </w:rPr>
+        <w:t>model.fit(</w:t>
+      </w:r>
+      <w:proofErr w:type="gramEnd"/>
+      <w:r>
+        <w:rPr>
+          <w:rFonts w:ascii="Calibri" w:hAnsi="Calibri"/>
+          <w:color w:val="262626"/>
+        </w:rPr>
+        <w:t>)), cada iteración realiza un pase rápido hacia adelante para calcular la pérdida y reasigna los paquetes de gradientes hacia atrás de forma vectorizada.</w:t>
+      </w:r>
+    </w:p>
+    <w:tbl>
+      <w:tblPr>
+        <w:tblW w:w="0" w:type="auto"/>
+        <w:jc w:val="center"/>
+        <w:tblLayout w:type="fixed"/>
+        <w:tblLook w:val="04A0" w:firstRow="1" w:lastRow="0" w:firstColumn="1" w:lastColumn="0" w:noHBand="0" w:noVBand="1"/>
+      </w:tblPr>
+      <w:tblGrid>
+        <w:gridCol w:w="9360"/>
+      </w:tblGrid>
+      <w:tr>
+        <w:trPr>
+          <w:jc w:val="center"/>
+        </w:trPr>
+        <w:tc>
+          <w:tcPr>
+            <w:tcW w:w="9360" w:type="dxa"/>
+            <w:tcBorders>
+              <w:left w:val="single" w:sz="24" w:space="0" w:color="1F3864"/>
+            </w:tcBorders>
+            <w:shd w:val="clear" w:color="auto" w:fill="F2F4F7"/>
+            <w:tcMar>
+              <w:top w:w="140" w:type="dxa"/>
+              <w:left w:w="200" w:type="dxa"/>
+              <w:bottom w:w="140" w:type="dxa"/>
+              <w:right w:w="200" w:type="dxa"/>
+            </w:tcMar>
+          </w:tcPr>
+          <w:p>
+            <w:pPr>
+              <w:spacing w:after="80"/>
+            </w:pPr>
+            <w:r>
+              <w:rPr>
+                <w:rFonts w:ascii="Calibri" w:hAnsi="Calibri"/>
+                <w:b/>
+                <w:color w:val="1F3864"/>
+              </w:rPr>
+              <w:t>Conclusión Fundamental</w:t>
+            </w:r>
+          </w:p>
+          <w:p>
+            <w:pPr>
+              <w:spacing w:after="0"/>
+            </w:pPr>
+            <w:r>
+              <w:rPr>
+                <w:rFonts w:ascii="Calibri" w:hAnsi="Calibri"/>
+                <w:color w:val="333333"/>
+                <w:sz w:val="21"/>
+              </w:rPr>
+              <w:t>Los grafos computacionales constituyen el motor conceptual y práctico de la Diferenciación Automática (Autodiff). Al empaquetar reglas locales de evaluación y derivación en cada nodo, los entornos modernos logran entrenar modelos con millones de parámetros de forma rápida, exacta y completamente escalable.</w:t>
+            </w:r>
+          </w:p>
+        </w:tc>
+      </w:tr>
+    </w:tbl>
+    <w:p/>
+    <w:p/>
+    <w:p/>
+    <w:p/>
+    <w:p/>
+    <w:p/>
+    <w:p/>
+    <w:p/>
+    <w:p/>
+    <w:p/>
+    <w:p/>
+    <w:p/>
+    <w:p>
+      <w:pPr>
+        <w:spacing w:after="40"/>
+      </w:pPr>
+      <w:r>
+        <w:rPr>
+          <w:rFonts w:ascii="Arial" w:hAnsi="Arial"/>
+          <w:b/>
+          <w:color w:val="1B365D"/>
+          <w:sz w:val="44"/>
+        </w:rPr>
+        <w:lastRenderedPageBreak/>
+        <w:t>Modos Directo e Inverso en Diferenciación Automática</w:t>
+      </w:r>
+    </w:p>
+    <w:p>
+      <w:pPr>
+        <w:spacing w:after="320"/>
+      </w:pPr>
+      <w:r>
+        <w:rPr>
+          <w:rFonts w:ascii="Arial" w:hAnsi="Arial"/>
+          <w:i/>
+          <w:color w:val="4A5568"/>
+          <w:sz w:val="24"/>
+        </w:rPr>
+        <w:t>Apuntes Académicos: Recorrido de Grafos Computacionales y Motor de la Retropropagación</w:t>
+      </w:r>
+    </w:p>
+    <w:p>
+      <w:pPr>
+        <w:pStyle w:val="Ttulo1"/>
+        <w:spacing w:before="280" w:after="120"/>
+      </w:pPr>
+      <w:r>
+        <w:rPr>
+          <w:rFonts w:ascii="Arial" w:hAnsi="Arial"/>
+          <w:color w:val="1B365D"/>
+          <w:sz w:val="30"/>
+        </w:rPr>
+        <w:t>1. Recorrido de Grafos Computacionales en Diferenciación Automática</w:t>
+      </w:r>
+    </w:p>
+    <w:p>
+      <w:r>
+        <w:t xml:space="preserve">El cálculo de derivadas en modelos complejos de aprendizaje profundo requiere métodos estructurados para propagar cambios a través de los nodos de un grafo computacional. La </w:t>
+      </w:r>
+      <w:r>
+        <w:rPr>
+          <w:b/>
+        </w:rPr>
+        <w:t>diferenciación automática</w:t>
+      </w:r>
+      <w:r>
+        <w:t xml:space="preserve"> ofrece dos enfoques principales para llevar a cabo esta tarea: el </w:t>
+      </w:r>
+      <w:r>
+        <w:rPr>
+          <w:b/>
+        </w:rPr>
+        <w:t>modo directo (Forward Mode)</w:t>
+      </w:r>
+      <w:r>
+        <w:t xml:space="preserve"> y el </w:t>
+      </w:r>
+      <w:r>
+        <w:rPr>
+          <w:b/>
+        </w:rPr>
+        <w:t>modo inverso (Reverse Mode)</w:t>
+      </w:r>
+      <w:r>
+        <w:t>. La elección entre ambos modos influye drásticamente en la eficiencia computacional según la cantidad de variables de entrada y salida del sistema.</w:t>
+      </w:r>
+    </w:p>
+    <w:tbl>
+      <w:tblPr>
+        <w:tblW w:w="0" w:type="auto"/>
+        <w:jc w:val="center"/>
+        <w:tblLayout w:type="fixed"/>
+        <w:tblLook w:val="04A0" w:firstRow="1" w:lastRow="0" w:firstColumn="1" w:lastColumn="0" w:noHBand="0" w:noVBand="1"/>
+      </w:tblPr>
+      <w:tblGrid>
+        <w:gridCol w:w="9360"/>
+      </w:tblGrid>
+      <w:tr>
+        <w:trPr>
+          <w:jc w:val="center"/>
+        </w:trPr>
+        <w:tc>
+          <w:tcPr>
+            <w:tcW w:w="9360" w:type="dxa"/>
+            <w:tcBorders>
+              <w:left w:val="single" w:sz="24" w:space="0" w:color="1B365D"/>
+            </w:tcBorders>
+            <w:shd w:val="clear" w:color="auto" w:fill="F0F4F8"/>
+            <w:tcMar>
+              <w:top w:w="120" w:type="dxa"/>
+              <w:left w:w="180" w:type="dxa"/>
+              <w:bottom w:w="120" w:type="dxa"/>
+              <w:right w:w="180" w:type="dxa"/>
+            </w:tcMar>
+          </w:tcPr>
+          <w:p>
+            <w:pPr>
+              <w:spacing w:after="40"/>
+            </w:pPr>
+            <w:r>
+              <w:rPr>
+                <w:b/>
+                <w:color w:val="1B365D"/>
+                <w:sz w:val="21"/>
+              </w:rPr>
+              <w:t>📌 Concepto Clave</w:t>
+            </w:r>
+            <w:r>
+              <w:rPr>
+                <w:b/>
+                <w:color w:val="1B365D"/>
+                <w:sz w:val="21"/>
+              </w:rPr>
+              <w:br/>
+            </w:r>
+            <w:r>
+              <w:rPr>
+                <w:color w:val="2D3748"/>
+                <w:sz w:val="19"/>
+              </w:rPr>
+              <w:t>El grafo computacional descompone funciones complejas en una secuencia de operaciones elementales. Mientras que el modo directo evalúa las derivadas en la misma dirección que el cómputo principal, el modo inverso evalúa la función hacia adelante y luego propaga los gradientes en sentido contrario.</w:t>
+            </w:r>
+          </w:p>
+        </w:tc>
+      </w:tr>
+    </w:tbl>
+    <w:p>
+      <w:pPr>
+        <w:spacing w:after="80"/>
+      </w:pPr>
+    </w:p>
+    <w:p>
+      <w:pPr>
+        <w:pStyle w:val="Ttulo1"/>
+        <w:spacing w:before="280" w:after="120"/>
+      </w:pPr>
+      <w:r>
+        <w:rPr>
+          <w:rFonts w:ascii="Arial" w:hAnsi="Arial"/>
+          <w:color w:val="1B365D"/>
+          <w:sz w:val="30"/>
+        </w:rPr>
+        <w:t>2. Modo Directo (Forward Mode): Cómputo Simultáneo de Valores y Pendientes</w:t>
+      </w:r>
+    </w:p>
+    <w:p>
+      <w:r>
+        <w:t>En el modo directo, la evaluación del grafo se realiza siguiendo la misma dirección del cómputo funcional, es decir, de arriba hacia abajo (desde las variables de entrada hasta la función de pérdida final). A medida que se evalúa el valor numérico de cada variable intermedia, se calcula simultáneamente su derivada con respecto a una variable de entrada específica.</w:t>
+      </w:r>
+    </w:p>
+    <w:p>
+      <w:pPr>
+        <w:pStyle w:val="Listaconvietas"/>
+        <w:spacing w:after="120"/>
+      </w:pPr>
+      <w:r>
+        <w:rPr>
+          <w:b/>
+        </w:rPr>
+        <w:t xml:space="preserve">Etiquetado Dual de Nodos: </w:t>
+      </w:r>
+      <w:r>
+        <w:t>Cada nodo del grafo computacional queda etiquetado en tiempo real con dos valores: su resultado operacional y su derivada parcial o pendiente respecto a la variable de entrada elegida.</w:t>
+      </w:r>
+    </w:p>
+    <w:p>
+      <w:pPr>
+        <w:pStyle w:val="Listaconvietas"/>
+        <w:spacing w:after="120"/>
+      </w:pPr>
+      <w:r>
+        <w:rPr>
+          <w:b/>
+        </w:rPr>
+        <w:t xml:space="preserve">Especialización en Nodos de Entrada Bajos: </w:t>
+      </w:r>
+      <w:r>
+        <w:t>El modo directo resulta altamente eficiente cuando el sistema posee pocas variables de entrada y muchas variables de salida, o cuando se requiere la derivada únicamente con respecto a una sola entrada.</w:t>
+      </w:r>
+    </w:p>
+    <w:p>
+      <w:pPr>
+        <w:pStyle w:val="Ttulo2"/>
+        <w:spacing w:after="80"/>
+      </w:pPr>
+      <w:r>
+        <w:rPr>
+          <w:rFonts w:ascii="Arial" w:hAnsi="Arial"/>
+          <w:color w:val="2B4C7E"/>
+          <w:sz w:val="25"/>
+        </w:rPr>
+        <w:t>Ejemplo Operativo en Modo Directo</w:t>
+      </w:r>
+    </w:p>
+    <w:p>
+      <w:r>
+        <w:t>Para una pérdida de Error Cuadrático Medio basada en variables intermedias ξ₁ = WᵀXᵢ, ξ₂ = yᵢ - ξ₁, ξ₃ = ξ₂² y Lᵢ = ½ξ₃, el modo directo calcula de manera acumulativa:</w:t>
+      </w:r>
+    </w:p>
+    <w:tbl>
+      <w:tblPr>
+        <w:tblW w:w="0" w:type="auto"/>
+        <w:jc w:val="center"/>
+        <w:tblLayout w:type="fixed"/>
+        <w:tblLook w:val="04A0" w:firstRow="1" w:lastRow="0" w:firstColumn="1" w:lastColumn="0" w:noHBand="0" w:noVBand="1"/>
+      </w:tblPr>
+      <w:tblGrid>
+        <w:gridCol w:w="2592"/>
+        <w:gridCol w:w="3168"/>
+        <w:gridCol w:w="3600"/>
+      </w:tblGrid>
+      <w:tr>
+        <w:trPr>
+          <w:jc w:val="center"/>
+        </w:trPr>
+        <w:tc>
+          <w:tcPr>
+            <w:tcW w:w="2592" w:type="dxa"/>
+            <w:shd w:val="clear" w:color="auto" w:fill="1B365D"/>
+            <w:tcMar>
+              <w:top w:w="100" w:type="dxa"/>
+              <w:left w:w="120" w:type="dxa"/>
+              <w:bottom w:w="100" w:type="dxa"/>
+              <w:right w:w="120" w:type="dxa"/>
+            </w:tcMar>
+          </w:tcPr>
+          <w:p>
+            <w:r>
+              <w:rPr>
+                <w:b/>
+                <w:color w:val="FFFFFF"/>
+                <w:sz w:val="19"/>
+              </w:rPr>
+              <w:lastRenderedPageBreak/>
+              <w:t>Variable Intermedia</w:t>
+            </w:r>
+          </w:p>
+        </w:tc>
+        <w:tc>
+          <w:tcPr>
+            <w:tcW w:w="3168" w:type="dxa"/>
+            <w:shd w:val="clear" w:color="auto" w:fill="1B365D"/>
+            <w:tcMar>
+              <w:top w:w="100" w:type="dxa"/>
+              <w:left w:w="120" w:type="dxa"/>
+              <w:bottom w:w="100" w:type="dxa"/>
+              <w:right w:w="120" w:type="dxa"/>
+            </w:tcMar>
+          </w:tcPr>
+          <w:p>
+            <w:r>
+              <w:rPr>
+                <w:b/>
+                <w:color w:val="FFFFFF"/>
+                <w:sz w:val="19"/>
+              </w:rPr>
+              <w:t>Valor Evaluado</w:t>
+            </w:r>
+          </w:p>
+        </w:tc>
+        <w:tc>
+          <w:tcPr>
+            <w:tcW w:w="3600" w:type="dxa"/>
+            <w:shd w:val="clear" w:color="auto" w:fill="1B365D"/>
+            <w:tcMar>
+              <w:top w:w="100" w:type="dxa"/>
+              <w:left w:w="120" w:type="dxa"/>
+              <w:bottom w:w="100" w:type="dxa"/>
+              <w:right w:w="120" w:type="dxa"/>
+            </w:tcMar>
+          </w:tcPr>
+          <w:p>
+            <w:r>
+              <w:rPr>
+                <w:b/>
+                <w:color w:val="FFFFFF"/>
+                <w:sz w:val="19"/>
+              </w:rPr>
+              <w:t>Derivada en Modo Directo</w:t>
+            </w:r>
+          </w:p>
+        </w:tc>
+      </w:tr>
+      <w:tr>
+        <w:trPr>
+          <w:jc w:val="center"/>
+        </w:trPr>
+        <w:tc>
+          <w:tcPr>
+            <w:tcW w:w="2592" w:type="dxa"/>
+            <w:shd w:val="clear" w:color="auto" w:fill="F9FAFB"/>
+            <w:tcMar>
+              <w:top w:w="80" w:type="dxa"/>
+              <w:left w:w="120" w:type="dxa"/>
+              <w:bottom w:w="80" w:type="dxa"/>
+              <w:right w:w="120" w:type="dxa"/>
+            </w:tcMar>
+          </w:tcPr>
+          <w:p>
+            <w:r>
+              <w:rPr>
+                <w:sz w:val="18"/>
+              </w:rPr>
+              <w:t>ξ₁ = Wᵀ Xᵢ</w:t>
+            </w:r>
+          </w:p>
+        </w:tc>
+        <w:tc>
+          <w:tcPr>
+            <w:tcW w:w="3168" w:type="dxa"/>
+            <w:shd w:val="clear" w:color="auto" w:fill="F9FAFB"/>
+            <w:tcMar>
+              <w:top w:w="80" w:type="dxa"/>
+              <w:left w:w="120" w:type="dxa"/>
+              <w:bottom w:w="80" w:type="dxa"/>
+              <w:right w:w="120" w:type="dxa"/>
+            </w:tcMar>
+          </w:tcPr>
+          <w:p>
+            <w:r>
+              <w:rPr>
+                <w:sz w:val="18"/>
+              </w:rPr>
+              <w:t>Valor numérico de ξ₁</w:t>
+            </w:r>
+          </w:p>
+        </w:tc>
+        <w:tc>
+          <w:tcPr>
+            <w:tcW w:w="3600" w:type="dxa"/>
+            <w:shd w:val="clear" w:color="auto" w:fill="F9FAFB"/>
+            <w:tcMar>
+              <w:top w:w="80" w:type="dxa"/>
+              <w:left w:w="120" w:type="dxa"/>
+              <w:bottom w:w="80" w:type="dxa"/>
+              <w:right w:w="120" w:type="dxa"/>
+            </w:tcMar>
+          </w:tcPr>
+          <w:p>
+            <w:r>
+              <w:rPr>
+                <w:sz w:val="18"/>
+              </w:rPr>
+              <w:t>∂ξ₁ / ∂W = Xᵢ</w:t>
+            </w:r>
+          </w:p>
+        </w:tc>
+      </w:tr>
+      <w:tr>
+        <w:trPr>
+          <w:jc w:val="center"/>
+        </w:trPr>
+        <w:tc>
+          <w:tcPr>
+            <w:tcW w:w="2592" w:type="dxa"/>
+            <w:shd w:val="clear" w:color="auto" w:fill="FFFFFF"/>
+            <w:tcMar>
+              <w:top w:w="80" w:type="dxa"/>
+              <w:left w:w="120" w:type="dxa"/>
+              <w:bottom w:w="80" w:type="dxa"/>
+              <w:right w:w="120" w:type="dxa"/>
+            </w:tcMar>
+          </w:tcPr>
+          <w:p>
+            <w:r>
+              <w:rPr>
+                <w:sz w:val="18"/>
+              </w:rPr>
+              <w:t>ξ₂ = yᵢ - ξ₁</w:t>
+            </w:r>
+          </w:p>
+        </w:tc>
+        <w:tc>
+          <w:tcPr>
+            <w:tcW w:w="3168" w:type="dxa"/>
+            <w:shd w:val="clear" w:color="auto" w:fill="FFFFFF"/>
+            <w:tcMar>
+              <w:top w:w="80" w:type="dxa"/>
+              <w:left w:w="120" w:type="dxa"/>
+              <w:bottom w:w="80" w:type="dxa"/>
+              <w:right w:w="120" w:type="dxa"/>
+            </w:tcMar>
+          </w:tcPr>
+          <w:p>
+            <w:r>
+              <w:rPr>
+                <w:sz w:val="18"/>
+              </w:rPr>
+              <w:t>Valor numérico de ξ₂</w:t>
+            </w:r>
+          </w:p>
+        </w:tc>
+        <w:tc>
+          <w:tcPr>
+            <w:tcW w:w="3600" w:type="dxa"/>
+            <w:shd w:val="clear" w:color="auto" w:fill="FFFFFF"/>
+            <w:tcMar>
+              <w:top w:w="80" w:type="dxa"/>
+              <w:left w:w="120" w:type="dxa"/>
+              <w:bottom w:w="80" w:type="dxa"/>
+              <w:right w:w="120" w:type="dxa"/>
+            </w:tcMar>
+          </w:tcPr>
+          <w:p>
+            <w:r>
+              <w:rPr>
+                <w:sz w:val="18"/>
+              </w:rPr>
+              <w:t>∂ξ₂ / ∂W = -Xᵢ</w:t>
+            </w:r>
+          </w:p>
+        </w:tc>
+      </w:tr>
+      <w:tr>
+        <w:trPr>
+          <w:jc w:val="center"/>
+        </w:trPr>
+        <w:tc>
+          <w:tcPr>
+            <w:tcW w:w="2592" w:type="dxa"/>
+            <w:shd w:val="clear" w:color="auto" w:fill="F9FAFB"/>
+            <w:tcMar>
+              <w:top w:w="80" w:type="dxa"/>
+              <w:left w:w="120" w:type="dxa"/>
+              <w:bottom w:w="80" w:type="dxa"/>
+              <w:right w:w="120" w:type="dxa"/>
+            </w:tcMar>
+          </w:tcPr>
+          <w:p>
+            <w:r>
+              <w:rPr>
+                <w:sz w:val="18"/>
+              </w:rPr>
+              <w:t>ξ₃ = ξ₂²</w:t>
+            </w:r>
+          </w:p>
+        </w:tc>
+        <w:tc>
+          <w:tcPr>
+            <w:tcW w:w="3168" w:type="dxa"/>
+            <w:shd w:val="clear" w:color="auto" w:fill="F9FAFB"/>
+            <w:tcMar>
+              <w:top w:w="80" w:type="dxa"/>
+              <w:left w:w="120" w:type="dxa"/>
+              <w:bottom w:w="80" w:type="dxa"/>
+              <w:right w:w="120" w:type="dxa"/>
+            </w:tcMar>
+          </w:tcPr>
+          <w:p>
+            <w:r>
+              <w:rPr>
+                <w:sz w:val="18"/>
+              </w:rPr>
+              <w:t>Valor numérico de ξ₃</w:t>
+            </w:r>
+          </w:p>
+        </w:tc>
+        <w:tc>
+          <w:tcPr>
+            <w:tcW w:w="3600" w:type="dxa"/>
+            <w:shd w:val="clear" w:color="auto" w:fill="F9FAFB"/>
+            <w:tcMar>
+              <w:top w:w="80" w:type="dxa"/>
+              <w:left w:w="120" w:type="dxa"/>
+              <w:bottom w:w="80" w:type="dxa"/>
+              <w:right w:w="120" w:type="dxa"/>
+            </w:tcMar>
+          </w:tcPr>
+          <w:p>
+            <w:r>
+              <w:rPr>
+                <w:sz w:val="18"/>
+              </w:rPr>
+              <w:t>∂ξ₃ / ∂W = -2 ξ₂ Xᵢ</w:t>
+            </w:r>
+          </w:p>
+        </w:tc>
+      </w:tr>
+      <w:tr>
+        <w:trPr>
+          <w:jc w:val="center"/>
+        </w:trPr>
+        <w:tc>
+          <w:tcPr>
+            <w:tcW w:w="2592" w:type="dxa"/>
+            <w:shd w:val="clear" w:color="auto" w:fill="FFFFFF"/>
+            <w:tcMar>
+              <w:top w:w="80" w:type="dxa"/>
+              <w:left w:w="120" w:type="dxa"/>
+              <w:bottom w:w="80" w:type="dxa"/>
+              <w:right w:w="120" w:type="dxa"/>
+            </w:tcMar>
+          </w:tcPr>
+          <w:p>
+            <w:r>
+              <w:rPr>
+                <w:sz w:val="18"/>
+              </w:rPr>
+              <w:t>Lᵢ = ½ ξ₃</w:t>
+            </w:r>
+          </w:p>
+        </w:tc>
+        <w:tc>
+          <w:tcPr>
+            <w:tcW w:w="3168" w:type="dxa"/>
+            <w:shd w:val="clear" w:color="auto" w:fill="FFFFFF"/>
+            <w:tcMar>
+              <w:top w:w="80" w:type="dxa"/>
+              <w:left w:w="120" w:type="dxa"/>
+              <w:bottom w:w="80" w:type="dxa"/>
+              <w:right w:w="120" w:type="dxa"/>
+            </w:tcMar>
+          </w:tcPr>
+          <w:p>
+            <w:r>
+              <w:rPr>
+                <w:sz w:val="18"/>
+              </w:rPr>
+              <w:t>Valor numérico de Lᵢ</w:t>
+            </w:r>
+          </w:p>
+        </w:tc>
+        <w:tc>
+          <w:tcPr>
+            <w:tcW w:w="3600" w:type="dxa"/>
+            <w:shd w:val="clear" w:color="auto" w:fill="FFFFFF"/>
+            <w:tcMar>
+              <w:top w:w="80" w:type="dxa"/>
+              <w:left w:w="120" w:type="dxa"/>
+              <w:bottom w:w="80" w:type="dxa"/>
+              <w:right w:w="120" w:type="dxa"/>
+            </w:tcMar>
+          </w:tcPr>
+          <w:p>
+            <w:r>
+              <w:rPr>
+                <w:sz w:val="18"/>
+              </w:rPr>
+              <w:t>∂Lᵢ / ∂W = - (yᵢ - Wᵀ Xᵢ) Xᵢ</w:t>
+            </w:r>
+          </w:p>
+        </w:tc>
+      </w:tr>
+    </w:tbl>
+    <w:p>
+      <w:pPr>
+        <w:spacing w:after="80"/>
+      </w:pPr>
+    </w:p>
+    <w:p>
+      <w:pPr>
+        <w:pStyle w:val="Ttulo1"/>
+        <w:spacing w:before="280" w:after="120"/>
+      </w:pPr>
+      <w:r>
+        <w:rPr>
+          <w:rFonts w:ascii="Arial" w:hAnsi="Arial"/>
+          <w:color w:val="1B365D"/>
+          <w:sz w:val="30"/>
+        </w:rPr>
+        <w:t>3. Modo Inverso (Reverse Mode): El Motor de la Retropropagación</w:t>
+      </w:r>
+    </w:p>
+    <w:p>
+      <w:r>
+        <w:t xml:space="preserve">El modo inverso es el algoritmo estándar adoptado por la </w:t>
+      </w:r>
+      <w:r>
+        <w:rPr>
+          <w:b/>
+        </w:rPr>
+        <w:t>retropropagación (backpropagation)</w:t>
+      </w:r>
+      <w:r>
+        <w:t xml:space="preserve"> en redes neuronales profundas. Este enfoque opera mediante un procedimiento de dos pasadas distintas:</w:t>
+      </w:r>
+    </w:p>
+    <w:p>
+      <w:pPr>
+        <w:pStyle w:val="Listaconvietas"/>
+        <w:spacing w:after="120"/>
+      </w:pPr>
+      <w:r>
+        <w:rPr>
+          <w:b/>
+        </w:rPr>
+        <w:t xml:space="preserve">1. Pasada Hacia Adelante (Forward Pass): </w:t>
+      </w:r>
+      <w:r>
+        <w:t>Se evalúan y almacenan temporalmente en memoria todos los valores numéricos de las variables intermedias desde las entradas hasta la función de pérdida.</w:t>
+      </w:r>
+    </w:p>
+    <w:p>
+      <w:pPr>
+        <w:pStyle w:val="Listaconvietas"/>
+        <w:spacing w:after="120"/>
+      </w:pPr>
+      <w:r>
+        <w:rPr>
+          <w:b/>
+        </w:rPr>
+        <w:t xml:space="preserve">2. Pasada Hacia Atrás (Backward Pass): </w:t>
+      </w:r>
+      <w:r>
+        <w:t>Se propagan los gradientes desde la función de pérdida hacia atrás hacia los parámetros de entrada mediante la aplicación de reglas locales de acumulación de derivadas.</w:t>
+      </w:r>
+    </w:p>
+    <w:p>
+      <w:pPr>
+        <w:pStyle w:val="Ttulo2"/>
+        <w:spacing w:after="80"/>
+      </w:pPr>
+      <w:r>
+        <w:rPr>
+          <w:rFonts w:ascii="Arial" w:hAnsi="Arial"/>
+          <w:color w:val="2B4C7E"/>
+          <w:sz w:val="25"/>
+        </w:rPr>
+        <w:t>Eficiencia Escalar en Múltiples Parámetros</w:t>
+      </w:r>
+    </w:p>
+    <w:p>
+      <w:r>
+        <w:t xml:space="preserve">La ventaja decisiva del modo inverso radica en su capacidad para calcular las derivadas parciales de la función de pérdida con respecto a </w:t>
+      </w:r>
+      <w:r>
+        <w:rPr>
+          <w:b/>
+        </w:rPr>
+        <w:t>todos los parámetros y pesos en un único pase hacia atrás</w:t>
+      </w:r>
+      <w:r>
+        <w:t>. En redes neuronales donde existen millones de pesos ajustables (entradas) y un único valor escalar de pérdida (salida), este enfoque evita la necesidad de repetir ejecuciones del grafo por cada parámetro.</w:t>
+      </w:r>
+    </w:p>
+    <w:tbl>
+      <w:tblPr>
+        <w:tblW w:w="0" w:type="auto"/>
+        <w:jc w:val="center"/>
+        <w:tblLayout w:type="fixed"/>
+        <w:tblLook w:val="04A0" w:firstRow="1" w:lastRow="0" w:firstColumn="1" w:lastColumn="0" w:noHBand="0" w:noVBand="1"/>
+      </w:tblPr>
+      <w:tblGrid>
+        <w:gridCol w:w="2592"/>
+        <w:gridCol w:w="3168"/>
+        <w:gridCol w:w="3600"/>
+      </w:tblGrid>
+      <w:tr>
+        <w:trPr>
+          <w:jc w:val="center"/>
+        </w:trPr>
+        <w:tc>
+          <w:tcPr>
+            <w:tcW w:w="2592" w:type="dxa"/>
+            <w:shd w:val="clear" w:color="auto" w:fill="1B365D"/>
+            <w:tcMar>
+              <w:top w:w="100" w:type="dxa"/>
+              <w:left w:w="120" w:type="dxa"/>
+              <w:bottom w:w="100" w:type="dxa"/>
+              <w:right w:w="120" w:type="dxa"/>
+            </w:tcMar>
+          </w:tcPr>
+          <w:p>
+            <w:r>
+              <w:rPr>
+                <w:b/>
+                <w:color w:val="FFFFFF"/>
+                <w:sz w:val="19"/>
+              </w:rPr>
+              <w:t>Variable Intermedia</w:t>
+            </w:r>
+          </w:p>
+        </w:tc>
+        <w:tc>
+          <w:tcPr>
+            <w:tcW w:w="3168" w:type="dxa"/>
+            <w:shd w:val="clear" w:color="auto" w:fill="1B365D"/>
+            <w:tcMar>
+              <w:top w:w="100" w:type="dxa"/>
+              <w:left w:w="120" w:type="dxa"/>
+              <w:bottom w:w="100" w:type="dxa"/>
+              <w:right w:w="120" w:type="dxa"/>
+            </w:tcMar>
+          </w:tcPr>
+          <w:p>
+            <w:r>
+              <w:rPr>
+                <w:b/>
+                <w:color w:val="FFFFFF"/>
+                <w:sz w:val="19"/>
+              </w:rPr>
+              <w:t>Valor Almacenado</w:t>
+            </w:r>
+          </w:p>
+        </w:tc>
+        <w:tc>
+          <w:tcPr>
+            <w:tcW w:w="3600" w:type="dxa"/>
+            <w:shd w:val="clear" w:color="auto" w:fill="1B365D"/>
+            <w:tcMar>
+              <w:top w:w="100" w:type="dxa"/>
+              <w:left w:w="120" w:type="dxa"/>
+              <w:bottom w:w="100" w:type="dxa"/>
+              <w:right w:w="120" w:type="dxa"/>
+            </w:tcMar>
+          </w:tcPr>
+          <w:p>
+            <w:r>
+              <w:rPr>
+                <w:b/>
+                <w:color w:val="FFFFFF"/>
+                <w:sz w:val="19"/>
+              </w:rPr>
+              <w:t>Gradiente en Pasada Hacia Atrás</w:t>
+            </w:r>
+          </w:p>
+        </w:tc>
+      </w:tr>
+      <w:tr>
+        <w:trPr>
+          <w:jc w:val="center"/>
+        </w:trPr>
+        <w:tc>
+          <w:tcPr>
+            <w:tcW w:w="2592" w:type="dxa"/>
+            <w:shd w:val="clear" w:color="auto" w:fill="F9FAFB"/>
+            <w:tcMar>
+              <w:top w:w="80" w:type="dxa"/>
+              <w:left w:w="120" w:type="dxa"/>
+              <w:bottom w:w="80" w:type="dxa"/>
+              <w:right w:w="120" w:type="dxa"/>
+            </w:tcMar>
+          </w:tcPr>
+          <w:p>
+            <w:r>
+              <w:rPr>
+                <w:sz w:val="18"/>
+              </w:rPr>
+              <w:t>Lᵢ = ½ ξ₃</w:t>
+            </w:r>
+          </w:p>
+        </w:tc>
+        <w:tc>
+          <w:tcPr>
+            <w:tcW w:w="3168" w:type="dxa"/>
+            <w:shd w:val="clear" w:color="auto" w:fill="F9FAFB"/>
+            <w:tcMar>
+              <w:top w:w="80" w:type="dxa"/>
+              <w:left w:w="120" w:type="dxa"/>
+              <w:bottom w:w="80" w:type="dxa"/>
+              <w:right w:w="120" w:type="dxa"/>
+            </w:tcMar>
+          </w:tcPr>
+          <w:p>
+            <w:r>
+              <w:rPr>
+                <w:sz w:val="18"/>
+              </w:rPr>
+              <w:t>Lᵢ evaluado</w:t>
+            </w:r>
+          </w:p>
+        </w:tc>
+        <w:tc>
+          <w:tcPr>
+            <w:tcW w:w="3600" w:type="dxa"/>
+            <w:shd w:val="clear" w:color="auto" w:fill="F9FAFB"/>
+            <w:tcMar>
+              <w:top w:w="80" w:type="dxa"/>
+              <w:left w:w="120" w:type="dxa"/>
+              <w:bottom w:w="80" w:type="dxa"/>
+              <w:right w:w="120" w:type="dxa"/>
+            </w:tcMar>
+          </w:tcPr>
+          <w:p>
+            <w:r>
+              <w:rPr>
+                <w:sz w:val="18"/>
+              </w:rPr>
+              <w:t>∂Lᵢ / ∂ξ₃ = ½</w:t>
+            </w:r>
+          </w:p>
+        </w:tc>
+      </w:tr>
+      <w:tr>
+        <w:trPr>
+          <w:jc w:val="center"/>
+        </w:trPr>
+        <w:tc>
+          <w:tcPr>
+            <w:tcW w:w="2592" w:type="dxa"/>
+            <w:shd w:val="clear" w:color="auto" w:fill="FFFFFF"/>
+            <w:tcMar>
+              <w:top w:w="80" w:type="dxa"/>
+              <w:left w:w="120" w:type="dxa"/>
+              <w:bottom w:w="80" w:type="dxa"/>
+              <w:right w:w="120" w:type="dxa"/>
+            </w:tcMar>
+          </w:tcPr>
+          <w:p>
+            <w:r>
+              <w:rPr>
+                <w:sz w:val="18"/>
+              </w:rPr>
+              <w:t>ξ₃ = ξ₂²</w:t>
+            </w:r>
+          </w:p>
+        </w:tc>
+        <w:tc>
+          <w:tcPr>
+            <w:tcW w:w="3168" w:type="dxa"/>
+            <w:shd w:val="clear" w:color="auto" w:fill="FFFFFF"/>
+            <w:tcMar>
+              <w:top w:w="80" w:type="dxa"/>
+              <w:left w:w="120" w:type="dxa"/>
+              <w:bottom w:w="80" w:type="dxa"/>
+              <w:right w:w="120" w:type="dxa"/>
+            </w:tcMar>
+          </w:tcPr>
+          <w:p>
+            <w:r>
+              <w:rPr>
+                <w:sz w:val="18"/>
+              </w:rPr>
+              <w:t>ξ₃ almacenado</w:t>
+            </w:r>
+          </w:p>
+        </w:tc>
+        <w:tc>
+          <w:tcPr>
+            <w:tcW w:w="3600" w:type="dxa"/>
+            <w:shd w:val="clear" w:color="auto" w:fill="FFFFFF"/>
+            <w:tcMar>
+              <w:top w:w="80" w:type="dxa"/>
+              <w:left w:w="120" w:type="dxa"/>
+              <w:bottom w:w="80" w:type="dxa"/>
+              <w:right w:w="120" w:type="dxa"/>
+            </w:tcMar>
+          </w:tcPr>
+          <w:p>
+            <w:r>
+              <w:rPr>
+                <w:sz w:val="18"/>
+              </w:rPr>
+              <w:t>∂Lᵢ / ∂ξ₂ = (∂Lᵢ / ∂ξ₃) · 2ξ₂ = ξ₂</w:t>
+            </w:r>
+          </w:p>
+        </w:tc>
+      </w:tr>
+      <w:tr>
+        <w:trPr>
+          <w:jc w:val="center"/>
+        </w:trPr>
+        <w:tc>
+          <w:tcPr>
+            <w:tcW w:w="2592" w:type="dxa"/>
+            <w:shd w:val="clear" w:color="auto" w:fill="F9FAFB"/>
+            <w:tcMar>
+              <w:top w:w="80" w:type="dxa"/>
+              <w:left w:w="120" w:type="dxa"/>
+              <w:bottom w:w="80" w:type="dxa"/>
+              <w:right w:w="120" w:type="dxa"/>
+            </w:tcMar>
+          </w:tcPr>
+          <w:p>
+            <w:r>
+              <w:rPr>
+                <w:sz w:val="18"/>
+              </w:rPr>
+              <w:t>ξ₂ = yᵢ - ξ₁</w:t>
+            </w:r>
+          </w:p>
+        </w:tc>
+        <w:tc>
+          <w:tcPr>
+            <w:tcW w:w="3168" w:type="dxa"/>
+            <w:shd w:val="clear" w:color="auto" w:fill="F9FAFB"/>
+            <w:tcMar>
+              <w:top w:w="80" w:type="dxa"/>
+              <w:left w:w="120" w:type="dxa"/>
+              <w:bottom w:w="80" w:type="dxa"/>
+              <w:right w:w="120" w:type="dxa"/>
+            </w:tcMar>
+          </w:tcPr>
+          <w:p>
+            <w:r>
+              <w:rPr>
+                <w:sz w:val="18"/>
+              </w:rPr>
+              <w:t>ξ₂ almacenado</w:t>
+            </w:r>
+          </w:p>
+        </w:tc>
+        <w:tc>
+          <w:tcPr>
+            <w:tcW w:w="3600" w:type="dxa"/>
+            <w:shd w:val="clear" w:color="auto" w:fill="F9FAFB"/>
+            <w:tcMar>
+              <w:top w:w="80" w:type="dxa"/>
+              <w:left w:w="120" w:type="dxa"/>
+              <w:bottom w:w="80" w:type="dxa"/>
+              <w:right w:w="120" w:type="dxa"/>
+            </w:tcMar>
+          </w:tcPr>
+          <w:p>
+            <w:r>
+              <w:rPr>
+                <w:sz w:val="18"/>
+              </w:rPr>
+              <w:t>∂Lᵢ / ∂ξ₁ = (∂Lᵢ / ∂ξ₂) · (-1) = -ξ₂</w:t>
+            </w:r>
+          </w:p>
+        </w:tc>
+      </w:tr>
+      <w:tr>
+        <w:trPr>
+          <w:jc w:val="center"/>
+        </w:trPr>
+        <w:tc>
+          <w:tcPr>
+            <w:tcW w:w="2592" w:type="dxa"/>
+            <w:shd w:val="clear" w:color="auto" w:fill="FFFFFF"/>
+            <w:tcMar>
+              <w:top w:w="80" w:type="dxa"/>
+              <w:left w:w="120" w:type="dxa"/>
+              <w:bottom w:w="80" w:type="dxa"/>
+              <w:right w:w="120" w:type="dxa"/>
+            </w:tcMar>
+          </w:tcPr>
+          <w:p>
+            <w:r>
+              <w:rPr>
+                <w:sz w:val="18"/>
+              </w:rPr>
+              <w:t>ξ₁ = Wᵀ Xᵢ</w:t>
+            </w:r>
+          </w:p>
+        </w:tc>
+        <w:tc>
+          <w:tcPr>
+            <w:tcW w:w="3168" w:type="dxa"/>
+            <w:shd w:val="clear" w:color="auto" w:fill="FFFFFF"/>
+            <w:tcMar>
+              <w:top w:w="80" w:type="dxa"/>
+              <w:left w:w="120" w:type="dxa"/>
+              <w:bottom w:w="80" w:type="dxa"/>
+              <w:right w:w="120" w:type="dxa"/>
+            </w:tcMar>
+          </w:tcPr>
+          <w:p>
+            <w:r>
+              <w:rPr>
+                <w:sz w:val="18"/>
+              </w:rPr>
+              <w:t>ξ₁ almacenado</w:t>
+            </w:r>
+          </w:p>
+        </w:tc>
+        <w:tc>
+          <w:tcPr>
+            <w:tcW w:w="3600" w:type="dxa"/>
+            <w:shd w:val="clear" w:color="auto" w:fill="FFFFFF"/>
+            <w:tcMar>
+              <w:top w:w="80" w:type="dxa"/>
+              <w:left w:w="120" w:type="dxa"/>
+              <w:bottom w:w="80" w:type="dxa"/>
+              <w:right w:w="120" w:type="dxa"/>
+            </w:tcMar>
+          </w:tcPr>
+          <w:p>
+            <w:r>
+              <w:rPr>
+                <w:sz w:val="18"/>
+              </w:rPr>
+              <w:t xml:space="preserve">∂Lᵢ / ∂W = (∂Lᵢ / ∂ξ₁) · Xᵢ = </w:t>
+            </w:r>
+            <w:proofErr w:type="gramStart"/>
+            <w:r>
+              <w:rPr>
+                <w:sz w:val="18"/>
+              </w:rPr>
+              <w:t>-(</w:t>
+            </w:r>
+            <w:proofErr w:type="gramEnd"/>
+            <w:r>
+              <w:rPr>
+                <w:sz w:val="18"/>
+              </w:rPr>
+              <w:t>yᵢ - Wᵀ Xᵢ) Xᵢ</w:t>
+            </w:r>
+          </w:p>
+        </w:tc>
+      </w:tr>
+    </w:tbl>
+    <w:p>
+      <w:pPr>
+        <w:spacing w:after="80"/>
+      </w:pPr>
+    </w:p>
+    <w:p>
+      <w:pPr>
+        <w:pStyle w:val="Ttulo1"/>
+        <w:spacing w:before="280" w:after="120"/>
+      </w:pPr>
+      <w:r>
+        <w:rPr>
+          <w:rFonts w:ascii="Arial" w:hAnsi="Arial"/>
+          <w:color w:val="1B365D"/>
+          <w:sz w:val="30"/>
+        </w:rPr>
+        <w:t>4. Análisis Comparativo y Criterios de Selección Arquitectónica</w:t>
+      </w:r>
+    </w:p>
+    <w:p>
+      <w:r>
+        <w:t xml:space="preserve">La selección entre el modo directo e inverso depende exclusivamente de la dimensión del espacio de entrada frente al espacio de salida del modelo. La siguiente tabla </w:t>
+      </w:r>
+      <w:proofErr w:type="gramStart"/>
+      <w:r>
+        <w:t>resume</w:t>
+      </w:r>
+      <w:proofErr w:type="gramEnd"/>
+      <w:r>
+        <w:t xml:space="preserve"> las diferencias operativas clave entre ambos paradigmas:</w:t>
+      </w:r>
+    </w:p>
+    <w:tbl>
+      <w:tblPr>
+        <w:tblW w:w="0" w:type="auto"/>
+        <w:jc w:val="center"/>
+        <w:tblLayout w:type="fixed"/>
+        <w:tblLook w:val="04A0" w:firstRow="1" w:lastRow="0" w:firstColumn="1" w:lastColumn="0" w:noHBand="0" w:noVBand="1"/>
+      </w:tblPr>
+      <w:tblGrid>
+        <w:gridCol w:w="2592"/>
+        <w:gridCol w:w="3312"/>
+        <w:gridCol w:w="3456"/>
+      </w:tblGrid>
+      <w:tr>
+        <w:trPr>
+          <w:jc w:val="center"/>
+        </w:trPr>
+        <w:tc>
+          <w:tcPr>
+            <w:tcW w:w="2592" w:type="dxa"/>
+            <w:shd w:val="clear" w:color="auto" w:fill="2B4C7E"/>
+            <w:tcMar>
+              <w:top w:w="100" w:type="dxa"/>
+              <w:left w:w="120" w:type="dxa"/>
+              <w:bottom w:w="100" w:type="dxa"/>
+              <w:right w:w="120" w:type="dxa"/>
+            </w:tcMar>
+          </w:tcPr>
+          <w:p>
+            <w:r>
+              <w:rPr>
+                <w:b/>
+                <w:color w:val="FFFFFF"/>
+                <w:sz w:val="19"/>
+              </w:rPr>
+              <w:t>Criterio de Evaluación</w:t>
+            </w:r>
+          </w:p>
+        </w:tc>
+        <w:tc>
+          <w:tcPr>
+            <w:tcW w:w="3312" w:type="dxa"/>
+            <w:shd w:val="clear" w:color="auto" w:fill="2B4C7E"/>
+            <w:tcMar>
+              <w:top w:w="100" w:type="dxa"/>
+              <w:left w:w="120" w:type="dxa"/>
+              <w:bottom w:w="100" w:type="dxa"/>
+              <w:right w:w="120" w:type="dxa"/>
+            </w:tcMar>
+          </w:tcPr>
+          <w:p>
+            <w:r>
+              <w:rPr>
+                <w:b/>
+                <w:color w:val="FFFFFF"/>
+                <w:sz w:val="19"/>
+              </w:rPr>
+              <w:t>Modo Directo (Forward)</w:t>
+            </w:r>
+          </w:p>
+        </w:tc>
+        <w:tc>
+          <w:tcPr>
+            <w:tcW w:w="3456" w:type="dxa"/>
+            <w:shd w:val="clear" w:color="auto" w:fill="2B4C7E"/>
+            <w:tcMar>
+              <w:top w:w="100" w:type="dxa"/>
+              <w:left w:w="120" w:type="dxa"/>
+              <w:bottom w:w="100" w:type="dxa"/>
+              <w:right w:w="120" w:type="dxa"/>
+            </w:tcMar>
+          </w:tcPr>
+          <w:p>
+            <w:r>
+              <w:rPr>
+                <w:b/>
+                <w:color w:val="FFFFFF"/>
+                <w:sz w:val="19"/>
+              </w:rPr>
+              <w:t>Modo Inverso (Reverse)</w:t>
+            </w:r>
+          </w:p>
+        </w:tc>
+      </w:tr>
+      <w:tr>
+        <w:trPr>
+          <w:jc w:val="center"/>
+        </w:trPr>
+        <w:tc>
+          <w:tcPr>
+            <w:tcW w:w="2592" w:type="dxa"/>
+            <w:shd w:val="clear" w:color="auto" w:fill="F9FAFB"/>
+            <w:tcMar>
+              <w:top w:w="80" w:type="dxa"/>
+              <w:left w:w="120" w:type="dxa"/>
+              <w:bottom w:w="80" w:type="dxa"/>
+              <w:right w:w="120" w:type="dxa"/>
+            </w:tcMar>
+          </w:tcPr>
+          <w:p>
+            <w:r>
+              <w:rPr>
+                <w:sz w:val="18"/>
+              </w:rPr>
+              <w:t>Dirección del Cómputo</w:t>
+            </w:r>
+          </w:p>
+        </w:tc>
+        <w:tc>
+          <w:tcPr>
+            <w:tcW w:w="3312" w:type="dxa"/>
+            <w:shd w:val="clear" w:color="auto" w:fill="F9FAFB"/>
+            <w:tcMar>
+              <w:top w:w="80" w:type="dxa"/>
+              <w:left w:w="120" w:type="dxa"/>
+              <w:bottom w:w="80" w:type="dxa"/>
+              <w:right w:w="120" w:type="dxa"/>
+            </w:tcMar>
+          </w:tcPr>
+          <w:p>
+            <w:r>
+              <w:rPr>
+                <w:sz w:val="18"/>
+              </w:rPr>
+              <w:t xml:space="preserve">De entradas a salidas (arriba </w:t>
+            </w:r>
+            <w:proofErr w:type="gramStart"/>
+            <w:r>
+              <w:rPr>
+                <w:sz w:val="18"/>
+              </w:rPr>
+              <w:t>a</w:t>
+            </w:r>
+            <w:proofErr w:type="gramEnd"/>
+            <w:r>
+              <w:rPr>
+                <w:sz w:val="18"/>
+              </w:rPr>
+              <w:t xml:space="preserve"> abajo)</w:t>
+            </w:r>
+          </w:p>
+        </w:tc>
+        <w:tc>
+          <w:tcPr>
+            <w:tcW w:w="3456" w:type="dxa"/>
+            <w:shd w:val="clear" w:color="auto" w:fill="F9FAFB"/>
+            <w:tcMar>
+              <w:top w:w="80" w:type="dxa"/>
+              <w:left w:w="120" w:type="dxa"/>
+              <w:bottom w:w="80" w:type="dxa"/>
+              <w:right w:w="120" w:type="dxa"/>
+            </w:tcMar>
+          </w:tcPr>
+          <w:p>
+            <w:r>
+              <w:rPr>
+                <w:sz w:val="18"/>
+              </w:rPr>
+              <w:t>Entradas a salidas, luego reversa desde la pérdida</w:t>
+            </w:r>
+          </w:p>
+        </w:tc>
+      </w:tr>
+      <w:tr>
+        <w:trPr>
+          <w:jc w:val="center"/>
+        </w:trPr>
+        <w:tc>
+          <w:tcPr>
+            <w:tcW w:w="2592" w:type="dxa"/>
+            <w:shd w:val="clear" w:color="auto" w:fill="FFFFFF"/>
+            <w:tcMar>
+              <w:top w:w="80" w:type="dxa"/>
+              <w:left w:w="120" w:type="dxa"/>
+              <w:bottom w:w="80" w:type="dxa"/>
+              <w:right w:w="120" w:type="dxa"/>
+            </w:tcMar>
+          </w:tcPr>
+          <w:p>
+            <w:r>
+              <w:rPr>
+                <w:sz w:val="18"/>
+              </w:rPr>
+              <w:t>Estructura Óptima (E/S)</w:t>
+            </w:r>
+          </w:p>
+        </w:tc>
+        <w:tc>
+          <w:tcPr>
+            <w:tcW w:w="3312" w:type="dxa"/>
+            <w:shd w:val="clear" w:color="auto" w:fill="FFFFFF"/>
+            <w:tcMar>
+              <w:top w:w="80" w:type="dxa"/>
+              <w:left w:w="120" w:type="dxa"/>
+              <w:bottom w:w="80" w:type="dxa"/>
+              <w:right w:w="120" w:type="dxa"/>
+            </w:tcMar>
+          </w:tcPr>
+          <w:p>
+            <w:r>
+              <w:rPr>
+                <w:sz w:val="18"/>
+              </w:rPr>
+              <w:t>Menos entradas que salidas (N_in &lt; N_out)</w:t>
+            </w:r>
+          </w:p>
+        </w:tc>
+        <w:tc>
+          <w:tcPr>
+            <w:tcW w:w="3456" w:type="dxa"/>
+            <w:shd w:val="clear" w:color="auto" w:fill="FFFFFF"/>
+            <w:tcMar>
+              <w:top w:w="80" w:type="dxa"/>
+              <w:left w:w="120" w:type="dxa"/>
+              <w:bottom w:w="80" w:type="dxa"/>
+              <w:right w:w="120" w:type="dxa"/>
+            </w:tcMar>
+          </w:tcPr>
+          <w:p>
+            <w:r>
+              <w:rPr>
+                <w:sz w:val="18"/>
+              </w:rPr>
+              <w:t>Muchas entradas, pocas salidas (N_in &gt;&gt; N_out)</w:t>
+            </w:r>
+          </w:p>
+        </w:tc>
+      </w:tr>
+      <w:tr>
+        <w:trPr>
+          <w:jc w:val="center"/>
+        </w:trPr>
+        <w:tc>
+          <w:tcPr>
+            <w:tcW w:w="2592" w:type="dxa"/>
+            <w:shd w:val="clear" w:color="auto" w:fill="F9FAFB"/>
+            <w:tcMar>
+              <w:top w:w="80" w:type="dxa"/>
+              <w:left w:w="120" w:type="dxa"/>
+              <w:bottom w:w="80" w:type="dxa"/>
+              <w:right w:w="120" w:type="dxa"/>
+            </w:tcMar>
+          </w:tcPr>
+          <w:p>
+            <w:r>
+              <w:rPr>
+                <w:sz w:val="18"/>
+              </w:rPr>
+              <w:t>Complejidad en Deep Learning</w:t>
+            </w:r>
+          </w:p>
+        </w:tc>
+        <w:tc>
+          <w:tcPr>
+            <w:tcW w:w="3312" w:type="dxa"/>
+            <w:shd w:val="clear" w:color="auto" w:fill="F9FAFB"/>
+            <w:tcMar>
+              <w:top w:w="80" w:type="dxa"/>
+              <w:left w:w="120" w:type="dxa"/>
+              <w:bottom w:w="80" w:type="dxa"/>
+              <w:right w:w="120" w:type="dxa"/>
+            </w:tcMar>
+          </w:tcPr>
+          <w:p>
+            <w:r>
+              <w:rPr>
+                <w:sz w:val="18"/>
+              </w:rPr>
+              <w:t>Requiere una pasada por cada parámetro W</w:t>
+            </w:r>
+          </w:p>
+        </w:tc>
+        <w:tc>
+          <w:tcPr>
+            <w:tcW w:w="3456" w:type="dxa"/>
+            <w:shd w:val="clear" w:color="auto" w:fill="F9FAFB"/>
+            <w:tcMar>
+              <w:top w:w="80" w:type="dxa"/>
+              <w:left w:w="120" w:type="dxa"/>
+              <w:bottom w:w="80" w:type="dxa"/>
+              <w:right w:w="120" w:type="dxa"/>
+            </w:tcMar>
+          </w:tcPr>
+          <w:p>
+            <w:r>
+              <w:rPr>
+                <w:sz w:val="18"/>
+              </w:rPr>
+              <w:t>Calcula todos los gradientes ∂L/∂W en 1 sola pasada</w:t>
+            </w:r>
+          </w:p>
+        </w:tc>
+      </w:tr>
+      <w:tr>
+        <w:trPr>
+          <w:jc w:val="center"/>
+        </w:trPr>
+        <w:tc>
+          <w:tcPr>
+            <w:tcW w:w="2592" w:type="dxa"/>
+            <w:shd w:val="clear" w:color="auto" w:fill="FFFFFF"/>
+            <w:tcMar>
+              <w:top w:w="80" w:type="dxa"/>
+              <w:left w:w="120" w:type="dxa"/>
+              <w:bottom w:w="80" w:type="dxa"/>
+              <w:right w:w="120" w:type="dxa"/>
+            </w:tcMar>
+          </w:tcPr>
+          <w:p>
+            <w:r>
+              <w:rPr>
+                <w:sz w:val="18"/>
+              </w:rPr>
+              <w:t>Uso de Memoria</w:t>
+            </w:r>
+          </w:p>
+        </w:tc>
+        <w:tc>
+          <w:tcPr>
+            <w:tcW w:w="3312" w:type="dxa"/>
+            <w:shd w:val="clear" w:color="auto" w:fill="FFFFFF"/>
+            <w:tcMar>
+              <w:top w:w="80" w:type="dxa"/>
+              <w:left w:w="120" w:type="dxa"/>
+              <w:bottom w:w="80" w:type="dxa"/>
+              <w:right w:w="120" w:type="dxa"/>
+            </w:tcMar>
+          </w:tcPr>
+          <w:p>
+            <w:r>
+              <w:rPr>
+                <w:sz w:val="18"/>
+              </w:rPr>
+              <w:t>Bajo: no requiere almacenar activaciones intermedias</w:t>
+            </w:r>
+          </w:p>
+        </w:tc>
+        <w:tc>
+          <w:tcPr>
+            <w:tcW w:w="3456" w:type="dxa"/>
+            <w:shd w:val="clear" w:color="auto" w:fill="FFFFFF"/>
+            <w:tcMar>
+              <w:top w:w="80" w:type="dxa"/>
+              <w:left w:w="120" w:type="dxa"/>
+              <w:bottom w:w="80" w:type="dxa"/>
+              <w:right w:w="120" w:type="dxa"/>
+            </w:tcMar>
+          </w:tcPr>
+          <w:p>
+            <w:r>
+              <w:rPr>
+                <w:sz w:val="18"/>
+              </w:rPr>
+              <w:t>Mayor: debe guardar valores intermedios para la pasada atrás</w:t>
+            </w:r>
+          </w:p>
+        </w:tc>
+      </w:tr>
+    </w:tbl>
+    <w:p>
+      <w:pPr>
+        <w:spacing w:after="80"/>
+      </w:pPr>
+    </w:p>
+    <w:p>
+      <w:pPr>
+        <w:pStyle w:val="Ttulo1"/>
+        <w:spacing w:before="280" w:after="120"/>
+      </w:pPr>
+      <w:r>
+        <w:rPr>
+          <w:rFonts w:ascii="Arial" w:hAnsi="Arial"/>
+          <w:color w:val="1B365D"/>
+          <w:sz w:val="30"/>
+        </w:rPr>
+        <w:t>5. Evolución del Concepto de Retropropagación</w:t>
+      </w:r>
+    </w:p>
+    <w:p>
+      <w:r>
+        <w:t xml:space="preserve">Históricamente, la expresión </w:t>
+      </w:r>
+      <w:r>
+        <w:rPr>
+          <w:b/>
+        </w:rPr>
+        <w:t>retropropagación</w:t>
+      </w:r>
+      <w:r>
+        <w:t xml:space="preserve"> se refería a la aplicación matemática manual de la regla de la cadena sobre las capas de una red neuronal. En la práctica del aprendizaje profundo moderno, el término se utiliza como sinónimo de </w:t>
+      </w:r>
+      <w:r>
+        <w:rPr>
+          <w:b/>
+        </w:rPr>
+        <w:t>diferenciación automática en modo inverso</w:t>
+      </w:r>
+      <w:r>
+        <w:t>. Este mecanismo automatizado constituye el motor computacional subyacente que permite entrenar arquitecturas con miles de millones de parámetros de manera escalable y eficiente.</w:t>
+      </w:r>
+    </w:p>
+    <w:tbl>
+      <w:tblPr>
+        <w:tblW w:w="0" w:type="auto"/>
+        <w:jc w:val="center"/>
+        <w:tblLayout w:type="fixed"/>
+        <w:tblLook w:val="04A0" w:firstRow="1" w:lastRow="0" w:firstColumn="1" w:lastColumn="0" w:noHBand="0" w:noVBand="1"/>
+      </w:tblPr>
+      <w:tblGrid>
+        <w:gridCol w:w="9360"/>
+      </w:tblGrid>
+      <w:tr>
+        <w:trPr>
+          <w:jc w:val="center"/>
+        </w:trPr>
+        <w:tc>
+          <w:tcPr>
+            <w:tcW w:w="9360" w:type="dxa"/>
+            <w:tcBorders>
+              <w:left w:val="single" w:sz="24" w:space="0" w:color="1B365D"/>
+            </w:tcBorders>
+            <w:shd w:val="clear" w:color="auto" w:fill="F0F4F8"/>
+            <w:tcMar>
+              <w:top w:w="120" w:type="dxa"/>
+              <w:left w:w="180" w:type="dxa"/>
+              <w:bottom w:w="120" w:type="dxa"/>
+              <w:right w:w="180" w:type="dxa"/>
+            </w:tcMar>
+          </w:tcPr>
+          <w:p>
+            <w:pPr>
+              <w:spacing w:after="40"/>
+            </w:pPr>
+            <w:r>
+              <w:rPr>
+                <w:b/>
+                <w:color w:val="1B365D"/>
+                <w:sz w:val="21"/>
+              </w:rPr>
+              <w:t>📌 Resumen de Cierre de Lección</w:t>
+            </w:r>
+            <w:r>
+              <w:rPr>
+                <w:b/>
+                <w:color w:val="1B365D"/>
+                <w:sz w:val="21"/>
+              </w:rPr>
+              <w:br/>
+            </w:r>
+            <w:r>
+              <w:rPr>
+                <w:color w:val="2D3748"/>
+                <w:sz w:val="19"/>
+              </w:rPr>
+              <w:t>El flujo de trabajo desde el descenso de gradiente básico hasta los grafos computacionales culmina en la diferenciación automática en modo inverso. Al almacenar las reglas locales de cálculo en cada nodo durante el pase adelante, los entornos de ejecución modernos ejecutan la retropropagación de forma completamente transparente para el desarrollador.</w:t>
+            </w:r>
+          </w:p>
+        </w:tc>
+      </w:tr>
+    </w:tbl>
+    <w:p>
+      <w:pPr>
+        <w:spacing w:after="80"/>
+      </w:pPr>
+    </w:p>
+    <w:p/>
+    <w:p/>
+    <w:p/>
+    <w:p/>
+    <w:p/>
     <w:p/>
     <w:sectPr>
       <w:headerReference w:type="default" r:id="rId8"/>
